--- a/S1-CL1-Cloud-Design-Build/assessments/AT1/AT1-BusinessCase-Assessor.docx
+++ b/S1-CL1-Cloud-Design-Build/assessments/AT1/AT1-BusinessCase-Assessor.docx
@@ -177,7 +177,15 @@
             </w:r>
             <w:r>
               <w:br/>
-              <w:t>ICTCLD502 Design and implement highly-available cloud infrastructure</w:t>
+              <w:t xml:space="preserve">ICTCLD502 Design and implement </w:t>
+            </w:r>
+            <w:proofErr w:type="gramStart"/>
+            <w:r>
+              <w:t>highly-available</w:t>
+            </w:r>
+            <w:proofErr w:type="gramEnd"/>
+            <w:r>
+              <w:t xml:space="preserve"> cloud infrastructure</w:t>
             </w:r>
           </w:p>
         </w:tc>
@@ -1927,7 +1935,18 @@
               <w:rPr>
                 <w:color w:val="auto"/>
               </w:rPr>
-              <w:t>A1 - Strategic Alignment Analysis — student analyses YAT's ICT Strategic Plan against the industry environment and organisational objectives, with citations [ICTICT517 PC 1.1] · [ICTICT517 PE 1]</w:t>
+              <w:t xml:space="preserve">A1 - Strategic Alignment Analysis — student analyses YAT's ICT Strategic Plan against the industry environment and organisational objectives, with citations </w:t>
+            </w:r>
+          </w:p>
+          <w:p>
+            <w:pPr>
+              <w:pStyle w:val="Assessortext"/>
+              <w:rPr>
+                <w:color w:val="auto"/>
+              </w:rPr>
+            </w:pPr>
+            <w:r>
+              <w:t>[ICTICT517 PC 1.1] · [ICTICT517 PE 1]</w:t>
             </w:r>
           </w:p>
         </w:tc>
@@ -2008,7 +2027,18 @@
               <w:rPr>
                 <w:color w:val="auto"/>
               </w:rPr>
-              <w:t>A2 -Current State of YAT's ICT — student produces a synthesised summary of YAT's current ICT systems and practices in their own words (not verbatim from the intranet) [ICTICT517 PC 1.2] · [ICTICT517 PE 2]</w:t>
+              <w:t xml:space="preserve">A2 -Current State of YAT's ICT — student produces a synthesised summary of YAT's current ICT systems and practices in their own words (not verbatim from the intranet) </w:t>
+            </w:r>
+          </w:p>
+          <w:p>
+            <w:pPr>
+              <w:pStyle w:val="Assessortext"/>
+              <w:rPr>
+                <w:color w:val="auto"/>
+              </w:rPr>
+            </w:pPr>
+            <w:r>
+              <w:t>[ICTICT517 PC 1.2] · [ICTICT517 PE 2]</w:t>
             </w:r>
           </w:p>
         </w:tc>
@@ -2089,7 +2119,18 @@
               <w:rPr>
                 <w:color w:val="auto"/>
               </w:rPr>
-              <w:t>A3 - Gap Analysis — student compares YAT's strategic plan objectives against the current state and identifies gaps, improvement opportunities, and proposed changes [ICTICT517 PC 1.3] · [ICTICT517 PE 3]</w:t>
+              <w:t xml:space="preserve">A3 - Gap Analysis — student compares YAT's strategic plan objectives against the current state and identifies gaps, improvement opportunities, and proposed changes </w:t>
+            </w:r>
+          </w:p>
+          <w:p>
+            <w:pPr>
+              <w:pStyle w:val="Assessortext"/>
+              <w:rPr>
+                <w:color w:val="auto"/>
+              </w:rPr>
+            </w:pPr>
+            <w:r>
+              <w:t>[ICTICT517 PC 1.3] · [ICTICT517 PE 3]</w:t>
             </w:r>
           </w:p>
         </w:tc>
@@ -2170,35 +2211,24 @@
               <w:rPr>
                 <w:color w:val="auto"/>
               </w:rPr>
-              <w:t>A4 - Options Considered and Evaluation — student defines the LMS workload, considers both options (in-house renewal vs cloud migration to AWS), names and justifies the evaluation method, and produces an initial impact + difficulty assessment for both options [ICTICT517 KE 3] · [ICTICT517 PC 2.1] </w:t>
-            </w:r>
-            <w:r>
-              <w:rPr>
-                <w:i/>
-                <w:iCs/>
+              <w:t xml:space="preserve">A4 - Options Considered and Evaluation — student defines the LMS workload, considers both options (in-house renewal vs cloud migration to AWS), names and justifies the evaluation method, and produces an initial impact + difficulty assessment for both options </w:t>
+            </w:r>
+          </w:p>
+          <w:p>
+            <w:pPr>
+              <w:pStyle w:val="Assessortext"/>
+              <w:rPr>
                 <w:color w:val="auto"/>
               </w:rPr>
-              <w:t>(initial)</w:t>
-            </w:r>
+            </w:pPr>
             <w:r>
               <w:rPr>
                 <w:color w:val="auto"/>
               </w:rPr>
-              <w:t> · [ICTICT517 PC 2.2] </w:t>
-            </w:r>
-            <w:r>
-              <w:rPr>
-                <w:i/>
-                <w:iCs/>
-                <w:color w:val="auto"/>
-              </w:rPr>
-              <w:t>(initial)</w:t>
-            </w:r>
-            <w:r>
-              <w:rPr>
-                <w:color w:val="auto"/>
-              </w:rPr>
-              <w:t> · [ICTCLD401 PC 1.8] · [ICTCLD502 PC 1.2]</w:t>
+              <w:t>[</w:t>
+            </w:r>
+            <w:r>
+              <w:t>ICTICT517 KE 3] · [ICTICT517 PC 2.1] (initial) · [ICTICT517 PC 2.2] (initial) · [ICTCLD401 PC 1.8] · [ICTCLD502 PC 1.2]</w:t>
             </w:r>
           </w:p>
         </w:tc>
@@ -2279,85 +2309,18 @@
               <w:rPr>
                 <w:color w:val="auto"/>
               </w:rPr>
-              <w:t>A5 - Appendix 1 Cost-Benefit Analysis — student completes the 5-year CBA covering both options with line-item detail in Appendix 1; assumptions stated; year-by-year projections; comparison summary; avoided-downtime benefit; Year-1 cash-flow comparison; sensitivity analysis. AWS Pricing Calculator export attached in Appendix 3. Numbers reconcile between Appendix 1 detail, §7 summary, and §1 Executive Summary [ICTICT517 PC 2.1] </w:t>
-            </w:r>
-            <w:r>
-              <w:rPr>
-                <w:i/>
-                <w:iCs/>
+              <w:t xml:space="preserve">A5 - Appendix 1 Cost-Benefit Analysis — student completes the 5-year CBA covering both options with line-item detail in Appendix 1; assumptions stated; year-by-year projections; comparison summary; avoided-downtime benefit; Year-1 cash-flow comparison; sensitivity analysis. AWS Pricing Calculator export attached in Appendix 3. Numbers reconcile between Appendix 1 detail, §7 summary, and §1 Executive Summary </w:t>
+            </w:r>
+          </w:p>
+          <w:p>
+            <w:pPr>
+              <w:pStyle w:val="Assessortext"/>
+              <w:rPr>
                 <w:color w:val="auto"/>
               </w:rPr>
-              <w:t>(financial impact)</w:t>
-            </w:r>
-            <w:r>
-              <w:rPr>
-                <w:color w:val="auto"/>
-              </w:rPr>
-              <w:t> · [ICTICT517 KE 2] </w:t>
-            </w:r>
-            <w:r>
-              <w:rPr>
-                <w:i/>
-                <w:iCs/>
-                <w:color w:val="auto"/>
-              </w:rPr>
-              <w:t>(sensitivity as evaluation method)</w:t>
-            </w:r>
-            <w:r>
-              <w:rPr>
-                <w:color w:val="auto"/>
-              </w:rPr>
-              <w:t> · [ICTICT517 KE 3] </w:t>
-            </w:r>
-            <w:r>
-              <w:rPr>
-                <w:i/>
-                <w:iCs/>
-                <w:color w:val="auto"/>
-              </w:rPr>
-              <w:t>(evaluation of competing options)</w:t>
-            </w:r>
-            <w:r>
-              <w:rPr>
-                <w:color w:val="auto"/>
-              </w:rPr>
-              <w:t> · [ICTICT517 FS Numeracy] · [ICTCLD401 KE 1] </w:t>
-            </w:r>
-            <w:r>
-              <w:rPr>
-                <w:i/>
-                <w:iCs/>
-                <w:color w:val="auto"/>
-              </w:rPr>
-              <w:t>(industry standards in selecting AWS services)</w:t>
-            </w:r>
-            <w:r>
-              <w:rPr>
-                <w:color w:val="auto"/>
-              </w:rPr>
-              <w:t> · [ICTCLD401 KE 4] </w:t>
-            </w:r>
-            <w:r>
-              <w:rPr>
-                <w:i/>
-                <w:iCs/>
-                <w:color w:val="auto"/>
-              </w:rPr>
-              <w:t>(cost models)</w:t>
-            </w:r>
-            <w:r>
-              <w:rPr>
-                <w:color w:val="auto"/>
-              </w:rPr>
-              <w:t> · [ICTCLD502 KE 3] </w:t>
-            </w:r>
-            <w:r>
-              <w:rPr>
-                <w:i/>
-                <w:iCs/>
-                <w:color w:val="auto"/>
-              </w:rPr>
-              <w:t>(cloud cost models and scalability)</w:t>
+            </w:pPr>
+            <w:r>
+              <w:t>[ICTICT517 PC 2.1] (financial impact) · [ICTICT517 KE 2] (sensitivity as evaluation method) · [ICTICT517 KE 3] (evaluation of competing options) · [ICTICT517 FS Numeracy] · [ICTCLD401 KE 1] (industry standards in selecting AWS services) · [ICTCLD401 KE 4] (cost models) · [ICTCLD502 KE 3] (cloud cost models and scalability)</w:t>
             </w:r>
           </w:p>
         </w:tc>
@@ -2438,35 +2401,18 @@
               <w:rPr>
                 <w:color w:val="auto"/>
               </w:rPr>
-              <w:t>A6 - Risk and Impact Assessment — student populates intangibles comparison for both options (honest about trade-offs of the recommended option) and produces a risk register for the recommended option [ICTICT517 PC 2.1] </w:t>
-            </w:r>
-            <w:r>
-              <w:rPr>
-                <w:i/>
-                <w:iCs/>
+              <w:t>A6 - Risk and Impact Assessment — student populates intangibles comparison for both options (honest about trade-offs of the recommended option) and produces a risk register for the recommended option</w:t>
+            </w:r>
+          </w:p>
+          <w:p>
+            <w:pPr>
+              <w:pStyle w:val="Assessortext"/>
+              <w:rPr>
                 <w:color w:val="auto"/>
               </w:rPr>
-              <w:t>(non-financial impact)</w:t>
-            </w:r>
-            <w:r>
-              <w:rPr>
-                <w:color w:val="auto"/>
-              </w:rPr>
-              <w:t> · [ICTICT517 PC 2.2] </w:t>
-            </w:r>
-            <w:r>
-              <w:rPr>
-                <w:i/>
-                <w:iCs/>
-                <w:color w:val="auto"/>
-              </w:rPr>
-              <w:t>(difficulty)</w:t>
-            </w:r>
-            <w:r>
-              <w:rPr>
-                <w:color w:val="auto"/>
-              </w:rPr>
-              <w:t> · [ICTICT517 PE 5]</w:t>
+            </w:pPr>
+            <w:r>
+              <w:t>[ICTICT517 PC 2.1] (non-financial impact) · [ICTICT517 PC 2.2] (difficulty) · [ICTICT517 PE 5]</w:t>
             </w:r>
           </w:p>
         </w:tc>
@@ -2547,7 +2493,19 @@
               <w:rPr>
                 <w:color w:val="auto"/>
               </w:rPr>
-              <w:t>A7 - Recommendation — student states a clear recommendation with rationale connecting back to the CBA findings, intangibles, and risk register [ICTICT517 PC 2.3] · [ICTICT517 PE 4]</w:t>
+              <w:t xml:space="preserve">A7 - Recommendation — student states a clear recommendation with rationale connecting back to the CBA findings, intangibles, and risk register </w:t>
+            </w:r>
+          </w:p>
+          <w:p>
+            <w:pPr>
+              <w:pStyle w:val="Assessortext"/>
+              <w:rPr>
+                <w:color w:val="auto"/>
+              </w:rPr>
+            </w:pPr>
+            <w:r>
+              <w:lastRenderedPageBreak/>
+              <w:t>[ICTICT517 PC 2.3] · [ICTICT517 PE 4]</w:t>
             </w:r>
           </w:p>
         </w:tc>
@@ -2628,8 +2586,18 @@
               <w:rPr>
                 <w:color w:val="auto"/>
               </w:rPr>
-              <w:lastRenderedPageBreak/>
-              <w:t>A8 - Action Plan — student develops a phased action plan with prioritised changes, implementation schedule with dependencies, standards / targets / success metrics, implementation methods, alignment with YAT's change-management procedure, and an action-plan risk register [ICTICT517 PC 3.1] · [ICTICT517 PC 3.2] · [ICTICT517 PE 6] · [ICTICT517 KE 1]</w:t>
+              <w:t xml:space="preserve">A8 - Action Plan — student develops a phased action plan with prioritised changes, implementation schedule with dependencies, standards / targets / success metrics, implementation methods, alignment with YAT's change-management procedure, and an action-plan risk register </w:t>
+            </w:r>
+          </w:p>
+          <w:p>
+            <w:pPr>
+              <w:pStyle w:val="Assessortext"/>
+              <w:rPr>
+                <w:color w:val="auto"/>
+              </w:rPr>
+            </w:pPr>
+            <w:r>
+              <w:t>[ICTICT517 PC 3.1] · [ICTICT517 PC 3.2] · [ICTICT517 PE 6] · [ICTICT517 KE 1]</w:t>
             </w:r>
           </w:p>
         </w:tc>
@@ -2710,7 +2678,21 @@
               <w:rPr>
                 <w:color w:val="auto"/>
               </w:rPr>
-              <w:t>A9 - Next Steps and Decision Requested — student explicitly names what the board is being asked to approve today and what is deferred to later sign-off gates [ICTICT517 PC 3.3] </w:t>
+              <w:t>A9 - Next Steps and Decision Requested — student explicitly names what the board is being asked to approve today and what is deferred to later sign-off gates</w:t>
+            </w:r>
+          </w:p>
+          <w:p>
+            <w:pPr>
+              <w:pStyle w:val="Assessortext"/>
+              <w:rPr>
+                <w:color w:val="auto"/>
+              </w:rPr>
+            </w:pPr>
+            <w:r>
+              <w:rPr>
+                <w:color w:val="auto"/>
+              </w:rPr>
+              <w:t xml:space="preserve"> [ICTICT517 PC 3.3] </w:t>
             </w:r>
             <w:r>
               <w:rPr>
@@ -2799,15 +2781,18 @@
               <w:rPr>
                 <w:color w:val="auto"/>
               </w:rPr>
-              <w:t>A10 - Executive Summary — one-page summary covering the recommendation, 5-year cost position, top 2–3 risks of the recommended option, and the asked-for decision. Numbers reconcile with A5 [ICTICT517 PC 1.4] </w:t>
-            </w:r>
-            <w:r>
-              <w:rPr>
-                <w:i/>
-                <w:iCs/>
+              <w:t xml:space="preserve">A10 - Executive Summary — one-page summary covering the recommendation, 5-year cost position, top 2–3 risks of the recommended option, and the asked-for decision. Numbers reconcile with A5 </w:t>
+            </w:r>
+          </w:p>
+          <w:p>
+            <w:pPr>
+              <w:pStyle w:val="Assessortext"/>
+              <w:rPr>
                 <w:color w:val="auto"/>
               </w:rPr>
-              <w:t>(written report-out to superior)</w:t>
+            </w:pPr>
+            <w:r>
+              <w:t>[ICTICT517 PC 1.4] (written report-out to superior)</w:t>
             </w:r>
           </w:p>
         </w:tc>
@@ -2888,7 +2873,18 @@
               <w:rPr>
                 <w:color w:val="auto"/>
               </w:rPr>
-              <w:t>A11 - Appendix 2 Knowledge Evidence — student answers all 9 KE questions (5 selection-style + 4 demonstration-style) with reference to specific sections of their own Business Case (not generic textbook answers) [ICTCLD401 KE 1] · [ICTCLD401 KE 2] · [ICTCLD401 KE 3] · [ICTCLD401 KE 4] · [ICTCLD401 KE 11] · [ICTCLD502 KE 1] · [ICTCLD502 KE 2] · [ICTCLD502 KE 3] · [ICTICT517 KE 1] · [ICTICT517 KE 2] · [ICTICT517 KE 3] · [ICTICT517 KE 4]</w:t>
+              <w:t>A11 - Appendix 2 Knowledge Evidence — student answers all 9 KE questions (5 selection-style + 4 demonstration-style) with reference to specific sections of their own Business Case (not generic textbook answers)</w:t>
+            </w:r>
+          </w:p>
+          <w:p>
+            <w:pPr>
+              <w:pStyle w:val="Assessortext"/>
+              <w:rPr>
+                <w:color w:val="auto"/>
+              </w:rPr>
+            </w:pPr>
+            <w:r>
+              <w:t>[ICTCLD401 KE 1] · [ICTCLD401 KE 2] · [ICTCLD401 KE 3] · [ICTCLD401 KE 4] · [ICTCLD401 KE 11] · [ICTCLD502 KE 1] · [ICTCLD502 KE 2] · [ICTCLD502 KE 3] · [ICTICT517 KE 1] · [ICTICT517 KE 2] · [ICTICT517 KE 3] · [ICTICT517 KE 4]</w:t>
             </w:r>
           </w:p>
         </w:tc>
@@ -2969,7 +2965,18 @@
               <w:rPr>
                 <w:color w:val="auto"/>
               </w:rPr>
-              <w:t>A12 - Appendix 3 Supporting Research — AWS Pricing Calculator export attached; external research sources cited with URLs and access dates [ICTICT517 FS Reading]</w:t>
+              <w:t xml:space="preserve">A12 - Appendix 3 Supporting Research — AWS Pricing Calculator export attached; external research sources cited with URLs and access dates </w:t>
+            </w:r>
+          </w:p>
+          <w:p>
+            <w:pPr>
+              <w:pStyle w:val="Assessortext"/>
+              <w:rPr>
+                <w:color w:val="auto"/>
+              </w:rPr>
+            </w:pPr>
+            <w:r>
+              <w:t>[ICTICT517 FS Reading]</w:t>
             </w:r>
           </w:p>
         </w:tc>
@@ -3050,15 +3057,18 @@
               <w:rPr>
                 <w:color w:val="auto"/>
               </w:rPr>
-              <w:t>A13 - Appendix 4 Feedback Record — completed during/after the Part B presentation event using the YAT Feedback Record template; captures actual board feedback [ICTICT517 PC 2.4] </w:t>
-            </w:r>
-            <w:r>
-              <w:rPr>
-                <w:i/>
-                <w:iCs/>
+              <w:t xml:space="preserve">A13 - Appendix 4 Feedback Record — completed during/after the Part B presentation event using the YAT Feedback Record template; captures actual board feedback </w:t>
+            </w:r>
+          </w:p>
+          <w:p>
+            <w:pPr>
+              <w:pStyle w:val="Assessortext"/>
+              <w:rPr>
                 <w:color w:val="auto"/>
               </w:rPr>
-              <w:t>(documented evaluation provided to superior for feedback)</w:t>
+            </w:pPr>
+            <w:r>
+              <w:t>[ICTICT517 PC 2.4] (documented evaluation provided to superior for feedback)</w:t>
             </w:r>
           </w:p>
         </w:tc>
@@ -3153,15 +3163,18 @@
               <w:rPr>
                 <w:color w:val="auto"/>
               </w:rPr>
-              <w:t> · [ICTCLD401 PC 4.1] </w:t>
-            </w:r>
-            <w:r>
-              <w:rPr>
-                <w:i/>
-                <w:iCs/>
+              <w:t> ·</w:t>
+            </w:r>
+          </w:p>
+          <w:p>
+            <w:pPr>
+              <w:pStyle w:val="Assessortext"/>
+              <w:rPr>
                 <w:color w:val="auto"/>
               </w:rPr>
-              <w:t>(documented + communicated work formally signed off)</w:t>
+            </w:pPr>
+            <w:r>
+              <w:t>[ICTCLD401 PC 4.1] (documented + communicated work formally signed off)</w:t>
             </w:r>
           </w:p>
         </w:tc>
@@ -3242,7 +3255,18 @@
               <w:rPr>
                 <w:color w:val="auto"/>
               </w:rPr>
-              <w:t>A15 - Document quality — Business Case uses plain English, appropriate vocabulary, terminology, diagrams, numerical information, formatting and structure relevant to a professional consulting deliverable for an RTO client [ICTICT517 FS Writing]</w:t>
+              <w:t xml:space="preserve">A15 - Document quality — Business Case uses plain English, appropriate vocabulary, terminology, diagrams, numerical information, formatting and structure relevant to a professional consulting deliverable for an RTO client </w:t>
+            </w:r>
+          </w:p>
+          <w:p>
+            <w:pPr>
+              <w:pStyle w:val="Assessortext"/>
+              <w:rPr>
+                <w:color w:val="auto"/>
+              </w:rPr>
+            </w:pPr>
+            <w:r>
+              <w:t>[ICTICT517 FS Writing]</w:t>
             </w:r>
           </w:p>
         </w:tc>
@@ -3399,15 +3423,18 @@
               <w:rPr>
                 <w:color w:val="auto"/>
               </w:rPr>
-              <w:t>B1 - Student reports on proposed changes, gaps and improvement opportunities to the role-played superior during the meeting (walks the board through the relevant Business Case content) [ICTICT517 PC 1.4] </w:t>
-            </w:r>
-            <w:r>
-              <w:rPr>
-                <w:i/>
-                <w:iCs/>
+              <w:t xml:space="preserve">B1 - Student reports on proposed changes, gaps and improvement opportunities to the role-played superior during the meeting (walks the board through the relevant Business Case content) </w:t>
+            </w:r>
+          </w:p>
+          <w:p>
+            <w:pPr>
+              <w:pStyle w:val="Assessortext"/>
+              <w:rPr>
                 <w:color w:val="auto"/>
               </w:rPr>
-              <w:t>(verbal report-out — complements A10 written report-out)</w:t>
+            </w:pPr>
+            <w:r>
+              <w:t>[ICTICT517 PC 1.4] (verbal report-out — complements A10 written report-out)</w:t>
             </w:r>
           </w:p>
         </w:tc>
@@ -3488,15 +3515,24 @@
               <w:rPr>
                 <w:color w:val="auto"/>
               </w:rPr>
-              <w:t>B2 - The documented evaluation process (CBA + analysis from §6–§8) is provided to the superior at/before the meeting; student walks the superior through it for feedback during the meeting [ICTICT517 PC 2.4] </w:t>
-            </w:r>
-            <w:r>
-              <w:rPr>
-                <w:i/>
-                <w:iCs/>
+              <w:t xml:space="preserve">B2 - The documented evaluation process (CBA + analysis from §6–§8) is provided to the superior at/before the meeting; student walks the superior through it for feedback during the meeting </w:t>
+            </w:r>
+          </w:p>
+          <w:p>
+            <w:pPr>
+              <w:pStyle w:val="Assessortext"/>
+              <w:rPr>
                 <w:color w:val="auto"/>
               </w:rPr>
-              <w:t>(the act of providing + walking through — A13 covers the captured feedback record afterwards)</w:t>
+            </w:pPr>
+            <w:r>
+              <w:rPr>
+                <w:color w:val="auto"/>
+              </w:rPr>
+              <w:t>[</w:t>
+            </w:r>
+            <w:r>
+              <w:t>ICTICT517 PC 2.4] (the act of providing + walking through — A13 covers the captured feedback record afterwards)</w:t>
             </w:r>
           </w:p>
         </w:tc>
@@ -3577,15 +3613,22 @@
               <w:rPr>
                 <w:color w:val="auto"/>
               </w:rPr>
-              <w:t>B3 - Action plan is provided to the superior during the meeting; student explicitly seeks the superior's feedback and approval on it [ICTICT517 PC 3.3] </w:t>
-            </w:r>
-            <w:r>
-              <w:rPr>
-                <w:i/>
-                <w:iCs/>
+              <w:t xml:space="preserve">B3 - Action plan is provided to the superior during the meeting; student explicitly seeks the superior's feedback and approval on it </w:t>
+            </w:r>
+          </w:p>
+          <w:p>
+            <w:pPr>
+              <w:pStyle w:val="Assessortext"/>
+              <w:rPr>
                 <w:color w:val="auto"/>
               </w:rPr>
-              <w:t>(verbal seeking of approval — A9 covers the written ask, A14 covers the granted sign-off)</w:t>
+            </w:pPr>
+            <w:r>
+              <w:t xml:space="preserve">[ICTICT517 PC 3.3] (verbal seeking of approval — A9 covers the written ask, A14 covers the </w:t>
+            </w:r>
+            <w:r>
+              <w:lastRenderedPageBreak/>
+              <w:t>granted sign-off)</w:t>
             </w:r>
           </w:p>
         </w:tc>
@@ -3666,7 +3709,10 @@
               <w:rPr>
                 <w:color w:val="auto"/>
               </w:rPr>
-              <w:t>B4 - Student documents and communicates the work through the presentation event (deck + verbal delivery to the role-played stakeholder) [ICTCLD401 PC 4.1]</w:t>
+              <w:t xml:space="preserve">B4 - Student documents and communicates the work through the presentation event (deck + verbal delivery to the role-played stakeholder) </w:t>
+            </w:r>
+            <w:r>
+              <w:t>[ICTCLD401 PC 4.1]</w:t>
             </w:r>
           </w:p>
         </w:tc>
@@ -3747,7 +3793,10 @@
               <w:rPr>
                 <w:color w:val="auto"/>
               </w:rPr>
-              <w:t>B5 - Student seeks feedback during Q&amp;A and responds substantively to feedback received [ICTCLD401 PC 4.2]</w:t>
+              <w:t xml:space="preserve">B5 - Student seeks feedback during Q&amp;A and responds substantively to feedback received </w:t>
+            </w:r>
+            <w:r>
+              <w:t>[ICTCLD401 PC 4.2]</w:t>
             </w:r>
           </w:p>
         </w:tc>
@@ -3828,7 +3877,10 @@
               <w:rPr>
                 <w:color w:val="auto"/>
               </w:rPr>
-              <w:t>B6 - Student confirms, seeks, and responds to feedback with the role-played superior [ICTCLD502 PC 5.2]</w:t>
+              <w:t xml:space="preserve">B6 - Student confirms, seeks, and responds to feedback with the role-played superior </w:t>
+            </w:r>
+            <w:r>
+              <w:t>[ICTCLD502 PC 5.2]</w:t>
             </w:r>
           </w:p>
         </w:tc>
@@ -3909,16 +3961,18 @@
               <w:rPr>
                 <w:color w:val="auto"/>
               </w:rPr>
-              <w:lastRenderedPageBreak/>
-              <w:t>B7 - Student uses plain English and translates technical terminology when necessary, communicating with the role-played superior to articulate ideas, requirements, and plans [ICTICT517 FS Oral Communication] </w:t>
-            </w:r>
-            <w:r>
-              <w:rPr>
-                <w:i/>
-                <w:iCs/>
-                <w:color w:val="auto"/>
-              </w:rPr>
-              <w:t>("Uses plain English, translating technical terminology when necessary, to communicate with a range of personnel and determine objectives, articulate ideas and requirements, and develop plans")</w:t>
+              <w:t xml:space="preserve">B7 - Student uses plain English and translates technical terminology when necessary, communicating with the role-played superior to articulate ideas, requirements, and plans </w:t>
+            </w:r>
+            <w:r>
+              <w:t xml:space="preserve">[ICTICT517 FS Oral Communication] ("Uses plain English, translating technical </w:t>
+            </w:r>
+            <w:proofErr w:type="gramStart"/>
+            <w:r>
+              <w:t>terminology</w:t>
+            </w:r>
+            <w:proofErr w:type="gramEnd"/>
+            <w:r>
+              <w:t xml:space="preserve"> when necessary, to communicate with a range of personnel and determine objectives, articulate ideas and requirements, and develop plans")</w:t>
             </w:r>
           </w:p>
         </w:tc>
@@ -3999,15 +4053,18 @@
               <w:rPr>
                 <w:color w:val="auto"/>
               </w:rPr>
-              <w:t>B8 - Student elicits information using effective listening and questioning techniques during the Q&amp;A [ICTICT517 FS Oral Communication] </w:t>
-            </w:r>
-            <w:r>
-              <w:rPr>
-                <w:i/>
-                <w:iCs/>
+              <w:t xml:space="preserve">B8 - Student elicits information using effective listening and questioning techniques during the Q&amp;A </w:t>
+            </w:r>
+          </w:p>
+          <w:p>
+            <w:pPr>
+              <w:pStyle w:val="Assessortext"/>
+              <w:rPr>
                 <w:color w:val="auto"/>
               </w:rPr>
-              <w:t>("Elicits information using effective listening and questioning techniques")</w:t>
+            </w:pPr>
+            <w:r>
+              <w:t>[ICTICT517 FS Oral Communication] ("Elicits information using effective listening and questioning techniques")</w:t>
             </w:r>
           </w:p>
         </w:tc>
@@ -4088,7 +4145,18 @@
               <w:rPr>
                 <w:color w:val="auto"/>
               </w:rPr>
-              <w:t>B9 - Student uses listening and questioning techniques to articulate complex concepts and requirements using industry language for the intended audience [ICTCLD502 FS Oral communication]</w:t>
+              <w:t>B9 - Student uses listening and questioning techniques to articulate complex concepts and requirements using industry language for the intended audience</w:t>
+            </w:r>
+          </w:p>
+          <w:p>
+            <w:pPr>
+              <w:pStyle w:val="Assessortext"/>
+              <w:rPr>
+                <w:color w:val="auto"/>
+              </w:rPr>
+            </w:pPr>
+            <w:r>
+              <w:t>[ICTCLD502 FS Oral communication]</w:t>
             </w:r>
           </w:p>
         </w:tc>
@@ -4158,12 +4226,14 @@
       <w:pPr>
         <w:pStyle w:val="Heading1"/>
         <w:rPr>
-          <w:color w:val="7030A0"/>
-        </w:rPr>
-      </w:pPr>
-      <w:r>
-        <w:rPr>
-          <w:color w:val="7030A0"/>
+          <w:b/>
+          <w:bCs/>
+        </w:rPr>
+      </w:pPr>
+      <w:r>
+        <w:rPr>
+          <w:b/>
+          <w:bCs/>
         </w:rPr>
         <w:t>Instructions to Student</w:t>
       </w:r>
@@ -4282,7 +4352,21 @@
         <w:rPr>
           <w:color w:val="7030A0"/>
         </w:rPr>
-        <w:t> (YAT ICT Manager) for sign-offs. Sam will receive your Business Case and is your primary YAT-side stakeholder.</w:t>
+        <w:t xml:space="preserve"> (YAT ICT Manager) for </w:t>
+      </w:r>
+      <w:proofErr w:type="gramStart"/>
+      <w:r>
+        <w:rPr>
+          <w:color w:val="7030A0"/>
+        </w:rPr>
+        <w:t>sign-offs</w:t>
+      </w:r>
+      <w:proofErr w:type="gramEnd"/>
+      <w:r>
+        <w:rPr>
+          <w:color w:val="7030A0"/>
+        </w:rPr>
+        <w:t>. Sam will receive your Business Case and is your primary YAT-side stakeholder.</w:t>
       </w:r>
     </w:p>
     <w:p>
@@ -4511,6 +4595,7 @@
           <w:bCs/>
           <w:color w:val="7030A0"/>
         </w:rPr>
+        <w:lastRenderedPageBreak/>
         <w:t>§4 Current State of YAT's ICT</w:t>
       </w:r>
       <w:r>
@@ -4667,7 +4752,6 @@
           <w:bCs/>
           <w:color w:val="7030A0"/>
         </w:rPr>
-        <w:lastRenderedPageBreak/>
         <w:t>§10 Action Plan</w:t>
       </w:r>
       <w:r>
@@ -5060,7 +5144,21 @@
         <w:rPr>
           <w:color w:val="7030A0"/>
         </w:rPr>
-        <w:t>AWS Pricing Calculator (calculator.aws) — to research the AWS cost line items for the cloud option</w:t>
+        <w:t>AWS Pricing Calculator (</w:t>
+      </w:r>
+      <w:proofErr w:type="spellStart"/>
+      <w:r>
+        <w:rPr>
+          <w:color w:val="7030A0"/>
+        </w:rPr>
+        <w:t>calculator.aws</w:t>
+      </w:r>
+      <w:proofErr w:type="spellEnd"/>
+      <w:r>
+        <w:rPr>
+          <w:color w:val="7030A0"/>
+        </w:rPr>
+        <w:t>) — to research the AWS cost line items for the cloud option</w:t>
       </w:r>
     </w:p>
     <w:p>
@@ -5471,7 +5569,6 @@
         <w:rPr>
           <w:color w:val="7030A0"/>
         </w:rPr>
-        <w:lastRenderedPageBreak/>
         <w:t>A printed or shared </w:t>
       </w:r>
       <w:r>
@@ -5738,7 +5835,21 @@
         <w:rPr>
           <w:color w:val="7030A0"/>
         </w:rPr>
-        <w:t> Read the YAT intranet end-to-end before you start writing — particularly the ICT Strategic Plan, the current ICT environment, the role brief, and the ICT manager consultation notes.</w:t>
+        <w:t xml:space="preserve"> Read the YAT intranet end-to-end before you start writing — particularly the ICT Strategic Plan, the current ICT environment, the role brief, and the ICT manager consultation </w:t>
+      </w:r>
+      <w:proofErr w:type="gramStart"/>
+      <w:r>
+        <w:rPr>
+          <w:color w:val="7030A0"/>
+        </w:rPr>
+        <w:t>notes</w:t>
+      </w:r>
+      <w:proofErr w:type="gramEnd"/>
+      <w:r>
+        <w:rPr>
+          <w:color w:val="7030A0"/>
+        </w:rPr>
+        <w:t>.</w:t>
       </w:r>
     </w:p>
     <w:p>
@@ -5987,12 +6098,21 @@
       </w:r>
     </w:p>
     <w:p>
-      <w:r>
-        <w:rPr>
-          <w:b/>
-          <w:bCs/>
-        </w:rPr>
-        <w:t>UoC evidenced:</w:t>
+      <w:proofErr w:type="spellStart"/>
+      <w:r>
+        <w:rPr>
+          <w:b/>
+          <w:bCs/>
+        </w:rPr>
+        <w:t>UoC</w:t>
+      </w:r>
+      <w:proofErr w:type="spellEnd"/>
+      <w:r>
+        <w:rPr>
+          <w:b/>
+          <w:bCs/>
+        </w:rPr>
+        <w:t xml:space="preserve"> evidenced:</w:t>
       </w:r>
       <w:r>
         <w:t> contributes to [ICTICT517 PC 1.4] Report on proposed changes to superior.</w:t>
@@ -6139,12 +6259,21 @@
       </w:r>
     </w:p>
     <w:p>
-      <w:r>
-        <w:rPr>
-          <w:b/>
-          <w:bCs/>
-        </w:rPr>
-        <w:t>UoC evidenced:</w:t>
+      <w:proofErr w:type="spellStart"/>
+      <w:r>
+        <w:rPr>
+          <w:b/>
+          <w:bCs/>
+        </w:rPr>
+        <w:t>UoC</w:t>
+      </w:r>
+      <w:proofErr w:type="spellEnd"/>
+      <w:r>
+        <w:rPr>
+          <w:b/>
+          <w:bCs/>
+        </w:rPr>
+        <w:t xml:space="preserve"> evidenced:</w:t>
       </w:r>
       <w:r>
         <w:t> [ICTICT517 AC 4] Individual superior in the organisation.</w:t>
@@ -6224,12 +6353,21 @@
       </w:r>
     </w:p>
     <w:p>
-      <w:r>
-        <w:rPr>
-          <w:b/>
-          <w:bCs/>
-        </w:rPr>
-        <w:t>UoC evidenced:</w:t>
+      <w:proofErr w:type="spellStart"/>
+      <w:r>
+        <w:rPr>
+          <w:b/>
+          <w:bCs/>
+        </w:rPr>
+        <w:t>UoC</w:t>
+      </w:r>
+      <w:proofErr w:type="spellEnd"/>
+      <w:r>
+        <w:rPr>
+          <w:b/>
+          <w:bCs/>
+        </w:rPr>
+        <w:t xml:space="preserve"> evidenced:</w:t>
       </w:r>
       <w:r>
         <w:t> [ICTICT517 PC 1.1] Analyse and document current strategic plan against industry environment and organisational objectives · [ICTICT517 PE 1] interpret a strategic plan and objectives.</w:t>
@@ -6361,12 +6499,21 @@
       </w:r>
     </w:p>
     <w:p>
-      <w:r>
-        <w:rPr>
-          <w:b/>
-          <w:bCs/>
-        </w:rPr>
-        <w:t>UoC evidenced:</w:t>
+      <w:proofErr w:type="spellStart"/>
+      <w:r>
+        <w:rPr>
+          <w:b/>
+          <w:bCs/>
+        </w:rPr>
+        <w:t>UoC</w:t>
+      </w:r>
+      <w:proofErr w:type="spellEnd"/>
+      <w:r>
+        <w:rPr>
+          <w:b/>
+          <w:bCs/>
+        </w:rPr>
+        <w:t xml:space="preserve"> evidenced:</w:t>
       </w:r>
       <w:r>
         <w:t> [ICTICT517 PC 1.2] Determine and document current state · [ICTICT517 PE 2] evaluate the current state.</w:t>
@@ -6499,12 +6646,21 @@
       </w:r>
     </w:p>
     <w:p>
-      <w:r>
-        <w:rPr>
-          <w:b/>
-          <w:bCs/>
-        </w:rPr>
-        <w:t>UoC evidenced:</w:t>
+      <w:proofErr w:type="spellStart"/>
+      <w:r>
+        <w:rPr>
+          <w:b/>
+          <w:bCs/>
+        </w:rPr>
+        <w:t>UoC</w:t>
+      </w:r>
+      <w:proofErr w:type="spellEnd"/>
+      <w:r>
+        <w:rPr>
+          <w:b/>
+          <w:bCs/>
+        </w:rPr>
+        <w:t xml:space="preserve"> evidenced:</w:t>
       </w:r>
       <w:r>
         <w:t> [ICTICT517 PC 1.3] Compare strategic plan vs current state · [ICTICT517 PE 3] identify gaps and opportunities.</w:t>
@@ -6689,12 +6845,21 @@
       </w:r>
     </w:p>
     <w:p>
-      <w:r>
-        <w:rPr>
-          <w:b/>
-          <w:bCs/>
-        </w:rPr>
-        <w:t>UoC evidenced:</w:t>
+      <w:proofErr w:type="spellStart"/>
+      <w:r>
+        <w:rPr>
+          <w:b/>
+          <w:bCs/>
+        </w:rPr>
+        <w:t>UoC</w:t>
+      </w:r>
+      <w:proofErr w:type="spellEnd"/>
+      <w:r>
+        <w:rPr>
+          <w:b/>
+          <w:bCs/>
+        </w:rPr>
+        <w:t xml:space="preserve"> evidenced:</w:t>
       </w:r>
       <w:r>
         <w:t> [ICTICT517 PC 2.1] Evaluate impact · [ICTICT517 PC 2.2] Evaluate difficulty · [ICTICT517 KE 3] Methods of evaluation of competing ICT systems and products · [ICTCLD401 PC 1.8] Define workload according to business requirements · [ICTCLD502 PC 1.2] Determine cloud infrastructure according to business needs.</w:t>
@@ -6728,7 +6893,15 @@
         </w:numPr>
       </w:pPr>
       <w:r>
-        <w:t>§6.2 names the two options (Option A in-house renewal, Option B cloud migration to AWS) and explains why these two</w:t>
+        <w:t xml:space="preserve">§6.2 names the two options (Option </w:t>
+      </w:r>
+      <w:proofErr w:type="spellStart"/>
+      <w:r>
+        <w:t>A</w:t>
+      </w:r>
+      <w:proofErr w:type="spellEnd"/>
+      <w:r>
+        <w:t xml:space="preserve"> in-house renewal, Option B cloud migration to AWS) and explains why these two</w:t>
       </w:r>
     </w:p>
     <w:p>
@@ -6828,12 +7001,21 @@
       </w:r>
     </w:p>
     <w:p>
-      <w:r>
-        <w:rPr>
-          <w:b/>
-          <w:bCs/>
-        </w:rPr>
-        <w:t>UoC evidenced:</w:t>
+      <w:proofErr w:type="spellStart"/>
+      <w:r>
+        <w:rPr>
+          <w:b/>
+          <w:bCs/>
+        </w:rPr>
+        <w:t>UoC</w:t>
+      </w:r>
+      <w:proofErr w:type="spellEnd"/>
+      <w:r>
+        <w:rPr>
+          <w:b/>
+          <w:bCs/>
+        </w:rPr>
+        <w:t xml:space="preserve"> evidenced:</w:t>
       </w:r>
       <w:r>
         <w:t> [ICTICT517 PC 2.1] Evaluate impact · [ICTICT517 KE 3] · [ICTICT517 FS Numeracy] · [ICTCLD401 KE 4] · [ICTCLD502 KE 3] · [ICTCLD401 KE 1].</w:t>
@@ -6896,7 +7078,15 @@
         </w:numPr>
       </w:pPr>
       <w:r>
-        <w:t>ICT FTE fully-loaded cost: $115k/year</w:t>
+        <w:t xml:space="preserve">ICT FTE </w:t>
+      </w:r>
+      <w:proofErr w:type="gramStart"/>
+      <w:r>
+        <w:t>fully-loaded</w:t>
+      </w:r>
+      <w:proofErr w:type="gramEnd"/>
+      <w:r>
+        <w:t xml:space="preserve"> cost: $115k/year</w:t>
       </w:r>
     </w:p>
     <w:p>
@@ -9557,7 +9747,15 @@
           </w:tcPr>
           <w:p>
             <w:r>
-              <w:t>RDS db.m6i.large Multi-AZ MySQL (1-yr RI)</w:t>
+              <w:t xml:space="preserve">RDS db.m6i.large </w:t>
+            </w:r>
+            <w:proofErr w:type="gramStart"/>
+            <w:r>
+              <w:t>Multi-AZ MySQL</w:t>
+            </w:r>
+            <w:proofErr w:type="gramEnd"/>
+            <w:r>
+              <w:t xml:space="preserve"> (1-yr RI)</w:t>
             </w:r>
           </w:p>
         </w:tc>
@@ -9853,7 +10051,15 @@
           </w:tcPr>
           <w:p>
             <w:r>
-              <w:t>Data transfer out (~50 GB/mo)</w:t>
+              <w:t>Data transfer out (~50 GB/</w:t>
+            </w:r>
+            <w:proofErr w:type="spellStart"/>
+            <w:r>
+              <w:t>mo</w:t>
+            </w:r>
+            <w:proofErr w:type="spellEnd"/>
+            <w:r>
+              <w:t>)</w:t>
             </w:r>
           </w:p>
         </w:tc>
@@ -12508,7 +12714,15 @@
         </w:numPr>
       </w:pPr>
       <w:r>
-        <w:t>Cloud option missing entire categories (e.g. no Multi-AZ DB pricing, no support tier)</w:t>
+        <w:t xml:space="preserve">Cloud option missing entire categories (e.g. no </w:t>
+      </w:r>
+      <w:proofErr w:type="gramStart"/>
+      <w:r>
+        <w:t>Multi-AZ DB</w:t>
+      </w:r>
+      <w:proofErr w:type="gramEnd"/>
+      <w:r>
+        <w:t xml:space="preserve"> pricing, no support tier)</w:t>
       </w:r>
     </w:p>
     <w:p>
@@ -12590,12 +12804,21 @@
       </w:r>
     </w:p>
     <w:p>
-      <w:r>
-        <w:rPr>
-          <w:b/>
-          <w:bCs/>
-        </w:rPr>
-        <w:t>UoC evidenced:</w:t>
+      <w:proofErr w:type="spellStart"/>
+      <w:r>
+        <w:rPr>
+          <w:b/>
+          <w:bCs/>
+        </w:rPr>
+        <w:t>UoC</w:t>
+      </w:r>
+      <w:proofErr w:type="spellEnd"/>
+      <w:r>
+        <w:rPr>
+          <w:b/>
+          <w:bCs/>
+        </w:rPr>
+        <w:t xml:space="preserve"> evidenced:</w:t>
       </w:r>
       <w:r>
         <w:t> [ICTICT517 PC 2.1] non-financial impact · [ICTICT517 PC 2.2] difficulty · [ICTICT517 PE 5] evaluate difficulty.</w:t>
@@ -12706,7 +12929,15 @@
         <w:t>Growth capacity</w:t>
       </w:r>
       <w:r>
-        <w:t> — Option B autoscales; Option A would require server resizing with downtime.</w:t>
+        <w:t xml:space="preserve"> — Option B </w:t>
+      </w:r>
+      <w:proofErr w:type="spellStart"/>
+      <w:r>
+        <w:t>autoscales</w:t>
+      </w:r>
+      <w:proofErr w:type="spellEnd"/>
+      <w:r>
+        <w:t>; Option A would require server resizing with downtime.</w:t>
       </w:r>
     </w:p>
     <w:p>
@@ -12724,7 +12955,15 @@
         <w:t>Peak handling</w:t>
       </w:r>
       <w:r>
-        <w:t> — Option B autoscales for assessment-week spikes; Option A must be statically sized.</w:t>
+        <w:t xml:space="preserve"> — Option B </w:t>
+      </w:r>
+      <w:proofErr w:type="spellStart"/>
+      <w:r>
+        <w:t>autoscales</w:t>
+      </w:r>
+      <w:proofErr w:type="spellEnd"/>
+      <w:r>
+        <w:t xml:space="preserve"> for assessment-week spikes; Option A must be statically sized.</w:t>
       </w:r>
     </w:p>
     <w:p>
@@ -12856,7 +13095,15 @@
         </w:numPr>
       </w:pPr>
       <w:r>
-        <w:t>Risk register absent or has fewer than 3 risks</w:t>
+        <w:t xml:space="preserve">Risk </w:t>
+      </w:r>
+      <w:proofErr w:type="gramStart"/>
+      <w:r>
+        <w:t>register</w:t>
+      </w:r>
+      <w:proofErr w:type="gramEnd"/>
+      <w:r>
+        <w:t xml:space="preserve"> absent or has fewer than 3 risks</w:t>
       </w:r>
     </w:p>
     <w:p/>
@@ -12915,12 +13162,21 @@
       </w:r>
     </w:p>
     <w:p>
-      <w:r>
-        <w:rPr>
-          <w:b/>
-          <w:bCs/>
-        </w:rPr>
-        <w:t>UoC evidenced:</w:t>
+      <w:proofErr w:type="spellStart"/>
+      <w:r>
+        <w:rPr>
+          <w:b/>
+          <w:bCs/>
+        </w:rPr>
+        <w:t>UoC</w:t>
+      </w:r>
+      <w:proofErr w:type="spellEnd"/>
+      <w:r>
+        <w:rPr>
+          <w:b/>
+          <w:bCs/>
+        </w:rPr>
+        <w:t xml:space="preserve"> evidenced:</w:t>
       </w:r>
       <w:r>
         <w:t> [ICTICT517 PC 2.3] Prioritise proposed changes · [ICTICT517 PE 4] determine and prioritise · contributes to [ICTICT517 PC 3.1] Develop action plan.</w:t>
@@ -12987,7 +13243,15 @@
         <w:t>Option B (cloud migration to AWS)</w:t>
       </w:r>
       <w:r>
-        <w:t>. A student recommending Option A is acceptable as long as the recommendation is logically connected to their analysis — e.g. they have identified a particular blocker to cloud that makes in-house renewal the better choice. </w:t>
+        <w:t xml:space="preserve">. A student recommending Option A is acceptable </w:t>
+      </w:r>
+      <w:proofErr w:type="gramStart"/>
+      <w:r>
+        <w:t>as long as</w:t>
+      </w:r>
+      <w:proofErr w:type="gramEnd"/>
+      <w:r>
+        <w:t xml:space="preserve"> the recommendation is logically connected to their analysis — e.g. they have identified a particular blocker to cloud that makes in-house renewal the better choice. </w:t>
       </w:r>
       <w:r>
         <w:rPr>
@@ -13015,7 +13279,15 @@
       </w:pPr>
       <w:r>
         <w:lastRenderedPageBreak/>
-        <w:t>Recommendation not connected to the analysis (e.g. dollar comparison shows clear winner but student recommends the other option without justification)</w:t>
+        <w:t xml:space="preserve">Recommendation not connected to the analysis (e.g. dollar comparison shows clear </w:t>
+      </w:r>
+      <w:proofErr w:type="gramStart"/>
+      <w:r>
+        <w:t>winner</w:t>
+      </w:r>
+      <w:proofErr w:type="gramEnd"/>
+      <w:r>
+        <w:t xml:space="preserve"> but student recommends the other option without justification)</w:t>
       </w:r>
     </w:p>
     <w:p>
@@ -13082,12 +13354,21 @@
       </w:r>
     </w:p>
     <w:p>
-      <w:r>
-        <w:rPr>
-          <w:b/>
-          <w:bCs/>
-        </w:rPr>
-        <w:t>UoC evidenced:</w:t>
+      <w:proofErr w:type="spellStart"/>
+      <w:r>
+        <w:rPr>
+          <w:b/>
+          <w:bCs/>
+        </w:rPr>
+        <w:t>UoC</w:t>
+      </w:r>
+      <w:proofErr w:type="spellEnd"/>
+      <w:r>
+        <w:rPr>
+          <w:b/>
+          <w:bCs/>
+        </w:rPr>
+        <w:t xml:space="preserve"> evidenced:</w:t>
       </w:r>
       <w:r>
         <w:t> [ICTICT517 PC 3.1] Develop action plan including prioritised schedule and consistency with org policy and procedures · [ICTICT517 PC 3.2] Detail standards, targets and implementation methods · [ICTICT517 PE 6] develop action plan · [ICTICT517 KE 1] Key sections of an action plan.</w:t>
@@ -13216,7 +13497,15 @@
         </w:numPr>
       </w:pPr>
       <w:r>
-        <w:t>Phase 3: HA hardening (Multi-AZ DB, autoscaling, monitoring + alerting)</w:t>
+        <w:t>Phase 3: HA hardening (</w:t>
+      </w:r>
+      <w:proofErr w:type="gramStart"/>
+      <w:r>
+        <w:t>Multi-AZ DB</w:t>
+      </w:r>
+      <w:proofErr w:type="gramEnd"/>
+      <w:r>
+        <w:t>, autoscaling, monitoring + alerting)</w:t>
       </w:r>
     </w:p>
     <w:p>
@@ -13339,12 +13628,21 @@
       </w:r>
     </w:p>
     <w:p>
-      <w:r>
-        <w:rPr>
-          <w:b/>
-          <w:bCs/>
-        </w:rPr>
-        <w:t>UoC evidenced:</w:t>
+      <w:proofErr w:type="spellStart"/>
+      <w:r>
+        <w:rPr>
+          <w:b/>
+          <w:bCs/>
+        </w:rPr>
+        <w:t>UoC</w:t>
+      </w:r>
+      <w:proofErr w:type="spellEnd"/>
+      <w:r>
+        <w:rPr>
+          <w:b/>
+          <w:bCs/>
+        </w:rPr>
+        <w:t xml:space="preserve"> evidenced:</w:t>
       </w:r>
       <w:r>
         <w:t> [ICTICT517 PC 3.3] Provide action plan to superior for feedback and approval.</w:t>
@@ -13529,7 +13827,15 @@
         <w:t>Model coverage:</w:t>
       </w:r>
       <w:r>
-        <w:t> Public cloud (AWS). Rationale: YAT's strategic plan explicitly targets cloud migration to reduce in-house infrastructure; private cloud doesn't address the cost reduction objective; hybrid is what they have today (Office 365 SaaS + on-prem LMS) and the migration shifts the on-prem LMS into the public cloud, leaving Office 365 SaaS unchanged.</w:t>
+        <w:t> Public cloud (AWS). Rationale: YAT's strategic plan explicitly targets cloud migration to reduce in-house infrastructure; private cloud doesn't address the cost reduction objective; hybrid is what they have today (Office 365 SaaS + on-prem LMS</w:t>
+      </w:r>
+      <w:proofErr w:type="gramStart"/>
+      <w:r>
+        <w:t>)</w:t>
+      </w:r>
+      <w:proofErr w:type="gramEnd"/>
+      <w:r>
+        <w:t xml:space="preserve"> and the migration shifts the on-prem LMS into the public cloud, leaving Office 365 SaaS unchanged.</w:t>
       </w:r>
     </w:p>
     <w:p/>
@@ -13741,7 +14047,15 @@
         <w:t>Model coverage:</w:t>
       </w:r>
       <w:r>
-        <w:t> Student identifies cloud migration itself as the current/emerging trend that informed the recommendation; possibly also Multi-AZ HA design patterns, managed services as a reducing-burden trend, autoscaling-for-cost-optimisation, etc. Cites where in their reasoning each trend was material.</w:t>
+        <w:t xml:space="preserve"> Student identifies cloud migration itself as the current/emerging trend that informed the recommendation; possibly also </w:t>
+      </w:r>
+      <w:proofErr w:type="gramStart"/>
+      <w:r>
+        <w:t>Multi-AZ HA</w:t>
+      </w:r>
+      <w:proofErr w:type="gramEnd"/>
+      <w:r>
+        <w:t xml:space="preserve"> design patterns, managed services as a reducing-burden trend, autoscaling-for-cost-optimisation, etc. Cites where in their reasoning each trend was material.</w:t>
       </w:r>
     </w:p>
     <w:p/>
@@ -13820,7 +14134,15 @@
         </w:numPr>
       </w:pPr>
       <w:r>
-        <w:t>The cited content is actually present in the student's Business Case (not invented)</w:t>
+        <w:t xml:space="preserve">The cited content is </w:t>
+      </w:r>
+      <w:proofErr w:type="gramStart"/>
+      <w:r>
+        <w:t>actually present</w:t>
+      </w:r>
+      <w:proofErr w:type="gramEnd"/>
+      <w:r>
+        <w:t xml:space="preserve"> in the student's Business Case (not invented)</w:t>
       </w:r>
     </w:p>
     <w:p>
@@ -14212,7 +14534,15 @@
     </w:p>
     <w:p>
       <w:r>
-        <w:t>Each suggested question is tagged with the UoC requirement(s) it probes. The assessor selects 3–5 to ask the student during Q&amp;A, varying across the listed dimensions.</w:t>
+        <w:t xml:space="preserve">Each suggested question is tagged with the </w:t>
+      </w:r>
+      <w:proofErr w:type="spellStart"/>
+      <w:r>
+        <w:t>UoC</w:t>
+      </w:r>
+      <w:proofErr w:type="spellEnd"/>
+      <w:r>
+        <w:t xml:space="preserve"> requirement(s) it probes. The assessor selects 3–5 to ask the student during Q&amp;A, varying across the listed dimensions.</w:t>
       </w:r>
     </w:p>
     <w:p/>
@@ -14296,12 +14626,21 @@
                 <w:bCs/>
               </w:rPr>
             </w:pPr>
+            <w:proofErr w:type="spellStart"/>
             <w:r>
               <w:rPr>
                 <w:b/>
                 <w:bCs/>
               </w:rPr>
-              <w:t>UoC requirement(s) probed</w:t>
+              <w:t>UoC</w:t>
+            </w:r>
+            <w:proofErr w:type="spellEnd"/>
+            <w:r>
+              <w:rPr>
+                <w:b/>
+                <w:bCs/>
+              </w:rPr>
+              <w:t xml:space="preserve"> requirement(s) probed</w:t>
             </w:r>
           </w:p>
         </w:tc>
@@ -14755,6 +15094,3233 @@
         </w:tc>
       </w:tr>
     </w:tbl>
+    <w:p>
+      <w:pPr>
+        <w:spacing w:after="200" w:line="276" w:lineRule="auto"/>
+      </w:pPr>
+    </w:p>
+    <w:p>
+      <w:pPr>
+        <w:spacing w:after="200" w:line="276" w:lineRule="auto"/>
+      </w:pPr>
+    </w:p>
+    <w:p>
+      <w:pPr>
+        <w:spacing w:after="200" w:line="276" w:lineRule="auto"/>
+      </w:pPr>
+    </w:p>
+    <w:p>
+      <w:pPr>
+        <w:spacing w:after="200" w:line="276" w:lineRule="auto"/>
+      </w:pPr>
+    </w:p>
+    <w:p>
+      <w:pPr>
+        <w:spacing w:after="200" w:line="276" w:lineRule="auto"/>
+      </w:pPr>
+    </w:p>
+    <w:p>
+      <w:pPr>
+        <w:spacing w:after="200" w:line="276" w:lineRule="auto"/>
+      </w:pPr>
+    </w:p>
+    <w:p>
+      <w:pPr>
+        <w:pStyle w:val="Heading1"/>
+      </w:pPr>
+      <w:proofErr w:type="spellStart"/>
+      <w:r>
+        <w:t>UoC</w:t>
+      </w:r>
+      <w:proofErr w:type="spellEnd"/>
+      <w:r>
+        <w:t xml:space="preserve"> coverage verification (reverse map)</w:t>
+      </w:r>
+    </w:p>
+    <w:p/>
+    <w:p>
+      <w:pPr>
+        <w:spacing w:after="200" w:line="276" w:lineRule="auto"/>
+      </w:pPr>
+      <w:r>
+        <w:t xml:space="preserve">This table closes the loop on bidirectional traceability: every </w:t>
+      </w:r>
+      <w:proofErr w:type="spellStart"/>
+      <w:r>
+        <w:t>UoC</w:t>
+      </w:r>
+      <w:proofErr w:type="spellEnd"/>
+      <w:r>
+        <w:t xml:space="preserve"> requirement AT1 claims to evidence is named below with the marking criterion (or criteria) that evidence it. No </w:t>
+      </w:r>
+      <w:proofErr w:type="spellStart"/>
+      <w:r>
+        <w:t>UoC</w:t>
+      </w:r>
+      <w:proofErr w:type="spellEnd"/>
+      <w:r>
+        <w:t xml:space="preserve"> requirement claimed by AT1 is left without a criterion.</w:t>
+      </w:r>
+    </w:p>
+    <w:p>
+      <w:pPr>
+        <w:spacing w:after="200" w:line="276" w:lineRule="auto"/>
+        <w:rPr>
+          <w:b/>
+          <w:bCs/>
+        </w:rPr>
+      </w:pPr>
+      <w:r>
+        <w:rPr>
+          <w:b/>
+          <w:bCs/>
+        </w:rPr>
+        <w:t>ICTICT517 — Match ICT needs with the strategic direction of the organisation</w:t>
+      </w:r>
+    </w:p>
+    <w:tbl>
+      <w:tblPr>
+        <w:tblW w:w="0" w:type="auto"/>
+        <w:tblCellMar>
+          <w:top w:w="15" w:type="dxa"/>
+          <w:left w:w="15" w:type="dxa"/>
+          <w:bottom w:w="15" w:type="dxa"/>
+          <w:right w:w="15" w:type="dxa"/>
+        </w:tblCellMar>
+        <w:tblLook w:val="04A0" w:firstRow="1" w:lastRow="0" w:firstColumn="1" w:lastColumn="0" w:noHBand="0" w:noVBand="1"/>
+      </w:tblPr>
+      <w:tblGrid>
+        <w:gridCol w:w="5677"/>
+        <w:gridCol w:w="5179"/>
+      </w:tblGrid>
+      <w:tr>
+        <w:trPr>
+          <w:tblHeader/>
+        </w:trPr>
+        <w:tc>
+          <w:tcPr>
+            <w:tcW w:w="0" w:type="auto"/>
+            <w:tcBorders>
+              <w:top w:val="single" w:sz="6" w:space="0" w:color="D1D9E0"/>
+              <w:left w:val="single" w:sz="6" w:space="0" w:color="D1D9E0"/>
+              <w:bottom w:val="single" w:sz="6" w:space="0" w:color="D1D9E0"/>
+              <w:right w:val="single" w:sz="6" w:space="0" w:color="D1D9E0"/>
+            </w:tcBorders>
+            <w:shd w:val="clear" w:color="auto" w:fill="FFFFFF"/>
+            <w:tcMar>
+              <w:top w:w="90" w:type="dxa"/>
+              <w:left w:w="195" w:type="dxa"/>
+              <w:bottom w:w="90" w:type="dxa"/>
+              <w:right w:w="195" w:type="dxa"/>
+            </w:tcMar>
+            <w:vAlign w:val="center"/>
+            <w:hideMark/>
+          </w:tcPr>
+          <w:p>
+            <w:pPr>
+              <w:spacing w:after="200" w:line="276" w:lineRule="auto"/>
+              <w:rPr>
+                <w:b/>
+                <w:bCs/>
+              </w:rPr>
+            </w:pPr>
+            <w:proofErr w:type="spellStart"/>
+            <w:r>
+              <w:rPr>
+                <w:b/>
+                <w:bCs/>
+              </w:rPr>
+              <w:t>UoC</w:t>
+            </w:r>
+            <w:proofErr w:type="spellEnd"/>
+            <w:r>
+              <w:rPr>
+                <w:b/>
+                <w:bCs/>
+              </w:rPr>
+              <w:t xml:space="preserve"> item</w:t>
+            </w:r>
+          </w:p>
+        </w:tc>
+        <w:tc>
+          <w:tcPr>
+            <w:tcW w:w="0" w:type="auto"/>
+            <w:tcBorders>
+              <w:top w:val="single" w:sz="6" w:space="0" w:color="D1D9E0"/>
+              <w:left w:val="single" w:sz="6" w:space="0" w:color="D1D9E0"/>
+              <w:bottom w:val="single" w:sz="6" w:space="0" w:color="D1D9E0"/>
+              <w:right w:val="single" w:sz="6" w:space="0" w:color="D1D9E0"/>
+            </w:tcBorders>
+            <w:shd w:val="clear" w:color="auto" w:fill="FFFFFF"/>
+            <w:tcMar>
+              <w:top w:w="90" w:type="dxa"/>
+              <w:left w:w="195" w:type="dxa"/>
+              <w:bottom w:w="90" w:type="dxa"/>
+              <w:right w:w="195" w:type="dxa"/>
+            </w:tcMar>
+            <w:vAlign w:val="center"/>
+            <w:hideMark/>
+          </w:tcPr>
+          <w:p>
+            <w:pPr>
+              <w:spacing w:after="200" w:line="276" w:lineRule="auto"/>
+              <w:rPr>
+                <w:b/>
+                <w:bCs/>
+              </w:rPr>
+            </w:pPr>
+            <w:r>
+              <w:rPr>
+                <w:b/>
+                <w:bCs/>
+              </w:rPr>
+              <w:t>Evidenced by criterion(</w:t>
+            </w:r>
+            <w:proofErr w:type="spellStart"/>
+            <w:r>
+              <w:rPr>
+                <w:b/>
+                <w:bCs/>
+              </w:rPr>
+              <w:t>ia</w:t>
+            </w:r>
+            <w:proofErr w:type="spellEnd"/>
+            <w:r>
+              <w:rPr>
+                <w:b/>
+                <w:bCs/>
+              </w:rPr>
+              <w:t>)</w:t>
+            </w:r>
+          </w:p>
+        </w:tc>
+      </w:tr>
+      <w:tr>
+        <w:tc>
+          <w:tcPr>
+            <w:tcW w:w="0" w:type="auto"/>
+            <w:tcBorders>
+              <w:top w:val="single" w:sz="6" w:space="0" w:color="D1D9E0"/>
+              <w:left w:val="single" w:sz="6" w:space="0" w:color="D1D9E0"/>
+              <w:bottom w:val="single" w:sz="6" w:space="0" w:color="D1D9E0"/>
+              <w:right w:val="single" w:sz="6" w:space="0" w:color="D1D9E0"/>
+            </w:tcBorders>
+            <w:shd w:val="clear" w:color="auto" w:fill="FFFFFF"/>
+            <w:tcMar>
+              <w:top w:w="90" w:type="dxa"/>
+              <w:left w:w="195" w:type="dxa"/>
+              <w:bottom w:w="90" w:type="dxa"/>
+              <w:right w:w="195" w:type="dxa"/>
+            </w:tcMar>
+            <w:vAlign w:val="center"/>
+            <w:hideMark/>
+          </w:tcPr>
+          <w:p>
+            <w:pPr>
+              <w:spacing w:after="200" w:line="276" w:lineRule="auto"/>
+            </w:pPr>
+            <w:r>
+              <w:t>PC 1.1 — Analyse and document current strategic plan</w:t>
+            </w:r>
+          </w:p>
+        </w:tc>
+        <w:tc>
+          <w:tcPr>
+            <w:tcW w:w="0" w:type="auto"/>
+            <w:tcBorders>
+              <w:top w:val="single" w:sz="6" w:space="0" w:color="D1D9E0"/>
+              <w:left w:val="single" w:sz="6" w:space="0" w:color="D1D9E0"/>
+              <w:bottom w:val="single" w:sz="6" w:space="0" w:color="D1D9E0"/>
+              <w:right w:val="single" w:sz="6" w:space="0" w:color="D1D9E0"/>
+            </w:tcBorders>
+            <w:shd w:val="clear" w:color="auto" w:fill="FFFFFF"/>
+            <w:tcMar>
+              <w:top w:w="90" w:type="dxa"/>
+              <w:left w:w="195" w:type="dxa"/>
+              <w:bottom w:w="90" w:type="dxa"/>
+              <w:right w:w="195" w:type="dxa"/>
+            </w:tcMar>
+            <w:vAlign w:val="center"/>
+            <w:hideMark/>
+          </w:tcPr>
+          <w:p>
+            <w:pPr>
+              <w:spacing w:after="200" w:line="276" w:lineRule="auto"/>
+            </w:pPr>
+            <w:r>
+              <w:t>A1</w:t>
+            </w:r>
+          </w:p>
+        </w:tc>
+      </w:tr>
+      <w:tr>
+        <w:tc>
+          <w:tcPr>
+            <w:tcW w:w="0" w:type="auto"/>
+            <w:tcBorders>
+              <w:top w:val="single" w:sz="6" w:space="0" w:color="D1D9E0"/>
+              <w:left w:val="single" w:sz="6" w:space="0" w:color="D1D9E0"/>
+              <w:bottom w:val="single" w:sz="6" w:space="0" w:color="D1D9E0"/>
+              <w:right w:val="single" w:sz="6" w:space="0" w:color="D1D9E0"/>
+            </w:tcBorders>
+            <w:shd w:val="clear" w:color="auto" w:fill="F6F8FA"/>
+            <w:tcMar>
+              <w:top w:w="90" w:type="dxa"/>
+              <w:left w:w="195" w:type="dxa"/>
+              <w:bottom w:w="90" w:type="dxa"/>
+              <w:right w:w="195" w:type="dxa"/>
+            </w:tcMar>
+            <w:vAlign w:val="center"/>
+            <w:hideMark/>
+          </w:tcPr>
+          <w:p>
+            <w:pPr>
+              <w:spacing w:after="200" w:line="276" w:lineRule="auto"/>
+            </w:pPr>
+            <w:r>
+              <w:t>PC 1.2 — Determine and document current state of ICT</w:t>
+            </w:r>
+          </w:p>
+        </w:tc>
+        <w:tc>
+          <w:tcPr>
+            <w:tcW w:w="0" w:type="auto"/>
+            <w:tcBorders>
+              <w:top w:val="single" w:sz="6" w:space="0" w:color="D1D9E0"/>
+              <w:left w:val="single" w:sz="6" w:space="0" w:color="D1D9E0"/>
+              <w:bottom w:val="single" w:sz="6" w:space="0" w:color="D1D9E0"/>
+              <w:right w:val="single" w:sz="6" w:space="0" w:color="D1D9E0"/>
+            </w:tcBorders>
+            <w:shd w:val="clear" w:color="auto" w:fill="F6F8FA"/>
+            <w:tcMar>
+              <w:top w:w="90" w:type="dxa"/>
+              <w:left w:w="195" w:type="dxa"/>
+              <w:bottom w:w="90" w:type="dxa"/>
+              <w:right w:w="195" w:type="dxa"/>
+            </w:tcMar>
+            <w:vAlign w:val="center"/>
+            <w:hideMark/>
+          </w:tcPr>
+          <w:p>
+            <w:pPr>
+              <w:spacing w:after="200" w:line="276" w:lineRule="auto"/>
+            </w:pPr>
+            <w:r>
+              <w:t>A2</w:t>
+            </w:r>
+          </w:p>
+        </w:tc>
+      </w:tr>
+      <w:tr>
+        <w:tc>
+          <w:tcPr>
+            <w:tcW w:w="0" w:type="auto"/>
+            <w:tcBorders>
+              <w:top w:val="single" w:sz="6" w:space="0" w:color="D1D9E0"/>
+              <w:left w:val="single" w:sz="6" w:space="0" w:color="D1D9E0"/>
+              <w:bottom w:val="single" w:sz="6" w:space="0" w:color="D1D9E0"/>
+              <w:right w:val="single" w:sz="6" w:space="0" w:color="D1D9E0"/>
+            </w:tcBorders>
+            <w:shd w:val="clear" w:color="auto" w:fill="FFFFFF"/>
+            <w:tcMar>
+              <w:top w:w="90" w:type="dxa"/>
+              <w:left w:w="195" w:type="dxa"/>
+              <w:bottom w:w="90" w:type="dxa"/>
+              <w:right w:w="195" w:type="dxa"/>
+            </w:tcMar>
+            <w:vAlign w:val="center"/>
+            <w:hideMark/>
+          </w:tcPr>
+          <w:p>
+            <w:pPr>
+              <w:spacing w:after="200" w:line="276" w:lineRule="auto"/>
+            </w:pPr>
+            <w:r>
+              <w:t>PC 1.3 — Compare strategic plan vs current state; determine gaps</w:t>
+            </w:r>
+          </w:p>
+        </w:tc>
+        <w:tc>
+          <w:tcPr>
+            <w:tcW w:w="0" w:type="auto"/>
+            <w:tcBorders>
+              <w:top w:val="single" w:sz="6" w:space="0" w:color="D1D9E0"/>
+              <w:left w:val="single" w:sz="6" w:space="0" w:color="D1D9E0"/>
+              <w:bottom w:val="single" w:sz="6" w:space="0" w:color="D1D9E0"/>
+              <w:right w:val="single" w:sz="6" w:space="0" w:color="D1D9E0"/>
+            </w:tcBorders>
+            <w:shd w:val="clear" w:color="auto" w:fill="FFFFFF"/>
+            <w:tcMar>
+              <w:top w:w="90" w:type="dxa"/>
+              <w:left w:w="195" w:type="dxa"/>
+              <w:bottom w:w="90" w:type="dxa"/>
+              <w:right w:w="195" w:type="dxa"/>
+            </w:tcMar>
+            <w:vAlign w:val="center"/>
+            <w:hideMark/>
+          </w:tcPr>
+          <w:p>
+            <w:pPr>
+              <w:spacing w:after="200" w:line="276" w:lineRule="auto"/>
+            </w:pPr>
+            <w:r>
+              <w:t>A3</w:t>
+            </w:r>
+          </w:p>
+        </w:tc>
+      </w:tr>
+      <w:tr>
+        <w:tc>
+          <w:tcPr>
+            <w:tcW w:w="0" w:type="auto"/>
+            <w:tcBorders>
+              <w:top w:val="single" w:sz="6" w:space="0" w:color="D1D9E0"/>
+              <w:left w:val="single" w:sz="6" w:space="0" w:color="D1D9E0"/>
+              <w:bottom w:val="single" w:sz="6" w:space="0" w:color="D1D9E0"/>
+              <w:right w:val="single" w:sz="6" w:space="0" w:color="D1D9E0"/>
+            </w:tcBorders>
+            <w:shd w:val="clear" w:color="auto" w:fill="F6F8FA"/>
+            <w:tcMar>
+              <w:top w:w="90" w:type="dxa"/>
+              <w:left w:w="195" w:type="dxa"/>
+              <w:bottom w:w="90" w:type="dxa"/>
+              <w:right w:w="195" w:type="dxa"/>
+            </w:tcMar>
+            <w:vAlign w:val="center"/>
+            <w:hideMark/>
+          </w:tcPr>
+          <w:p>
+            <w:pPr>
+              <w:spacing w:after="200" w:line="276" w:lineRule="auto"/>
+            </w:pPr>
+            <w:r>
+              <w:t>PC 1.4 — Report on proposed changes to superior</w:t>
+            </w:r>
+          </w:p>
+        </w:tc>
+        <w:tc>
+          <w:tcPr>
+            <w:tcW w:w="0" w:type="auto"/>
+            <w:tcBorders>
+              <w:top w:val="single" w:sz="6" w:space="0" w:color="D1D9E0"/>
+              <w:left w:val="single" w:sz="6" w:space="0" w:color="D1D9E0"/>
+              <w:bottom w:val="single" w:sz="6" w:space="0" w:color="D1D9E0"/>
+              <w:right w:val="single" w:sz="6" w:space="0" w:color="D1D9E0"/>
+            </w:tcBorders>
+            <w:shd w:val="clear" w:color="auto" w:fill="F6F8FA"/>
+            <w:tcMar>
+              <w:top w:w="90" w:type="dxa"/>
+              <w:left w:w="195" w:type="dxa"/>
+              <w:bottom w:w="90" w:type="dxa"/>
+              <w:right w:w="195" w:type="dxa"/>
+            </w:tcMar>
+            <w:vAlign w:val="center"/>
+            <w:hideMark/>
+          </w:tcPr>
+          <w:p>
+            <w:pPr>
+              <w:spacing w:after="200" w:line="276" w:lineRule="auto"/>
+            </w:pPr>
+            <w:r>
+              <w:t>A10 (written) · B1 (verbal)</w:t>
+            </w:r>
+          </w:p>
+        </w:tc>
+      </w:tr>
+      <w:tr>
+        <w:tc>
+          <w:tcPr>
+            <w:tcW w:w="0" w:type="auto"/>
+            <w:tcBorders>
+              <w:top w:val="single" w:sz="6" w:space="0" w:color="D1D9E0"/>
+              <w:left w:val="single" w:sz="6" w:space="0" w:color="D1D9E0"/>
+              <w:bottom w:val="single" w:sz="6" w:space="0" w:color="D1D9E0"/>
+              <w:right w:val="single" w:sz="6" w:space="0" w:color="D1D9E0"/>
+            </w:tcBorders>
+            <w:shd w:val="clear" w:color="auto" w:fill="FFFFFF"/>
+            <w:tcMar>
+              <w:top w:w="90" w:type="dxa"/>
+              <w:left w:w="195" w:type="dxa"/>
+              <w:bottom w:w="90" w:type="dxa"/>
+              <w:right w:w="195" w:type="dxa"/>
+            </w:tcMar>
+            <w:vAlign w:val="center"/>
+            <w:hideMark/>
+          </w:tcPr>
+          <w:p>
+            <w:pPr>
+              <w:spacing w:after="200" w:line="276" w:lineRule="auto"/>
+            </w:pPr>
+            <w:r>
+              <w:t>PC 2.1 — Evaluate impact of proposed changes</w:t>
+            </w:r>
+          </w:p>
+        </w:tc>
+        <w:tc>
+          <w:tcPr>
+            <w:tcW w:w="0" w:type="auto"/>
+            <w:tcBorders>
+              <w:top w:val="single" w:sz="6" w:space="0" w:color="D1D9E0"/>
+              <w:left w:val="single" w:sz="6" w:space="0" w:color="D1D9E0"/>
+              <w:bottom w:val="single" w:sz="6" w:space="0" w:color="D1D9E0"/>
+              <w:right w:val="single" w:sz="6" w:space="0" w:color="D1D9E0"/>
+            </w:tcBorders>
+            <w:shd w:val="clear" w:color="auto" w:fill="FFFFFF"/>
+            <w:tcMar>
+              <w:top w:w="90" w:type="dxa"/>
+              <w:left w:w="195" w:type="dxa"/>
+              <w:bottom w:w="90" w:type="dxa"/>
+              <w:right w:w="195" w:type="dxa"/>
+            </w:tcMar>
+            <w:vAlign w:val="center"/>
+            <w:hideMark/>
+          </w:tcPr>
+          <w:p>
+            <w:pPr>
+              <w:spacing w:after="200" w:line="276" w:lineRule="auto"/>
+            </w:pPr>
+            <w:r>
+              <w:t>A4 (initial) · A5 (financial) · A6 (non-financial)</w:t>
+            </w:r>
+          </w:p>
+        </w:tc>
+      </w:tr>
+      <w:tr>
+        <w:tc>
+          <w:tcPr>
+            <w:tcW w:w="0" w:type="auto"/>
+            <w:tcBorders>
+              <w:top w:val="single" w:sz="6" w:space="0" w:color="D1D9E0"/>
+              <w:left w:val="single" w:sz="6" w:space="0" w:color="D1D9E0"/>
+              <w:bottom w:val="single" w:sz="6" w:space="0" w:color="D1D9E0"/>
+              <w:right w:val="single" w:sz="6" w:space="0" w:color="D1D9E0"/>
+            </w:tcBorders>
+            <w:shd w:val="clear" w:color="auto" w:fill="F6F8FA"/>
+            <w:tcMar>
+              <w:top w:w="90" w:type="dxa"/>
+              <w:left w:w="195" w:type="dxa"/>
+              <w:bottom w:w="90" w:type="dxa"/>
+              <w:right w:w="195" w:type="dxa"/>
+            </w:tcMar>
+            <w:vAlign w:val="center"/>
+            <w:hideMark/>
+          </w:tcPr>
+          <w:p>
+            <w:pPr>
+              <w:spacing w:after="200" w:line="276" w:lineRule="auto"/>
+            </w:pPr>
+            <w:r>
+              <w:t>PC 2.2 — Evaluate difficulty of implementing changes</w:t>
+            </w:r>
+          </w:p>
+        </w:tc>
+        <w:tc>
+          <w:tcPr>
+            <w:tcW w:w="0" w:type="auto"/>
+            <w:tcBorders>
+              <w:top w:val="single" w:sz="6" w:space="0" w:color="D1D9E0"/>
+              <w:left w:val="single" w:sz="6" w:space="0" w:color="D1D9E0"/>
+              <w:bottom w:val="single" w:sz="6" w:space="0" w:color="D1D9E0"/>
+              <w:right w:val="single" w:sz="6" w:space="0" w:color="D1D9E0"/>
+            </w:tcBorders>
+            <w:shd w:val="clear" w:color="auto" w:fill="F6F8FA"/>
+            <w:tcMar>
+              <w:top w:w="90" w:type="dxa"/>
+              <w:left w:w="195" w:type="dxa"/>
+              <w:bottom w:w="90" w:type="dxa"/>
+              <w:right w:w="195" w:type="dxa"/>
+            </w:tcMar>
+            <w:vAlign w:val="center"/>
+            <w:hideMark/>
+          </w:tcPr>
+          <w:p>
+            <w:pPr>
+              <w:spacing w:after="200" w:line="276" w:lineRule="auto"/>
+            </w:pPr>
+            <w:r>
+              <w:t>A4 (initial) · A6 (deep)</w:t>
+            </w:r>
+          </w:p>
+        </w:tc>
+      </w:tr>
+      <w:tr>
+        <w:tc>
+          <w:tcPr>
+            <w:tcW w:w="0" w:type="auto"/>
+            <w:tcBorders>
+              <w:top w:val="single" w:sz="6" w:space="0" w:color="D1D9E0"/>
+              <w:left w:val="single" w:sz="6" w:space="0" w:color="D1D9E0"/>
+              <w:bottom w:val="single" w:sz="6" w:space="0" w:color="D1D9E0"/>
+              <w:right w:val="single" w:sz="6" w:space="0" w:color="D1D9E0"/>
+            </w:tcBorders>
+            <w:shd w:val="clear" w:color="auto" w:fill="FFFFFF"/>
+            <w:tcMar>
+              <w:top w:w="90" w:type="dxa"/>
+              <w:left w:w="195" w:type="dxa"/>
+              <w:bottom w:w="90" w:type="dxa"/>
+              <w:right w:w="195" w:type="dxa"/>
+            </w:tcMar>
+            <w:vAlign w:val="center"/>
+            <w:hideMark/>
+          </w:tcPr>
+          <w:p>
+            <w:pPr>
+              <w:spacing w:after="200" w:line="276" w:lineRule="auto"/>
+            </w:pPr>
+            <w:r>
+              <w:t>PC 2.3 — Prioritise proposed changes</w:t>
+            </w:r>
+          </w:p>
+        </w:tc>
+        <w:tc>
+          <w:tcPr>
+            <w:tcW w:w="0" w:type="auto"/>
+            <w:tcBorders>
+              <w:top w:val="single" w:sz="6" w:space="0" w:color="D1D9E0"/>
+              <w:left w:val="single" w:sz="6" w:space="0" w:color="D1D9E0"/>
+              <w:bottom w:val="single" w:sz="6" w:space="0" w:color="D1D9E0"/>
+              <w:right w:val="single" w:sz="6" w:space="0" w:color="D1D9E0"/>
+            </w:tcBorders>
+            <w:shd w:val="clear" w:color="auto" w:fill="FFFFFF"/>
+            <w:tcMar>
+              <w:top w:w="90" w:type="dxa"/>
+              <w:left w:w="195" w:type="dxa"/>
+              <w:bottom w:w="90" w:type="dxa"/>
+              <w:right w:w="195" w:type="dxa"/>
+            </w:tcMar>
+            <w:vAlign w:val="center"/>
+            <w:hideMark/>
+          </w:tcPr>
+          <w:p>
+            <w:pPr>
+              <w:spacing w:after="200" w:line="276" w:lineRule="auto"/>
+            </w:pPr>
+            <w:r>
+              <w:t>A7</w:t>
+            </w:r>
+          </w:p>
+        </w:tc>
+      </w:tr>
+      <w:tr>
+        <w:tc>
+          <w:tcPr>
+            <w:tcW w:w="0" w:type="auto"/>
+            <w:tcBorders>
+              <w:top w:val="single" w:sz="6" w:space="0" w:color="D1D9E0"/>
+              <w:left w:val="single" w:sz="6" w:space="0" w:color="D1D9E0"/>
+              <w:bottom w:val="single" w:sz="6" w:space="0" w:color="D1D9E0"/>
+              <w:right w:val="single" w:sz="6" w:space="0" w:color="D1D9E0"/>
+            </w:tcBorders>
+            <w:shd w:val="clear" w:color="auto" w:fill="F6F8FA"/>
+            <w:tcMar>
+              <w:top w:w="90" w:type="dxa"/>
+              <w:left w:w="195" w:type="dxa"/>
+              <w:bottom w:w="90" w:type="dxa"/>
+              <w:right w:w="195" w:type="dxa"/>
+            </w:tcMar>
+            <w:vAlign w:val="center"/>
+            <w:hideMark/>
+          </w:tcPr>
+          <w:p>
+            <w:pPr>
+              <w:spacing w:after="200" w:line="276" w:lineRule="auto"/>
+            </w:pPr>
+            <w:r>
+              <w:t>PC 2.4 — Document evaluation process and provide to superior for feedback</w:t>
+            </w:r>
+          </w:p>
+        </w:tc>
+        <w:tc>
+          <w:tcPr>
+            <w:tcW w:w="0" w:type="auto"/>
+            <w:tcBorders>
+              <w:top w:val="single" w:sz="6" w:space="0" w:color="D1D9E0"/>
+              <w:left w:val="single" w:sz="6" w:space="0" w:color="D1D9E0"/>
+              <w:bottom w:val="single" w:sz="6" w:space="0" w:color="D1D9E0"/>
+              <w:right w:val="single" w:sz="6" w:space="0" w:color="D1D9E0"/>
+            </w:tcBorders>
+            <w:shd w:val="clear" w:color="auto" w:fill="F6F8FA"/>
+            <w:tcMar>
+              <w:top w:w="90" w:type="dxa"/>
+              <w:left w:w="195" w:type="dxa"/>
+              <w:bottom w:w="90" w:type="dxa"/>
+              <w:right w:w="195" w:type="dxa"/>
+            </w:tcMar>
+            <w:vAlign w:val="center"/>
+            <w:hideMark/>
+          </w:tcPr>
+          <w:p>
+            <w:pPr>
+              <w:spacing w:after="200" w:line="276" w:lineRule="auto"/>
+            </w:pPr>
+            <w:r>
+              <w:t>A13 (feedback captured) · B2 (provided + walked through in meeting)</w:t>
+            </w:r>
+          </w:p>
+        </w:tc>
+      </w:tr>
+      <w:tr>
+        <w:tc>
+          <w:tcPr>
+            <w:tcW w:w="0" w:type="auto"/>
+            <w:tcBorders>
+              <w:top w:val="single" w:sz="6" w:space="0" w:color="D1D9E0"/>
+              <w:left w:val="single" w:sz="6" w:space="0" w:color="D1D9E0"/>
+              <w:bottom w:val="single" w:sz="6" w:space="0" w:color="D1D9E0"/>
+              <w:right w:val="single" w:sz="6" w:space="0" w:color="D1D9E0"/>
+            </w:tcBorders>
+            <w:shd w:val="clear" w:color="auto" w:fill="FFFFFF"/>
+            <w:tcMar>
+              <w:top w:w="90" w:type="dxa"/>
+              <w:left w:w="195" w:type="dxa"/>
+              <w:bottom w:w="90" w:type="dxa"/>
+              <w:right w:w="195" w:type="dxa"/>
+            </w:tcMar>
+            <w:vAlign w:val="center"/>
+            <w:hideMark/>
+          </w:tcPr>
+          <w:p>
+            <w:pPr>
+              <w:spacing w:after="200" w:line="276" w:lineRule="auto"/>
+            </w:pPr>
+            <w:r>
+              <w:t>PC 3.1 — Develop action plan including prioritised schedule</w:t>
+            </w:r>
+          </w:p>
+        </w:tc>
+        <w:tc>
+          <w:tcPr>
+            <w:tcW w:w="0" w:type="auto"/>
+            <w:tcBorders>
+              <w:top w:val="single" w:sz="6" w:space="0" w:color="D1D9E0"/>
+              <w:left w:val="single" w:sz="6" w:space="0" w:color="D1D9E0"/>
+              <w:bottom w:val="single" w:sz="6" w:space="0" w:color="D1D9E0"/>
+              <w:right w:val="single" w:sz="6" w:space="0" w:color="D1D9E0"/>
+            </w:tcBorders>
+            <w:shd w:val="clear" w:color="auto" w:fill="FFFFFF"/>
+            <w:tcMar>
+              <w:top w:w="90" w:type="dxa"/>
+              <w:left w:w="195" w:type="dxa"/>
+              <w:bottom w:w="90" w:type="dxa"/>
+              <w:right w:w="195" w:type="dxa"/>
+            </w:tcMar>
+            <w:vAlign w:val="center"/>
+            <w:hideMark/>
+          </w:tcPr>
+          <w:p>
+            <w:pPr>
+              <w:spacing w:after="200" w:line="276" w:lineRule="auto"/>
+            </w:pPr>
+            <w:r>
+              <w:t>A8</w:t>
+            </w:r>
+          </w:p>
+        </w:tc>
+      </w:tr>
+      <w:tr>
+        <w:tc>
+          <w:tcPr>
+            <w:tcW w:w="0" w:type="auto"/>
+            <w:tcBorders>
+              <w:top w:val="single" w:sz="6" w:space="0" w:color="D1D9E0"/>
+              <w:left w:val="single" w:sz="6" w:space="0" w:color="D1D9E0"/>
+              <w:bottom w:val="single" w:sz="6" w:space="0" w:color="D1D9E0"/>
+              <w:right w:val="single" w:sz="6" w:space="0" w:color="D1D9E0"/>
+            </w:tcBorders>
+            <w:shd w:val="clear" w:color="auto" w:fill="F6F8FA"/>
+            <w:tcMar>
+              <w:top w:w="90" w:type="dxa"/>
+              <w:left w:w="195" w:type="dxa"/>
+              <w:bottom w:w="90" w:type="dxa"/>
+              <w:right w:w="195" w:type="dxa"/>
+            </w:tcMar>
+            <w:vAlign w:val="center"/>
+            <w:hideMark/>
+          </w:tcPr>
+          <w:p>
+            <w:pPr>
+              <w:spacing w:after="200" w:line="276" w:lineRule="auto"/>
+            </w:pPr>
+            <w:r>
+              <w:t>PC 3.2 — Detail standards, targets and implementation methods</w:t>
+            </w:r>
+          </w:p>
+        </w:tc>
+        <w:tc>
+          <w:tcPr>
+            <w:tcW w:w="0" w:type="auto"/>
+            <w:tcBorders>
+              <w:top w:val="single" w:sz="6" w:space="0" w:color="D1D9E0"/>
+              <w:left w:val="single" w:sz="6" w:space="0" w:color="D1D9E0"/>
+              <w:bottom w:val="single" w:sz="6" w:space="0" w:color="D1D9E0"/>
+              <w:right w:val="single" w:sz="6" w:space="0" w:color="D1D9E0"/>
+            </w:tcBorders>
+            <w:shd w:val="clear" w:color="auto" w:fill="F6F8FA"/>
+            <w:tcMar>
+              <w:top w:w="90" w:type="dxa"/>
+              <w:left w:w="195" w:type="dxa"/>
+              <w:bottom w:w="90" w:type="dxa"/>
+              <w:right w:w="195" w:type="dxa"/>
+            </w:tcMar>
+            <w:vAlign w:val="center"/>
+            <w:hideMark/>
+          </w:tcPr>
+          <w:p>
+            <w:pPr>
+              <w:spacing w:after="200" w:line="276" w:lineRule="auto"/>
+            </w:pPr>
+            <w:r>
+              <w:t>A8</w:t>
+            </w:r>
+          </w:p>
+        </w:tc>
+      </w:tr>
+      <w:tr>
+        <w:tc>
+          <w:tcPr>
+            <w:tcW w:w="0" w:type="auto"/>
+            <w:tcBorders>
+              <w:top w:val="single" w:sz="6" w:space="0" w:color="D1D9E0"/>
+              <w:left w:val="single" w:sz="6" w:space="0" w:color="D1D9E0"/>
+              <w:bottom w:val="single" w:sz="6" w:space="0" w:color="D1D9E0"/>
+              <w:right w:val="single" w:sz="6" w:space="0" w:color="D1D9E0"/>
+            </w:tcBorders>
+            <w:shd w:val="clear" w:color="auto" w:fill="FFFFFF"/>
+            <w:tcMar>
+              <w:top w:w="90" w:type="dxa"/>
+              <w:left w:w="195" w:type="dxa"/>
+              <w:bottom w:w="90" w:type="dxa"/>
+              <w:right w:w="195" w:type="dxa"/>
+            </w:tcMar>
+            <w:vAlign w:val="center"/>
+            <w:hideMark/>
+          </w:tcPr>
+          <w:p>
+            <w:pPr>
+              <w:spacing w:after="200" w:line="276" w:lineRule="auto"/>
+            </w:pPr>
+            <w:r>
+              <w:t>PC 3.3 — Provide action plan to superior for feedback and approval</w:t>
+            </w:r>
+          </w:p>
+        </w:tc>
+        <w:tc>
+          <w:tcPr>
+            <w:tcW w:w="0" w:type="auto"/>
+            <w:tcBorders>
+              <w:top w:val="single" w:sz="6" w:space="0" w:color="D1D9E0"/>
+              <w:left w:val="single" w:sz="6" w:space="0" w:color="D1D9E0"/>
+              <w:bottom w:val="single" w:sz="6" w:space="0" w:color="D1D9E0"/>
+              <w:right w:val="single" w:sz="6" w:space="0" w:color="D1D9E0"/>
+            </w:tcBorders>
+            <w:shd w:val="clear" w:color="auto" w:fill="FFFFFF"/>
+            <w:tcMar>
+              <w:top w:w="90" w:type="dxa"/>
+              <w:left w:w="195" w:type="dxa"/>
+              <w:bottom w:w="90" w:type="dxa"/>
+              <w:right w:w="195" w:type="dxa"/>
+            </w:tcMar>
+            <w:vAlign w:val="center"/>
+            <w:hideMark/>
+          </w:tcPr>
+          <w:p>
+            <w:pPr>
+              <w:spacing w:after="200" w:line="276" w:lineRule="auto"/>
+            </w:pPr>
+            <w:r>
+              <w:t>A9 (written ask) · A14 (granted approval) · B3 (verbal seeking)</w:t>
+            </w:r>
+          </w:p>
+        </w:tc>
+      </w:tr>
+      <w:tr>
+        <w:tc>
+          <w:tcPr>
+            <w:tcW w:w="0" w:type="auto"/>
+            <w:tcBorders>
+              <w:top w:val="single" w:sz="6" w:space="0" w:color="D1D9E0"/>
+              <w:left w:val="single" w:sz="6" w:space="0" w:color="D1D9E0"/>
+              <w:bottom w:val="single" w:sz="6" w:space="0" w:color="D1D9E0"/>
+              <w:right w:val="single" w:sz="6" w:space="0" w:color="D1D9E0"/>
+            </w:tcBorders>
+            <w:shd w:val="clear" w:color="auto" w:fill="F6F8FA"/>
+            <w:tcMar>
+              <w:top w:w="90" w:type="dxa"/>
+              <w:left w:w="195" w:type="dxa"/>
+              <w:bottom w:w="90" w:type="dxa"/>
+              <w:right w:w="195" w:type="dxa"/>
+            </w:tcMar>
+            <w:vAlign w:val="center"/>
+            <w:hideMark/>
+          </w:tcPr>
+          <w:p>
+            <w:pPr>
+              <w:spacing w:after="200" w:line="276" w:lineRule="auto"/>
+            </w:pPr>
+            <w:r>
+              <w:t>PE 1 — Interpret a strategic plan and objectives</w:t>
+            </w:r>
+          </w:p>
+        </w:tc>
+        <w:tc>
+          <w:tcPr>
+            <w:tcW w:w="0" w:type="auto"/>
+            <w:tcBorders>
+              <w:top w:val="single" w:sz="6" w:space="0" w:color="D1D9E0"/>
+              <w:left w:val="single" w:sz="6" w:space="0" w:color="D1D9E0"/>
+              <w:bottom w:val="single" w:sz="6" w:space="0" w:color="D1D9E0"/>
+              <w:right w:val="single" w:sz="6" w:space="0" w:color="D1D9E0"/>
+            </w:tcBorders>
+            <w:shd w:val="clear" w:color="auto" w:fill="F6F8FA"/>
+            <w:tcMar>
+              <w:top w:w="90" w:type="dxa"/>
+              <w:left w:w="195" w:type="dxa"/>
+              <w:bottom w:w="90" w:type="dxa"/>
+              <w:right w:w="195" w:type="dxa"/>
+            </w:tcMar>
+            <w:vAlign w:val="center"/>
+            <w:hideMark/>
+          </w:tcPr>
+          <w:p>
+            <w:pPr>
+              <w:spacing w:after="200" w:line="276" w:lineRule="auto"/>
+            </w:pPr>
+            <w:r>
+              <w:t>A1</w:t>
+            </w:r>
+          </w:p>
+        </w:tc>
+      </w:tr>
+      <w:tr>
+        <w:tc>
+          <w:tcPr>
+            <w:tcW w:w="0" w:type="auto"/>
+            <w:tcBorders>
+              <w:top w:val="single" w:sz="6" w:space="0" w:color="D1D9E0"/>
+              <w:left w:val="single" w:sz="6" w:space="0" w:color="D1D9E0"/>
+              <w:bottom w:val="single" w:sz="6" w:space="0" w:color="D1D9E0"/>
+              <w:right w:val="single" w:sz="6" w:space="0" w:color="D1D9E0"/>
+            </w:tcBorders>
+            <w:shd w:val="clear" w:color="auto" w:fill="FFFFFF"/>
+            <w:tcMar>
+              <w:top w:w="90" w:type="dxa"/>
+              <w:left w:w="195" w:type="dxa"/>
+              <w:bottom w:w="90" w:type="dxa"/>
+              <w:right w:w="195" w:type="dxa"/>
+            </w:tcMar>
+            <w:vAlign w:val="center"/>
+            <w:hideMark/>
+          </w:tcPr>
+          <w:p>
+            <w:pPr>
+              <w:spacing w:after="200" w:line="276" w:lineRule="auto"/>
+            </w:pPr>
+            <w:r>
+              <w:t>PE 2 — Evaluate current state of ICT</w:t>
+            </w:r>
+          </w:p>
+        </w:tc>
+        <w:tc>
+          <w:tcPr>
+            <w:tcW w:w="0" w:type="auto"/>
+            <w:tcBorders>
+              <w:top w:val="single" w:sz="6" w:space="0" w:color="D1D9E0"/>
+              <w:left w:val="single" w:sz="6" w:space="0" w:color="D1D9E0"/>
+              <w:bottom w:val="single" w:sz="6" w:space="0" w:color="D1D9E0"/>
+              <w:right w:val="single" w:sz="6" w:space="0" w:color="D1D9E0"/>
+            </w:tcBorders>
+            <w:shd w:val="clear" w:color="auto" w:fill="FFFFFF"/>
+            <w:tcMar>
+              <w:top w:w="90" w:type="dxa"/>
+              <w:left w:w="195" w:type="dxa"/>
+              <w:bottom w:w="90" w:type="dxa"/>
+              <w:right w:w="195" w:type="dxa"/>
+            </w:tcMar>
+            <w:vAlign w:val="center"/>
+            <w:hideMark/>
+          </w:tcPr>
+          <w:p>
+            <w:pPr>
+              <w:spacing w:after="200" w:line="276" w:lineRule="auto"/>
+            </w:pPr>
+            <w:r>
+              <w:t>A2</w:t>
+            </w:r>
+          </w:p>
+        </w:tc>
+      </w:tr>
+      <w:tr>
+        <w:tc>
+          <w:tcPr>
+            <w:tcW w:w="0" w:type="auto"/>
+            <w:tcBorders>
+              <w:top w:val="single" w:sz="6" w:space="0" w:color="D1D9E0"/>
+              <w:left w:val="single" w:sz="6" w:space="0" w:color="D1D9E0"/>
+              <w:bottom w:val="single" w:sz="6" w:space="0" w:color="D1D9E0"/>
+              <w:right w:val="single" w:sz="6" w:space="0" w:color="D1D9E0"/>
+            </w:tcBorders>
+            <w:shd w:val="clear" w:color="auto" w:fill="F6F8FA"/>
+            <w:tcMar>
+              <w:top w:w="90" w:type="dxa"/>
+              <w:left w:w="195" w:type="dxa"/>
+              <w:bottom w:w="90" w:type="dxa"/>
+              <w:right w:w="195" w:type="dxa"/>
+            </w:tcMar>
+            <w:vAlign w:val="center"/>
+            <w:hideMark/>
+          </w:tcPr>
+          <w:p>
+            <w:pPr>
+              <w:spacing w:after="200" w:line="276" w:lineRule="auto"/>
+            </w:pPr>
+            <w:r>
+              <w:lastRenderedPageBreak/>
+              <w:t>PE 3 — Identify gaps and opportunities; evaluate organisational impact</w:t>
+            </w:r>
+          </w:p>
+        </w:tc>
+        <w:tc>
+          <w:tcPr>
+            <w:tcW w:w="0" w:type="auto"/>
+            <w:tcBorders>
+              <w:top w:val="single" w:sz="6" w:space="0" w:color="D1D9E0"/>
+              <w:left w:val="single" w:sz="6" w:space="0" w:color="D1D9E0"/>
+              <w:bottom w:val="single" w:sz="6" w:space="0" w:color="D1D9E0"/>
+              <w:right w:val="single" w:sz="6" w:space="0" w:color="D1D9E0"/>
+            </w:tcBorders>
+            <w:shd w:val="clear" w:color="auto" w:fill="F6F8FA"/>
+            <w:tcMar>
+              <w:top w:w="90" w:type="dxa"/>
+              <w:left w:w="195" w:type="dxa"/>
+              <w:bottom w:w="90" w:type="dxa"/>
+              <w:right w:w="195" w:type="dxa"/>
+            </w:tcMar>
+            <w:vAlign w:val="center"/>
+            <w:hideMark/>
+          </w:tcPr>
+          <w:p>
+            <w:pPr>
+              <w:spacing w:after="200" w:line="276" w:lineRule="auto"/>
+            </w:pPr>
+            <w:r>
+              <w:t>A3</w:t>
+            </w:r>
+          </w:p>
+        </w:tc>
+      </w:tr>
+      <w:tr>
+        <w:tc>
+          <w:tcPr>
+            <w:tcW w:w="0" w:type="auto"/>
+            <w:tcBorders>
+              <w:top w:val="single" w:sz="6" w:space="0" w:color="D1D9E0"/>
+              <w:left w:val="single" w:sz="6" w:space="0" w:color="D1D9E0"/>
+              <w:bottom w:val="single" w:sz="6" w:space="0" w:color="D1D9E0"/>
+              <w:right w:val="single" w:sz="6" w:space="0" w:color="D1D9E0"/>
+            </w:tcBorders>
+            <w:shd w:val="clear" w:color="auto" w:fill="FFFFFF"/>
+            <w:tcMar>
+              <w:top w:w="90" w:type="dxa"/>
+              <w:left w:w="195" w:type="dxa"/>
+              <w:bottom w:w="90" w:type="dxa"/>
+              <w:right w:w="195" w:type="dxa"/>
+            </w:tcMar>
+            <w:vAlign w:val="center"/>
+            <w:hideMark/>
+          </w:tcPr>
+          <w:p>
+            <w:pPr>
+              <w:spacing w:after="200" w:line="276" w:lineRule="auto"/>
+            </w:pPr>
+            <w:r>
+              <w:t>PE 4 — Determine and prioritise proposed changes</w:t>
+            </w:r>
+          </w:p>
+        </w:tc>
+        <w:tc>
+          <w:tcPr>
+            <w:tcW w:w="0" w:type="auto"/>
+            <w:tcBorders>
+              <w:top w:val="single" w:sz="6" w:space="0" w:color="D1D9E0"/>
+              <w:left w:val="single" w:sz="6" w:space="0" w:color="D1D9E0"/>
+              <w:bottom w:val="single" w:sz="6" w:space="0" w:color="D1D9E0"/>
+              <w:right w:val="single" w:sz="6" w:space="0" w:color="D1D9E0"/>
+            </w:tcBorders>
+            <w:shd w:val="clear" w:color="auto" w:fill="FFFFFF"/>
+            <w:tcMar>
+              <w:top w:w="90" w:type="dxa"/>
+              <w:left w:w="195" w:type="dxa"/>
+              <w:bottom w:w="90" w:type="dxa"/>
+              <w:right w:w="195" w:type="dxa"/>
+            </w:tcMar>
+            <w:vAlign w:val="center"/>
+            <w:hideMark/>
+          </w:tcPr>
+          <w:p>
+            <w:pPr>
+              <w:spacing w:after="200" w:line="276" w:lineRule="auto"/>
+            </w:pPr>
+            <w:r>
+              <w:t>A7</w:t>
+            </w:r>
+          </w:p>
+        </w:tc>
+      </w:tr>
+      <w:tr>
+        <w:tc>
+          <w:tcPr>
+            <w:tcW w:w="0" w:type="auto"/>
+            <w:tcBorders>
+              <w:top w:val="single" w:sz="6" w:space="0" w:color="D1D9E0"/>
+              <w:left w:val="single" w:sz="6" w:space="0" w:color="D1D9E0"/>
+              <w:bottom w:val="single" w:sz="6" w:space="0" w:color="D1D9E0"/>
+              <w:right w:val="single" w:sz="6" w:space="0" w:color="D1D9E0"/>
+            </w:tcBorders>
+            <w:shd w:val="clear" w:color="auto" w:fill="F6F8FA"/>
+            <w:tcMar>
+              <w:top w:w="90" w:type="dxa"/>
+              <w:left w:w="195" w:type="dxa"/>
+              <w:bottom w:w="90" w:type="dxa"/>
+              <w:right w:w="195" w:type="dxa"/>
+            </w:tcMar>
+            <w:vAlign w:val="center"/>
+            <w:hideMark/>
+          </w:tcPr>
+          <w:p>
+            <w:pPr>
+              <w:spacing w:after="200" w:line="276" w:lineRule="auto"/>
+            </w:pPr>
+            <w:r>
+              <w:t>PE 5 — Evaluate difficulty of implementing changes</w:t>
+            </w:r>
+          </w:p>
+        </w:tc>
+        <w:tc>
+          <w:tcPr>
+            <w:tcW w:w="0" w:type="auto"/>
+            <w:tcBorders>
+              <w:top w:val="single" w:sz="6" w:space="0" w:color="D1D9E0"/>
+              <w:left w:val="single" w:sz="6" w:space="0" w:color="D1D9E0"/>
+              <w:bottom w:val="single" w:sz="6" w:space="0" w:color="D1D9E0"/>
+              <w:right w:val="single" w:sz="6" w:space="0" w:color="D1D9E0"/>
+            </w:tcBorders>
+            <w:shd w:val="clear" w:color="auto" w:fill="F6F8FA"/>
+            <w:tcMar>
+              <w:top w:w="90" w:type="dxa"/>
+              <w:left w:w="195" w:type="dxa"/>
+              <w:bottom w:w="90" w:type="dxa"/>
+              <w:right w:w="195" w:type="dxa"/>
+            </w:tcMar>
+            <w:vAlign w:val="center"/>
+            <w:hideMark/>
+          </w:tcPr>
+          <w:p>
+            <w:pPr>
+              <w:spacing w:after="200" w:line="276" w:lineRule="auto"/>
+            </w:pPr>
+            <w:r>
+              <w:t>A6</w:t>
+            </w:r>
+          </w:p>
+        </w:tc>
+      </w:tr>
+      <w:tr>
+        <w:tc>
+          <w:tcPr>
+            <w:tcW w:w="0" w:type="auto"/>
+            <w:tcBorders>
+              <w:top w:val="single" w:sz="6" w:space="0" w:color="D1D9E0"/>
+              <w:left w:val="single" w:sz="6" w:space="0" w:color="D1D9E0"/>
+              <w:bottom w:val="single" w:sz="6" w:space="0" w:color="D1D9E0"/>
+              <w:right w:val="single" w:sz="6" w:space="0" w:color="D1D9E0"/>
+            </w:tcBorders>
+            <w:shd w:val="clear" w:color="auto" w:fill="FFFFFF"/>
+            <w:tcMar>
+              <w:top w:w="90" w:type="dxa"/>
+              <w:left w:w="195" w:type="dxa"/>
+              <w:bottom w:w="90" w:type="dxa"/>
+              <w:right w:w="195" w:type="dxa"/>
+            </w:tcMar>
+            <w:vAlign w:val="center"/>
+            <w:hideMark/>
+          </w:tcPr>
+          <w:p>
+            <w:pPr>
+              <w:spacing w:after="200" w:line="276" w:lineRule="auto"/>
+            </w:pPr>
+            <w:r>
+              <w:t>PE 6 — Develop action plan for implementation</w:t>
+            </w:r>
+          </w:p>
+        </w:tc>
+        <w:tc>
+          <w:tcPr>
+            <w:tcW w:w="0" w:type="auto"/>
+            <w:tcBorders>
+              <w:top w:val="single" w:sz="6" w:space="0" w:color="D1D9E0"/>
+              <w:left w:val="single" w:sz="6" w:space="0" w:color="D1D9E0"/>
+              <w:bottom w:val="single" w:sz="6" w:space="0" w:color="D1D9E0"/>
+              <w:right w:val="single" w:sz="6" w:space="0" w:color="D1D9E0"/>
+            </w:tcBorders>
+            <w:shd w:val="clear" w:color="auto" w:fill="FFFFFF"/>
+            <w:tcMar>
+              <w:top w:w="90" w:type="dxa"/>
+              <w:left w:w="195" w:type="dxa"/>
+              <w:bottom w:w="90" w:type="dxa"/>
+              <w:right w:w="195" w:type="dxa"/>
+            </w:tcMar>
+            <w:vAlign w:val="center"/>
+            <w:hideMark/>
+          </w:tcPr>
+          <w:p>
+            <w:pPr>
+              <w:spacing w:after="200" w:line="276" w:lineRule="auto"/>
+            </w:pPr>
+            <w:r>
+              <w:t>A8</w:t>
+            </w:r>
+          </w:p>
+        </w:tc>
+      </w:tr>
+      <w:tr>
+        <w:tc>
+          <w:tcPr>
+            <w:tcW w:w="0" w:type="auto"/>
+            <w:tcBorders>
+              <w:top w:val="single" w:sz="6" w:space="0" w:color="D1D9E0"/>
+              <w:left w:val="single" w:sz="6" w:space="0" w:color="D1D9E0"/>
+              <w:bottom w:val="single" w:sz="6" w:space="0" w:color="D1D9E0"/>
+              <w:right w:val="single" w:sz="6" w:space="0" w:color="D1D9E0"/>
+            </w:tcBorders>
+            <w:shd w:val="clear" w:color="auto" w:fill="F6F8FA"/>
+            <w:tcMar>
+              <w:top w:w="90" w:type="dxa"/>
+              <w:left w:w="195" w:type="dxa"/>
+              <w:bottom w:w="90" w:type="dxa"/>
+              <w:right w:w="195" w:type="dxa"/>
+            </w:tcMar>
+            <w:vAlign w:val="center"/>
+            <w:hideMark/>
+          </w:tcPr>
+          <w:p>
+            <w:pPr>
+              <w:spacing w:after="200" w:line="276" w:lineRule="auto"/>
+            </w:pPr>
+            <w:r>
+              <w:t>KE 1 — Key sections of an action plan</w:t>
+            </w:r>
+          </w:p>
+        </w:tc>
+        <w:tc>
+          <w:tcPr>
+            <w:tcW w:w="0" w:type="auto"/>
+            <w:tcBorders>
+              <w:top w:val="single" w:sz="6" w:space="0" w:color="D1D9E0"/>
+              <w:left w:val="single" w:sz="6" w:space="0" w:color="D1D9E0"/>
+              <w:bottom w:val="single" w:sz="6" w:space="0" w:color="D1D9E0"/>
+              <w:right w:val="single" w:sz="6" w:space="0" w:color="D1D9E0"/>
+            </w:tcBorders>
+            <w:shd w:val="clear" w:color="auto" w:fill="F6F8FA"/>
+            <w:tcMar>
+              <w:top w:w="90" w:type="dxa"/>
+              <w:left w:w="195" w:type="dxa"/>
+              <w:bottom w:w="90" w:type="dxa"/>
+              <w:right w:w="195" w:type="dxa"/>
+            </w:tcMar>
+            <w:vAlign w:val="center"/>
+            <w:hideMark/>
+          </w:tcPr>
+          <w:p>
+            <w:pPr>
+              <w:spacing w:after="200" w:line="276" w:lineRule="auto"/>
+            </w:pPr>
+            <w:r>
+              <w:t>A8 · A11</w:t>
+            </w:r>
+          </w:p>
+        </w:tc>
+      </w:tr>
+      <w:tr>
+        <w:tc>
+          <w:tcPr>
+            <w:tcW w:w="0" w:type="auto"/>
+            <w:tcBorders>
+              <w:top w:val="single" w:sz="6" w:space="0" w:color="D1D9E0"/>
+              <w:left w:val="single" w:sz="6" w:space="0" w:color="D1D9E0"/>
+              <w:bottom w:val="single" w:sz="6" w:space="0" w:color="D1D9E0"/>
+              <w:right w:val="single" w:sz="6" w:space="0" w:color="D1D9E0"/>
+            </w:tcBorders>
+            <w:shd w:val="clear" w:color="auto" w:fill="FFFFFF"/>
+            <w:tcMar>
+              <w:top w:w="90" w:type="dxa"/>
+              <w:left w:w="195" w:type="dxa"/>
+              <w:bottom w:w="90" w:type="dxa"/>
+              <w:right w:w="195" w:type="dxa"/>
+            </w:tcMar>
+            <w:vAlign w:val="center"/>
+            <w:hideMark/>
+          </w:tcPr>
+          <w:p>
+            <w:pPr>
+              <w:spacing w:after="200" w:line="276" w:lineRule="auto"/>
+            </w:pPr>
+            <w:r>
+              <w:t>KE 2 — Methods of evaluation and planning approaches</w:t>
+            </w:r>
+          </w:p>
+        </w:tc>
+        <w:tc>
+          <w:tcPr>
+            <w:tcW w:w="0" w:type="auto"/>
+            <w:tcBorders>
+              <w:top w:val="single" w:sz="6" w:space="0" w:color="D1D9E0"/>
+              <w:left w:val="single" w:sz="6" w:space="0" w:color="D1D9E0"/>
+              <w:bottom w:val="single" w:sz="6" w:space="0" w:color="D1D9E0"/>
+              <w:right w:val="single" w:sz="6" w:space="0" w:color="D1D9E0"/>
+            </w:tcBorders>
+            <w:shd w:val="clear" w:color="auto" w:fill="FFFFFF"/>
+            <w:tcMar>
+              <w:top w:w="90" w:type="dxa"/>
+              <w:left w:w="195" w:type="dxa"/>
+              <w:bottom w:w="90" w:type="dxa"/>
+              <w:right w:w="195" w:type="dxa"/>
+            </w:tcMar>
+            <w:vAlign w:val="center"/>
+            <w:hideMark/>
+          </w:tcPr>
+          <w:p>
+            <w:pPr>
+              <w:spacing w:after="200" w:line="276" w:lineRule="auto"/>
+            </w:pPr>
+            <w:r>
+              <w:t>A5 · A11</w:t>
+            </w:r>
+          </w:p>
+        </w:tc>
+      </w:tr>
+      <w:tr>
+        <w:tc>
+          <w:tcPr>
+            <w:tcW w:w="0" w:type="auto"/>
+            <w:tcBorders>
+              <w:top w:val="single" w:sz="6" w:space="0" w:color="D1D9E0"/>
+              <w:left w:val="single" w:sz="6" w:space="0" w:color="D1D9E0"/>
+              <w:bottom w:val="single" w:sz="6" w:space="0" w:color="D1D9E0"/>
+              <w:right w:val="single" w:sz="6" w:space="0" w:color="D1D9E0"/>
+            </w:tcBorders>
+            <w:shd w:val="clear" w:color="auto" w:fill="F6F8FA"/>
+            <w:tcMar>
+              <w:top w:w="90" w:type="dxa"/>
+              <w:left w:w="195" w:type="dxa"/>
+              <w:bottom w:w="90" w:type="dxa"/>
+              <w:right w:w="195" w:type="dxa"/>
+            </w:tcMar>
+            <w:vAlign w:val="center"/>
+            <w:hideMark/>
+          </w:tcPr>
+          <w:p>
+            <w:pPr>
+              <w:spacing w:after="200" w:line="276" w:lineRule="auto"/>
+            </w:pPr>
+            <w:r>
+              <w:t>KE 3 — Methods of evaluation of competing ICT systems and products</w:t>
+            </w:r>
+          </w:p>
+        </w:tc>
+        <w:tc>
+          <w:tcPr>
+            <w:tcW w:w="0" w:type="auto"/>
+            <w:tcBorders>
+              <w:top w:val="single" w:sz="6" w:space="0" w:color="D1D9E0"/>
+              <w:left w:val="single" w:sz="6" w:space="0" w:color="D1D9E0"/>
+              <w:bottom w:val="single" w:sz="6" w:space="0" w:color="D1D9E0"/>
+              <w:right w:val="single" w:sz="6" w:space="0" w:color="D1D9E0"/>
+            </w:tcBorders>
+            <w:shd w:val="clear" w:color="auto" w:fill="F6F8FA"/>
+            <w:tcMar>
+              <w:top w:w="90" w:type="dxa"/>
+              <w:left w:w="195" w:type="dxa"/>
+              <w:bottom w:w="90" w:type="dxa"/>
+              <w:right w:w="195" w:type="dxa"/>
+            </w:tcMar>
+            <w:vAlign w:val="center"/>
+            <w:hideMark/>
+          </w:tcPr>
+          <w:p>
+            <w:pPr>
+              <w:spacing w:after="200" w:line="276" w:lineRule="auto"/>
+            </w:pPr>
+            <w:r>
+              <w:t>A4 · A5 · A11</w:t>
+            </w:r>
+          </w:p>
+        </w:tc>
+      </w:tr>
+      <w:tr>
+        <w:tc>
+          <w:tcPr>
+            <w:tcW w:w="0" w:type="auto"/>
+            <w:tcBorders>
+              <w:top w:val="single" w:sz="6" w:space="0" w:color="D1D9E0"/>
+              <w:left w:val="single" w:sz="6" w:space="0" w:color="D1D9E0"/>
+              <w:bottom w:val="single" w:sz="6" w:space="0" w:color="D1D9E0"/>
+              <w:right w:val="single" w:sz="6" w:space="0" w:color="D1D9E0"/>
+            </w:tcBorders>
+            <w:shd w:val="clear" w:color="auto" w:fill="FFFFFF"/>
+            <w:tcMar>
+              <w:top w:w="90" w:type="dxa"/>
+              <w:left w:w="195" w:type="dxa"/>
+              <w:bottom w:w="90" w:type="dxa"/>
+              <w:right w:w="195" w:type="dxa"/>
+            </w:tcMar>
+            <w:vAlign w:val="center"/>
+            <w:hideMark/>
+          </w:tcPr>
+          <w:p>
+            <w:pPr>
+              <w:spacing w:after="200" w:line="276" w:lineRule="auto"/>
+            </w:pPr>
+            <w:r>
+              <w:t>KE 4 — Current and emerging trends</w:t>
+            </w:r>
+          </w:p>
+        </w:tc>
+        <w:tc>
+          <w:tcPr>
+            <w:tcW w:w="0" w:type="auto"/>
+            <w:tcBorders>
+              <w:top w:val="single" w:sz="6" w:space="0" w:color="D1D9E0"/>
+              <w:left w:val="single" w:sz="6" w:space="0" w:color="D1D9E0"/>
+              <w:bottom w:val="single" w:sz="6" w:space="0" w:color="D1D9E0"/>
+              <w:right w:val="single" w:sz="6" w:space="0" w:color="D1D9E0"/>
+            </w:tcBorders>
+            <w:shd w:val="clear" w:color="auto" w:fill="FFFFFF"/>
+            <w:tcMar>
+              <w:top w:w="90" w:type="dxa"/>
+              <w:left w:w="195" w:type="dxa"/>
+              <w:bottom w:w="90" w:type="dxa"/>
+              <w:right w:w="195" w:type="dxa"/>
+            </w:tcMar>
+            <w:vAlign w:val="center"/>
+            <w:hideMark/>
+          </w:tcPr>
+          <w:p>
+            <w:pPr>
+              <w:spacing w:after="200" w:line="276" w:lineRule="auto"/>
+            </w:pPr>
+            <w:r>
+              <w:t>A11</w:t>
+            </w:r>
+          </w:p>
+        </w:tc>
+      </w:tr>
+      <w:tr>
+        <w:tc>
+          <w:tcPr>
+            <w:tcW w:w="0" w:type="auto"/>
+            <w:tcBorders>
+              <w:top w:val="single" w:sz="6" w:space="0" w:color="D1D9E0"/>
+              <w:left w:val="single" w:sz="6" w:space="0" w:color="D1D9E0"/>
+              <w:bottom w:val="single" w:sz="6" w:space="0" w:color="D1D9E0"/>
+              <w:right w:val="single" w:sz="6" w:space="0" w:color="D1D9E0"/>
+            </w:tcBorders>
+            <w:shd w:val="clear" w:color="auto" w:fill="F6F8FA"/>
+            <w:tcMar>
+              <w:top w:w="90" w:type="dxa"/>
+              <w:left w:w="195" w:type="dxa"/>
+              <w:bottom w:w="90" w:type="dxa"/>
+              <w:right w:w="195" w:type="dxa"/>
+            </w:tcMar>
+            <w:vAlign w:val="center"/>
+            <w:hideMark/>
+          </w:tcPr>
+          <w:p>
+            <w:pPr>
+              <w:spacing w:after="200" w:line="276" w:lineRule="auto"/>
+            </w:pPr>
+            <w:r>
+              <w:t>FS Reading</w:t>
+            </w:r>
+          </w:p>
+        </w:tc>
+        <w:tc>
+          <w:tcPr>
+            <w:tcW w:w="0" w:type="auto"/>
+            <w:tcBorders>
+              <w:top w:val="single" w:sz="6" w:space="0" w:color="D1D9E0"/>
+              <w:left w:val="single" w:sz="6" w:space="0" w:color="D1D9E0"/>
+              <w:bottom w:val="single" w:sz="6" w:space="0" w:color="D1D9E0"/>
+              <w:right w:val="single" w:sz="6" w:space="0" w:color="D1D9E0"/>
+            </w:tcBorders>
+            <w:shd w:val="clear" w:color="auto" w:fill="F6F8FA"/>
+            <w:tcMar>
+              <w:top w:w="90" w:type="dxa"/>
+              <w:left w:w="195" w:type="dxa"/>
+              <w:bottom w:w="90" w:type="dxa"/>
+              <w:right w:w="195" w:type="dxa"/>
+            </w:tcMar>
+            <w:vAlign w:val="center"/>
+            <w:hideMark/>
+          </w:tcPr>
+          <w:p>
+            <w:pPr>
+              <w:spacing w:after="200" w:line="276" w:lineRule="auto"/>
+            </w:pPr>
+            <w:r>
+              <w:t>A12</w:t>
+            </w:r>
+          </w:p>
+        </w:tc>
+      </w:tr>
+      <w:tr>
+        <w:tc>
+          <w:tcPr>
+            <w:tcW w:w="0" w:type="auto"/>
+            <w:tcBorders>
+              <w:top w:val="single" w:sz="6" w:space="0" w:color="D1D9E0"/>
+              <w:left w:val="single" w:sz="6" w:space="0" w:color="D1D9E0"/>
+              <w:bottom w:val="single" w:sz="6" w:space="0" w:color="D1D9E0"/>
+              <w:right w:val="single" w:sz="6" w:space="0" w:color="D1D9E0"/>
+            </w:tcBorders>
+            <w:shd w:val="clear" w:color="auto" w:fill="FFFFFF"/>
+            <w:tcMar>
+              <w:top w:w="90" w:type="dxa"/>
+              <w:left w:w="195" w:type="dxa"/>
+              <w:bottom w:w="90" w:type="dxa"/>
+              <w:right w:w="195" w:type="dxa"/>
+            </w:tcMar>
+            <w:vAlign w:val="center"/>
+            <w:hideMark/>
+          </w:tcPr>
+          <w:p>
+            <w:pPr>
+              <w:spacing w:after="200" w:line="276" w:lineRule="auto"/>
+            </w:pPr>
+            <w:r>
+              <w:t>FS Writing</w:t>
+            </w:r>
+          </w:p>
+        </w:tc>
+        <w:tc>
+          <w:tcPr>
+            <w:tcW w:w="0" w:type="auto"/>
+            <w:tcBorders>
+              <w:top w:val="single" w:sz="6" w:space="0" w:color="D1D9E0"/>
+              <w:left w:val="single" w:sz="6" w:space="0" w:color="D1D9E0"/>
+              <w:bottom w:val="single" w:sz="6" w:space="0" w:color="D1D9E0"/>
+              <w:right w:val="single" w:sz="6" w:space="0" w:color="D1D9E0"/>
+            </w:tcBorders>
+            <w:shd w:val="clear" w:color="auto" w:fill="FFFFFF"/>
+            <w:tcMar>
+              <w:top w:w="90" w:type="dxa"/>
+              <w:left w:w="195" w:type="dxa"/>
+              <w:bottom w:w="90" w:type="dxa"/>
+              <w:right w:w="195" w:type="dxa"/>
+            </w:tcMar>
+            <w:vAlign w:val="center"/>
+            <w:hideMark/>
+          </w:tcPr>
+          <w:p>
+            <w:pPr>
+              <w:spacing w:after="200" w:line="276" w:lineRule="auto"/>
+            </w:pPr>
+            <w:r>
+              <w:t>A15</w:t>
+            </w:r>
+          </w:p>
+        </w:tc>
+      </w:tr>
+      <w:tr>
+        <w:tc>
+          <w:tcPr>
+            <w:tcW w:w="0" w:type="auto"/>
+            <w:tcBorders>
+              <w:top w:val="single" w:sz="6" w:space="0" w:color="D1D9E0"/>
+              <w:left w:val="single" w:sz="6" w:space="0" w:color="D1D9E0"/>
+              <w:bottom w:val="single" w:sz="6" w:space="0" w:color="D1D9E0"/>
+              <w:right w:val="single" w:sz="6" w:space="0" w:color="D1D9E0"/>
+            </w:tcBorders>
+            <w:shd w:val="clear" w:color="auto" w:fill="F6F8FA"/>
+            <w:tcMar>
+              <w:top w:w="90" w:type="dxa"/>
+              <w:left w:w="195" w:type="dxa"/>
+              <w:bottom w:w="90" w:type="dxa"/>
+              <w:right w:w="195" w:type="dxa"/>
+            </w:tcMar>
+            <w:vAlign w:val="center"/>
+            <w:hideMark/>
+          </w:tcPr>
+          <w:p>
+            <w:pPr>
+              <w:spacing w:after="200" w:line="276" w:lineRule="auto"/>
+            </w:pPr>
+            <w:r>
+              <w:t>FS Oral Communication</w:t>
+            </w:r>
+          </w:p>
+        </w:tc>
+        <w:tc>
+          <w:tcPr>
+            <w:tcW w:w="0" w:type="auto"/>
+            <w:tcBorders>
+              <w:top w:val="single" w:sz="6" w:space="0" w:color="D1D9E0"/>
+              <w:left w:val="single" w:sz="6" w:space="0" w:color="D1D9E0"/>
+              <w:bottom w:val="single" w:sz="6" w:space="0" w:color="D1D9E0"/>
+              <w:right w:val="single" w:sz="6" w:space="0" w:color="D1D9E0"/>
+            </w:tcBorders>
+            <w:shd w:val="clear" w:color="auto" w:fill="F6F8FA"/>
+            <w:tcMar>
+              <w:top w:w="90" w:type="dxa"/>
+              <w:left w:w="195" w:type="dxa"/>
+              <w:bottom w:w="90" w:type="dxa"/>
+              <w:right w:w="195" w:type="dxa"/>
+            </w:tcMar>
+            <w:vAlign w:val="center"/>
+            <w:hideMark/>
+          </w:tcPr>
+          <w:p>
+            <w:pPr>
+              <w:spacing w:after="200" w:line="276" w:lineRule="auto"/>
+            </w:pPr>
+            <w:r>
+              <w:t>B7 · B8</w:t>
+            </w:r>
+          </w:p>
+        </w:tc>
+      </w:tr>
+      <w:tr>
+        <w:tc>
+          <w:tcPr>
+            <w:tcW w:w="0" w:type="auto"/>
+            <w:tcBorders>
+              <w:top w:val="single" w:sz="6" w:space="0" w:color="D1D9E0"/>
+              <w:left w:val="single" w:sz="6" w:space="0" w:color="D1D9E0"/>
+              <w:bottom w:val="single" w:sz="6" w:space="0" w:color="D1D9E0"/>
+              <w:right w:val="single" w:sz="6" w:space="0" w:color="D1D9E0"/>
+            </w:tcBorders>
+            <w:shd w:val="clear" w:color="auto" w:fill="FFFFFF"/>
+            <w:tcMar>
+              <w:top w:w="90" w:type="dxa"/>
+              <w:left w:w="195" w:type="dxa"/>
+              <w:bottom w:w="90" w:type="dxa"/>
+              <w:right w:w="195" w:type="dxa"/>
+            </w:tcMar>
+            <w:vAlign w:val="center"/>
+            <w:hideMark/>
+          </w:tcPr>
+          <w:p>
+            <w:pPr>
+              <w:spacing w:after="200" w:line="276" w:lineRule="auto"/>
+            </w:pPr>
+            <w:r>
+              <w:t>FS Numeracy</w:t>
+            </w:r>
+          </w:p>
+        </w:tc>
+        <w:tc>
+          <w:tcPr>
+            <w:tcW w:w="0" w:type="auto"/>
+            <w:tcBorders>
+              <w:top w:val="single" w:sz="6" w:space="0" w:color="D1D9E0"/>
+              <w:left w:val="single" w:sz="6" w:space="0" w:color="D1D9E0"/>
+              <w:bottom w:val="single" w:sz="6" w:space="0" w:color="D1D9E0"/>
+              <w:right w:val="single" w:sz="6" w:space="0" w:color="D1D9E0"/>
+            </w:tcBorders>
+            <w:shd w:val="clear" w:color="auto" w:fill="FFFFFF"/>
+            <w:tcMar>
+              <w:top w:w="90" w:type="dxa"/>
+              <w:left w:w="195" w:type="dxa"/>
+              <w:bottom w:w="90" w:type="dxa"/>
+              <w:right w:w="195" w:type="dxa"/>
+            </w:tcMar>
+            <w:vAlign w:val="center"/>
+            <w:hideMark/>
+          </w:tcPr>
+          <w:p>
+            <w:pPr>
+              <w:spacing w:after="200" w:line="276" w:lineRule="auto"/>
+            </w:pPr>
+            <w:r>
+              <w:t>A5</w:t>
+            </w:r>
+          </w:p>
+        </w:tc>
+      </w:tr>
+      <w:tr>
+        <w:tc>
+          <w:tcPr>
+            <w:tcW w:w="0" w:type="auto"/>
+            <w:tcBorders>
+              <w:top w:val="single" w:sz="6" w:space="0" w:color="D1D9E0"/>
+              <w:left w:val="single" w:sz="6" w:space="0" w:color="D1D9E0"/>
+              <w:bottom w:val="single" w:sz="6" w:space="0" w:color="D1D9E0"/>
+              <w:right w:val="single" w:sz="6" w:space="0" w:color="D1D9E0"/>
+            </w:tcBorders>
+            <w:shd w:val="clear" w:color="auto" w:fill="F6F8FA"/>
+            <w:tcMar>
+              <w:top w:w="90" w:type="dxa"/>
+              <w:left w:w="195" w:type="dxa"/>
+              <w:bottom w:w="90" w:type="dxa"/>
+              <w:right w:w="195" w:type="dxa"/>
+            </w:tcMar>
+            <w:vAlign w:val="center"/>
+            <w:hideMark/>
+          </w:tcPr>
+          <w:p>
+            <w:pPr>
+              <w:spacing w:after="200" w:line="276" w:lineRule="auto"/>
+            </w:pPr>
+            <w:r>
+              <w:t>AC 1 — Coordination site</w:t>
+            </w:r>
+          </w:p>
+        </w:tc>
+        <w:tc>
+          <w:tcPr>
+            <w:tcW w:w="0" w:type="auto"/>
+            <w:tcBorders>
+              <w:top w:val="single" w:sz="6" w:space="0" w:color="D1D9E0"/>
+              <w:left w:val="single" w:sz="6" w:space="0" w:color="D1D9E0"/>
+              <w:bottom w:val="single" w:sz="6" w:space="0" w:color="D1D9E0"/>
+              <w:right w:val="single" w:sz="6" w:space="0" w:color="D1D9E0"/>
+            </w:tcBorders>
+            <w:shd w:val="clear" w:color="auto" w:fill="F6F8FA"/>
+            <w:tcMar>
+              <w:top w:w="90" w:type="dxa"/>
+              <w:left w:w="195" w:type="dxa"/>
+              <w:bottom w:w="90" w:type="dxa"/>
+              <w:right w:w="195" w:type="dxa"/>
+            </w:tcMar>
+            <w:vAlign w:val="center"/>
+            <w:hideMark/>
+          </w:tcPr>
+          <w:p>
+            <w:pPr>
+              <w:spacing w:after="200" w:line="276" w:lineRule="auto"/>
+            </w:pPr>
+            <w:r>
+              <w:t>C1 (pre-condition)</w:t>
+            </w:r>
+          </w:p>
+        </w:tc>
+      </w:tr>
+      <w:tr>
+        <w:tc>
+          <w:tcPr>
+            <w:tcW w:w="0" w:type="auto"/>
+            <w:tcBorders>
+              <w:top w:val="single" w:sz="6" w:space="0" w:color="D1D9E0"/>
+              <w:left w:val="single" w:sz="6" w:space="0" w:color="D1D9E0"/>
+              <w:bottom w:val="single" w:sz="6" w:space="0" w:color="D1D9E0"/>
+              <w:right w:val="single" w:sz="6" w:space="0" w:color="D1D9E0"/>
+            </w:tcBorders>
+            <w:shd w:val="clear" w:color="auto" w:fill="FFFFFF"/>
+            <w:tcMar>
+              <w:top w:w="90" w:type="dxa"/>
+              <w:left w:w="195" w:type="dxa"/>
+              <w:bottom w:w="90" w:type="dxa"/>
+              <w:right w:w="195" w:type="dxa"/>
+            </w:tcMar>
+            <w:vAlign w:val="center"/>
+            <w:hideMark/>
+          </w:tcPr>
+          <w:p>
+            <w:pPr>
+              <w:spacing w:after="200" w:line="276" w:lineRule="auto"/>
+            </w:pPr>
+            <w:r>
+              <w:t>AC 2 — Strategic plan information</w:t>
+            </w:r>
+          </w:p>
+        </w:tc>
+        <w:tc>
+          <w:tcPr>
+            <w:tcW w:w="0" w:type="auto"/>
+            <w:tcBorders>
+              <w:top w:val="single" w:sz="6" w:space="0" w:color="D1D9E0"/>
+              <w:left w:val="single" w:sz="6" w:space="0" w:color="D1D9E0"/>
+              <w:bottom w:val="single" w:sz="6" w:space="0" w:color="D1D9E0"/>
+              <w:right w:val="single" w:sz="6" w:space="0" w:color="D1D9E0"/>
+            </w:tcBorders>
+            <w:shd w:val="clear" w:color="auto" w:fill="FFFFFF"/>
+            <w:tcMar>
+              <w:top w:w="90" w:type="dxa"/>
+              <w:left w:w="195" w:type="dxa"/>
+              <w:bottom w:w="90" w:type="dxa"/>
+              <w:right w:w="195" w:type="dxa"/>
+            </w:tcMar>
+            <w:vAlign w:val="center"/>
+            <w:hideMark/>
+          </w:tcPr>
+          <w:p>
+            <w:pPr>
+              <w:spacing w:after="200" w:line="276" w:lineRule="auto"/>
+            </w:pPr>
+            <w:r>
+              <w:t>C1 (pre-condition)</w:t>
+            </w:r>
+          </w:p>
+        </w:tc>
+      </w:tr>
+      <w:tr>
+        <w:tc>
+          <w:tcPr>
+            <w:tcW w:w="0" w:type="auto"/>
+            <w:tcBorders>
+              <w:top w:val="single" w:sz="6" w:space="0" w:color="D1D9E0"/>
+              <w:left w:val="single" w:sz="6" w:space="0" w:color="D1D9E0"/>
+              <w:bottom w:val="single" w:sz="6" w:space="0" w:color="D1D9E0"/>
+              <w:right w:val="single" w:sz="6" w:space="0" w:color="D1D9E0"/>
+            </w:tcBorders>
+            <w:shd w:val="clear" w:color="auto" w:fill="F6F8FA"/>
+            <w:tcMar>
+              <w:top w:w="90" w:type="dxa"/>
+              <w:left w:w="195" w:type="dxa"/>
+              <w:bottom w:w="90" w:type="dxa"/>
+              <w:right w:w="195" w:type="dxa"/>
+            </w:tcMar>
+            <w:vAlign w:val="center"/>
+            <w:hideMark/>
+          </w:tcPr>
+          <w:p>
+            <w:pPr>
+              <w:spacing w:after="200" w:line="276" w:lineRule="auto"/>
+            </w:pPr>
+            <w:r>
+              <w:t>AC 3 — Organisational policies and procedures for ICT changes</w:t>
+            </w:r>
+          </w:p>
+        </w:tc>
+        <w:tc>
+          <w:tcPr>
+            <w:tcW w:w="0" w:type="auto"/>
+            <w:tcBorders>
+              <w:top w:val="single" w:sz="6" w:space="0" w:color="D1D9E0"/>
+              <w:left w:val="single" w:sz="6" w:space="0" w:color="D1D9E0"/>
+              <w:bottom w:val="single" w:sz="6" w:space="0" w:color="D1D9E0"/>
+              <w:right w:val="single" w:sz="6" w:space="0" w:color="D1D9E0"/>
+            </w:tcBorders>
+            <w:shd w:val="clear" w:color="auto" w:fill="F6F8FA"/>
+            <w:tcMar>
+              <w:top w:w="90" w:type="dxa"/>
+              <w:left w:w="195" w:type="dxa"/>
+              <w:bottom w:w="90" w:type="dxa"/>
+              <w:right w:w="195" w:type="dxa"/>
+            </w:tcMar>
+            <w:vAlign w:val="center"/>
+            <w:hideMark/>
+          </w:tcPr>
+          <w:p>
+            <w:pPr>
+              <w:spacing w:after="200" w:line="276" w:lineRule="auto"/>
+            </w:pPr>
+            <w:r>
+              <w:t>C1 (pre-condition — YAT change-management procedure on intranet)</w:t>
+            </w:r>
+          </w:p>
+        </w:tc>
+      </w:tr>
+      <w:tr>
+        <w:tc>
+          <w:tcPr>
+            <w:tcW w:w="0" w:type="auto"/>
+            <w:tcBorders>
+              <w:top w:val="single" w:sz="6" w:space="0" w:color="D1D9E0"/>
+              <w:left w:val="single" w:sz="6" w:space="0" w:color="D1D9E0"/>
+              <w:bottom w:val="single" w:sz="6" w:space="0" w:color="D1D9E0"/>
+              <w:right w:val="single" w:sz="6" w:space="0" w:color="D1D9E0"/>
+            </w:tcBorders>
+            <w:shd w:val="clear" w:color="auto" w:fill="FFFFFF"/>
+            <w:tcMar>
+              <w:top w:w="90" w:type="dxa"/>
+              <w:left w:w="195" w:type="dxa"/>
+              <w:bottom w:w="90" w:type="dxa"/>
+              <w:right w:w="195" w:type="dxa"/>
+            </w:tcMar>
+            <w:vAlign w:val="center"/>
+            <w:hideMark/>
+          </w:tcPr>
+          <w:p>
+            <w:pPr>
+              <w:spacing w:after="200" w:line="276" w:lineRule="auto"/>
+            </w:pPr>
+            <w:r>
+              <w:t>AC 4 — Individual superior</w:t>
+            </w:r>
+          </w:p>
+        </w:tc>
+        <w:tc>
+          <w:tcPr>
+            <w:tcW w:w="0" w:type="auto"/>
+            <w:tcBorders>
+              <w:top w:val="single" w:sz="6" w:space="0" w:color="D1D9E0"/>
+              <w:left w:val="single" w:sz="6" w:space="0" w:color="D1D9E0"/>
+              <w:bottom w:val="single" w:sz="6" w:space="0" w:color="D1D9E0"/>
+              <w:right w:val="single" w:sz="6" w:space="0" w:color="D1D9E0"/>
+            </w:tcBorders>
+            <w:shd w:val="clear" w:color="auto" w:fill="FFFFFF"/>
+            <w:tcMar>
+              <w:top w:w="90" w:type="dxa"/>
+              <w:left w:w="195" w:type="dxa"/>
+              <w:bottom w:w="90" w:type="dxa"/>
+              <w:right w:w="195" w:type="dxa"/>
+            </w:tcMar>
+            <w:vAlign w:val="center"/>
+            <w:hideMark/>
+          </w:tcPr>
+          <w:p>
+            <w:pPr>
+              <w:spacing w:after="200" w:line="276" w:lineRule="auto"/>
+            </w:pPr>
+            <w:r>
+              <w:t>C2 (pre-condition)</w:t>
+            </w:r>
+          </w:p>
+        </w:tc>
+      </w:tr>
+    </w:tbl>
+    <w:p>
+      <w:pPr>
+        <w:spacing w:after="200" w:line="276" w:lineRule="auto"/>
+        <w:rPr>
+          <w:b/>
+          <w:bCs/>
+        </w:rPr>
+      </w:pPr>
+      <w:r>
+        <w:rPr>
+          <w:b/>
+          <w:bCs/>
+        </w:rPr>
+        <w:t>ICTCLD401 — Configure cloud services (AT1-relevant items only)</w:t>
+      </w:r>
+    </w:p>
+    <w:tbl>
+      <w:tblPr>
+        <w:tblW w:w="0" w:type="auto"/>
+        <w:tblCellMar>
+          <w:top w:w="15" w:type="dxa"/>
+          <w:left w:w="15" w:type="dxa"/>
+          <w:bottom w:w="15" w:type="dxa"/>
+          <w:right w:w="15" w:type="dxa"/>
+        </w:tblCellMar>
+        <w:tblLook w:val="04A0" w:firstRow="1" w:lastRow="0" w:firstColumn="1" w:lastColumn="0" w:noHBand="0" w:noVBand="1"/>
+      </w:tblPr>
+      <w:tblGrid>
+        <w:gridCol w:w="6416"/>
+        <w:gridCol w:w="4440"/>
+      </w:tblGrid>
+      <w:tr>
+        <w:trPr>
+          <w:tblHeader/>
+        </w:trPr>
+        <w:tc>
+          <w:tcPr>
+            <w:tcW w:w="0" w:type="auto"/>
+            <w:tcBorders>
+              <w:top w:val="single" w:sz="6" w:space="0" w:color="D1D9E0"/>
+              <w:left w:val="single" w:sz="6" w:space="0" w:color="D1D9E0"/>
+              <w:bottom w:val="single" w:sz="6" w:space="0" w:color="D1D9E0"/>
+              <w:right w:val="single" w:sz="6" w:space="0" w:color="D1D9E0"/>
+            </w:tcBorders>
+            <w:shd w:val="clear" w:color="auto" w:fill="FFFFFF"/>
+            <w:tcMar>
+              <w:top w:w="90" w:type="dxa"/>
+              <w:left w:w="195" w:type="dxa"/>
+              <w:bottom w:w="90" w:type="dxa"/>
+              <w:right w:w="195" w:type="dxa"/>
+            </w:tcMar>
+            <w:vAlign w:val="center"/>
+            <w:hideMark/>
+          </w:tcPr>
+          <w:p>
+            <w:pPr>
+              <w:spacing w:after="200" w:line="276" w:lineRule="auto"/>
+              <w:rPr>
+                <w:b/>
+                <w:bCs/>
+              </w:rPr>
+            </w:pPr>
+            <w:proofErr w:type="spellStart"/>
+            <w:r>
+              <w:rPr>
+                <w:b/>
+                <w:bCs/>
+              </w:rPr>
+              <w:t>UoC</w:t>
+            </w:r>
+            <w:proofErr w:type="spellEnd"/>
+            <w:r>
+              <w:rPr>
+                <w:b/>
+                <w:bCs/>
+              </w:rPr>
+              <w:t xml:space="preserve"> item</w:t>
+            </w:r>
+          </w:p>
+        </w:tc>
+        <w:tc>
+          <w:tcPr>
+            <w:tcW w:w="0" w:type="auto"/>
+            <w:tcBorders>
+              <w:top w:val="single" w:sz="6" w:space="0" w:color="D1D9E0"/>
+              <w:left w:val="single" w:sz="6" w:space="0" w:color="D1D9E0"/>
+              <w:bottom w:val="single" w:sz="6" w:space="0" w:color="D1D9E0"/>
+              <w:right w:val="single" w:sz="6" w:space="0" w:color="D1D9E0"/>
+            </w:tcBorders>
+            <w:shd w:val="clear" w:color="auto" w:fill="FFFFFF"/>
+            <w:tcMar>
+              <w:top w:w="90" w:type="dxa"/>
+              <w:left w:w="195" w:type="dxa"/>
+              <w:bottom w:w="90" w:type="dxa"/>
+              <w:right w:w="195" w:type="dxa"/>
+            </w:tcMar>
+            <w:vAlign w:val="center"/>
+            <w:hideMark/>
+          </w:tcPr>
+          <w:p>
+            <w:pPr>
+              <w:spacing w:after="200" w:line="276" w:lineRule="auto"/>
+              <w:rPr>
+                <w:b/>
+                <w:bCs/>
+              </w:rPr>
+            </w:pPr>
+            <w:r>
+              <w:rPr>
+                <w:b/>
+                <w:bCs/>
+              </w:rPr>
+              <w:t>Evidenced by criterion(</w:t>
+            </w:r>
+            <w:proofErr w:type="spellStart"/>
+            <w:r>
+              <w:rPr>
+                <w:b/>
+                <w:bCs/>
+              </w:rPr>
+              <w:t>ia</w:t>
+            </w:r>
+            <w:proofErr w:type="spellEnd"/>
+            <w:r>
+              <w:rPr>
+                <w:b/>
+                <w:bCs/>
+              </w:rPr>
+              <w:t>)</w:t>
+            </w:r>
+          </w:p>
+        </w:tc>
+      </w:tr>
+      <w:tr>
+        <w:tc>
+          <w:tcPr>
+            <w:tcW w:w="0" w:type="auto"/>
+            <w:tcBorders>
+              <w:top w:val="single" w:sz="6" w:space="0" w:color="D1D9E0"/>
+              <w:left w:val="single" w:sz="6" w:space="0" w:color="D1D9E0"/>
+              <w:bottom w:val="single" w:sz="6" w:space="0" w:color="D1D9E0"/>
+              <w:right w:val="single" w:sz="6" w:space="0" w:color="D1D9E0"/>
+            </w:tcBorders>
+            <w:shd w:val="clear" w:color="auto" w:fill="FFFFFF"/>
+            <w:tcMar>
+              <w:top w:w="90" w:type="dxa"/>
+              <w:left w:w="195" w:type="dxa"/>
+              <w:bottom w:w="90" w:type="dxa"/>
+              <w:right w:w="195" w:type="dxa"/>
+            </w:tcMar>
+            <w:vAlign w:val="center"/>
+            <w:hideMark/>
+          </w:tcPr>
+          <w:p>
+            <w:pPr>
+              <w:spacing w:after="200" w:line="276" w:lineRule="auto"/>
+            </w:pPr>
+            <w:r>
+              <w:t>PC 1.8 — Define workload according to business requirements</w:t>
+            </w:r>
+          </w:p>
+        </w:tc>
+        <w:tc>
+          <w:tcPr>
+            <w:tcW w:w="0" w:type="auto"/>
+            <w:tcBorders>
+              <w:top w:val="single" w:sz="6" w:space="0" w:color="D1D9E0"/>
+              <w:left w:val="single" w:sz="6" w:space="0" w:color="D1D9E0"/>
+              <w:bottom w:val="single" w:sz="6" w:space="0" w:color="D1D9E0"/>
+              <w:right w:val="single" w:sz="6" w:space="0" w:color="D1D9E0"/>
+            </w:tcBorders>
+            <w:shd w:val="clear" w:color="auto" w:fill="FFFFFF"/>
+            <w:tcMar>
+              <w:top w:w="90" w:type="dxa"/>
+              <w:left w:w="195" w:type="dxa"/>
+              <w:bottom w:w="90" w:type="dxa"/>
+              <w:right w:w="195" w:type="dxa"/>
+            </w:tcMar>
+            <w:vAlign w:val="center"/>
+            <w:hideMark/>
+          </w:tcPr>
+          <w:p>
+            <w:pPr>
+              <w:spacing w:after="200" w:line="276" w:lineRule="auto"/>
+            </w:pPr>
+            <w:r>
+              <w:t>A4</w:t>
+            </w:r>
+          </w:p>
+        </w:tc>
+      </w:tr>
+      <w:tr>
+        <w:tc>
+          <w:tcPr>
+            <w:tcW w:w="0" w:type="auto"/>
+            <w:tcBorders>
+              <w:top w:val="single" w:sz="6" w:space="0" w:color="D1D9E0"/>
+              <w:left w:val="single" w:sz="6" w:space="0" w:color="D1D9E0"/>
+              <w:bottom w:val="single" w:sz="6" w:space="0" w:color="D1D9E0"/>
+              <w:right w:val="single" w:sz="6" w:space="0" w:color="D1D9E0"/>
+            </w:tcBorders>
+            <w:shd w:val="clear" w:color="auto" w:fill="F6F8FA"/>
+            <w:tcMar>
+              <w:top w:w="90" w:type="dxa"/>
+              <w:left w:w="195" w:type="dxa"/>
+              <w:bottom w:w="90" w:type="dxa"/>
+              <w:right w:w="195" w:type="dxa"/>
+            </w:tcMar>
+            <w:vAlign w:val="center"/>
+            <w:hideMark/>
+          </w:tcPr>
+          <w:p>
+            <w:pPr>
+              <w:spacing w:after="200" w:line="276" w:lineRule="auto"/>
+            </w:pPr>
+            <w:r>
+              <w:lastRenderedPageBreak/>
+              <w:t>PC 4.1 — Document and communicate work to required personnel</w:t>
+            </w:r>
+          </w:p>
+        </w:tc>
+        <w:tc>
+          <w:tcPr>
+            <w:tcW w:w="0" w:type="auto"/>
+            <w:tcBorders>
+              <w:top w:val="single" w:sz="6" w:space="0" w:color="D1D9E0"/>
+              <w:left w:val="single" w:sz="6" w:space="0" w:color="D1D9E0"/>
+              <w:bottom w:val="single" w:sz="6" w:space="0" w:color="D1D9E0"/>
+              <w:right w:val="single" w:sz="6" w:space="0" w:color="D1D9E0"/>
+            </w:tcBorders>
+            <w:shd w:val="clear" w:color="auto" w:fill="F6F8FA"/>
+            <w:tcMar>
+              <w:top w:w="90" w:type="dxa"/>
+              <w:left w:w="195" w:type="dxa"/>
+              <w:bottom w:w="90" w:type="dxa"/>
+              <w:right w:w="195" w:type="dxa"/>
+            </w:tcMar>
+            <w:vAlign w:val="center"/>
+            <w:hideMark/>
+          </w:tcPr>
+          <w:p>
+            <w:pPr>
+              <w:spacing w:after="200" w:line="276" w:lineRule="auto"/>
+            </w:pPr>
+            <w:r>
+              <w:t>A14 · B4</w:t>
+            </w:r>
+          </w:p>
+        </w:tc>
+      </w:tr>
+      <w:tr>
+        <w:tc>
+          <w:tcPr>
+            <w:tcW w:w="0" w:type="auto"/>
+            <w:tcBorders>
+              <w:top w:val="single" w:sz="6" w:space="0" w:color="D1D9E0"/>
+              <w:left w:val="single" w:sz="6" w:space="0" w:color="D1D9E0"/>
+              <w:bottom w:val="single" w:sz="6" w:space="0" w:color="D1D9E0"/>
+              <w:right w:val="single" w:sz="6" w:space="0" w:color="D1D9E0"/>
+            </w:tcBorders>
+            <w:shd w:val="clear" w:color="auto" w:fill="FFFFFF"/>
+            <w:tcMar>
+              <w:top w:w="90" w:type="dxa"/>
+              <w:left w:w="195" w:type="dxa"/>
+              <w:bottom w:w="90" w:type="dxa"/>
+              <w:right w:w="195" w:type="dxa"/>
+            </w:tcMar>
+            <w:vAlign w:val="center"/>
+            <w:hideMark/>
+          </w:tcPr>
+          <w:p>
+            <w:pPr>
+              <w:spacing w:after="200" w:line="276" w:lineRule="auto"/>
+            </w:pPr>
+            <w:r>
+              <w:t>PC 4.2 — Seek and respond to feedback as required</w:t>
+            </w:r>
+          </w:p>
+        </w:tc>
+        <w:tc>
+          <w:tcPr>
+            <w:tcW w:w="0" w:type="auto"/>
+            <w:tcBorders>
+              <w:top w:val="single" w:sz="6" w:space="0" w:color="D1D9E0"/>
+              <w:left w:val="single" w:sz="6" w:space="0" w:color="D1D9E0"/>
+              <w:bottom w:val="single" w:sz="6" w:space="0" w:color="D1D9E0"/>
+              <w:right w:val="single" w:sz="6" w:space="0" w:color="D1D9E0"/>
+            </w:tcBorders>
+            <w:shd w:val="clear" w:color="auto" w:fill="FFFFFF"/>
+            <w:tcMar>
+              <w:top w:w="90" w:type="dxa"/>
+              <w:left w:w="195" w:type="dxa"/>
+              <w:bottom w:w="90" w:type="dxa"/>
+              <w:right w:w="195" w:type="dxa"/>
+            </w:tcMar>
+            <w:vAlign w:val="center"/>
+            <w:hideMark/>
+          </w:tcPr>
+          <w:p>
+            <w:pPr>
+              <w:spacing w:after="200" w:line="276" w:lineRule="auto"/>
+            </w:pPr>
+            <w:r>
+              <w:t>B5</w:t>
+            </w:r>
+          </w:p>
+        </w:tc>
+      </w:tr>
+      <w:tr>
+        <w:tc>
+          <w:tcPr>
+            <w:tcW w:w="0" w:type="auto"/>
+            <w:tcBorders>
+              <w:top w:val="single" w:sz="6" w:space="0" w:color="D1D9E0"/>
+              <w:left w:val="single" w:sz="6" w:space="0" w:color="D1D9E0"/>
+              <w:bottom w:val="single" w:sz="6" w:space="0" w:color="D1D9E0"/>
+              <w:right w:val="single" w:sz="6" w:space="0" w:color="D1D9E0"/>
+            </w:tcBorders>
+            <w:shd w:val="clear" w:color="auto" w:fill="F6F8FA"/>
+            <w:tcMar>
+              <w:top w:w="90" w:type="dxa"/>
+              <w:left w:w="195" w:type="dxa"/>
+              <w:bottom w:w="90" w:type="dxa"/>
+              <w:right w:w="195" w:type="dxa"/>
+            </w:tcMar>
+            <w:vAlign w:val="center"/>
+            <w:hideMark/>
+          </w:tcPr>
+          <w:p>
+            <w:pPr>
+              <w:spacing w:after="200" w:line="276" w:lineRule="auto"/>
+            </w:pPr>
+            <w:r>
+              <w:t>KE 1 — Industry technology standards</w:t>
+            </w:r>
+          </w:p>
+        </w:tc>
+        <w:tc>
+          <w:tcPr>
+            <w:tcW w:w="0" w:type="auto"/>
+            <w:tcBorders>
+              <w:top w:val="single" w:sz="6" w:space="0" w:color="D1D9E0"/>
+              <w:left w:val="single" w:sz="6" w:space="0" w:color="D1D9E0"/>
+              <w:bottom w:val="single" w:sz="6" w:space="0" w:color="D1D9E0"/>
+              <w:right w:val="single" w:sz="6" w:space="0" w:color="D1D9E0"/>
+            </w:tcBorders>
+            <w:shd w:val="clear" w:color="auto" w:fill="F6F8FA"/>
+            <w:tcMar>
+              <w:top w:w="90" w:type="dxa"/>
+              <w:left w:w="195" w:type="dxa"/>
+              <w:bottom w:w="90" w:type="dxa"/>
+              <w:right w:w="195" w:type="dxa"/>
+            </w:tcMar>
+            <w:vAlign w:val="center"/>
+            <w:hideMark/>
+          </w:tcPr>
+          <w:p>
+            <w:pPr>
+              <w:spacing w:after="200" w:line="276" w:lineRule="auto"/>
+            </w:pPr>
+            <w:r>
+              <w:t>A5 · A11</w:t>
+            </w:r>
+          </w:p>
+        </w:tc>
+      </w:tr>
+      <w:tr>
+        <w:tc>
+          <w:tcPr>
+            <w:tcW w:w="0" w:type="auto"/>
+            <w:tcBorders>
+              <w:top w:val="single" w:sz="6" w:space="0" w:color="D1D9E0"/>
+              <w:left w:val="single" w:sz="6" w:space="0" w:color="D1D9E0"/>
+              <w:bottom w:val="single" w:sz="6" w:space="0" w:color="D1D9E0"/>
+              <w:right w:val="single" w:sz="6" w:space="0" w:color="D1D9E0"/>
+            </w:tcBorders>
+            <w:shd w:val="clear" w:color="auto" w:fill="FFFFFF"/>
+            <w:tcMar>
+              <w:top w:w="90" w:type="dxa"/>
+              <w:left w:w="195" w:type="dxa"/>
+              <w:bottom w:w="90" w:type="dxa"/>
+              <w:right w:w="195" w:type="dxa"/>
+            </w:tcMar>
+            <w:vAlign w:val="center"/>
+            <w:hideMark/>
+          </w:tcPr>
+          <w:p>
+            <w:pPr>
+              <w:spacing w:after="200" w:line="276" w:lineRule="auto"/>
+            </w:pPr>
+            <w:r>
+              <w:t>KE 2 — Industry standard hardware and software products</w:t>
+            </w:r>
+          </w:p>
+        </w:tc>
+        <w:tc>
+          <w:tcPr>
+            <w:tcW w:w="0" w:type="auto"/>
+            <w:tcBorders>
+              <w:top w:val="single" w:sz="6" w:space="0" w:color="D1D9E0"/>
+              <w:left w:val="single" w:sz="6" w:space="0" w:color="D1D9E0"/>
+              <w:bottom w:val="single" w:sz="6" w:space="0" w:color="D1D9E0"/>
+              <w:right w:val="single" w:sz="6" w:space="0" w:color="D1D9E0"/>
+            </w:tcBorders>
+            <w:shd w:val="clear" w:color="auto" w:fill="FFFFFF"/>
+            <w:tcMar>
+              <w:top w:w="90" w:type="dxa"/>
+              <w:left w:w="195" w:type="dxa"/>
+              <w:bottom w:w="90" w:type="dxa"/>
+              <w:right w:w="195" w:type="dxa"/>
+            </w:tcMar>
+            <w:vAlign w:val="center"/>
+            <w:hideMark/>
+          </w:tcPr>
+          <w:p>
+            <w:pPr>
+              <w:spacing w:after="200" w:line="276" w:lineRule="auto"/>
+            </w:pPr>
+            <w:r>
+              <w:t>A11</w:t>
+            </w:r>
+          </w:p>
+        </w:tc>
+      </w:tr>
+      <w:tr>
+        <w:tc>
+          <w:tcPr>
+            <w:tcW w:w="0" w:type="auto"/>
+            <w:tcBorders>
+              <w:top w:val="single" w:sz="6" w:space="0" w:color="D1D9E0"/>
+              <w:left w:val="single" w:sz="6" w:space="0" w:color="D1D9E0"/>
+              <w:bottom w:val="single" w:sz="6" w:space="0" w:color="D1D9E0"/>
+              <w:right w:val="single" w:sz="6" w:space="0" w:color="D1D9E0"/>
+            </w:tcBorders>
+            <w:shd w:val="clear" w:color="auto" w:fill="F6F8FA"/>
+            <w:tcMar>
+              <w:top w:w="90" w:type="dxa"/>
+              <w:left w:w="195" w:type="dxa"/>
+              <w:bottom w:w="90" w:type="dxa"/>
+              <w:right w:w="195" w:type="dxa"/>
+            </w:tcMar>
+            <w:vAlign w:val="center"/>
+            <w:hideMark/>
+          </w:tcPr>
+          <w:p>
+            <w:pPr>
+              <w:spacing w:after="200" w:line="276" w:lineRule="auto"/>
+            </w:pPr>
+            <w:r>
+              <w:t>KE 3 — IaaS / PaaS / SaaS</w:t>
+            </w:r>
+          </w:p>
+        </w:tc>
+        <w:tc>
+          <w:tcPr>
+            <w:tcW w:w="0" w:type="auto"/>
+            <w:tcBorders>
+              <w:top w:val="single" w:sz="6" w:space="0" w:color="D1D9E0"/>
+              <w:left w:val="single" w:sz="6" w:space="0" w:color="D1D9E0"/>
+              <w:bottom w:val="single" w:sz="6" w:space="0" w:color="D1D9E0"/>
+              <w:right w:val="single" w:sz="6" w:space="0" w:color="D1D9E0"/>
+            </w:tcBorders>
+            <w:shd w:val="clear" w:color="auto" w:fill="F6F8FA"/>
+            <w:tcMar>
+              <w:top w:w="90" w:type="dxa"/>
+              <w:left w:w="195" w:type="dxa"/>
+              <w:bottom w:w="90" w:type="dxa"/>
+              <w:right w:w="195" w:type="dxa"/>
+            </w:tcMar>
+            <w:vAlign w:val="center"/>
+            <w:hideMark/>
+          </w:tcPr>
+          <w:p>
+            <w:pPr>
+              <w:spacing w:after="200" w:line="276" w:lineRule="auto"/>
+            </w:pPr>
+            <w:r>
+              <w:t>A11</w:t>
+            </w:r>
+          </w:p>
+        </w:tc>
+      </w:tr>
+      <w:tr>
+        <w:tc>
+          <w:tcPr>
+            <w:tcW w:w="0" w:type="auto"/>
+            <w:tcBorders>
+              <w:top w:val="single" w:sz="6" w:space="0" w:color="D1D9E0"/>
+              <w:left w:val="single" w:sz="6" w:space="0" w:color="D1D9E0"/>
+              <w:bottom w:val="single" w:sz="6" w:space="0" w:color="D1D9E0"/>
+              <w:right w:val="single" w:sz="6" w:space="0" w:color="D1D9E0"/>
+            </w:tcBorders>
+            <w:shd w:val="clear" w:color="auto" w:fill="FFFFFF"/>
+            <w:tcMar>
+              <w:top w:w="90" w:type="dxa"/>
+              <w:left w:w="195" w:type="dxa"/>
+              <w:bottom w:w="90" w:type="dxa"/>
+              <w:right w:w="195" w:type="dxa"/>
+            </w:tcMar>
+            <w:vAlign w:val="center"/>
+            <w:hideMark/>
+          </w:tcPr>
+          <w:p>
+            <w:pPr>
+              <w:spacing w:after="200" w:line="276" w:lineRule="auto"/>
+            </w:pPr>
+            <w:r>
+              <w:t>KE 4 — Cost models and cloud economic theories</w:t>
+            </w:r>
+          </w:p>
+        </w:tc>
+        <w:tc>
+          <w:tcPr>
+            <w:tcW w:w="0" w:type="auto"/>
+            <w:tcBorders>
+              <w:top w:val="single" w:sz="6" w:space="0" w:color="D1D9E0"/>
+              <w:left w:val="single" w:sz="6" w:space="0" w:color="D1D9E0"/>
+              <w:bottom w:val="single" w:sz="6" w:space="0" w:color="D1D9E0"/>
+              <w:right w:val="single" w:sz="6" w:space="0" w:color="D1D9E0"/>
+            </w:tcBorders>
+            <w:shd w:val="clear" w:color="auto" w:fill="FFFFFF"/>
+            <w:tcMar>
+              <w:top w:w="90" w:type="dxa"/>
+              <w:left w:w="195" w:type="dxa"/>
+              <w:bottom w:w="90" w:type="dxa"/>
+              <w:right w:w="195" w:type="dxa"/>
+            </w:tcMar>
+            <w:vAlign w:val="center"/>
+            <w:hideMark/>
+          </w:tcPr>
+          <w:p>
+            <w:pPr>
+              <w:spacing w:after="200" w:line="276" w:lineRule="auto"/>
+            </w:pPr>
+            <w:r>
+              <w:t>A5 · A11</w:t>
+            </w:r>
+          </w:p>
+        </w:tc>
+      </w:tr>
+      <w:tr>
+        <w:tc>
+          <w:tcPr>
+            <w:tcW w:w="0" w:type="auto"/>
+            <w:tcBorders>
+              <w:top w:val="single" w:sz="6" w:space="0" w:color="D1D9E0"/>
+              <w:left w:val="single" w:sz="6" w:space="0" w:color="D1D9E0"/>
+              <w:bottom w:val="single" w:sz="6" w:space="0" w:color="D1D9E0"/>
+              <w:right w:val="single" w:sz="6" w:space="0" w:color="D1D9E0"/>
+            </w:tcBorders>
+            <w:shd w:val="clear" w:color="auto" w:fill="F6F8FA"/>
+            <w:tcMar>
+              <w:top w:w="90" w:type="dxa"/>
+              <w:left w:w="195" w:type="dxa"/>
+              <w:bottom w:w="90" w:type="dxa"/>
+              <w:right w:w="195" w:type="dxa"/>
+            </w:tcMar>
+            <w:vAlign w:val="center"/>
+            <w:hideMark/>
+          </w:tcPr>
+          <w:p>
+            <w:pPr>
+              <w:spacing w:after="200" w:line="276" w:lineRule="auto"/>
+            </w:pPr>
+            <w:r>
+              <w:t>KE 11 — Cloud models (on-prem / private / hybrid / public)</w:t>
+            </w:r>
+          </w:p>
+        </w:tc>
+        <w:tc>
+          <w:tcPr>
+            <w:tcW w:w="0" w:type="auto"/>
+            <w:tcBorders>
+              <w:top w:val="single" w:sz="6" w:space="0" w:color="D1D9E0"/>
+              <w:left w:val="single" w:sz="6" w:space="0" w:color="D1D9E0"/>
+              <w:bottom w:val="single" w:sz="6" w:space="0" w:color="D1D9E0"/>
+              <w:right w:val="single" w:sz="6" w:space="0" w:color="D1D9E0"/>
+            </w:tcBorders>
+            <w:shd w:val="clear" w:color="auto" w:fill="F6F8FA"/>
+            <w:tcMar>
+              <w:top w:w="90" w:type="dxa"/>
+              <w:left w:w="195" w:type="dxa"/>
+              <w:bottom w:w="90" w:type="dxa"/>
+              <w:right w:w="195" w:type="dxa"/>
+            </w:tcMar>
+            <w:vAlign w:val="center"/>
+            <w:hideMark/>
+          </w:tcPr>
+          <w:p>
+            <w:pPr>
+              <w:spacing w:after="200" w:line="276" w:lineRule="auto"/>
+            </w:pPr>
+            <w:r>
+              <w:t>A11</w:t>
+            </w:r>
+          </w:p>
+        </w:tc>
+      </w:tr>
+      <w:tr>
+        <w:tc>
+          <w:tcPr>
+            <w:tcW w:w="0" w:type="auto"/>
+            <w:tcBorders>
+              <w:top w:val="single" w:sz="6" w:space="0" w:color="D1D9E0"/>
+              <w:left w:val="single" w:sz="6" w:space="0" w:color="D1D9E0"/>
+              <w:bottom w:val="single" w:sz="6" w:space="0" w:color="D1D9E0"/>
+              <w:right w:val="single" w:sz="6" w:space="0" w:color="D1D9E0"/>
+            </w:tcBorders>
+            <w:shd w:val="clear" w:color="auto" w:fill="FFFFFF"/>
+            <w:tcMar>
+              <w:top w:w="90" w:type="dxa"/>
+              <w:left w:w="195" w:type="dxa"/>
+              <w:bottom w:w="90" w:type="dxa"/>
+              <w:right w:w="195" w:type="dxa"/>
+            </w:tcMar>
+            <w:vAlign w:val="center"/>
+            <w:hideMark/>
+          </w:tcPr>
+          <w:p>
+            <w:pPr>
+              <w:spacing w:after="200" w:line="276" w:lineRule="auto"/>
+            </w:pPr>
+            <w:r>
+              <w:t>AC 4 — Data to gather information from to determine output and user requirements</w:t>
+            </w:r>
+          </w:p>
+        </w:tc>
+        <w:tc>
+          <w:tcPr>
+            <w:tcW w:w="0" w:type="auto"/>
+            <w:tcBorders>
+              <w:top w:val="single" w:sz="6" w:space="0" w:color="D1D9E0"/>
+              <w:left w:val="single" w:sz="6" w:space="0" w:color="D1D9E0"/>
+              <w:bottom w:val="single" w:sz="6" w:space="0" w:color="D1D9E0"/>
+              <w:right w:val="single" w:sz="6" w:space="0" w:color="D1D9E0"/>
+            </w:tcBorders>
+            <w:shd w:val="clear" w:color="auto" w:fill="FFFFFF"/>
+            <w:tcMar>
+              <w:top w:w="90" w:type="dxa"/>
+              <w:left w:w="195" w:type="dxa"/>
+              <w:bottom w:w="90" w:type="dxa"/>
+              <w:right w:w="195" w:type="dxa"/>
+            </w:tcMar>
+            <w:vAlign w:val="center"/>
+            <w:hideMark/>
+          </w:tcPr>
+          <w:p>
+            <w:pPr>
+              <w:spacing w:after="200" w:line="276" w:lineRule="auto"/>
+            </w:pPr>
+            <w:r>
+              <w:t>C1 (pre-condition — YAT scenario materials on intranet)</w:t>
+            </w:r>
+          </w:p>
+        </w:tc>
+      </w:tr>
+    </w:tbl>
+    <w:p>
+      <w:pPr>
+        <w:spacing w:after="200" w:line="276" w:lineRule="auto"/>
+      </w:pPr>
+      <w:r>
+        <w:rPr>
+          <w:i/>
+          <w:iCs/>
+        </w:rPr>
+        <w:t>(Note: 401 PCs not listed above (PC 1.1–1.7, 2.1–2.6, 3.1–3.2, 4.3) are evidenced by AT2 Cloud Foundation Build. 401 KEs not listed (KE 5–10) are evidenced contextually in AT2/AT3.)</w:t>
+      </w:r>
+    </w:p>
+    <w:p>
+      <w:pPr>
+        <w:spacing w:after="200" w:line="276" w:lineRule="auto"/>
+        <w:rPr>
+          <w:b/>
+          <w:bCs/>
+        </w:rPr>
+      </w:pPr>
+      <w:r>
+        <w:rPr>
+          <w:b/>
+          <w:bCs/>
+        </w:rPr>
+        <w:t>ICTCLD502 — Design and implement highly-available cloud infrastructure (AT1-relevant items only)</w:t>
+      </w:r>
+    </w:p>
+    <w:tbl>
+      <w:tblPr>
+        <w:tblW w:w="0" w:type="auto"/>
+        <w:tblCellMar>
+          <w:top w:w="15" w:type="dxa"/>
+          <w:left w:w="15" w:type="dxa"/>
+          <w:bottom w:w="15" w:type="dxa"/>
+          <w:right w:w="15" w:type="dxa"/>
+        </w:tblCellMar>
+        <w:tblLook w:val="04A0" w:firstRow="1" w:lastRow="0" w:firstColumn="1" w:lastColumn="0" w:noHBand="0" w:noVBand="1"/>
+      </w:tblPr>
+      <w:tblGrid>
+        <w:gridCol w:w="5083"/>
+        <w:gridCol w:w="5773"/>
+      </w:tblGrid>
+      <w:tr>
+        <w:trPr>
+          <w:tblHeader/>
+        </w:trPr>
+        <w:tc>
+          <w:tcPr>
+            <w:tcW w:w="0" w:type="auto"/>
+            <w:tcBorders>
+              <w:top w:val="single" w:sz="6" w:space="0" w:color="D1D9E0"/>
+              <w:left w:val="single" w:sz="6" w:space="0" w:color="D1D9E0"/>
+              <w:bottom w:val="single" w:sz="6" w:space="0" w:color="D1D9E0"/>
+              <w:right w:val="single" w:sz="6" w:space="0" w:color="D1D9E0"/>
+            </w:tcBorders>
+            <w:shd w:val="clear" w:color="auto" w:fill="FFFFFF"/>
+            <w:tcMar>
+              <w:top w:w="90" w:type="dxa"/>
+              <w:left w:w="195" w:type="dxa"/>
+              <w:bottom w:w="90" w:type="dxa"/>
+              <w:right w:w="195" w:type="dxa"/>
+            </w:tcMar>
+            <w:vAlign w:val="center"/>
+            <w:hideMark/>
+          </w:tcPr>
+          <w:p>
+            <w:pPr>
+              <w:spacing w:after="200" w:line="276" w:lineRule="auto"/>
+              <w:rPr>
+                <w:b/>
+                <w:bCs/>
+              </w:rPr>
+            </w:pPr>
+            <w:proofErr w:type="spellStart"/>
+            <w:r>
+              <w:rPr>
+                <w:b/>
+                <w:bCs/>
+              </w:rPr>
+              <w:t>UoC</w:t>
+            </w:r>
+            <w:proofErr w:type="spellEnd"/>
+            <w:r>
+              <w:rPr>
+                <w:b/>
+                <w:bCs/>
+              </w:rPr>
+              <w:t xml:space="preserve"> item</w:t>
+            </w:r>
+          </w:p>
+        </w:tc>
+        <w:tc>
+          <w:tcPr>
+            <w:tcW w:w="0" w:type="auto"/>
+            <w:tcBorders>
+              <w:top w:val="single" w:sz="6" w:space="0" w:color="D1D9E0"/>
+              <w:left w:val="single" w:sz="6" w:space="0" w:color="D1D9E0"/>
+              <w:bottom w:val="single" w:sz="6" w:space="0" w:color="D1D9E0"/>
+              <w:right w:val="single" w:sz="6" w:space="0" w:color="D1D9E0"/>
+            </w:tcBorders>
+            <w:shd w:val="clear" w:color="auto" w:fill="FFFFFF"/>
+            <w:tcMar>
+              <w:top w:w="90" w:type="dxa"/>
+              <w:left w:w="195" w:type="dxa"/>
+              <w:bottom w:w="90" w:type="dxa"/>
+              <w:right w:w="195" w:type="dxa"/>
+            </w:tcMar>
+            <w:vAlign w:val="center"/>
+            <w:hideMark/>
+          </w:tcPr>
+          <w:p>
+            <w:pPr>
+              <w:spacing w:after="200" w:line="276" w:lineRule="auto"/>
+              <w:rPr>
+                <w:b/>
+                <w:bCs/>
+              </w:rPr>
+            </w:pPr>
+            <w:r>
+              <w:rPr>
+                <w:b/>
+                <w:bCs/>
+              </w:rPr>
+              <w:t>Evidenced by criterion(</w:t>
+            </w:r>
+            <w:proofErr w:type="spellStart"/>
+            <w:r>
+              <w:rPr>
+                <w:b/>
+                <w:bCs/>
+              </w:rPr>
+              <w:t>ia</w:t>
+            </w:r>
+            <w:proofErr w:type="spellEnd"/>
+            <w:r>
+              <w:rPr>
+                <w:b/>
+                <w:bCs/>
+              </w:rPr>
+              <w:t>)</w:t>
+            </w:r>
+          </w:p>
+        </w:tc>
+      </w:tr>
+      <w:tr>
+        <w:tc>
+          <w:tcPr>
+            <w:tcW w:w="0" w:type="auto"/>
+            <w:tcBorders>
+              <w:top w:val="single" w:sz="6" w:space="0" w:color="D1D9E0"/>
+              <w:left w:val="single" w:sz="6" w:space="0" w:color="D1D9E0"/>
+              <w:bottom w:val="single" w:sz="6" w:space="0" w:color="D1D9E0"/>
+              <w:right w:val="single" w:sz="6" w:space="0" w:color="D1D9E0"/>
+            </w:tcBorders>
+            <w:shd w:val="clear" w:color="auto" w:fill="FFFFFF"/>
+            <w:tcMar>
+              <w:top w:w="90" w:type="dxa"/>
+              <w:left w:w="195" w:type="dxa"/>
+              <w:bottom w:w="90" w:type="dxa"/>
+              <w:right w:w="195" w:type="dxa"/>
+            </w:tcMar>
+            <w:vAlign w:val="center"/>
+            <w:hideMark/>
+          </w:tcPr>
+          <w:p>
+            <w:pPr>
+              <w:spacing w:after="200" w:line="276" w:lineRule="auto"/>
+            </w:pPr>
+            <w:r>
+              <w:t>PC 1.2 — Determine cloud infrastructure according to business needs</w:t>
+            </w:r>
+          </w:p>
+        </w:tc>
+        <w:tc>
+          <w:tcPr>
+            <w:tcW w:w="0" w:type="auto"/>
+            <w:tcBorders>
+              <w:top w:val="single" w:sz="6" w:space="0" w:color="D1D9E0"/>
+              <w:left w:val="single" w:sz="6" w:space="0" w:color="D1D9E0"/>
+              <w:bottom w:val="single" w:sz="6" w:space="0" w:color="D1D9E0"/>
+              <w:right w:val="single" w:sz="6" w:space="0" w:color="D1D9E0"/>
+            </w:tcBorders>
+            <w:shd w:val="clear" w:color="auto" w:fill="FFFFFF"/>
+            <w:tcMar>
+              <w:top w:w="90" w:type="dxa"/>
+              <w:left w:w="195" w:type="dxa"/>
+              <w:bottom w:w="90" w:type="dxa"/>
+              <w:right w:w="195" w:type="dxa"/>
+            </w:tcMar>
+            <w:vAlign w:val="center"/>
+            <w:hideMark/>
+          </w:tcPr>
+          <w:p>
+            <w:pPr>
+              <w:spacing w:after="200" w:line="276" w:lineRule="auto"/>
+            </w:pPr>
+            <w:r>
+              <w:t>A4</w:t>
+            </w:r>
+          </w:p>
+        </w:tc>
+      </w:tr>
+      <w:tr>
+        <w:tc>
+          <w:tcPr>
+            <w:tcW w:w="0" w:type="auto"/>
+            <w:tcBorders>
+              <w:top w:val="single" w:sz="6" w:space="0" w:color="D1D9E0"/>
+              <w:left w:val="single" w:sz="6" w:space="0" w:color="D1D9E0"/>
+              <w:bottom w:val="single" w:sz="6" w:space="0" w:color="D1D9E0"/>
+              <w:right w:val="single" w:sz="6" w:space="0" w:color="D1D9E0"/>
+            </w:tcBorders>
+            <w:shd w:val="clear" w:color="auto" w:fill="F6F8FA"/>
+            <w:tcMar>
+              <w:top w:w="90" w:type="dxa"/>
+              <w:left w:w="195" w:type="dxa"/>
+              <w:bottom w:w="90" w:type="dxa"/>
+              <w:right w:w="195" w:type="dxa"/>
+            </w:tcMar>
+            <w:vAlign w:val="center"/>
+            <w:hideMark/>
+          </w:tcPr>
+          <w:p>
+            <w:pPr>
+              <w:spacing w:after="200" w:line="276" w:lineRule="auto"/>
+            </w:pPr>
+            <w:r>
+              <w:t>PC 5.2 — Confirm, seek and respond to feedback with required personnel</w:t>
+            </w:r>
+          </w:p>
+        </w:tc>
+        <w:tc>
+          <w:tcPr>
+            <w:tcW w:w="0" w:type="auto"/>
+            <w:tcBorders>
+              <w:top w:val="single" w:sz="6" w:space="0" w:color="D1D9E0"/>
+              <w:left w:val="single" w:sz="6" w:space="0" w:color="D1D9E0"/>
+              <w:bottom w:val="single" w:sz="6" w:space="0" w:color="D1D9E0"/>
+              <w:right w:val="single" w:sz="6" w:space="0" w:color="D1D9E0"/>
+            </w:tcBorders>
+            <w:shd w:val="clear" w:color="auto" w:fill="F6F8FA"/>
+            <w:tcMar>
+              <w:top w:w="90" w:type="dxa"/>
+              <w:left w:w="195" w:type="dxa"/>
+              <w:bottom w:w="90" w:type="dxa"/>
+              <w:right w:w="195" w:type="dxa"/>
+            </w:tcMar>
+            <w:vAlign w:val="center"/>
+            <w:hideMark/>
+          </w:tcPr>
+          <w:p>
+            <w:pPr>
+              <w:spacing w:after="200" w:line="276" w:lineRule="auto"/>
+            </w:pPr>
+            <w:r>
+              <w:t>B6</w:t>
+            </w:r>
+          </w:p>
+        </w:tc>
+      </w:tr>
+      <w:tr>
+        <w:tc>
+          <w:tcPr>
+            <w:tcW w:w="0" w:type="auto"/>
+            <w:tcBorders>
+              <w:top w:val="single" w:sz="6" w:space="0" w:color="D1D9E0"/>
+              <w:left w:val="single" w:sz="6" w:space="0" w:color="D1D9E0"/>
+              <w:bottom w:val="single" w:sz="6" w:space="0" w:color="D1D9E0"/>
+              <w:right w:val="single" w:sz="6" w:space="0" w:color="D1D9E0"/>
+            </w:tcBorders>
+            <w:shd w:val="clear" w:color="auto" w:fill="FFFFFF"/>
+            <w:tcMar>
+              <w:top w:w="90" w:type="dxa"/>
+              <w:left w:w="195" w:type="dxa"/>
+              <w:bottom w:w="90" w:type="dxa"/>
+              <w:right w:w="195" w:type="dxa"/>
+            </w:tcMar>
+            <w:vAlign w:val="center"/>
+            <w:hideMark/>
+          </w:tcPr>
+          <w:p>
+            <w:pPr>
+              <w:spacing w:after="200" w:line="276" w:lineRule="auto"/>
+            </w:pPr>
+            <w:r>
+              <w:t>KE 1 — Industry technology standards</w:t>
+            </w:r>
+          </w:p>
+        </w:tc>
+        <w:tc>
+          <w:tcPr>
+            <w:tcW w:w="0" w:type="auto"/>
+            <w:tcBorders>
+              <w:top w:val="single" w:sz="6" w:space="0" w:color="D1D9E0"/>
+              <w:left w:val="single" w:sz="6" w:space="0" w:color="D1D9E0"/>
+              <w:bottom w:val="single" w:sz="6" w:space="0" w:color="D1D9E0"/>
+              <w:right w:val="single" w:sz="6" w:space="0" w:color="D1D9E0"/>
+            </w:tcBorders>
+            <w:shd w:val="clear" w:color="auto" w:fill="FFFFFF"/>
+            <w:tcMar>
+              <w:top w:w="90" w:type="dxa"/>
+              <w:left w:w="195" w:type="dxa"/>
+              <w:bottom w:w="90" w:type="dxa"/>
+              <w:right w:w="195" w:type="dxa"/>
+            </w:tcMar>
+            <w:vAlign w:val="center"/>
+            <w:hideMark/>
+          </w:tcPr>
+          <w:p>
+            <w:pPr>
+              <w:spacing w:after="200" w:line="276" w:lineRule="auto"/>
+            </w:pPr>
+            <w:r>
+              <w:t>A11</w:t>
+            </w:r>
+          </w:p>
+        </w:tc>
+      </w:tr>
+      <w:tr>
+        <w:tc>
+          <w:tcPr>
+            <w:tcW w:w="0" w:type="auto"/>
+            <w:tcBorders>
+              <w:top w:val="single" w:sz="6" w:space="0" w:color="D1D9E0"/>
+              <w:left w:val="single" w:sz="6" w:space="0" w:color="D1D9E0"/>
+              <w:bottom w:val="single" w:sz="6" w:space="0" w:color="D1D9E0"/>
+              <w:right w:val="single" w:sz="6" w:space="0" w:color="D1D9E0"/>
+            </w:tcBorders>
+            <w:shd w:val="clear" w:color="auto" w:fill="F6F8FA"/>
+            <w:tcMar>
+              <w:top w:w="90" w:type="dxa"/>
+              <w:left w:w="195" w:type="dxa"/>
+              <w:bottom w:w="90" w:type="dxa"/>
+              <w:right w:w="195" w:type="dxa"/>
+            </w:tcMar>
+            <w:vAlign w:val="center"/>
+            <w:hideMark/>
+          </w:tcPr>
+          <w:p>
+            <w:pPr>
+              <w:spacing w:after="200" w:line="276" w:lineRule="auto"/>
+            </w:pPr>
+            <w:r>
+              <w:t>KE 2 — Industry standard hardware and software products</w:t>
+            </w:r>
+          </w:p>
+        </w:tc>
+        <w:tc>
+          <w:tcPr>
+            <w:tcW w:w="0" w:type="auto"/>
+            <w:tcBorders>
+              <w:top w:val="single" w:sz="6" w:space="0" w:color="D1D9E0"/>
+              <w:left w:val="single" w:sz="6" w:space="0" w:color="D1D9E0"/>
+              <w:bottom w:val="single" w:sz="6" w:space="0" w:color="D1D9E0"/>
+              <w:right w:val="single" w:sz="6" w:space="0" w:color="D1D9E0"/>
+            </w:tcBorders>
+            <w:shd w:val="clear" w:color="auto" w:fill="F6F8FA"/>
+            <w:tcMar>
+              <w:top w:w="90" w:type="dxa"/>
+              <w:left w:w="195" w:type="dxa"/>
+              <w:bottom w:w="90" w:type="dxa"/>
+              <w:right w:w="195" w:type="dxa"/>
+            </w:tcMar>
+            <w:vAlign w:val="center"/>
+            <w:hideMark/>
+          </w:tcPr>
+          <w:p>
+            <w:pPr>
+              <w:spacing w:after="200" w:line="276" w:lineRule="auto"/>
+            </w:pPr>
+            <w:r>
+              <w:t>A11</w:t>
+            </w:r>
+          </w:p>
+        </w:tc>
+      </w:tr>
+      <w:tr>
+        <w:tc>
+          <w:tcPr>
+            <w:tcW w:w="0" w:type="auto"/>
+            <w:tcBorders>
+              <w:top w:val="single" w:sz="6" w:space="0" w:color="D1D9E0"/>
+              <w:left w:val="single" w:sz="6" w:space="0" w:color="D1D9E0"/>
+              <w:bottom w:val="single" w:sz="6" w:space="0" w:color="D1D9E0"/>
+              <w:right w:val="single" w:sz="6" w:space="0" w:color="D1D9E0"/>
+            </w:tcBorders>
+            <w:shd w:val="clear" w:color="auto" w:fill="FFFFFF"/>
+            <w:tcMar>
+              <w:top w:w="90" w:type="dxa"/>
+              <w:left w:w="195" w:type="dxa"/>
+              <w:bottom w:w="90" w:type="dxa"/>
+              <w:right w:w="195" w:type="dxa"/>
+            </w:tcMar>
+            <w:vAlign w:val="center"/>
+            <w:hideMark/>
+          </w:tcPr>
+          <w:p>
+            <w:pPr>
+              <w:spacing w:after="200" w:line="276" w:lineRule="auto"/>
+            </w:pPr>
+            <w:r>
+              <w:t>KE 3 — Cloud cost models and scalability</w:t>
+            </w:r>
+          </w:p>
+        </w:tc>
+        <w:tc>
+          <w:tcPr>
+            <w:tcW w:w="0" w:type="auto"/>
+            <w:tcBorders>
+              <w:top w:val="single" w:sz="6" w:space="0" w:color="D1D9E0"/>
+              <w:left w:val="single" w:sz="6" w:space="0" w:color="D1D9E0"/>
+              <w:bottom w:val="single" w:sz="6" w:space="0" w:color="D1D9E0"/>
+              <w:right w:val="single" w:sz="6" w:space="0" w:color="D1D9E0"/>
+            </w:tcBorders>
+            <w:shd w:val="clear" w:color="auto" w:fill="FFFFFF"/>
+            <w:tcMar>
+              <w:top w:w="90" w:type="dxa"/>
+              <w:left w:w="195" w:type="dxa"/>
+              <w:bottom w:w="90" w:type="dxa"/>
+              <w:right w:w="195" w:type="dxa"/>
+            </w:tcMar>
+            <w:vAlign w:val="center"/>
+            <w:hideMark/>
+          </w:tcPr>
+          <w:p>
+            <w:pPr>
+              <w:spacing w:after="200" w:line="276" w:lineRule="auto"/>
+            </w:pPr>
+            <w:r>
+              <w:t>A5 · A11</w:t>
+            </w:r>
+          </w:p>
+        </w:tc>
+      </w:tr>
+      <w:tr>
+        <w:tc>
+          <w:tcPr>
+            <w:tcW w:w="0" w:type="auto"/>
+            <w:tcBorders>
+              <w:top w:val="single" w:sz="6" w:space="0" w:color="D1D9E0"/>
+              <w:left w:val="single" w:sz="6" w:space="0" w:color="D1D9E0"/>
+              <w:bottom w:val="single" w:sz="6" w:space="0" w:color="D1D9E0"/>
+              <w:right w:val="single" w:sz="6" w:space="0" w:color="D1D9E0"/>
+            </w:tcBorders>
+            <w:shd w:val="clear" w:color="auto" w:fill="F6F8FA"/>
+            <w:tcMar>
+              <w:top w:w="90" w:type="dxa"/>
+              <w:left w:w="195" w:type="dxa"/>
+              <w:bottom w:w="90" w:type="dxa"/>
+              <w:right w:w="195" w:type="dxa"/>
+            </w:tcMar>
+            <w:vAlign w:val="center"/>
+            <w:hideMark/>
+          </w:tcPr>
+          <w:p>
+            <w:pPr>
+              <w:spacing w:after="200" w:line="276" w:lineRule="auto"/>
+            </w:pPr>
+            <w:r>
+              <w:t>FS Oral communication</w:t>
+            </w:r>
+          </w:p>
+        </w:tc>
+        <w:tc>
+          <w:tcPr>
+            <w:tcW w:w="0" w:type="auto"/>
+            <w:tcBorders>
+              <w:top w:val="single" w:sz="6" w:space="0" w:color="D1D9E0"/>
+              <w:left w:val="single" w:sz="6" w:space="0" w:color="D1D9E0"/>
+              <w:bottom w:val="single" w:sz="6" w:space="0" w:color="D1D9E0"/>
+              <w:right w:val="single" w:sz="6" w:space="0" w:color="D1D9E0"/>
+            </w:tcBorders>
+            <w:shd w:val="clear" w:color="auto" w:fill="F6F8FA"/>
+            <w:tcMar>
+              <w:top w:w="90" w:type="dxa"/>
+              <w:left w:w="195" w:type="dxa"/>
+              <w:bottom w:w="90" w:type="dxa"/>
+              <w:right w:w="195" w:type="dxa"/>
+            </w:tcMar>
+            <w:vAlign w:val="center"/>
+            <w:hideMark/>
+          </w:tcPr>
+          <w:p>
+            <w:pPr>
+              <w:spacing w:after="200" w:line="276" w:lineRule="auto"/>
+            </w:pPr>
+            <w:r>
+              <w:t>B9</w:t>
+            </w:r>
+          </w:p>
+        </w:tc>
+      </w:tr>
+      <w:tr>
+        <w:tc>
+          <w:tcPr>
+            <w:tcW w:w="0" w:type="auto"/>
+            <w:tcBorders>
+              <w:top w:val="single" w:sz="6" w:space="0" w:color="D1D9E0"/>
+              <w:left w:val="single" w:sz="6" w:space="0" w:color="D1D9E0"/>
+              <w:bottom w:val="single" w:sz="6" w:space="0" w:color="D1D9E0"/>
+              <w:right w:val="single" w:sz="6" w:space="0" w:color="D1D9E0"/>
+            </w:tcBorders>
+            <w:shd w:val="clear" w:color="auto" w:fill="FFFFFF"/>
+            <w:tcMar>
+              <w:top w:w="90" w:type="dxa"/>
+              <w:left w:w="195" w:type="dxa"/>
+              <w:bottom w:w="90" w:type="dxa"/>
+              <w:right w:w="195" w:type="dxa"/>
+            </w:tcMar>
+            <w:vAlign w:val="center"/>
+            <w:hideMark/>
+          </w:tcPr>
+          <w:p>
+            <w:pPr>
+              <w:spacing w:after="200" w:line="276" w:lineRule="auto"/>
+            </w:pPr>
+            <w:r>
+              <w:t xml:space="preserve">AC 3 — Information and data sources required to </w:t>
+            </w:r>
+            <w:r>
+              <w:lastRenderedPageBreak/>
+              <w:t>design and implement cloud infrastructure</w:t>
+            </w:r>
+          </w:p>
+        </w:tc>
+        <w:tc>
+          <w:tcPr>
+            <w:tcW w:w="0" w:type="auto"/>
+            <w:tcBorders>
+              <w:top w:val="single" w:sz="6" w:space="0" w:color="D1D9E0"/>
+              <w:left w:val="single" w:sz="6" w:space="0" w:color="D1D9E0"/>
+              <w:bottom w:val="single" w:sz="6" w:space="0" w:color="D1D9E0"/>
+              <w:right w:val="single" w:sz="6" w:space="0" w:color="D1D9E0"/>
+            </w:tcBorders>
+            <w:shd w:val="clear" w:color="auto" w:fill="FFFFFF"/>
+            <w:tcMar>
+              <w:top w:w="90" w:type="dxa"/>
+              <w:left w:w="195" w:type="dxa"/>
+              <w:bottom w:w="90" w:type="dxa"/>
+              <w:right w:w="195" w:type="dxa"/>
+            </w:tcMar>
+            <w:vAlign w:val="center"/>
+            <w:hideMark/>
+          </w:tcPr>
+          <w:p>
+            <w:pPr>
+              <w:spacing w:after="200" w:line="276" w:lineRule="auto"/>
+            </w:pPr>
+            <w:r>
+              <w:lastRenderedPageBreak/>
+              <w:t>C1 (pre-condition)</w:t>
+            </w:r>
+          </w:p>
+        </w:tc>
+      </w:tr>
+      <w:tr>
+        <w:tc>
+          <w:tcPr>
+            <w:tcW w:w="0" w:type="auto"/>
+            <w:tcBorders>
+              <w:top w:val="single" w:sz="6" w:space="0" w:color="D1D9E0"/>
+              <w:left w:val="single" w:sz="6" w:space="0" w:color="D1D9E0"/>
+              <w:bottom w:val="single" w:sz="6" w:space="0" w:color="D1D9E0"/>
+              <w:right w:val="single" w:sz="6" w:space="0" w:color="D1D9E0"/>
+            </w:tcBorders>
+            <w:shd w:val="clear" w:color="auto" w:fill="F6F8FA"/>
+            <w:tcMar>
+              <w:top w:w="90" w:type="dxa"/>
+              <w:left w:w="195" w:type="dxa"/>
+              <w:bottom w:w="90" w:type="dxa"/>
+              <w:right w:w="195" w:type="dxa"/>
+            </w:tcMar>
+            <w:vAlign w:val="center"/>
+            <w:hideMark/>
+          </w:tcPr>
+          <w:p>
+            <w:pPr>
+              <w:spacing w:after="200" w:line="276" w:lineRule="auto"/>
+            </w:pPr>
+            <w:r>
+              <w:t>AC 5 — Specific requirements + industry standards + organisational procedures + legislative requirements + business and functionality requirements</w:t>
+            </w:r>
+          </w:p>
+        </w:tc>
+        <w:tc>
+          <w:tcPr>
+            <w:tcW w:w="0" w:type="auto"/>
+            <w:tcBorders>
+              <w:top w:val="single" w:sz="6" w:space="0" w:color="D1D9E0"/>
+              <w:left w:val="single" w:sz="6" w:space="0" w:color="D1D9E0"/>
+              <w:bottom w:val="single" w:sz="6" w:space="0" w:color="D1D9E0"/>
+              <w:right w:val="single" w:sz="6" w:space="0" w:color="D1D9E0"/>
+            </w:tcBorders>
+            <w:shd w:val="clear" w:color="auto" w:fill="F6F8FA"/>
+            <w:tcMar>
+              <w:top w:w="90" w:type="dxa"/>
+              <w:left w:w="195" w:type="dxa"/>
+              <w:bottom w:w="90" w:type="dxa"/>
+              <w:right w:w="195" w:type="dxa"/>
+            </w:tcMar>
+            <w:vAlign w:val="center"/>
+            <w:hideMark/>
+          </w:tcPr>
+          <w:p>
+            <w:pPr>
+              <w:spacing w:after="200" w:line="276" w:lineRule="auto"/>
+            </w:pPr>
+            <w:r>
+              <w:t>C1 (pre-condition — supplied via YAT intranet including industry standards reference, legislative requirements reference, LMS application spec, LMS cloud migration requirements)</w:t>
+            </w:r>
+          </w:p>
+        </w:tc>
+      </w:tr>
+      <w:tr>
+        <w:tc>
+          <w:tcPr>
+            <w:tcW w:w="0" w:type="auto"/>
+            <w:tcBorders>
+              <w:top w:val="single" w:sz="6" w:space="0" w:color="D1D9E0"/>
+              <w:left w:val="single" w:sz="6" w:space="0" w:color="D1D9E0"/>
+              <w:bottom w:val="single" w:sz="6" w:space="0" w:color="D1D9E0"/>
+              <w:right w:val="single" w:sz="6" w:space="0" w:color="D1D9E0"/>
+            </w:tcBorders>
+            <w:shd w:val="clear" w:color="auto" w:fill="FFFFFF"/>
+            <w:tcMar>
+              <w:top w:w="90" w:type="dxa"/>
+              <w:left w:w="195" w:type="dxa"/>
+              <w:bottom w:w="90" w:type="dxa"/>
+              <w:right w:w="195" w:type="dxa"/>
+            </w:tcMar>
+            <w:vAlign w:val="center"/>
+            <w:hideMark/>
+          </w:tcPr>
+          <w:p>
+            <w:pPr>
+              <w:spacing w:after="200" w:line="276" w:lineRule="auto"/>
+            </w:pPr>
+            <w:r>
+              <w:t>AC 8 — Data to gather information from to determine output and user requirements</w:t>
+            </w:r>
+          </w:p>
+        </w:tc>
+        <w:tc>
+          <w:tcPr>
+            <w:tcW w:w="0" w:type="auto"/>
+            <w:tcBorders>
+              <w:top w:val="single" w:sz="6" w:space="0" w:color="D1D9E0"/>
+              <w:left w:val="single" w:sz="6" w:space="0" w:color="D1D9E0"/>
+              <w:bottom w:val="single" w:sz="6" w:space="0" w:color="D1D9E0"/>
+              <w:right w:val="single" w:sz="6" w:space="0" w:color="D1D9E0"/>
+            </w:tcBorders>
+            <w:shd w:val="clear" w:color="auto" w:fill="FFFFFF"/>
+            <w:tcMar>
+              <w:top w:w="90" w:type="dxa"/>
+              <w:left w:w="195" w:type="dxa"/>
+              <w:bottom w:w="90" w:type="dxa"/>
+              <w:right w:w="195" w:type="dxa"/>
+            </w:tcMar>
+            <w:vAlign w:val="center"/>
+            <w:hideMark/>
+          </w:tcPr>
+          <w:p>
+            <w:pPr>
+              <w:spacing w:after="200" w:line="276" w:lineRule="auto"/>
+            </w:pPr>
+            <w:r>
+              <w:t>C1 (pre-condition)</w:t>
+            </w:r>
+          </w:p>
+        </w:tc>
+      </w:tr>
+    </w:tbl>
+    <w:p>
+      <w:pPr>
+        <w:spacing w:after="200" w:line="276" w:lineRule="auto"/>
+      </w:pPr>
+      <w:r>
+        <w:rPr>
+          <w:i/>
+          <w:iCs/>
+        </w:rPr>
+        <w:t>(Note: 502 PCs not listed above (PC 1.1, 1.3, 2.1–2.5, 3.1–3.5, 4.1–4.6, 5.1, 5.3) are evidenced by AT3 HA Design + Project Closure. 502 KEs not listed (KE 4–9) are evidenced in AT3.)</w:t>
+      </w:r>
+    </w:p>
     <w:p>
       <w:pPr>
         <w:spacing w:after="200" w:line="276" w:lineRule="auto"/>
@@ -14827,11 +18393,19 @@
     <w:r>
       <w:t>0</w:t>
     </w:r>
+    <w:proofErr w:type="gramStart"/>
     <w:r>
       <w:rPr>
         <w:rStyle w:val="FooterChar"/>
       </w:rPr>
-      <w:t xml:space="preserve">   (Template Version 1.3)</w:t>
+      <w:t xml:space="preserve">   (</w:t>
+    </w:r>
+    <w:proofErr w:type="gramEnd"/>
+    <w:r>
+      <w:rPr>
+        <w:rStyle w:val="FooterChar"/>
+      </w:rPr>
+      <w:t>Template Version 1.3)</w:t>
     </w:r>
     <w:r>
       <w:tab/>
@@ -14850,7 +18424,7 @@
       <w:rPr>
         <w:noProof/>
       </w:rPr>
-      <w:t>24 May 2026</w:t>
+      <w:t>25 May 2026</w:t>
     </w:r>
     <w:r>
       <w:fldChar w:fldCharType="end"/>
@@ -22806,7 +26380,6 @@
   <w:style w:type="character" w:default="1" w:styleId="DefaultParagraphFont">
     <w:name w:val="Default Paragraph Font"/>
     <w:uiPriority w:val="1"/>
-    <w:semiHidden/>
     <w:unhideWhenUsed/>
   </w:style>
   <w:style w:type="table" w:default="1" w:styleId="TableNormal">
@@ -23632,29 +27205,6 @@
 </file>
 
 <file path=customXml/item1.xml><?xml version="1.0" encoding="utf-8"?>
-<p:properties xmlns:p="http://schemas.microsoft.com/office/2006/metadata/properties" xmlns:xsi="http://www.w3.org/2001/XMLSchema-instance" xmlns:pc="http://schemas.microsoft.com/office/infopath/2007/PartnerControls">
-  <documentManagement>
-    <Category0 xmlns="bef73783-b83a-4f38-94d5-1aaaa1b3b0a2">1</Category0>
-    <i0f84bba906045b4af568ee102a52dcb xmlns="2933ac1b-cace-482f-bed9-bf9b7d80f34a">
-      <Terms xmlns="http://schemas.microsoft.com/office/infopath/2007/PartnerControls">
-        <TermInfo xmlns="http://schemas.microsoft.com/office/infopath/2007/PartnerControls">
-          <TermName xmlns="http://schemas.microsoft.com/office/infopath/2007/PartnerControls">Corporate Records</TermName>
-          <TermId xmlns="http://schemas.microsoft.com/office/infopath/2007/PartnerControls">2c702203-4f28-4769-bfc5-dad5ef3425c7</TermId>
-        </TermInfo>
-      </Terms>
-    </i0f84bba906045b4af568ee102a52dcb>
-    <TaxCatchAll xmlns="2933ac1b-cace-482f-bed9-bf9b7d80f34a">
-      <Value>1</Value>
-    </TaxCatchAll>
-  </documentManagement>
-</p:properties>
-</file>
-
-<file path=customXml/item2.xml><?xml version="1.0" encoding="utf-8"?>
-<b:Sources xmlns:b="http://schemas.openxmlformats.org/officeDocument/2006/bibliography" xmlns="http://schemas.openxmlformats.org/officeDocument/2006/bibliography" SelectedStyle="\APA.XSL" StyleName="APA"/>
-</file>
-
-<file path=customXml/item3.xml><?xml version="1.0" encoding="utf-8"?>
 <ct:contentTypeSchema xmlns:ct="http://schemas.microsoft.com/office/2006/metadata/contentType" xmlns:ma="http://schemas.microsoft.com/office/2006/metadata/properties/metaAttributes" ct:_="" ma:_="" ma:contentTypeName="Document" ma:contentTypeID="0x010100D17E1B4D89D91D49A316865B50B76B78" ma:contentTypeVersion="26" ma:contentTypeDescription="Create a new document." ma:contentTypeScope="" ma:versionID="2e43e94bda34b09537a48d601b321f81">
   <xsd:schema xmlns:xsd="http://www.w3.org/2001/XMLSchema" xmlns:xs="http://www.w3.org/2001/XMLSchema" xmlns:p="http://schemas.microsoft.com/office/2006/metadata/properties" xmlns:ns2="bef73783-b83a-4f38-94d5-1aaaa1b3b0a2" xmlns:ns3="2933ac1b-cace-482f-bed9-bf9b7d80f34a" targetNamespace="http://schemas.microsoft.com/office/2006/metadata/properties" ma:root="true" ma:fieldsID="68ad2338b471bae35515ce7eaf1f964b" ns2:_="" ns3:_="">
     <xsd:import namespace="bef73783-b83a-4f38-94d5-1aaaa1b3b0a2"/>
@@ -23869,7 +27419,7 @@
 </ct:contentTypeSchema>
 </file>
 
-<file path=customXml/item4.xml><?xml version="1.0" encoding="utf-8"?>
+<file path=customXml/item2.xml><?xml version="1.0" encoding="utf-8"?>
 <?mso-contentType ?>
 <FormTemplates xmlns="http://schemas.microsoft.com/sharepoint/v3/contenttype/forms">
   <Display>DocumentLibraryForm</Display>
@@ -23878,26 +27428,30 @@
 </FormTemplates>
 </file>
 
-<file path=customXml/itemProps1.xml><?xml version="1.0" encoding="utf-8"?>
-<ds:datastoreItem xmlns:ds="http://schemas.openxmlformats.org/officeDocument/2006/customXml" ds:itemID="{62592C51-5DF4-40C0-8E84-942E6938BC04}">
-  <ds:schemaRefs>
-    <ds:schemaRef ds:uri="http://schemas.microsoft.com/office/2006/metadata/properties"/>
-    <ds:schemaRef ds:uri="http://schemas.microsoft.com/office/infopath/2007/PartnerControls"/>
-    <ds:schemaRef ds:uri="bef73783-b83a-4f38-94d5-1aaaa1b3b0a2"/>
-    <ds:schemaRef ds:uri="2933ac1b-cace-482f-bed9-bf9b7d80f34a"/>
-  </ds:schemaRefs>
-</ds:datastoreItem>
+<file path=customXml/item3.xml><?xml version="1.0" encoding="utf-8"?>
+<p:properties xmlns:p="http://schemas.microsoft.com/office/2006/metadata/properties" xmlns:xsi="http://www.w3.org/2001/XMLSchema-instance" xmlns:pc="http://schemas.microsoft.com/office/infopath/2007/PartnerControls">
+  <documentManagement>
+    <Category0 xmlns="bef73783-b83a-4f38-94d5-1aaaa1b3b0a2">1</Category0>
+    <i0f84bba906045b4af568ee102a52dcb xmlns="2933ac1b-cace-482f-bed9-bf9b7d80f34a">
+      <Terms xmlns="http://schemas.microsoft.com/office/infopath/2007/PartnerControls">
+        <TermInfo xmlns="http://schemas.microsoft.com/office/infopath/2007/PartnerControls">
+          <TermName xmlns="http://schemas.microsoft.com/office/infopath/2007/PartnerControls">Corporate Records</TermName>
+          <TermId xmlns="http://schemas.microsoft.com/office/infopath/2007/PartnerControls">2c702203-4f28-4769-bfc5-dad5ef3425c7</TermId>
+        </TermInfo>
+      </Terms>
+    </i0f84bba906045b4af568ee102a52dcb>
+    <TaxCatchAll xmlns="2933ac1b-cace-482f-bed9-bf9b7d80f34a">
+      <Value>1</Value>
+    </TaxCatchAll>
+  </documentManagement>
+</p:properties>
 </file>
 
-<file path=customXml/itemProps2.xml><?xml version="1.0" encoding="utf-8"?>
-<ds:datastoreItem xmlns:ds="http://schemas.openxmlformats.org/officeDocument/2006/customXml" ds:itemID="{AB43DB7F-4F95-4680-AC5A-0DAC465244CE}">
-  <ds:schemaRefs>
-    <ds:schemaRef ds:uri="http://schemas.openxmlformats.org/officeDocument/2006/bibliography"/>
-  </ds:schemaRefs>
-</ds:datastoreItem>
+<file path=customXml/item4.xml><?xml version="1.0" encoding="utf-8"?>
+<b:Sources xmlns:b="http://schemas.openxmlformats.org/officeDocument/2006/bibliography" xmlns="http://schemas.openxmlformats.org/officeDocument/2006/bibliography" SelectedStyle="\APA.XSL" StyleName="APA"/>
 </file>
 
-<file path=customXml/itemProps3.xml><?xml version="1.0" encoding="utf-8"?>
+<file path=customXml/itemProps1.xml><?xml version="1.0" encoding="utf-8"?>
 <ds:datastoreItem xmlns:ds="http://schemas.openxmlformats.org/officeDocument/2006/customXml" ds:itemID="{D94EDA87-AAAA-43E1-87A4-F317188D990F}">
   <ds:schemaRefs>
     <ds:schemaRef ds:uri="http://schemas.microsoft.com/office/2006/metadata/contentType"/>
@@ -23916,10 +27470,29 @@
 </ds:datastoreItem>
 </file>
 
-<file path=customXml/itemProps4.xml><?xml version="1.0" encoding="utf-8"?>
+<file path=customXml/itemProps2.xml><?xml version="1.0" encoding="utf-8"?>
 <ds:datastoreItem xmlns:ds="http://schemas.openxmlformats.org/officeDocument/2006/customXml" ds:itemID="{34D3D63F-E7F5-44D5-94D5-721BEC103C7E}">
   <ds:schemaRefs>
     <ds:schemaRef ds:uri="http://schemas.microsoft.com/sharepoint/v3/contenttype/forms"/>
   </ds:schemaRefs>
 </ds:datastoreItem>
+</file>
+
+<file path=customXml/itemProps3.xml><?xml version="1.0" encoding="utf-8"?>
+<ds:datastoreItem xmlns:ds="http://schemas.openxmlformats.org/officeDocument/2006/customXml" ds:itemID="{62592C51-5DF4-40C0-8E84-942E6938BC04}">
+  <ds:schemaRefs>
+    <ds:schemaRef ds:uri="http://schemas.microsoft.com/office/2006/metadata/properties"/>
+    <ds:schemaRef ds:uri="http://schemas.microsoft.com/office/infopath/2007/PartnerControls"/>
+    <ds:schemaRef ds:uri="bef73783-b83a-4f38-94d5-1aaaa1b3b0a2"/>
+    <ds:schemaRef ds:uri="2933ac1b-cace-482f-bed9-bf9b7d80f34a"/>
+  </ds:schemaRefs>
+</ds:datastoreItem>
+</file>
+
+<file path=customXml/itemProps4.xml><?xml version="1.0" encoding="utf-8"?>
+<ds:datastoreItem xmlns:ds="http://schemas.openxmlformats.org/officeDocument/2006/customXml" ds:itemID="{AB43DB7F-4F95-4680-AC5A-0DAC465244CE}">
+  <ds:schemaRefs>
+    <ds:schemaRef ds:uri="http://schemas.openxmlformats.org/officeDocument/2006/bibliography"/>
+  </ds:schemaRefs>
+</ds:datastoreItem>
 </file>
--- a/S1-CL1-Cloud-Design-Build/assessments/AT1/AT1-BusinessCase-Assessor.docx
+++ b/S1-CL1-Cloud-Design-Build/assessments/AT1/AT1-BusinessCase-Assessor.docx
@@ -788,7 +788,7 @@
           <w:p>
             <w:pPr/>
             <w:r>
-              <w:t>Achieve Satisfactory on every criterion in the Part A Marking Guide (Business Case — covers Business Case sections §1–§11, Sign-off, and Appendices 1–4)</w:t>
+              <w:t>Achieve Satisfactory on every criterion in the Part A Marking Guide (Business Case — covers Business Case sections §1–§12, Sign-off, and Appendices 1–3)</w:t>
             </w:r>
           </w:p>
           <w:p>
@@ -1785,7 +1785,8 @@
     </w:p>
     <w:p>
       <w:pPr>
-        <w:pStyle w:val="Assessortext"/>
+        <w:pStyle w:val="Heading2"/>
+        <w:spacing w:before="240" w:after="80"/>
       </w:pPr>
       <w:r>
         <w:t>The engagement and your role</w:t>
@@ -1794,6 +1795,7 @@
     <w:p>
       <w:pPr>
         <w:pStyle w:val="Assessortext"/>
+        <w:spacing w:after="160"/>
       </w:pPr>
       <w:r>
         <w:t>YAT College is a Registered Training Organisation (RTO) based at 175 Cremorne Street, Cremorne VIC. YAT's mission-critical Learning Management System (LMS) — running on a single on-premises Windows Server 2016 / MySQL / DOODLE stack — is at the end of its hardware life and falls short of YAT's strategic availability target of 99.9%. YAT's ICT staff are highly capable on their current environment but lack cloud experience, which is why MTS has been engaged.</w:t>
@@ -1802,6 +1804,7 @@
     <w:p>
       <w:pPr>
         <w:pStyle w:val="Assessortext"/>
+        <w:spacing w:after="160"/>
       </w:pPr>
       <w:r>
         <w:t>You are an MP Tech Solutions (MTS) consultant reporting to Pat Lin (MTS Senior Consultant). Pat liaises with Sam Walker (YAT ICT Manager) for sign-offs. Sam will receive your Business Case and is your primary YAT-side stakeholder.</w:t>
@@ -1810,6 +1813,7 @@
     <w:p>
       <w:pPr>
         <w:pStyle w:val="Assessortext"/>
+        <w:spacing w:after="160"/>
       </w:pPr>
       <w:r>
         <w:t>AT1 is the analysis and planning phase of the engagement. The work you produce in AT1 flows into AT2 and AT3 of this cluster — the action plan approved at the end of AT1 becomes the brief for the build work in AT2.</w:t>
@@ -1818,6 +1822,7 @@
     <w:p>
       <w:pPr>
         <w:pStyle w:val="Heading2"/>
+        <w:spacing w:before="240" w:after="80"/>
       </w:pPr>
       <w:r>
         <w:t>Part A — Business Case</w:t>
@@ -1826,142 +1831,376 @@
     <w:p>
       <w:pPr>
         <w:pStyle w:val="Assessortext"/>
-      </w:pPr>
-      <w:r>
-        <w:t>Using the YAT Business Case template (download from the intranet's Templates section), populate every section. The Business Case is the primary written deliverable and must contain:</w:t>
-      </w:r>
-    </w:p>
-    <w:p>
-      <w:pPr>
-        <w:pStyle w:val="Assessortext"/>
-      </w:pPr>
-      <w:r>
-        <w:t>§1 Executive Summary — a one-page summary of your recommendation (write last)</w:t>
-      </w:r>
-    </w:p>
-    <w:p>
-      <w:pPr>
-        <w:pStyle w:val="Assessortext"/>
-      </w:pPr>
-      <w:r>
-        <w:t>§2 Engagement context — who you are, the engagement, the decision being asked of the board</w:t>
-      </w:r>
-    </w:p>
-    <w:p>
-      <w:pPr>
-        <w:pStyle w:val="Assessortext"/>
-      </w:pPr>
-      <w:r>
-        <w:t>§3 Strategic Alignment Analysis — analyse YAT's ICT Strategic Plan against the industry environment and organisational objectives</w:t>
-      </w:r>
-    </w:p>
-    <w:p>
-      <w:pPr>
-        <w:pStyle w:val="Assessortext"/>
-      </w:pPr>
-      <w:r>
-        <w:t>§4 Current State of YAT's ICT — synthesised summary from the intranet materials (synthesis, not verbatim reproduction)</w:t>
-      </w:r>
-    </w:p>
-    <w:p>
-      <w:pPr>
-        <w:pStyle w:val="Assessortext"/>
-      </w:pPr>
-      <w:r>
-        <w:t>§5 Gap Analysis — gaps, improvement opportunities, proposed changes</w:t>
-      </w:r>
-    </w:p>
-    <w:p>
-      <w:pPr>
-        <w:pStyle w:val="Assessortext"/>
-      </w:pPr>
-      <w:r>
-        <w:t>§6 Options Considered and Evaluation — workload definition, options assessed (in-house renewal vs cloud migration to AWS), initial impact and difficulty assessment</w:t>
-      </w:r>
-    </w:p>
-    <w:p>
-      <w:pPr>
-        <w:pStyle w:val="Assessortext"/>
-      </w:pPr>
-      <w:r>
-        <w:t>§7 Cost-Benefit Analysis — assumptions, summary tables for both options, avoided-downtime benefit, comparison summary, Year-1 cash-flow comparison, sensitivity analysis. The detailed line items live in Appendix 1 of the same document.</w:t>
-      </w:r>
-    </w:p>
-    <w:p>
-      <w:pPr>
-        <w:pStyle w:val="Assessortext"/>
-      </w:pPr>
-      <w:r>
-        <w:t>§8 Risk and Impact Assessment — intangibles comparison and risk register for the recommended option</w:t>
-      </w:r>
-    </w:p>
-    <w:p>
-      <w:pPr>
-        <w:pStyle w:val="Assessortext"/>
-      </w:pPr>
-      <w:r>
-        <w:t>§9 Recommendation — your chosen option with rationale</w:t>
-      </w:r>
-    </w:p>
-    <w:p>
-      <w:pPr>
-        <w:pStyle w:val="Assessortext"/>
-      </w:pPr>
-      <w:r>
-        <w:t>§10 Action Plan — prioritised changes, implementation schedule, standards / targets / success metrics, implementation methods, alignment with YAT's change-management procedure, risk register</w:t>
-      </w:r>
-    </w:p>
-    <w:p>
-      <w:pPr>
-        <w:pStyle w:val="Assessortext"/>
-      </w:pPr>
-      <w:r>
-        <w:t>§11 Next Steps and Decision Requested — what you are asking the board to decide today</w:t>
-      </w:r>
-    </w:p>
-    <w:p>
-      <w:pPr>
-        <w:pStyle w:val="Assessortext"/>
-      </w:pPr>
-      <w:r>
-        <w:t>§12 Feedback — the board feedback you received, your response, and the resulting action; completed during/after your presentation</w:t>
-      </w:r>
-    </w:p>
-    <w:p>
-      <w:pPr>
-        <w:pStyle w:val="Assessortext"/>
-      </w:pPr>
-      <w:r>
-        <w:t>Sign-off block — completed during/after your presentation</w:t>
-      </w:r>
-    </w:p>
-    <w:p>
-      <w:pPr>
-        <w:pStyle w:val="Assessortext"/>
-      </w:pPr>
-      <w:r>
-        <w:t>Appendix 1 — CBA detailed line items — every cost line you researched and computed</w:t>
-      </w:r>
-    </w:p>
-    <w:p>
-      <w:pPr>
-        <w:pStyle w:val="Assessortext"/>
-      </w:pPr>
-      <w:r>
-        <w:t>Appendix 2 — Knowledge Evidence — short-answer responses linking your work to underlying cloud and evaluation principles</w:t>
-      </w:r>
-    </w:p>
-    <w:p>
-      <w:pPr>
-        <w:pStyle w:val="Assessortext"/>
-      </w:pPr>
-      <w:r>
-        <w:t>Appendix 3 — Supporting Research — AWS Pricing Calculator export, citations</w:t>
-      </w:r>
-    </w:p>
-    <w:p>
-      <w:pPr>
-        <w:pStyle w:val="Assessortext"/>
+        <w:spacing w:after="160"/>
+      </w:pPr>
+      <w:r>
+        <w:t>Use the YAT Business Case template:</w:t>
+      </w:r>
+    </w:p>
+    <w:p>
+      <w:pPr>
+        <w:pStyle w:val="Assessortext"/>
+        <w:spacing w:after="160"/>
+        <w:ind w:left="360"/>
+      </w:pPr>
+      <w:r>
+        <w:t xml:space="preserve">• </w:t>
+      </w:r>
+      <w:hyperlink r:id="rId17">
+        <w:r>
+          <w:rPr>
+            <w:color w:val="0563C1"/>
+            <w:u w:val="single"/>
+          </w:rPr>
+          <w:t>YAT intranet — Templates, where the Business Case template is available to download</w:t>
+        </w:r>
+      </w:hyperlink>
+    </w:p>
+    <w:p>
+      <w:pPr>
+        <w:pStyle w:val="Assessortext"/>
+        <w:spacing w:after="160"/>
+      </w:pPr>
+      <w:r>
+        <w:t>Refer to the Business Case MTS produced for a previous YAT engagement as an exemplar — read it before you start yours, as a reference for what a YAT Business Case looks like in style, depth and length:</w:t>
+      </w:r>
+    </w:p>
+    <w:p>
+      <w:pPr>
+        <w:pStyle w:val="Assessortext"/>
+        <w:spacing w:after="160"/>
+        <w:ind w:left="360"/>
+      </w:pPr>
+      <w:r>
+        <w:t xml:space="preserve">• </w:t>
+      </w:r>
+      <w:hyperlink r:id="rId18">
+        <w:r>
+          <w:rPr>
+            <w:color w:val="0563C1"/>
+            <w:u w:val="single"/>
+          </w:rPr>
+          <w:t>Business Case — LMS Replacement (2022)</w:t>
+        </w:r>
+      </w:hyperlink>
+    </w:p>
+    <w:p>
+      <w:pPr>
+        <w:pStyle w:val="Assessortext"/>
+        <w:spacing w:after="160"/>
+      </w:pPr>
+      <w:r>
+        <w:t>Populate every section of the Business Case template. The Business Case is the primary written deliverable and must contain:</w:t>
+      </w:r>
+    </w:p>
+    <w:p>
+      <w:pPr>
+        <w:pStyle w:val="Assessortext"/>
+        <w:spacing w:after="120"/>
+        <w:ind w:left="360"/>
+      </w:pPr>
+      <w:r>
+        <w:t xml:space="preserve">• </w:t>
+      </w:r>
+      <w:r>
+        <w:rPr>
+          <w:b/>
+        </w:rPr>
+        <w:t>§1 Executive Summary</w:t>
+      </w:r>
+      <w:r>
+        <w:t xml:space="preserve"> — a one-page summary of your recommendation (write last)</w:t>
+      </w:r>
+    </w:p>
+    <w:p>
+      <w:pPr>
+        <w:pStyle w:val="Assessortext"/>
+        <w:spacing w:after="120"/>
+        <w:ind w:left="360"/>
+      </w:pPr>
+      <w:r>
+        <w:t xml:space="preserve">• </w:t>
+      </w:r>
+      <w:r>
+        <w:rPr>
+          <w:b/>
+        </w:rPr>
+        <w:t>§2 Engagement context</w:t>
+      </w:r>
+      <w:r>
+        <w:t xml:space="preserve"> — who you are, the engagement, the decision being asked of the board</w:t>
+      </w:r>
+    </w:p>
+    <w:p>
+      <w:pPr>
+        <w:pStyle w:val="Assessortext"/>
+        <w:spacing w:after="120"/>
+        <w:ind w:left="360"/>
+      </w:pPr>
+      <w:r>
+        <w:t xml:space="preserve">• </w:t>
+      </w:r>
+      <w:r>
+        <w:rPr>
+          <w:b/>
+        </w:rPr>
+        <w:t>§3 Strategic Alignment Analysis</w:t>
+      </w:r>
+      <w:r>
+        <w:t xml:space="preserve"> — analyse YAT's ICT Strategic Plan against the industry environment and organisational objectives</w:t>
+      </w:r>
+    </w:p>
+    <w:p>
+      <w:pPr>
+        <w:pStyle w:val="Assessortext"/>
+        <w:spacing w:after="120"/>
+        <w:ind w:left="360"/>
+      </w:pPr>
+      <w:r>
+        <w:t xml:space="preserve">• </w:t>
+      </w:r>
+      <w:r>
+        <w:rPr>
+          <w:b/>
+        </w:rPr>
+        <w:t>§4 Current State of YAT's ICT</w:t>
+      </w:r>
+      <w:r>
+        <w:t xml:space="preserve"> — synthesised summary from the intranet materials (synthesis, not verbatim reproduction)</w:t>
+      </w:r>
+    </w:p>
+    <w:p>
+      <w:pPr>
+        <w:pStyle w:val="Assessortext"/>
+        <w:spacing w:after="120"/>
+        <w:ind w:left="360"/>
+      </w:pPr>
+      <w:r>
+        <w:t xml:space="preserve">• </w:t>
+      </w:r>
+      <w:r>
+        <w:rPr>
+          <w:b/>
+        </w:rPr>
+        <w:t>§5 Gap Analysis</w:t>
+      </w:r>
+      <w:r>
+        <w:t xml:space="preserve"> — gaps, improvement opportunities, proposed changes</w:t>
+      </w:r>
+    </w:p>
+    <w:p>
+      <w:pPr>
+        <w:pStyle w:val="Assessortext"/>
+        <w:spacing w:after="120"/>
+        <w:ind w:left="360"/>
+      </w:pPr>
+      <w:r>
+        <w:t xml:space="preserve">• </w:t>
+      </w:r>
+      <w:r>
+        <w:rPr>
+          <w:b/>
+        </w:rPr>
+        <w:t>§6 Options Considered and Evaluation</w:t>
+      </w:r>
+      <w:r>
+        <w:t xml:space="preserve"> — workload definition, options assessed (in-house renewal vs cloud migration to AWS), initial impact and difficulty assessment</w:t>
+      </w:r>
+    </w:p>
+    <w:p>
+      <w:pPr>
+        <w:pStyle w:val="Assessortext"/>
+        <w:spacing w:after="120"/>
+        <w:ind w:left="360"/>
+      </w:pPr>
+      <w:r>
+        <w:t xml:space="preserve">• </w:t>
+      </w:r>
+      <w:r>
+        <w:rPr>
+          <w:b/>
+        </w:rPr>
+        <w:t>§7 Cost-Benefit Analysis</w:t>
+      </w:r>
+      <w:r>
+        <w:t xml:space="preserve"> — assumptions, summary tables for both options, avoided-downtime benefit, comparison summary, Year-1 cash-flow comparison, sensitivity analysis. The detailed line items live in Appendix 1 of the same document.</w:t>
+      </w:r>
+    </w:p>
+    <w:p>
+      <w:pPr>
+        <w:pStyle w:val="Assessortext"/>
+        <w:spacing w:after="120"/>
+        <w:ind w:left="360"/>
+      </w:pPr>
+      <w:r>
+        <w:t xml:space="preserve">• </w:t>
+      </w:r>
+      <w:r>
+        <w:rPr>
+          <w:b/>
+        </w:rPr>
+        <w:t>§8 Risk and Impact Assessment</w:t>
+      </w:r>
+      <w:r>
+        <w:t xml:space="preserve"> — intangibles comparison and risk register for the recommended option</w:t>
+      </w:r>
+    </w:p>
+    <w:p>
+      <w:pPr>
+        <w:pStyle w:val="Assessortext"/>
+        <w:spacing w:after="120"/>
+        <w:ind w:left="360"/>
+      </w:pPr>
+      <w:r>
+        <w:t xml:space="preserve">• </w:t>
+      </w:r>
+      <w:r>
+        <w:rPr>
+          <w:b/>
+        </w:rPr>
+        <w:t>§9 Recommendation</w:t>
+      </w:r>
+      <w:r>
+        <w:t xml:space="preserve"> — your chosen option with rationale</w:t>
+      </w:r>
+    </w:p>
+    <w:p>
+      <w:pPr>
+        <w:pStyle w:val="Assessortext"/>
+        <w:spacing w:after="120"/>
+        <w:ind w:left="360"/>
+      </w:pPr>
+      <w:r>
+        <w:t xml:space="preserve">• </w:t>
+      </w:r>
+      <w:r>
+        <w:rPr>
+          <w:b/>
+        </w:rPr>
+        <w:t>§10 Action Plan</w:t>
+      </w:r>
+      <w:r>
+        <w:t xml:space="preserve"> — prioritised changes, implementation schedule, standards / targets / success metrics, implementation methods, alignment with YAT's change-management procedure, risk register</w:t>
+      </w:r>
+    </w:p>
+    <w:p>
+      <w:pPr>
+        <w:pStyle w:val="Assessortext"/>
+        <w:spacing w:after="120"/>
+        <w:ind w:left="360"/>
+      </w:pPr>
+      <w:r>
+        <w:t xml:space="preserve">• </w:t>
+      </w:r>
+      <w:r>
+        <w:rPr>
+          <w:b/>
+        </w:rPr>
+        <w:t>§11 Next Steps and Decision Requested</w:t>
+      </w:r>
+      <w:r>
+        <w:t xml:space="preserve"> — what you are asking the board to decide today</w:t>
+      </w:r>
+    </w:p>
+    <w:p>
+      <w:pPr>
+        <w:pStyle w:val="Assessortext"/>
+        <w:spacing w:after="120"/>
+        <w:ind w:left="360"/>
+      </w:pPr>
+      <w:r>
+        <w:t xml:space="preserve">• </w:t>
+      </w:r>
+      <w:r>
+        <w:rPr>
+          <w:b/>
+        </w:rPr>
+        <w:t>§12 Feedback</w:t>
+      </w:r>
+      <w:r>
+        <w:t xml:space="preserve"> — the board feedback you received, your response, and the resulting action; completed during/after your presentation</w:t>
+      </w:r>
+    </w:p>
+    <w:p>
+      <w:pPr>
+        <w:pStyle w:val="Assessortext"/>
+        <w:spacing w:after="120"/>
+        <w:ind w:left="360"/>
+      </w:pPr>
+      <w:r>
+        <w:t xml:space="preserve">• </w:t>
+      </w:r>
+      <w:r>
+        <w:rPr>
+          <w:b/>
+        </w:rPr>
+        <w:t>Sign-off block</w:t>
+      </w:r>
+      <w:r>
+        <w:t xml:space="preserve"> — completed during/after your presentation</w:t>
+      </w:r>
+    </w:p>
+    <w:p>
+      <w:pPr>
+        <w:pStyle w:val="Assessortext"/>
+        <w:spacing w:after="120"/>
+        <w:ind w:left="360"/>
+      </w:pPr>
+      <w:r>
+        <w:t xml:space="preserve">• </w:t>
+      </w:r>
+      <w:r>
+        <w:rPr>
+          <w:b/>
+        </w:rPr>
+        <w:t>Appendix 1</w:t>
+      </w:r>
+      <w:r>
+        <w:t xml:space="preserve"> — CBA detailed line items — every cost line you researched and computed</w:t>
+      </w:r>
+    </w:p>
+    <w:p>
+      <w:pPr>
+        <w:pStyle w:val="Assessortext"/>
+        <w:spacing w:after="120"/>
+        <w:ind w:left="360"/>
+      </w:pPr>
+      <w:r>
+        <w:t xml:space="preserve">• </w:t>
+      </w:r>
+      <w:r>
+        <w:rPr>
+          <w:b/>
+        </w:rPr>
+        <w:t>Appendix 2</w:t>
+      </w:r>
+      <w:r>
+        <w:t xml:space="preserve"> — Knowledge Evidence — short-answer responses linking your work to underlying cloud and evaluation principles</w:t>
+      </w:r>
+    </w:p>
+    <w:p>
+      <w:pPr>
+        <w:pStyle w:val="Assessortext"/>
+        <w:spacing w:after="120"/>
+        <w:ind w:left="360"/>
+      </w:pPr>
+      <w:r>
+        <w:t xml:space="preserve">• </w:t>
+      </w:r>
+      <w:r>
+        <w:rPr>
+          <w:b/>
+        </w:rPr>
+        <w:t>Appendix 3</w:t>
+      </w:r>
+      <w:r>
+        <w:t xml:space="preserve"> — Supporting Research — AWS Pricing Calculator export, citations</w:t>
+      </w:r>
+    </w:p>
+    <w:p>
+      <w:pPr>
+        <w:pStyle w:val="Assessortext"/>
+        <w:spacing w:after="160"/>
       </w:pPr>
       <w:r>
         <w:t>You will need to research AWS pricing yourself using the AWS Pricing Calculator (see Appendix 1 of the Business Case template for the structure your AWS line items must follow). YAT-internal cost figures for the on-prem option are provided in the scenario materials on the intranet.</w:t>
@@ -1969,7 +2208,8 @@
     </w:p>
     <w:p>
       <w:pPr>
-        <w:pStyle w:val="Assessortext"/>
+        <w:pStyle w:val="Heading3"/>
+        <w:spacing w:before="240" w:after="80"/>
       </w:pPr>
       <w:r>
         <w:t>Resources for Part A — available on the YAT intranet</w:t>
@@ -1978,30 +2218,121 @@
     <w:p>
       <w:pPr>
         <w:pStyle w:val="Assessortext"/>
-      </w:pPr>
-      <w:r>
-        <w:t>The YAT Business Case template (download from the intranet's Templates section)</w:t>
-      </w:r>
-    </w:p>
-    <w:p>
-      <w:pPr>
-        <w:pStyle w:val="Assessortext"/>
-      </w:pPr>
-      <w:r>
-        <w:t>The YAT scenario materials — strategic plan, current ICT environment description, organisational policies, role brief, ICT manager consultation notes, reference materials</w:t>
-      </w:r>
-    </w:p>
-    <w:p>
-      <w:pPr>
-        <w:pStyle w:val="Assessortext"/>
-      </w:pPr>
-      <w:r>
-        <w:t>The YAT Document Archive containing examples of previous business cases produced by MTS for YAT — review at least one example before starting your own as a reference for what a YAT business case looks like</w:t>
-      </w:r>
-    </w:p>
-    <w:p>
-      <w:pPr>
-        <w:pStyle w:val="Assessortext"/>
+        <w:spacing w:after="160"/>
+        <w:ind w:left="360"/>
+      </w:pPr>
+      <w:r>
+        <w:t xml:space="preserve">• </w:t>
+      </w:r>
+      <w:hyperlink r:id="rId19">
+        <w:r>
+          <w:rPr>
+            <w:color w:val="0563C1"/>
+            <w:u w:val="single"/>
+          </w:rPr>
+          <w:t>ICT Strategic Plan</w:t>
+        </w:r>
+      </w:hyperlink>
+    </w:p>
+    <w:p>
+      <w:pPr>
+        <w:pStyle w:val="Assessortext"/>
+        <w:spacing w:after="160"/>
+        <w:ind w:left="360"/>
+      </w:pPr>
+      <w:r>
+        <w:t xml:space="preserve">• </w:t>
+      </w:r>
+      <w:hyperlink r:id="rId20">
+        <w:r>
+          <w:rPr>
+            <w:color w:val="0563C1"/>
+            <w:u w:val="single"/>
+          </w:rPr>
+          <w:t>Current ICT environment description</w:t>
+        </w:r>
+      </w:hyperlink>
+    </w:p>
+    <w:p>
+      <w:pPr>
+        <w:pStyle w:val="Assessortext"/>
+        <w:spacing w:after="160"/>
+        <w:ind w:left="360"/>
+      </w:pPr>
+      <w:r>
+        <w:t xml:space="preserve">• </w:t>
+      </w:r>
+      <w:hyperlink r:id="rId21">
+        <w:r>
+          <w:rPr>
+            <w:color w:val="0563C1"/>
+            <w:u w:val="single"/>
+          </w:rPr>
+          <w:t>Engagement Role Brief</w:t>
+        </w:r>
+      </w:hyperlink>
+    </w:p>
+    <w:p>
+      <w:pPr>
+        <w:pStyle w:val="Assessortext"/>
+        <w:spacing w:after="160"/>
+        <w:ind w:left="360"/>
+      </w:pPr>
+      <w:r>
+        <w:t xml:space="preserve">• </w:t>
+      </w:r>
+      <w:hyperlink r:id="rId22">
+        <w:r>
+          <w:rPr>
+            <w:color w:val="0563C1"/>
+            <w:u w:val="single"/>
+          </w:rPr>
+          <w:t>ICT Manager Consultation Notes</w:t>
+        </w:r>
+      </w:hyperlink>
+    </w:p>
+    <w:p>
+      <w:pPr>
+        <w:pStyle w:val="Assessortext"/>
+        <w:spacing w:after="160"/>
+        <w:ind w:left="360"/>
+      </w:pPr>
+      <w:r>
+        <w:t xml:space="preserve">• </w:t>
+      </w:r>
+      <w:hyperlink r:id="rId23">
+        <w:r>
+          <w:rPr>
+            <w:color w:val="0563C1"/>
+            <w:u w:val="single"/>
+          </w:rPr>
+          <w:t>Organisational policies</w:t>
+        </w:r>
+      </w:hyperlink>
+    </w:p>
+    <w:p>
+      <w:pPr>
+        <w:pStyle w:val="Assessortext"/>
+        <w:spacing w:after="160"/>
+        <w:ind w:left="360"/>
+      </w:pPr>
+      <w:r>
+        <w:t xml:space="preserve">• </w:t>
+      </w:r>
+      <w:hyperlink r:id="rId24">
+        <w:r>
+          <w:rPr>
+            <w:color w:val="0563C1"/>
+            <w:u w:val="single"/>
+          </w:rPr>
+          <w:t>Reference materials</w:t>
+        </w:r>
+      </w:hyperlink>
+    </w:p>
+    <w:p>
+      <w:pPr>
+        <w:pStyle w:val="Heading3"/>
+        <w:spacing w:before="240" w:after="80"/>
       </w:pPr>
       <w:r>
         <w:t>Resources for Part A — external</w:t>
@@ -2010,22 +2341,45 @@
     <w:p>
       <w:pPr>
         <w:pStyle w:val="Assessortext"/>
-      </w:pPr>
-      <w:r>
-        <w:t>AWS Pricing Calculator (calculator.aws) — to research the AWS cost line items for the cloud option</w:t>
-      </w:r>
-    </w:p>
-    <w:p>
-      <w:pPr>
-        <w:pStyle w:val="Assessortext"/>
-      </w:pPr>
-      <w:r>
-        <w:t>AWS Academy Cloud Foundations [104469] + AWS Academy Cloud Architecting [172221] — authorised lab environments</w:t>
-      </w:r>
-    </w:p>
-    <w:p>
-      <w:pPr>
-        <w:pStyle w:val="Assessortext"/>
+        <w:spacing w:after="120"/>
+        <w:ind w:left="360"/>
+      </w:pPr>
+      <w:r>
+        <w:t xml:space="preserve">• </w:t>
+      </w:r>
+      <w:r>
+        <w:rPr>
+          <w:b/>
+        </w:rPr>
+        <w:t>AWS Pricing Calculator (calculator.aws)</w:t>
+      </w:r>
+      <w:r>
+        <w:t xml:space="preserve"> — to research the AWS cost line items for the cloud option</w:t>
+      </w:r>
+    </w:p>
+    <w:p>
+      <w:pPr>
+        <w:pStyle w:val="Assessortext"/>
+        <w:spacing w:after="120"/>
+        <w:ind w:left="360"/>
+      </w:pPr>
+      <w:r>
+        <w:t xml:space="preserve">• </w:t>
+      </w:r>
+      <w:r>
+        <w:rPr>
+          <w:b/>
+        </w:rPr>
+        <w:t>AWS Academy Cloud Foundations [104469] + AWS Academy Cloud Architecting [172221]</w:t>
+      </w:r>
+      <w:r>
+        <w:t xml:space="preserve"> — authorised lab environments</w:t>
+      </w:r>
+    </w:p>
+    <w:p>
+      <w:pPr>
+        <w:pStyle w:val="Assessortext"/>
+        <w:spacing w:after="160"/>
       </w:pPr>
       <w:r>
         <w:t>Part A is submitted to the LMS as the populated Business Case (.docx) with all three appendices completed.</w:t>
@@ -2034,6 +2388,7 @@
     <w:p>
       <w:pPr>
         <w:pStyle w:val="Heading2"/>
+        <w:spacing w:before="240" w:after="80"/>
       </w:pPr>
       <w:r>
         <w:t>Part B — Presentation to the YAT board</w:t>
@@ -2042,22 +2397,72 @@
     <w:p>
       <w:pPr>
         <w:pStyle w:val="Assessortext"/>
-      </w:pPr>
-      <w:r>
-        <w:t>Using the YAT Board Presentation Deck template (download from the intranet's Templates section), prepare a deck that walks the YAT board through your Business Case. The deck is 8–10 slides plus speaker notes; each slide walks the board through one section of the Business Case.</w:t>
-      </w:r>
-    </w:p>
-    <w:p>
-      <w:pPr>
-        <w:pStyle w:val="Assessortext"/>
-      </w:pPr>
-      <w:r>
-        <w:t>Review at least one example of a previous board presentation deck from the YAT Document Archive on the intranet — these accompany the previous business cases referenced for Part A — as a reference for what a YAT board presentation looks like in style, depth, and length.</w:t>
-      </w:r>
-    </w:p>
-    <w:p>
-      <w:pPr>
-        <w:pStyle w:val="Assessortext"/>
+        <w:spacing w:after="160"/>
+      </w:pPr>
+      <w:r>
+        <w:t>Use the YAT Board Presentation Deck template:</w:t>
+      </w:r>
+    </w:p>
+    <w:p>
+      <w:pPr>
+        <w:pStyle w:val="Assessortext"/>
+        <w:spacing w:after="160"/>
+        <w:ind w:left="360"/>
+      </w:pPr>
+      <w:r>
+        <w:t xml:space="preserve">• </w:t>
+      </w:r>
+      <w:hyperlink r:id="rId17">
+        <w:r>
+          <w:rPr>
+            <w:color w:val="0563C1"/>
+            <w:u w:val="single"/>
+          </w:rPr>
+          <w:t>YAT intranet — Templates, where the Board Presentation Deck template is available to download</w:t>
+        </w:r>
+      </w:hyperlink>
+    </w:p>
+    <w:p>
+      <w:pPr>
+        <w:pStyle w:val="Assessortext"/>
+        <w:spacing w:after="160"/>
+      </w:pPr>
+      <w:r>
+        <w:t>Refer to the presentation deck from the same previous YAT engagement as an exemplar — read it before you start yours, as a reference for what a YAT board presentation looks like in style, depth and length:</w:t>
+      </w:r>
+    </w:p>
+    <w:p>
+      <w:pPr>
+        <w:pStyle w:val="Assessortext"/>
+        <w:spacing w:after="160"/>
+        <w:ind w:left="360"/>
+      </w:pPr>
+      <w:r>
+        <w:t xml:space="preserve">• </w:t>
+      </w:r>
+      <w:hyperlink r:id="rId25">
+        <w:r>
+          <w:rPr>
+            <w:color w:val="0563C1"/>
+            <w:u w:val="single"/>
+          </w:rPr>
+          <w:t>Business Case Presentation — LMS Replacement (2022)</w:t>
+        </w:r>
+      </w:hyperlink>
+    </w:p>
+    <w:p>
+      <w:pPr>
+        <w:pStyle w:val="Assessortext"/>
+        <w:spacing w:after="160"/>
+      </w:pPr>
+      <w:r>
+        <w:t>Prepare a deck that walks the YAT board through your Business Case. The deck is 8–10 slides plus speaker notes; each slide walks the board through one section of the Business Case.</w:t>
+      </w:r>
+    </w:p>
+    <w:p>
+      <w:pPr>
+        <w:pStyle w:val="Assessortext"/>
+        <w:spacing w:after="160"/>
       </w:pPr>
       <w:r>
         <w:t>You will deliver the presentation to the YAT board, role-played by your assessor (as Sam Walker, YAT ICT Manager, and/or Pat Lin, MTS Senior Consultant) and a peer (as a board member).</w:t>
@@ -2065,7 +2470,8 @@
     </w:p>
     <w:p>
       <w:pPr>
-        <w:pStyle w:val="Assessortext"/>
+        <w:pStyle w:val="Heading3"/>
+        <w:spacing w:before="240" w:after="80"/>
       </w:pPr>
       <w:r>
         <w:t>The presentation event</w:t>
@@ -2074,22 +2480,27 @@
     <w:p>
       <w:pPr>
         <w:pStyle w:val="Assessortext"/>
-      </w:pPr>
-      <w:r>
-        <w:t>Duration: 10–15 minutes of presenting + 5 minutes of board questions, feedback, and sign-off</w:t>
-      </w:r>
-    </w:p>
-    <w:p>
-      <w:pPr>
-        <w:pStyle w:val="Assessortext"/>
-      </w:pPr>
-      <w:r>
-        <w:t>Format: in-person on campus or via video conference (confirm with your assessor)</w:t>
-      </w:r>
-    </w:p>
-    <w:p>
-      <w:pPr>
-        <w:pStyle w:val="Assessortext"/>
+        <w:spacing w:after="120"/>
+        <w:ind w:left="360"/>
+      </w:pPr>
+      <w:r>
+        <w:t>• Duration: 10–15 minutes of presenting + 5 minutes of board questions, feedback, and sign-off</w:t>
+      </w:r>
+    </w:p>
+    <w:p>
+      <w:pPr>
+        <w:pStyle w:val="Assessortext"/>
+        <w:spacing w:after="120"/>
+        <w:ind w:left="360"/>
+      </w:pPr>
+      <w:r>
+        <w:t>• Format: in-person on campus or via video conference (confirm with your assessor)</w:t>
+      </w:r>
+    </w:p>
+    <w:p>
+      <w:pPr>
+        <w:pStyle w:val="Heading3"/>
+        <w:spacing w:before="240" w:after="80"/>
       </w:pPr>
       <w:r>
         <w:t>Required artefacts at the event:</w:t>
@@ -2098,38 +2509,47 @@
     <w:p>
       <w:pPr>
         <w:pStyle w:val="Assessortext"/>
-      </w:pPr>
-      <w:r>
-        <w:t>The completed Business Case submitted to the board at least 48 hours in advance</w:t>
-      </w:r>
-    </w:p>
-    <w:p>
-      <w:pPr>
-        <w:pStyle w:val="Assessortext"/>
-      </w:pPr>
-      <w:r>
-        <w:t>The deck with populated speaker notes</w:t>
-      </w:r>
-    </w:p>
-    <w:p>
-      <w:pPr>
-        <w:pStyle w:val="Assessortext"/>
-      </w:pPr>
-      <w:r>
-        <w:t>Your Business Case §12 Feedback section ready to be populated during/after the meeting</w:t>
-      </w:r>
-    </w:p>
-    <w:p>
-      <w:pPr>
-        <w:pStyle w:val="Assessortext"/>
-      </w:pPr>
-      <w:r>
-        <w:t>A printed or shared sign-off sheet for the board to sign at the end (the Sign-off block from the Business Case)</w:t>
-      </w:r>
-    </w:p>
-    <w:p>
-      <w:pPr>
-        <w:pStyle w:val="Assessortext"/>
+        <w:spacing w:after="120"/>
+        <w:ind w:left="360"/>
+      </w:pPr>
+      <w:r>
+        <w:t>• The completed Business Case submitted to the board at least 48 hours in advance</w:t>
+      </w:r>
+    </w:p>
+    <w:p>
+      <w:pPr>
+        <w:pStyle w:val="Assessortext"/>
+        <w:spacing w:after="120"/>
+        <w:ind w:left="360"/>
+      </w:pPr>
+      <w:r>
+        <w:t>• The deck with populated speaker notes</w:t>
+      </w:r>
+    </w:p>
+    <w:p>
+      <w:pPr>
+        <w:pStyle w:val="Assessortext"/>
+        <w:spacing w:after="120"/>
+        <w:ind w:left="360"/>
+      </w:pPr>
+      <w:r>
+        <w:t>• Your Business Case §12 Feedback section ready to be populated during/after the meeting</w:t>
+      </w:r>
+    </w:p>
+    <w:p>
+      <w:pPr>
+        <w:pStyle w:val="Assessortext"/>
+        <w:spacing w:after="120"/>
+        <w:ind w:left="360"/>
+      </w:pPr>
+      <w:r>
+        <w:t>• A printed or shared sign-off sheet for the board to sign at the end (the Sign-off block from the Business Case)</w:t>
+      </w:r>
+    </w:p>
+    <w:p>
+      <w:pPr>
+        <w:pStyle w:val="Heading3"/>
+        <w:spacing w:before="240" w:after="80"/>
       </w:pPr>
       <w:r>
         <w:t>During the event you will:</w:t>
@@ -2138,38 +2558,47 @@
     <w:p>
       <w:pPr>
         <w:pStyle w:val="Assessortext"/>
-      </w:pPr>
-      <w:r>
-        <w:t>Walk the board through your Business Case using the deck</w:t>
-      </w:r>
-    </w:p>
-    <w:p>
-      <w:pPr>
-        <w:pStyle w:val="Assessortext"/>
-      </w:pPr>
-      <w:r>
-        <w:t>Answer the board's questions during Q&amp;A (the assessor's questions probe both the analysis and your underlying knowledge of cloud and evaluation principles)</w:t>
-      </w:r>
-    </w:p>
-    <w:p>
-      <w:pPr>
-        <w:pStyle w:val="Assessortext"/>
-      </w:pPr>
-      <w:r>
-        <w:t>Capture board feedback in Business Case §12</w:t>
-      </w:r>
-    </w:p>
-    <w:p>
-      <w:pPr>
-        <w:pStyle w:val="Assessortext"/>
-      </w:pPr>
-      <w:r>
-        <w:t>Obtain the board's sign-off on the action plan in Business Case §10</w:t>
-      </w:r>
-    </w:p>
-    <w:p>
-      <w:pPr>
-        <w:pStyle w:val="Assessortext"/>
+        <w:spacing w:after="120"/>
+        <w:ind w:left="360"/>
+      </w:pPr>
+      <w:r>
+        <w:t>• Walk the board through your Business Case using the deck</w:t>
+      </w:r>
+    </w:p>
+    <w:p>
+      <w:pPr>
+        <w:pStyle w:val="Assessortext"/>
+        <w:spacing w:after="120"/>
+        <w:ind w:left="360"/>
+      </w:pPr>
+      <w:r>
+        <w:t>• Answer the board's questions during Q&amp;A (the assessor's questions probe both the analysis and your underlying knowledge of cloud and evaluation principles)</w:t>
+      </w:r>
+    </w:p>
+    <w:p>
+      <w:pPr>
+        <w:pStyle w:val="Assessortext"/>
+        <w:spacing w:after="120"/>
+        <w:ind w:left="360"/>
+      </w:pPr>
+      <w:r>
+        <w:t>• Capture board feedback in Business Case §12</w:t>
+      </w:r>
+    </w:p>
+    <w:p>
+      <w:pPr>
+        <w:pStyle w:val="Assessortext"/>
+        <w:spacing w:after="120"/>
+        <w:ind w:left="360"/>
+      </w:pPr>
+      <w:r>
+        <w:t>• Obtain the board's sign-off on the action plan in Business Case §10</w:t>
+      </w:r>
+    </w:p>
+    <w:p>
+      <w:pPr>
+        <w:pStyle w:val="Assessortext"/>
+        <w:spacing w:after="160"/>
       </w:pPr>
       <w:r>
         <w:t>Part B is submitted to the LMS as the presentation deck (.pptx) with populated speaker notes. The §12 Feedback section and the signed Sign-off block are completed within the Business Case.</w:t>
@@ -2178,6 +2607,7 @@
     <w:p>
       <w:pPr>
         <w:pStyle w:val="Heading2"/>
+        <w:spacing w:before="240" w:after="80"/>
       </w:pPr>
       <w:r>
         <w:t>Tips for success</w:t>
@@ -2186,6 +2616,7 @@
     <w:p>
       <w:pPr>
         <w:pStyle w:val="Assessortext"/>
+        <w:spacing w:after="160"/>
       </w:pPr>
       <w:r>
         <w:t>Start with the scenario. Read the YAT intranet end-to-end before you start writing — particularly the ICT Strategic Plan, the current ICT environment, the role brief, and the ICT manager consultation notes.</w:t>
@@ -2194,6 +2625,7 @@
     <w:p>
       <w:pPr>
         <w:pStyle w:val="Assessortext"/>
+        <w:spacing w:after="160"/>
       </w:pPr>
       <w:r>
         <w:t>Synthesise, don't copy. §4 (Current State) is the section most likely to drift into verbatim reproduction. Write it in your own words and focus on what's material to the migration.</w:t>
@@ -2202,6 +2634,7 @@
     <w:p>
       <w:pPr>
         <w:pStyle w:val="Assessortext"/>
+        <w:spacing w:after="160"/>
       </w:pPr>
       <w:r>
         <w:t>Show your AWS pricing working. Generate an AWS Pricing Calculator estimate, export it, and attach it as Appendix 3. Numbers without evidence are not credible.</w:t>
@@ -2210,6 +2643,7 @@
     <w:p>
       <w:pPr>
         <w:pStyle w:val="Assessortext"/>
+        <w:spacing w:after="160"/>
       </w:pPr>
       <w:r>
         <w:t>Sense-check your CBA totals. Year-1 outlay differences matter to senior management even when 5-year totals favour one option — make the cash-flow position visible.</w:t>
@@ -2218,6 +2652,7 @@
     <w:p>
       <w:pPr>
         <w:pStyle w:val="Assessortext"/>
+        <w:spacing w:after="160"/>
       </w:pPr>
       <w:r>
         <w:t>Be honest in §8 Intangibles. A one-sided intangibles table — only positives for your preferred option — is less credible than an honest trade-off discussion.</w:t>
@@ -2226,6 +2661,7 @@
     <w:p>
       <w:pPr>
         <w:pStyle w:val="Assessortext"/>
+        <w:spacing w:after="160"/>
       </w:pPr>
       <w:r>
         <w:t>The action plan is what the board approves. §10 is the most scrutinised section. Spend time on prioritisation, scheduling, and alignment with YAT's change-management procedure.</w:t>
@@ -2234,6 +2670,7 @@
     <w:p>
       <w:pPr>
         <w:pStyle w:val="Assessortext"/>
+        <w:spacing w:after="160"/>
       </w:pPr>
       <w:r>
         <w:t>Prepare for the Q&amp;A. The assessor will probe both the analysis and your underlying knowledge of cloud and evaluation principles. The Q&amp;A is when your speaker preparation pays off.</w:t>
@@ -2242,6 +2679,7 @@
     <w:p>
       <w:pPr>
         <w:pStyle w:val="Assessortext"/>
+        <w:spacing w:after="160"/>
       </w:pPr>
       <w:r>
         <w:t>Bring the sign-off sheet to the meeting. Sign-off is part of the assessment — you cannot achieve Satisfactory without it.</w:t>
@@ -2250,488 +2688,853 @@
     <w:p>
       <w:pPr>
         <w:pStyle w:val="Heading1"/>
+        <w:spacing w:before="280" w:after="120"/>
       </w:pPr>
       <w:r>
         <w:t>Business Case Benchmark</w:t>
       </w:r>
     </w:p>
     <w:p>
-      <w:pPr/>
+      <w:pPr>
+        <w:pStyle w:val="Heading2"/>
+        <w:spacing w:before="280" w:after="80"/>
+      </w:pPr>
       <w:r>
         <w:t>1. Marking §1 Executive Summary</w:t>
       </w:r>
     </w:p>
     <w:p>
-      <w:pPr/>
-      <w:r>
+      <w:pPr>
+        <w:pStyle w:val="Assessortext"/>
+        <w:spacing w:after="160"/>
+      </w:pPr>
+      <w:r>
+        <w:rPr>
+          <w:i/>
+          <w:color w:val="595959"/>
+          <w:sz w:val="18"/>
+        </w:rPr>
         <w:t>UoC evidenced: contributes to [ICTICT517 PC 1.4] Report on proposed changes to superior.</w:t>
       </w:r>
     </w:p>
     <w:p>
-      <w:pPr/>
-      <w:r>
+      <w:pPr>
+        <w:pStyle w:val="Assessortext"/>
+        <w:spacing w:before="120" w:after="80"/>
+      </w:pPr>
+      <w:r>
+        <w:rPr>
+          <w:b/>
+        </w:rPr>
         <w:t>Satisfactory looks like:</w:t>
       </w:r>
     </w:p>
     <w:p>
-      <w:pPr/>
-      <w:r>
-        <w:t>One page; covers all 6 prompt bullets</w:t>
-      </w:r>
-    </w:p>
-    <w:p>
-      <w:pPr/>
-      <w:r>
-        <w:t>The recommendation is stated (not deferred until later)</w:t>
-      </w:r>
-    </w:p>
-    <w:p>
-      <w:pPr/>
-      <w:r>
-        <w:t>5-year cost numbers are present and reconcile with §7</w:t>
-      </w:r>
-    </w:p>
-    <w:p>
-      <w:pPr/>
-      <w:r>
-        <w:t>Top 2–3 risks named</w:t>
-      </w:r>
-    </w:p>
-    <w:p>
-      <w:pPr/>
-      <w:r>
-        <w:t>The decision asked of the board is explicit</w:t>
-      </w:r>
-    </w:p>
-    <w:p>
-      <w:pPr/>
-      <w:r>
+      <w:pPr>
+        <w:pStyle w:val="Assessortext"/>
+        <w:spacing w:after="80"/>
+        <w:ind w:left="360"/>
+      </w:pPr>
+      <w:r>
+        <w:t>• One page; covers all 6 prompt bullets</w:t>
+      </w:r>
+    </w:p>
+    <w:p>
+      <w:pPr>
+        <w:pStyle w:val="Assessortext"/>
+        <w:spacing w:after="80"/>
+        <w:ind w:left="360"/>
+      </w:pPr>
+      <w:r>
+        <w:t>• The recommendation is stated (not deferred until later)</w:t>
+      </w:r>
+    </w:p>
+    <w:p>
+      <w:pPr>
+        <w:pStyle w:val="Assessortext"/>
+        <w:spacing w:after="80"/>
+        <w:ind w:left="360"/>
+      </w:pPr>
+      <w:r>
+        <w:t>• 5-year cost numbers are present and reconcile with §7</w:t>
+      </w:r>
+    </w:p>
+    <w:p>
+      <w:pPr>
+        <w:pStyle w:val="Assessortext"/>
+        <w:spacing w:after="80"/>
+        <w:ind w:left="360"/>
+      </w:pPr>
+      <w:r>
+        <w:t>• Top 2–3 risks named</w:t>
+      </w:r>
+    </w:p>
+    <w:p>
+      <w:pPr>
+        <w:pStyle w:val="Assessortext"/>
+        <w:spacing w:after="80"/>
+        <w:ind w:left="360"/>
+      </w:pPr>
+      <w:r>
+        <w:t>• The decision asked of the board is explicit</w:t>
+      </w:r>
+    </w:p>
+    <w:p>
+      <w:pPr>
+        <w:pStyle w:val="Assessortext"/>
+        <w:spacing w:before="120" w:after="80"/>
+      </w:pPr>
+      <w:r>
+        <w:rPr>
+          <w:b/>
+        </w:rPr>
         <w:t>Not Yet Satisfactory:</w:t>
       </w:r>
     </w:p>
     <w:p>
-      <w:pPr/>
-      <w:r>
-        <w:t>Missing or absent</w:t>
-      </w:r>
-    </w:p>
-    <w:p>
-      <w:pPr/>
-      <w:r>
-        <w:t>Reads as background-only with no recommendation</w:t>
-      </w:r>
-    </w:p>
-    <w:p>
-      <w:pPr/>
-      <w:r>
-        <w:t>Numbers do not reconcile with §7</w:t>
-      </w:r>
-    </w:p>
-    <w:p>
-      <w:pPr/>
+      <w:pPr>
+        <w:pStyle w:val="Assessortext"/>
+        <w:spacing w:after="80"/>
+        <w:ind w:left="360"/>
+      </w:pPr>
+      <w:r>
+        <w:t>• Missing or absent</w:t>
+      </w:r>
+    </w:p>
+    <w:p>
+      <w:pPr>
+        <w:pStyle w:val="Assessortext"/>
+        <w:spacing w:after="80"/>
+        <w:ind w:left="360"/>
+      </w:pPr>
+      <w:r>
+        <w:t>• Reads as background-only with no recommendation</w:t>
+      </w:r>
+    </w:p>
+    <w:p>
+      <w:pPr>
+        <w:pStyle w:val="Assessortext"/>
+        <w:spacing w:after="80"/>
+        <w:ind w:left="360"/>
+      </w:pPr>
+      <w:r>
+        <w:t>• Numbers do not reconcile with §7</w:t>
+      </w:r>
+    </w:p>
+    <w:p>
+      <w:pPr>
+        <w:pStyle w:val="Heading2"/>
+        <w:spacing w:before="280" w:after="80"/>
+      </w:pPr>
       <w:r>
         <w:t>2. Marking §2 Engagement Context</w:t>
       </w:r>
     </w:p>
     <w:p>
-      <w:pPr/>
-      <w:r>
+      <w:pPr>
+        <w:pStyle w:val="Assessortext"/>
+        <w:spacing w:after="160"/>
+      </w:pPr>
+      <w:r>
+        <w:rPr>
+          <w:i/>
+          <w:color w:val="595959"/>
+          <w:sz w:val="18"/>
+        </w:rPr>
         <w:t>UoC evidenced: [ICTICT517 AC 4] Individual superior in the organisation.</w:t>
       </w:r>
     </w:p>
     <w:p>
-      <w:pPr/>
-      <w:r>
+      <w:pPr>
+        <w:pStyle w:val="Assessortext"/>
+        <w:spacing w:before="120" w:after="80"/>
+      </w:pPr>
+      <w:r>
+        <w:rPr>
+          <w:b/>
+        </w:rPr>
         <w:t>Satisfactory looks like:</w:t>
       </w:r>
     </w:p>
     <w:p>
-      <w:pPr/>
-      <w:r>
-        <w:t>Names the student's MTS role + the YAT superior + the engagement scope</w:t>
-      </w:r>
-    </w:p>
-    <w:p>
-      <w:pPr/>
-      <w:r>
-        <w:t>States what the Business Case asks the board to decide</w:t>
-      </w:r>
-    </w:p>
-    <w:p>
-      <w:pPr/>
-      <w:r>
-        <w:t>NYS: missing or vague about who is engaged and who decides.</w:t>
-      </w:r>
-    </w:p>
-    <w:p>
-      <w:pPr/>
+      <w:pPr>
+        <w:pStyle w:val="Assessortext"/>
+        <w:spacing w:after="80"/>
+        <w:ind w:left="360"/>
+      </w:pPr>
+      <w:r>
+        <w:t>• Names the student's MTS role + the YAT superior + the engagement scope</w:t>
+      </w:r>
+    </w:p>
+    <w:p>
+      <w:pPr>
+        <w:pStyle w:val="Assessortext"/>
+        <w:spacing w:after="80"/>
+        <w:ind w:left="360"/>
+      </w:pPr>
+      <w:r>
+        <w:t>• States what the Business Case asks the board to decide</w:t>
+      </w:r>
+    </w:p>
+    <w:p>
+      <w:pPr>
+        <w:pStyle w:val="Assessortext"/>
+        <w:spacing w:after="160"/>
+      </w:pPr>
+      <w:r>
+        <w:rPr>
+          <w:b/>
+        </w:rPr>
+        <w:t xml:space="preserve">NYS: </w:t>
+      </w:r>
+      <w:r>
+        <w:t>missing or vague about who is engaged and who decides.</w:t>
+      </w:r>
+    </w:p>
+    <w:p>
+      <w:pPr>
+        <w:pStyle w:val="Heading2"/>
+        <w:spacing w:before="280" w:after="80"/>
+      </w:pPr>
       <w:r>
         <w:t>3. Marking §3 Strategic Alignment Analysis</w:t>
       </w:r>
     </w:p>
     <w:p>
-      <w:pPr/>
-      <w:r>
+      <w:pPr>
+        <w:pStyle w:val="Assessortext"/>
+        <w:spacing w:after="160"/>
+      </w:pPr>
+      <w:r>
+        <w:rPr>
+          <w:i/>
+          <w:color w:val="595959"/>
+          <w:sz w:val="18"/>
+        </w:rPr>
         <w:t>UoC evidenced: [ICTICT517 PC 1.1] Analyse and document current strategic plan against industry environment and organisational objectives · [ICTICT517 PE 1] interpret a strategic plan and objectives.</w:t>
       </w:r>
     </w:p>
     <w:p>
-      <w:pPr/>
-      <w:r>
+      <w:pPr>
+        <w:pStyle w:val="Assessortext"/>
+        <w:spacing w:before="120" w:after="80"/>
+      </w:pPr>
+      <w:r>
+        <w:rPr>
+          <w:b/>
+        </w:rPr>
         <w:t>Satisfactory looks like:</w:t>
       </w:r>
     </w:p>
     <w:p>
-      <w:pPr/>
-      <w:r>
-        <w:t>Cites the YAT ICT Strategic Plan objectives material to the engagement (verbatim or paraphrased with reference)</w:t>
-      </w:r>
-    </w:p>
-    <w:p>
-      <w:pPr/>
-      <w:r>
-        <w:t>Includes external industry context — RTO sector cloud adoption, availability expectations, data residency obligations — with cited sources</w:t>
-      </w:r>
-    </w:p>
-    <w:p>
-      <w:pPr/>
-      <w:r>
-        <w:t>Identifies where YAT's plan aligns with industry direction and where it is more ambitious / more cautious</w:t>
-      </w:r>
-    </w:p>
-    <w:p>
-      <w:pPr/>
-      <w:r>
-        <w:t>Connects the analysis to the LMS migration</w:t>
-      </w:r>
-    </w:p>
-    <w:p>
-      <w:pPr/>
-      <w:r>
+      <w:pPr>
+        <w:pStyle w:val="Assessortext"/>
+        <w:spacing w:after="80"/>
+        <w:ind w:left="360"/>
+      </w:pPr>
+      <w:r>
+        <w:t>• Cites the YAT ICT Strategic Plan objectives material to the engagement (verbatim or paraphrased with reference)</w:t>
+      </w:r>
+    </w:p>
+    <w:p>
+      <w:pPr>
+        <w:pStyle w:val="Assessortext"/>
+        <w:spacing w:after="80"/>
+        <w:ind w:left="360"/>
+      </w:pPr>
+      <w:r>
+        <w:t>• Includes external industry context — RTO sector cloud adoption, availability expectations, data residency obligations — with cited sources</w:t>
+      </w:r>
+    </w:p>
+    <w:p>
+      <w:pPr>
+        <w:pStyle w:val="Assessortext"/>
+        <w:spacing w:after="80"/>
+        <w:ind w:left="360"/>
+      </w:pPr>
+      <w:r>
+        <w:t>• Identifies where YAT's plan aligns with industry direction and where it is more ambitious / more cautious</w:t>
+      </w:r>
+    </w:p>
+    <w:p>
+      <w:pPr>
+        <w:pStyle w:val="Assessortext"/>
+        <w:spacing w:after="80"/>
+        <w:ind w:left="360"/>
+      </w:pPr>
+      <w:r>
+        <w:t>• Connects the analysis to the LMS migration</w:t>
+      </w:r>
+    </w:p>
+    <w:p>
+      <w:pPr>
+        <w:pStyle w:val="Assessortext"/>
+        <w:spacing w:before="120" w:after="80"/>
+      </w:pPr>
+      <w:r>
+        <w:rPr>
+          <w:b/>
+        </w:rPr>
         <w:t>NYS:</w:t>
       </w:r>
     </w:p>
     <w:p>
-      <w:pPr/>
-      <w:r>
-        <w:t>No external industry research (analysis is internal-only)</w:t>
-      </w:r>
-    </w:p>
-    <w:p>
-      <w:pPr/>
-      <w:r>
-        <w:t>No citations</w:t>
-      </w:r>
-    </w:p>
-    <w:p>
-      <w:pPr/>
-      <w:r>
-        <w:t>Strategic Plan content reproduced without analysis</w:t>
-      </w:r>
-    </w:p>
-    <w:p>
-      <w:pPr/>
+      <w:pPr>
+        <w:pStyle w:val="Assessortext"/>
+        <w:spacing w:after="80"/>
+        <w:ind w:left="360"/>
+      </w:pPr>
+      <w:r>
+        <w:t>• No external industry research (analysis is internal-only)</w:t>
+      </w:r>
+    </w:p>
+    <w:p>
+      <w:pPr>
+        <w:pStyle w:val="Assessortext"/>
+        <w:spacing w:after="80"/>
+        <w:ind w:left="360"/>
+      </w:pPr>
+      <w:r>
+        <w:t>• No citations</w:t>
+      </w:r>
+    </w:p>
+    <w:p>
+      <w:pPr>
+        <w:pStyle w:val="Assessortext"/>
+        <w:spacing w:after="80"/>
+        <w:ind w:left="360"/>
+      </w:pPr>
+      <w:r>
+        <w:t>• Strategic Plan content reproduced without analysis</w:t>
+      </w:r>
+    </w:p>
+    <w:p>
+      <w:pPr>
+        <w:pStyle w:val="Heading2"/>
+        <w:spacing w:before="280" w:after="80"/>
+      </w:pPr>
       <w:r>
         <w:t>4. Marking §4 Current State of YAT's ICT</w:t>
       </w:r>
     </w:p>
     <w:p>
-      <w:pPr/>
-      <w:r>
+      <w:pPr>
+        <w:pStyle w:val="Assessortext"/>
+        <w:spacing w:after="160"/>
+      </w:pPr>
+      <w:r>
+        <w:rPr>
+          <w:i/>
+          <w:color w:val="595959"/>
+          <w:sz w:val="18"/>
+        </w:rPr>
         <w:t>UoC evidenced: [ICTICT517 PC 1.2] Determine and document current state · [ICTICT517 PE 2] evaluate the current state.</w:t>
       </w:r>
     </w:p>
     <w:p>
-      <w:pPr/>
-      <w:r>
+      <w:pPr>
+        <w:pStyle w:val="Assessortext"/>
+        <w:spacing w:before="120" w:after="80"/>
+      </w:pPr>
+      <w:r>
+        <w:rPr>
+          <w:b/>
+        </w:rPr>
         <w:t>Satisfactory looks like:</w:t>
       </w:r>
     </w:p>
     <w:p>
-      <w:pPr/>
-      <w:r>
-        <w:t>Synthesised summary — in the student's own words — covering at minimum the four prompted areas (network/security topology, LMS server status, supporting infrastructure, staff capability + dependencies)</w:t>
-      </w:r>
-    </w:p>
-    <w:p>
-      <w:pPr/>
-      <w:r>
-        <w:t>Material facts are accurate to the YAT scenario</w:t>
-      </w:r>
-    </w:p>
-    <w:p>
-      <w:pPr/>
-      <w:r>
-        <w:t>Focus is on what's relevant to the migration; non-material detail is omitted</w:t>
-      </w:r>
-    </w:p>
-    <w:p>
-      <w:pPr/>
-      <w:r>
+      <w:pPr>
+        <w:pStyle w:val="Assessortext"/>
+        <w:spacing w:after="80"/>
+        <w:ind w:left="360"/>
+      </w:pPr>
+      <w:r>
+        <w:t>• Synthesised summary — in the student's own words — covering at minimum the four prompted areas (network/security topology, LMS server status, supporting infrastructure, staff capability + dependencies)</w:t>
+      </w:r>
+    </w:p>
+    <w:p>
+      <w:pPr>
+        <w:pStyle w:val="Assessortext"/>
+        <w:spacing w:after="80"/>
+        <w:ind w:left="360"/>
+      </w:pPr>
+      <w:r>
+        <w:t>• Material facts are accurate to the YAT scenario</w:t>
+      </w:r>
+    </w:p>
+    <w:p>
+      <w:pPr>
+        <w:pStyle w:val="Assessortext"/>
+        <w:spacing w:after="80"/>
+        <w:ind w:left="360"/>
+      </w:pPr>
+      <w:r>
+        <w:t>• Focus is on what's relevant to the migration; non-material detail is omitted</w:t>
+      </w:r>
+    </w:p>
+    <w:p>
+      <w:pPr>
+        <w:pStyle w:val="Assessortext"/>
+        <w:spacing w:before="120" w:after="80"/>
+      </w:pPr>
+      <w:r>
+        <w:rPr>
+          <w:b/>
+        </w:rPr>
         <w:t>NYS:</w:t>
       </w:r>
     </w:p>
     <w:p>
-      <w:pPr/>
-      <w:r>
-        <w:t>Verbatim copy-paste of the intranet material</w:t>
-      </w:r>
-    </w:p>
-    <w:p>
-      <w:pPr/>
-      <w:r>
-        <w:t>Material inaccuracies (e.g. wrong OS version, wrong availability baseline)</w:t>
-      </w:r>
-    </w:p>
-    <w:p>
-      <w:pPr/>
-      <w:r>
-        <w:t>Missing one or more of the prompted areas</w:t>
-      </w:r>
-    </w:p>
-    <w:p>
-      <w:pPr/>
-      <w:r>
+      <w:pPr>
+        <w:pStyle w:val="Assessortext"/>
+        <w:spacing w:after="80"/>
+        <w:ind w:left="360"/>
+      </w:pPr>
+      <w:r>
+        <w:t>• Verbatim copy-paste of the intranet material</w:t>
+      </w:r>
+    </w:p>
+    <w:p>
+      <w:pPr>
+        <w:pStyle w:val="Assessortext"/>
+        <w:spacing w:after="80"/>
+        <w:ind w:left="360"/>
+      </w:pPr>
+      <w:r>
+        <w:t>• Material inaccuracies (e.g. wrong OS version, wrong availability baseline)</w:t>
+      </w:r>
+    </w:p>
+    <w:p>
+      <w:pPr>
+        <w:pStyle w:val="Assessortext"/>
+        <w:spacing w:after="80"/>
+        <w:ind w:left="360"/>
+      </w:pPr>
+      <w:r>
+        <w:t>• Missing one or more of the prompted areas</w:t>
+      </w:r>
+    </w:p>
+    <w:p>
+      <w:pPr>
+        <w:pStyle w:val="Assessortext"/>
+        <w:spacing w:before="120" w:after="160"/>
+      </w:pPr>
+      <w:r>
+        <w:rPr>
+          <w:i/>
+        </w:rPr>
         <w:t>Note: synthesis is the assessable skill here, per the YAT case study tradition (517 AT2 Q2 asks for 100–200 words synthesis). Don't penalise a student for not reproducing the full intranet detail — penalise verbatim reproduction.</w:t>
       </w:r>
     </w:p>
     <w:p>
-      <w:pPr/>
+      <w:pPr>
+        <w:pStyle w:val="Heading2"/>
+        <w:spacing w:before="280" w:after="80"/>
+      </w:pPr>
       <w:r>
         <w:t>5. Marking §5 Gap Analysis</w:t>
       </w:r>
     </w:p>
     <w:p>
-      <w:pPr/>
-      <w:r>
+      <w:pPr>
+        <w:pStyle w:val="Assessortext"/>
+        <w:spacing w:after="160"/>
+      </w:pPr>
+      <w:r>
+        <w:rPr>
+          <w:i/>
+          <w:color w:val="595959"/>
+          <w:sz w:val="18"/>
+        </w:rPr>
         <w:t>UoC evidenced: [ICTICT517 PC 1.3] Compare strategic plan vs current state · [ICTICT517 PE 3] identify gaps and opportunities.</w:t>
       </w:r>
     </w:p>
     <w:p>
-      <w:pPr/>
-      <w:r>
+      <w:pPr>
+        <w:pStyle w:val="Assessortext"/>
+        <w:spacing w:before="120" w:after="80"/>
+      </w:pPr>
+      <w:r>
+        <w:rPr>
+          <w:b/>
+        </w:rPr>
         <w:t>Satisfactory looks like:</w:t>
       </w:r>
     </w:p>
     <w:p>
-      <w:pPr/>
-      <w:r>
-        <w:t>At least 3 rows in the gap table, each covering all 6 columns (Strategic Plan objective, Current state, Desired future state, Gap, Improvement opportunity, Proposed change)</w:t>
-      </w:r>
-    </w:p>
-    <w:p>
-      <w:pPr/>
-      <w:r>
-        <w:t>Gaps are real and supported by §3 + §4</w:t>
-      </w:r>
-    </w:p>
-    <w:p>
-      <w:pPr/>
-      <w:r>
-        <w:t>Narrative summary ties the table together</w:t>
-      </w:r>
-    </w:p>
-    <w:p>
-      <w:pPr/>
-      <w:r>
+      <w:pPr>
+        <w:pStyle w:val="Assessortext"/>
+        <w:spacing w:after="80"/>
+        <w:ind w:left="360"/>
+      </w:pPr>
+      <w:r>
+        <w:t>• At least 3 rows in the gap table, each covering all 6 columns (Strategic Plan objective, Current state, Desired future state, Gap, Improvement opportunity, Proposed change)</w:t>
+      </w:r>
+    </w:p>
+    <w:p>
+      <w:pPr>
+        <w:pStyle w:val="Assessortext"/>
+        <w:spacing w:after="80"/>
+        <w:ind w:left="360"/>
+      </w:pPr>
+      <w:r>
+        <w:t>• Gaps are real and supported by §3 + §4</w:t>
+      </w:r>
+    </w:p>
+    <w:p>
+      <w:pPr>
+        <w:pStyle w:val="Assessortext"/>
+        <w:spacing w:after="80"/>
+        <w:ind w:left="360"/>
+      </w:pPr>
+      <w:r>
+        <w:t>• Narrative summary ties the table together</w:t>
+      </w:r>
+    </w:p>
+    <w:p>
+      <w:pPr>
+        <w:pStyle w:val="Assessortext"/>
+        <w:spacing w:before="120" w:after="80"/>
+      </w:pPr>
+      <w:r>
+        <w:rPr>
+          <w:b/>
+        </w:rPr>
         <w:t>Expected gap items the student should identify:</w:t>
       </w:r>
     </w:p>
     <w:p>
-      <w:pPr/>
-      <w:r>
-        <w:t>Availability gap (99.2% current vs 99.9% target)</w:t>
-      </w:r>
-    </w:p>
-    <w:p>
-      <w:pPr/>
-      <w:r>
-        <w:t>Recovery objectives gap (~24h RPO / 7–11h RTO current vs ≤1h RPO / ≤4h RTO target)</w:t>
-      </w:r>
-    </w:p>
-    <w:p>
-      <w:pPr/>
-      <w:r>
-        <w:t>LMS server end-of-life vs the "Deploy LMS infrastructure in cloud" objective</w:t>
-      </w:r>
-    </w:p>
-    <w:p>
-      <w:pPr/>
-      <w:r>
-        <w:t>Scalability gap for assessment-week peaks</w:t>
-      </w:r>
-    </w:p>
-    <w:p>
-      <w:pPr/>
-      <w:r>
-        <w:t>Optional: cloud-adoption gap aligned to the "Reduce dependency on in-house server infrastructure" objective</w:t>
-      </w:r>
-    </w:p>
-    <w:p>
-      <w:pPr/>
-      <w:r>
+      <w:pPr>
+        <w:pStyle w:val="Assessortext"/>
+        <w:spacing w:after="80"/>
+        <w:ind w:left="360"/>
+      </w:pPr>
+      <w:r>
+        <w:t>• Availability gap (99.2% current vs 99.9% target)</w:t>
+      </w:r>
+    </w:p>
+    <w:p>
+      <w:pPr>
+        <w:pStyle w:val="Assessortext"/>
+        <w:spacing w:after="80"/>
+        <w:ind w:left="360"/>
+      </w:pPr>
+      <w:r>
+        <w:t>• Recovery objectives gap (~24h RPO / 7–11h RTO current vs ≤1h RPO / ≤4h RTO target)</w:t>
+      </w:r>
+    </w:p>
+    <w:p>
+      <w:pPr>
+        <w:pStyle w:val="Assessortext"/>
+        <w:spacing w:after="80"/>
+        <w:ind w:left="360"/>
+      </w:pPr>
+      <w:r>
+        <w:t>• LMS server end-of-life vs the "Deploy LMS infrastructure in cloud" objective</w:t>
+      </w:r>
+    </w:p>
+    <w:p>
+      <w:pPr>
+        <w:pStyle w:val="Assessortext"/>
+        <w:spacing w:after="80"/>
+        <w:ind w:left="360"/>
+      </w:pPr>
+      <w:r>
+        <w:t>• Scalability gap for assessment-week peaks</w:t>
+      </w:r>
+    </w:p>
+    <w:p>
+      <w:pPr>
+        <w:pStyle w:val="Assessortext"/>
+        <w:spacing w:after="80"/>
+        <w:ind w:left="360"/>
+      </w:pPr>
+      <w:r>
+        <w:t>• Optional: cloud-adoption gap aligned to the "Reduce dependency on in-house server infrastructure" objective</w:t>
+      </w:r>
+    </w:p>
+    <w:p>
+      <w:pPr>
+        <w:pStyle w:val="Assessortext"/>
+        <w:spacing w:before="120" w:after="80"/>
+      </w:pPr>
+      <w:r>
+        <w:rPr>
+          <w:b/>
+        </w:rPr>
         <w:t>NYS:</w:t>
       </w:r>
     </w:p>
     <w:p>
-      <w:pPr/>
-      <w:r>
-        <w:t>Fewer than 3 gaps</w:t>
-      </w:r>
-    </w:p>
-    <w:p>
-      <w:pPr/>
-      <w:r>
-        <w:t>Gaps not connected to a stated Strategic Plan objective</w:t>
-      </w:r>
-    </w:p>
-    <w:p>
-      <w:pPr/>
-      <w:r>
-        <w:t>"Proposed change" column missing or generic</w:t>
-      </w:r>
-    </w:p>
-    <w:p>
-      <w:pPr/>
+      <w:pPr>
+        <w:pStyle w:val="Assessortext"/>
+        <w:spacing w:after="80"/>
+        <w:ind w:left="360"/>
+      </w:pPr>
+      <w:r>
+        <w:t>• Fewer than 3 gaps</w:t>
+      </w:r>
+    </w:p>
+    <w:p>
+      <w:pPr>
+        <w:pStyle w:val="Assessortext"/>
+        <w:spacing w:after="80"/>
+        <w:ind w:left="360"/>
+      </w:pPr>
+      <w:r>
+        <w:t>• Gaps not connected to a stated Strategic Plan objective</w:t>
+      </w:r>
+    </w:p>
+    <w:p>
+      <w:pPr>
+        <w:pStyle w:val="Assessortext"/>
+        <w:spacing w:after="80"/>
+        <w:ind w:left="360"/>
+      </w:pPr>
+      <w:r>
+        <w:t>• "Proposed change" column missing or generic</w:t>
+      </w:r>
+    </w:p>
+    <w:p>
+      <w:pPr>
+        <w:pStyle w:val="Heading2"/>
+        <w:spacing w:before="280" w:after="80"/>
+      </w:pPr>
       <w:r>
         <w:t>6. Marking §6 Options Considered and Evaluation</w:t>
       </w:r>
     </w:p>
     <w:p>
-      <w:pPr/>
-      <w:r>
+      <w:pPr>
+        <w:pStyle w:val="Assessortext"/>
+        <w:spacing w:after="160"/>
+      </w:pPr>
+      <w:r>
+        <w:rPr>
+          <w:i/>
+          <w:color w:val="595959"/>
+          <w:sz w:val="18"/>
+        </w:rPr>
         <w:t>UoC evidenced: [ICTICT517 PC 2.1] Evaluate impact · [ICTICT517 PC 2.2] Evaluate difficulty · [ICTICT517 KE 3] Methods of evaluation of competing ICT systems and products · [ICTCLD401 PC 1.8] Define workload according to business requirements · [ICTCLD502 PC 1.2] Determine cloud infrastructure according to business needs.</w:t>
       </w:r>
     </w:p>
     <w:p>
-      <w:pPr/>
-      <w:r>
+      <w:pPr>
+        <w:pStyle w:val="Assessortext"/>
+        <w:spacing w:before="120" w:after="80"/>
+      </w:pPr>
+      <w:r>
+        <w:rPr>
+          <w:b/>
+        </w:rPr>
         <w:t>Satisfactory looks like:</w:t>
       </w:r>
     </w:p>
     <w:p>
-      <w:pPr/>
-      <w:r>
-        <w:t>§6.1 Workload definition references the LMS application spec</w:t>
-      </w:r>
-    </w:p>
-    <w:p>
-      <w:pPr/>
-      <w:r>
-        <w:t>§6.2 names the two options (Option A in-house renewal, Option B cloud migration to AWS) and explains why these two</w:t>
-      </w:r>
-    </w:p>
-    <w:p>
-      <w:pPr/>
-      <w:r>
-        <w:t>§6.3 names the evaluation method (CBA + intangibles + risk register) and justifies its choice</w:t>
-      </w:r>
-    </w:p>
-    <w:p>
-      <w:pPr/>
-      <w:r>
-        <w:t>§6.4 initial impact + difficulty table populated for both options</w:t>
-      </w:r>
-    </w:p>
-    <w:p>
-      <w:pPr/>
-      <w:r>
+      <w:pPr>
+        <w:pStyle w:val="Assessortext"/>
+        <w:spacing w:after="80"/>
+        <w:ind w:left="360"/>
+      </w:pPr>
+      <w:r>
+        <w:t>• §6.1 Workload definition references the LMS application spec</w:t>
+      </w:r>
+    </w:p>
+    <w:p>
+      <w:pPr>
+        <w:pStyle w:val="Assessortext"/>
+        <w:spacing w:after="80"/>
+        <w:ind w:left="360"/>
+      </w:pPr>
+      <w:r>
+        <w:t>• §6.2 names the two options (Option A in-house renewal, Option B cloud migration to AWS) and explains why these two</w:t>
+      </w:r>
+    </w:p>
+    <w:p>
+      <w:pPr>
+        <w:pStyle w:val="Assessortext"/>
+        <w:spacing w:after="80"/>
+        <w:ind w:left="360"/>
+      </w:pPr>
+      <w:r>
+        <w:t>• §6.3 names the evaluation method (CBA + intangibles + risk register) and justifies its choice</w:t>
+      </w:r>
+    </w:p>
+    <w:p>
+      <w:pPr>
+        <w:pStyle w:val="Assessortext"/>
+        <w:spacing w:after="80"/>
+        <w:ind w:left="360"/>
+      </w:pPr>
+      <w:r>
+        <w:t>• §6.4 initial impact + difficulty table populated for both options</w:t>
+      </w:r>
+    </w:p>
+    <w:p>
+      <w:pPr>
+        <w:pStyle w:val="Assessortext"/>
+        <w:spacing w:before="120" w:after="80"/>
+      </w:pPr>
+      <w:r>
+        <w:rPr>
+          <w:b/>
+        </w:rPr>
         <w:t>NYS:</w:t>
       </w:r>
     </w:p>
     <w:p>
-      <w:pPr/>
-      <w:r>
-        <w:t>Only one option assessed</w:t>
-      </w:r>
-    </w:p>
-    <w:p>
-      <w:pPr/>
-      <w:r>
-        <w:t>No evaluation method named</w:t>
-      </w:r>
-    </w:p>
-    <w:p>
-      <w:pPr/>
-      <w:r>
-        <w:t>Workload definition missing</w:t>
-      </w:r>
-    </w:p>
-    <w:p>
-      <w:pPr/>
+      <w:pPr>
+        <w:pStyle w:val="Assessortext"/>
+        <w:spacing w:after="80"/>
+        <w:ind w:left="360"/>
+      </w:pPr>
+      <w:r>
+        <w:t>• Only one option assessed</w:t>
+      </w:r>
+    </w:p>
+    <w:p>
+      <w:pPr>
+        <w:pStyle w:val="Assessortext"/>
+        <w:spacing w:after="80"/>
+        <w:ind w:left="360"/>
+      </w:pPr>
+      <w:r>
+        <w:t>• No evaluation method named</w:t>
+      </w:r>
+    </w:p>
+    <w:p>
+      <w:pPr>
+        <w:pStyle w:val="Assessortext"/>
+        <w:spacing w:after="80"/>
+        <w:ind w:left="360"/>
+      </w:pPr>
+      <w:r>
+        <w:t>• Workload definition missing</w:t>
+      </w:r>
+    </w:p>
+    <w:p>
+      <w:pPr>
+        <w:pStyle w:val="Heading2"/>
+        <w:spacing w:before="280" w:after="80"/>
+      </w:pPr>
       <w:r>
         <w:t>7. Marking §7 Cost-Benefit Analysis (and Appendix 1)</w:t>
       </w:r>
     </w:p>
     <w:p>
-      <w:pPr/>
-      <w:r>
+      <w:pPr>
+        <w:pStyle w:val="Assessortext"/>
+        <w:spacing w:after="160"/>
+      </w:pPr>
+      <w:r>
+        <w:rPr>
+          <w:i/>
+          <w:color w:val="595959"/>
+          <w:sz w:val="18"/>
+        </w:rPr>
         <w:t>UoC evidenced: [ICTICT517 PC 2.1] Evaluate impact · [ICTICT517 KE 3] · [ICTICT517 FS Numeracy] · [ICTCLD401 KE 4] · [ICTCLD502 KE 3] · [ICTCLD401 KE 1].</w:t>
       </w:r>
     </w:p>
     <w:p>
-      <w:pPr/>
+      <w:pPr>
+        <w:pStyle w:val="Assessortext"/>
+        <w:spacing w:after="160"/>
+      </w:pPr>
       <w:r>
         <w:t>This is the most numerical section. Use the worked example below as the benchmark.</w:t>
       </w:r>
     </w:p>
     <w:p>
-      <w:pPr/>
+      <w:pPr>
+        <w:pStyle w:val="Heading3"/>
+        <w:spacing w:before="200" w:after="80"/>
+      </w:pPr>
       <w:r>
         <w:t>7.1 Benchmark assumptions</w:t>
       </w:r>
     </w:p>
     <w:p>
-      <w:pPr/>
+      <w:pPr>
+        <w:pStyle w:val="Assessortext"/>
+        <w:spacing w:after="160"/>
+      </w:pPr>
       <w:r>
         <w:t>LMS user population: 800 students + 60 staff</w:t>
       </w:r>
     </w:p>
     <w:p>
-      <w:pPr/>
+      <w:pPr>
+        <w:pStyle w:val="Assessortext"/>
+        <w:spacing w:after="160"/>
+      </w:pPr>
       <w:r>
         <w:t>5-year analysis period at 2026 price levels (AUD ex GST)</w:t>
       </w:r>
     </w:p>
     <w:p>
-      <w:pPr/>
+      <w:pPr>
+        <w:pStyle w:val="Assessortext"/>
+        <w:spacing w:after="160"/>
+      </w:pPr>
       <w:r>
         <w:t>ICT FTE fully-loaded cost: $115k/year</w:t>
       </w:r>
     </w:p>
     <w:p>
-      <w:pPr/>
+      <w:pPr>
+        <w:pStyle w:val="Assessortext"/>
+        <w:spacing w:after="160"/>
+      </w:pPr>
       <w:r>
         <w:t>Cost of downtime during teaching hours: $750/hour</w:t>
       </w:r>
     </w:p>
     <w:p>
-      <w:pPr/>
+      <w:pPr>
+        <w:pStyle w:val="Assessortext"/>
+        <w:spacing w:after="160"/>
+      </w:pPr>
       <w:r>
         <w:t>Teaching hours per year (indicative): 1,820 hours</w:t>
       </w:r>
     </w:p>
     <w:p>
-      <w:pPr/>
+      <w:pPr>
+        <w:pStyle w:val="Assessortext"/>
+        <w:spacing w:after="160"/>
+      </w:pPr>
       <w:r>
         <w:t>AWS pricing region: ap-southeast-2 (Sydney)</w:t>
       </w:r>
     </w:p>
     <w:p>
-      <w:pPr/>
+      <w:pPr>
+        <w:pStyle w:val="Assessortext"/>
+        <w:spacing w:after="160"/>
+      </w:pPr>
       <w:r>
         <w:t>AWS compute and database baseline assumed on 1-year Reserved Instance (~30% discount applied)</w:t>
       </w:r>
     </w:p>
     <w:p>
-      <w:pPr/>
+      <w:pPr>
+        <w:pStyle w:val="Heading3"/>
+        <w:spacing w:before="200" w:after="80"/>
+      </w:pPr>
       <w:r>
         <w:t>7.2 Option A — In-house renewal (5-year worked example)</w:t>
       </w:r>
     </w:p>
     <w:p>
-      <w:pPr/>
-      <w:r>
+      <w:pPr>
+        <w:pStyle w:val="Assessortext"/>
+        <w:spacing w:before="120" w:after="80"/>
+      </w:pPr>
+      <w:r>
+        <w:rPr>
+          <w:b/>
+        </w:rPr>
         <w:t>One-off capital (Year 1):</w:t>
       </w:r>
     </w:p>
@@ -2880,8 +3683,14 @@
     </w:tbl>
     <w:p/>
     <w:p>
-      <w:pPr/>
-      <w:r>
+      <w:pPr>
+        <w:pStyle w:val="Assessortext"/>
+        <w:spacing w:before="120" w:after="80"/>
+      </w:pPr>
+      <w:r>
+        <w:rPr>
+          <w:b/>
+        </w:rPr>
         <w:t>Recurring operational (per year):</w:t>
       </w:r>
     </w:p>
@@ -3331,8 +4140,14 @@
     </w:tbl>
     <w:p/>
     <w:p>
-      <w:pPr/>
-      <w:r>
+      <w:pPr>
+        <w:pStyle w:val="Assessortext"/>
+        <w:spacing w:before="120" w:after="80"/>
+      </w:pPr>
+      <w:r>
+        <w:rPr>
+          <w:b/>
+        </w:rPr>
         <w:t>5-year Option A total:</w:t>
       </w:r>
     </w:p>
@@ -3437,14 +4252,23 @@
     </w:tbl>
     <w:p/>
     <w:p>
-      <w:pPr/>
+      <w:pPr>
+        <w:pStyle w:val="Heading3"/>
+        <w:spacing w:before="200" w:after="80"/>
+      </w:pPr>
       <w:r>
         <w:t>7.3 Option B — Cloud migration to AWS (5-year worked example)</w:t>
       </w:r>
     </w:p>
     <w:p>
-      <w:pPr/>
-      <w:r>
+      <w:pPr>
+        <w:pStyle w:val="Assessortext"/>
+        <w:spacing w:before="120" w:after="80"/>
+      </w:pPr>
+      <w:r>
+        <w:rPr>
+          <w:b/>
+        </w:rPr>
         <w:t>One-off project costs (Year 1):</w:t>
       </w:r>
     </w:p>
@@ -3593,15 +4417,25 @@
     </w:tbl>
     <w:p/>
     <w:p>
-      <w:pPr/>
-      <w:r>
+      <w:pPr>
+        <w:pStyle w:val="Assessortext"/>
+        <w:spacing w:before="120" w:after="80"/>
+      </w:pPr>
+      <w:r>
+        <w:rPr>
+          <w:b/>
+        </w:rPr>
         <w:t>AWS direct recurring (per year, post-migration):</w:t>
       </w:r>
     </w:p>
     <w:p>
-      <w:pPr/>
-      <w:r>
-        <w:t>Sized for the workload in the LMS application specification. RI discount of ~30% on compute and managed-DB baseline.</w:t>
+      <w:pPr>
+        <w:pStyle w:val="Assessortext"/>
+        <w:spacing w:after="80"/>
+        <w:ind w:left="360"/>
+      </w:pPr>
+      <w:r>
+        <w:t>• Sized for the workload in the LMS application specification. RI discount of ~30% on compute and managed-DB baseline.</w:t>
       </w:r>
     </w:p>
     <w:tbl>
@@ -4052,8 +4886,14 @@
     </w:tbl>
     <w:p/>
     <w:p>
-      <w:pPr/>
-      <w:r>
+      <w:pPr>
+        <w:pStyle w:val="Assessortext"/>
+        <w:spacing w:before="120" w:after="80"/>
+      </w:pPr>
+      <w:r>
+        <w:rPr>
+          <w:b/>
+        </w:rPr>
         <w:t>Staff time + ongoing external support (per year, Years 2–5):</w:t>
       </w:r>
     </w:p>
@@ -4227,8 +5067,14 @@
     </w:tbl>
     <w:p/>
     <w:p>
-      <w:pPr/>
-      <w:r>
+      <w:pPr>
+        <w:pStyle w:val="Assessortext"/>
+        <w:spacing w:before="120" w:after="80"/>
+      </w:pPr>
+      <w:r>
+        <w:rPr>
+          <w:b/>
+        </w:rPr>
         <w:t>5-year Option B total:</w:t>
       </w:r>
     </w:p>
@@ -4355,37 +5201,60 @@
     </w:tbl>
     <w:p/>
     <w:p>
-      <w:pPr/>
+      <w:pPr>
+        <w:pStyle w:val="Heading3"/>
+        <w:spacing w:before="200" w:after="80"/>
+      </w:pPr>
       <w:r>
         <w:t>7.4 Avoided-downtime benefit</w:t>
       </w:r>
     </w:p>
     <w:p>
-      <w:pPr/>
+      <w:pPr>
+        <w:pStyle w:val="Assessortext"/>
+        <w:spacing w:after="160"/>
+      </w:pPr>
       <w:r>
         <w:t>Current availability: 99.2%. Target: 99.9%. Improvement: 0.7 percentage points = ~61 hours/year avoided unavailability.</w:t>
       </w:r>
     </w:p>
     <w:p>
-      <w:pPr/>
-      <w:r>
+      <w:pPr>
+        <w:pStyle w:val="Assessortext"/>
+        <w:spacing w:before="120" w:after="80"/>
+      </w:pPr>
+      <w:r>
+        <w:rPr>
+          <w:b/>
+        </w:rPr>
         <w:t>Assume ~30% of avoided hours fall during teaching hours:</w:t>
       </w:r>
     </w:p>
     <w:p>
-      <w:pPr/>
-      <w:r>
-        <w:t>61 hr × 0.30 × $750/hr = ~$13,725/year avoided downtime cost</w:t>
-      </w:r>
-    </w:p>
-    <w:p>
-      <w:pPr/>
-      <w:r>
-        <w:t>Over 5 years: ~$68,625</w:t>
-      </w:r>
-    </w:p>
-    <w:p>
-      <w:pPr/>
+      <w:pPr>
+        <w:pStyle w:val="Assessortext"/>
+        <w:spacing w:after="80"/>
+        <w:ind w:left="360"/>
+      </w:pPr>
+      <w:r>
+        <w:t>• 61 hr × 0.30 × $750/hr = ~$13,725/year avoided downtime cost</w:t>
+      </w:r>
+    </w:p>
+    <w:p>
+      <w:pPr>
+        <w:pStyle w:val="Assessortext"/>
+        <w:spacing w:after="80"/>
+        <w:ind w:left="360"/>
+      </w:pPr>
+      <w:r>
+        <w:t>• Over 5 years: ~$68,625</w:t>
+      </w:r>
+    </w:p>
+    <w:p>
+      <w:pPr>
+        <w:pStyle w:val="Heading3"/>
+        <w:spacing w:before="200" w:after="80"/>
+      </w:pPr>
       <w:r>
         <w:t>7.5 Comparison summary</w:t>
       </w:r>
@@ -4626,14 +5495,23 @@
     </w:tbl>
     <w:p/>
     <w:p>
-      <w:pPr/>
+      <w:pPr>
+        <w:pStyle w:val="Heading3"/>
+        <w:spacing w:before="200" w:after="80"/>
+      </w:pPr>
       <w:r>
         <w:t>7.6 Year-1 cash-flow profile</w:t>
       </w:r>
     </w:p>
     <w:p>
-      <w:pPr/>
-      <w:r>
+      <w:pPr>
+        <w:pStyle w:val="Assessortext"/>
+        <w:spacing w:before="120" w:after="80"/>
+      </w:pPr>
+      <w:r>
+        <w:rPr>
+          <w:b/>
+        </w:rPr>
         <w:t>Important for sign-off conversation — both options have similar Year-1 cash impact; cloud's savings appear in Years 2–5:</w:t>
       </w:r>
     </w:p>
@@ -4745,764 +5623,1298 @@
     </w:tbl>
     <w:p/>
     <w:p>
-      <w:pPr/>
+      <w:pPr>
+        <w:pStyle w:val="Heading3"/>
+        <w:spacing w:before="200" w:after="80"/>
+      </w:pPr>
       <w:r>
         <w:t>7.7 Acceptable ranges for student totals</w:t>
       </w:r>
     </w:p>
     <w:p>
-      <w:pPr/>
+      <w:pPr>
+        <w:pStyle w:val="Assessortext"/>
+        <w:spacing w:after="160"/>
+      </w:pPr>
       <w:r>
         <w:t>A student arriving at a 5-year cloud total in the range $280k–$370k has done credible AWS sizing and pricing work.</w:t>
       </w:r>
     </w:p>
     <w:p>
-      <w:pPr/>
+      <w:pPr>
+        <w:pStyle w:val="Assessortext"/>
+        <w:spacing w:after="160"/>
+      </w:pPr>
       <w:r>
         <w:t>A student arriving at a 5-year on-prem total in the range $400k–$450k has used the inputs correctly and applied reasonable inflation/staff-time treatment.</w:t>
       </w:r>
     </w:p>
     <w:p>
-      <w:pPr/>
+      <w:pPr>
+        <w:pStyle w:val="Assessortext"/>
+        <w:spacing w:after="160"/>
+      </w:pPr>
       <w:r>
         <w:t>Students sharply outside these ranges either have a different sizing rationale (in which case marking checks the rationale) or have miscalculated (in which case flag the specific line items).</w:t>
       </w:r>
     </w:p>
     <w:p>
-      <w:pPr/>
+      <w:pPr>
+        <w:pStyle w:val="Heading3"/>
+        <w:spacing w:before="200" w:after="80"/>
+      </w:pPr>
       <w:r>
         <w:t>7.8 Marking checks for §7 + Appendix 1</w:t>
       </w:r>
     </w:p>
     <w:p>
-      <w:pPr/>
-      <w:r>
+      <w:pPr>
+        <w:pStyle w:val="Assessortext"/>
+        <w:spacing w:before="120" w:after="80"/>
+      </w:pPr>
+      <w:r>
+        <w:rPr>
+          <w:b/>
+        </w:rPr>
         <w:t>Award credit for:</w:t>
       </w:r>
     </w:p>
     <w:p>
-      <w:pPr/>
-      <w:r>
-        <w:t>All cost categories present and reasonably populated in both options</w:t>
-      </w:r>
-    </w:p>
-    <w:p>
-      <w:pPr/>
-      <w:r>
-        <w:t>AWS Pricing Calculator (or equivalent) evidence attached as Appendix 3</w:t>
-      </w:r>
-    </w:p>
-    <w:p>
-      <w:pPr/>
-      <w:r>
-        <w:t>5-year projection per option</w:t>
-      </w:r>
-    </w:p>
-    <w:p>
-      <w:pPr/>
-      <w:r>
-        <w:t>Stated sizing assumption for AWS option</w:t>
-      </w:r>
-    </w:p>
-    <w:p>
-      <w:pPr/>
-      <w:r>
-        <w:t>Sensitivity analysis (§7.6) around at least one key assumption</w:t>
-      </w:r>
-    </w:p>
-    <w:p>
-      <w:pPr/>
-      <w:r>
-        <w:t>Year-1 cash-flow point (§7.5.1) made explicitly</w:t>
-      </w:r>
-    </w:p>
-    <w:p>
-      <w:pPr/>
-      <w:r>
-        <w:t>Quantified avoided-downtime calculation (§7.4)</w:t>
-      </w:r>
-    </w:p>
-    <w:p>
-      <w:pPr/>
-      <w:r>
-        <w:t>Detailed line items in Appendix 1 roll up correctly to §7 summary tables</w:t>
-      </w:r>
-    </w:p>
-    <w:p>
-      <w:pPr/>
-      <w:r>
+      <w:pPr>
+        <w:pStyle w:val="Assessortext"/>
+        <w:spacing w:after="80"/>
+        <w:ind w:left="360"/>
+      </w:pPr>
+      <w:r>
+        <w:t>• All cost categories present and reasonably populated in both options</w:t>
+      </w:r>
+    </w:p>
+    <w:p>
+      <w:pPr>
+        <w:pStyle w:val="Assessortext"/>
+        <w:spacing w:after="80"/>
+        <w:ind w:left="360"/>
+      </w:pPr>
+      <w:r>
+        <w:t>• AWS Pricing Calculator (or equivalent) evidence attached as Appendix 3</w:t>
+      </w:r>
+    </w:p>
+    <w:p>
+      <w:pPr>
+        <w:pStyle w:val="Assessortext"/>
+        <w:spacing w:after="80"/>
+        <w:ind w:left="360"/>
+      </w:pPr>
+      <w:r>
+        <w:t>• 5-year projection per option</w:t>
+      </w:r>
+    </w:p>
+    <w:p>
+      <w:pPr>
+        <w:pStyle w:val="Assessortext"/>
+        <w:spacing w:after="80"/>
+        <w:ind w:left="360"/>
+      </w:pPr>
+      <w:r>
+        <w:t>• Stated sizing assumption for AWS option</w:t>
+      </w:r>
+    </w:p>
+    <w:p>
+      <w:pPr>
+        <w:pStyle w:val="Assessortext"/>
+        <w:spacing w:after="80"/>
+        <w:ind w:left="360"/>
+      </w:pPr>
+      <w:r>
+        <w:t>• Sensitivity analysis (§7.6) around at least one key assumption</w:t>
+      </w:r>
+    </w:p>
+    <w:p>
+      <w:pPr>
+        <w:pStyle w:val="Assessortext"/>
+        <w:spacing w:after="80"/>
+        <w:ind w:left="360"/>
+      </w:pPr>
+      <w:r>
+        <w:t>• Year-1 cash-flow point (§7.5.1) made explicitly</w:t>
+      </w:r>
+    </w:p>
+    <w:p>
+      <w:pPr>
+        <w:pStyle w:val="Assessortext"/>
+        <w:spacing w:after="80"/>
+        <w:ind w:left="360"/>
+      </w:pPr>
+      <w:r>
+        <w:t>• Quantified avoided-downtime calculation (§7.4)</w:t>
+      </w:r>
+    </w:p>
+    <w:p>
+      <w:pPr>
+        <w:pStyle w:val="Assessortext"/>
+        <w:spacing w:after="80"/>
+        <w:ind w:left="360"/>
+      </w:pPr>
+      <w:r>
+        <w:t>• Detailed line items in Appendix 1 roll up correctly to §7 summary tables</w:t>
+      </w:r>
+    </w:p>
+    <w:p>
+      <w:pPr>
+        <w:pStyle w:val="Assessortext"/>
+        <w:spacing w:before="120" w:after="80"/>
+      </w:pPr>
+      <w:r>
+        <w:rPr>
+          <w:b/>
+        </w:rPr>
         <w:t>Common deductions:</w:t>
       </w:r>
     </w:p>
     <w:p>
-      <w:pPr/>
-      <w:r>
-        <w:t>Cloud option missing entire categories (e.g. no Multi-AZ DB pricing, no support tier)</w:t>
-      </w:r>
-    </w:p>
-    <w:p>
-      <w:pPr/>
-      <w:r>
-        <w:t>Pricing values lifted without source — no evidence of AWS Pricing Calculator use</w:t>
-      </w:r>
-    </w:p>
-    <w:p>
-      <w:pPr/>
-      <w:r>
-        <w:t>Missing or absent on-prem option (just doing AWS pricing and skipping the comparison)</w:t>
-      </w:r>
-    </w:p>
-    <w:p>
-      <w:pPr/>
-      <w:r>
-        <w:t>Appendix 1 totals do not reconcile with §7 summary tables</w:t>
-      </w:r>
-    </w:p>
-    <w:p>
-      <w:pPr/>
+      <w:pPr>
+        <w:pStyle w:val="Assessortext"/>
+        <w:spacing w:after="80"/>
+        <w:ind w:left="360"/>
+      </w:pPr>
+      <w:r>
+        <w:t>• Cloud option missing entire categories (e.g. no Multi-AZ DB pricing, no support tier)</w:t>
+      </w:r>
+    </w:p>
+    <w:p>
+      <w:pPr>
+        <w:pStyle w:val="Assessortext"/>
+        <w:spacing w:after="80"/>
+        <w:ind w:left="360"/>
+      </w:pPr>
+      <w:r>
+        <w:t>• Pricing values lifted without source — no evidence of AWS Pricing Calculator use</w:t>
+      </w:r>
+    </w:p>
+    <w:p>
+      <w:pPr>
+        <w:pStyle w:val="Assessortext"/>
+        <w:spacing w:after="80"/>
+        <w:ind w:left="360"/>
+      </w:pPr>
+      <w:r>
+        <w:t>• Missing or absent on-prem option (just doing AWS pricing and skipping the comparison)</w:t>
+      </w:r>
+    </w:p>
+    <w:p>
+      <w:pPr>
+        <w:pStyle w:val="Assessortext"/>
+        <w:spacing w:after="80"/>
+        <w:ind w:left="360"/>
+      </w:pPr>
+      <w:r>
+        <w:t>• Appendix 1 totals do not reconcile with §7 summary tables</w:t>
+      </w:r>
+    </w:p>
+    <w:p>
+      <w:pPr>
+        <w:pStyle w:val="Heading2"/>
+        <w:spacing w:before="280" w:after="80"/>
+      </w:pPr>
       <w:r>
         <w:t>8. Marking §8 Risk and Impact Assessment</w:t>
       </w:r>
     </w:p>
     <w:p>
-      <w:pPr/>
-      <w:r>
+      <w:pPr>
+        <w:pStyle w:val="Assessortext"/>
+        <w:spacing w:after="160"/>
+      </w:pPr>
+      <w:r>
+        <w:rPr>
+          <w:i/>
+          <w:color w:val="595959"/>
+          <w:sz w:val="18"/>
+        </w:rPr>
         <w:t>UoC evidenced: [ICTICT517 PC 2.1] non-financial impact · [ICTICT517 PC 2.2] difficulty · [ICTICT517 PE 5] evaluate difficulty.</w:t>
       </w:r>
     </w:p>
     <w:p>
-      <w:pPr/>
-      <w:r>
+      <w:pPr>
+        <w:pStyle w:val="Assessortext"/>
+        <w:spacing w:before="120" w:after="80"/>
+      </w:pPr>
+      <w:r>
+        <w:rPr>
+          <w:b/>
+        </w:rPr>
         <w:t>Satisfactory looks like:</w:t>
       </w:r>
     </w:p>
     <w:p>
-      <w:pPr/>
-      <w:r>
-        <w:t>§8.1 intangibles table populated for both options across all 9 factors</w:t>
-      </w:r>
-    </w:p>
-    <w:p>
-      <w:pPr/>
-      <w:r>
-        <w:t>Treatment is honest — both options have pros and cons listed; no one-sided cheerleading for the preferred option</w:t>
-      </w:r>
-    </w:p>
-    <w:p>
-      <w:pPr/>
-      <w:r>
-        <w:t>§8.2 risk register has at least 3 risks for the recommended option, each with likelihood / impact / mitigation</w:t>
-      </w:r>
-    </w:p>
-    <w:p>
-      <w:pPr/>
-      <w:r>
+      <w:pPr>
+        <w:pStyle w:val="Assessortext"/>
+        <w:spacing w:after="80"/>
+        <w:ind w:left="360"/>
+      </w:pPr>
+      <w:r>
+        <w:t>• §8.1 intangibles table populated for both options across all 9 factors</w:t>
+      </w:r>
+    </w:p>
+    <w:p>
+      <w:pPr>
+        <w:pStyle w:val="Assessortext"/>
+        <w:spacing w:after="80"/>
+        <w:ind w:left="360"/>
+      </w:pPr>
+      <w:r>
+        <w:t>• Treatment is honest — both options have pros and cons listed; no one-sided cheerleading for the preferred option</w:t>
+      </w:r>
+    </w:p>
+    <w:p>
+      <w:pPr>
+        <w:pStyle w:val="Assessortext"/>
+        <w:spacing w:after="80"/>
+        <w:ind w:left="360"/>
+      </w:pPr>
+      <w:r>
+        <w:t>• §8.2 risk register has at least 3 risks for the recommended option, each with likelihood / impact / mitigation</w:t>
+      </w:r>
+    </w:p>
+    <w:p>
+      <w:pPr>
+        <w:pStyle w:val="Assessortext"/>
+        <w:spacing w:before="120" w:after="80"/>
+      </w:pPr>
+      <w:r>
+        <w:rPr>
+          <w:b/>
+        </w:rPr>
         <w:t>Expected intangibles coverage (student should address most):</w:t>
       </w:r>
     </w:p>
     <w:p>
-      <w:pPr/>
-      <w:r>
-        <w:t>Availability — Option B can achieve 99.9% target; Option A would require significant additional capital for HA (probably out of scope of the renewal cost).</w:t>
-      </w:r>
-    </w:p>
-    <w:p>
-      <w:pPr/>
-      <w:r>
-        <w:t>Recovery objectives — Option B meets RTO ≤ 4h / RPO ≤ 1h targets; Option A's current 7–11h RTO and 24h RPO do not.</w:t>
-      </w:r>
-    </w:p>
-    <w:p>
-      <w:pPr/>
-      <w:r>
-        <w:t>Growth capacity — Option B autoscales; Option A would require server resizing with downtime.</w:t>
-      </w:r>
-    </w:p>
-    <w:p>
-      <w:pPr/>
-      <w:r>
-        <w:t>Peak handling — Option B autoscales for assessment-week spikes; Option A must be statically sized.</w:t>
-      </w:r>
-    </w:p>
-    <w:p>
-      <w:pPr/>
-      <w:r>
-        <w:t>Staff capability — Option B exposes YAT ICT to cloud (positive over time; gap during transition).</w:t>
-      </w:r>
-    </w:p>
-    <w:p>
-      <w:pPr/>
-      <w:r>
-        <w:t>Vendor lock-in — Option A no lock-in; Option B moderate AWS lock-in via managed services.</w:t>
-      </w:r>
-    </w:p>
-    <w:p>
-      <w:pPr/>
-      <w:r>
-        <w:t>Sustainability — Option A 24×7 server-room cooling; Option B leverages AWS sustainability profile.</w:t>
-      </w:r>
-    </w:p>
-    <w:p>
-      <w:pPr/>
-      <w:r>
-        <w:t>Cyber security — Option B richer monitoring + threat intelligence; Option A relies on YAT's existing controls.</w:t>
-      </w:r>
-    </w:p>
-    <w:p>
-      <w:pPr/>
-      <w:r>
-        <w:t>Disaster recovery — Option B Multi-AZ + cross-Region copy; Option A tape-restore from offsite, ~24h.</w:t>
-      </w:r>
-    </w:p>
-    <w:p>
-      <w:pPr/>
-      <w:r>
+      <w:pPr>
+        <w:pStyle w:val="Assessortext"/>
+        <w:spacing w:after="80"/>
+        <w:ind w:left="360"/>
+      </w:pPr>
+      <w:r>
+        <w:t>• Availability — Option B can achieve 99.9% target; Option A would require significant additional capital for HA (probably out of scope of the renewal cost).</w:t>
+      </w:r>
+    </w:p>
+    <w:p>
+      <w:pPr>
+        <w:pStyle w:val="Assessortext"/>
+        <w:spacing w:after="80"/>
+        <w:ind w:left="360"/>
+      </w:pPr>
+      <w:r>
+        <w:t>• Recovery objectives — Option B meets RTO ≤ 4h / RPO ≤ 1h targets; Option A's current 7–11h RTO and 24h RPO do not.</w:t>
+      </w:r>
+    </w:p>
+    <w:p>
+      <w:pPr>
+        <w:pStyle w:val="Assessortext"/>
+        <w:spacing w:after="80"/>
+        <w:ind w:left="360"/>
+      </w:pPr>
+      <w:r>
+        <w:t>• Growth capacity — Option B autoscales; Option A would require server resizing with downtime.</w:t>
+      </w:r>
+    </w:p>
+    <w:p>
+      <w:pPr>
+        <w:pStyle w:val="Assessortext"/>
+        <w:spacing w:after="80"/>
+        <w:ind w:left="360"/>
+      </w:pPr>
+      <w:r>
+        <w:t>• Peak handling — Option B autoscales for assessment-week spikes; Option A must be statically sized.</w:t>
+      </w:r>
+    </w:p>
+    <w:p>
+      <w:pPr>
+        <w:pStyle w:val="Assessortext"/>
+        <w:spacing w:after="80"/>
+        <w:ind w:left="360"/>
+      </w:pPr>
+      <w:r>
+        <w:t>• Staff capability — Option B exposes YAT ICT to cloud (positive over time; gap during transition).</w:t>
+      </w:r>
+    </w:p>
+    <w:p>
+      <w:pPr>
+        <w:pStyle w:val="Assessortext"/>
+        <w:spacing w:after="80"/>
+        <w:ind w:left="360"/>
+      </w:pPr>
+      <w:r>
+        <w:t>• Vendor lock-in — Option A no lock-in; Option B moderate AWS lock-in via managed services.</w:t>
+      </w:r>
+    </w:p>
+    <w:p>
+      <w:pPr>
+        <w:pStyle w:val="Assessortext"/>
+        <w:spacing w:after="80"/>
+        <w:ind w:left="360"/>
+      </w:pPr>
+      <w:r>
+        <w:t>• Sustainability — Option A 24×7 server-room cooling; Option B leverages AWS sustainability profile.</w:t>
+      </w:r>
+    </w:p>
+    <w:p>
+      <w:pPr>
+        <w:pStyle w:val="Assessortext"/>
+        <w:spacing w:after="80"/>
+        <w:ind w:left="360"/>
+      </w:pPr>
+      <w:r>
+        <w:t>• Cyber security — Option B richer monitoring + threat intelligence; Option A relies on YAT's existing controls.</w:t>
+      </w:r>
+    </w:p>
+    <w:p>
+      <w:pPr>
+        <w:pStyle w:val="Assessortext"/>
+        <w:spacing w:after="80"/>
+        <w:ind w:left="360"/>
+      </w:pPr>
+      <w:r>
+        <w:t>• Disaster recovery — Option B Multi-AZ + cross-Region copy; Option A tape-restore from offsite, ~24h.</w:t>
+      </w:r>
+    </w:p>
+    <w:p>
+      <w:pPr>
+        <w:pStyle w:val="Assessortext"/>
+        <w:spacing w:before="120" w:after="80"/>
+      </w:pPr>
+      <w:r>
+        <w:rPr>
+          <w:b/>
+        </w:rPr>
         <w:t>NYS:</w:t>
       </w:r>
     </w:p>
     <w:p>
-      <w:pPr/>
-      <w:r>
-        <w:t>One-sided intangibles (only positives for cloud)</w:t>
-      </w:r>
-    </w:p>
-    <w:p>
-      <w:pPr/>
-      <w:r>
-        <w:t>Fewer than 4 intangibles addressed substantively</w:t>
-      </w:r>
-    </w:p>
-    <w:p>
-      <w:pPr/>
-      <w:r>
-        <w:t>Risk register absent or has fewer than 3 risks</w:t>
-      </w:r>
-    </w:p>
-    <w:p>
-      <w:pPr/>
+      <w:pPr>
+        <w:pStyle w:val="Assessortext"/>
+        <w:spacing w:after="80"/>
+        <w:ind w:left="360"/>
+      </w:pPr>
+      <w:r>
+        <w:t>• One-sided intangibles (only positives for cloud)</w:t>
+      </w:r>
+    </w:p>
+    <w:p>
+      <w:pPr>
+        <w:pStyle w:val="Assessortext"/>
+        <w:spacing w:after="80"/>
+        <w:ind w:left="360"/>
+      </w:pPr>
+      <w:r>
+        <w:t>• Fewer than 4 intangibles addressed substantively</w:t>
+      </w:r>
+    </w:p>
+    <w:p>
+      <w:pPr>
+        <w:pStyle w:val="Assessortext"/>
+        <w:spacing w:after="80"/>
+        <w:ind w:left="360"/>
+      </w:pPr>
+      <w:r>
+        <w:t>• Risk register absent or has fewer than 3 risks</w:t>
+      </w:r>
+    </w:p>
+    <w:p>
+      <w:pPr>
+        <w:pStyle w:val="Heading2"/>
+        <w:spacing w:before="280" w:after="80"/>
+      </w:pPr>
       <w:r>
         <w:t>9. Marking §9 Recommendation</w:t>
       </w:r>
     </w:p>
     <w:p>
-      <w:pPr/>
-      <w:r>
+      <w:pPr>
+        <w:pStyle w:val="Assessortext"/>
+        <w:spacing w:after="160"/>
+      </w:pPr>
+      <w:r>
+        <w:rPr>
+          <w:i/>
+          <w:color w:val="595959"/>
+          <w:sz w:val="18"/>
+        </w:rPr>
         <w:t>UoC evidenced: [ICTICT517 PC 2.3] Prioritise proposed changes · [ICTICT517 PE 4] determine and prioritise · contributes to [ICTICT517 PC 3.1] Develop action plan.</w:t>
       </w:r>
     </w:p>
     <w:p>
-      <w:pPr/>
-      <w:r>
+      <w:pPr>
+        <w:pStyle w:val="Assessortext"/>
+        <w:spacing w:before="120" w:after="80"/>
+      </w:pPr>
+      <w:r>
+        <w:rPr>
+          <w:b/>
+        </w:rPr>
         <w:t>Satisfactory looks like:</w:t>
       </w:r>
     </w:p>
     <w:p>
-      <w:pPr/>
-      <w:r>
-        <w:t>Recommended option clearly stated (Option A or Option B)</w:t>
-      </w:r>
-    </w:p>
-    <w:p>
-      <w:pPr/>
-      <w:r>
-        <w:t>3–5 sentence rationale connecting back to the CBA findings, intangibles, and risk register</w:t>
-      </w:r>
-    </w:p>
-    <w:p>
-      <w:pPr/>
-      <w:r>
-        <w:t>Recommendation flows logically into §10 Action Plan</w:t>
-      </w:r>
-    </w:p>
-    <w:p>
-      <w:pPr/>
-      <w:r>
-        <w:t>Expected recommendation: most credible analyses arrive at Option B (cloud migration to AWS). A student recommending Option A is acceptable as long as the recommendation is logically connected to their analysis — e.g. they have identified a particular blocker to cloud that makes in-house renewal the better choice. Marking does not penalise the choice of option; it marks whether the choice is justified by the work.</w:t>
-      </w:r>
-    </w:p>
-    <w:p>
-      <w:pPr/>
-      <w:r>
+      <w:pPr>
+        <w:pStyle w:val="Assessortext"/>
+        <w:spacing w:after="80"/>
+        <w:ind w:left="360"/>
+      </w:pPr>
+      <w:r>
+        <w:t>• Recommended option clearly stated (Option A or Option B)</w:t>
+      </w:r>
+    </w:p>
+    <w:p>
+      <w:pPr>
+        <w:pStyle w:val="Assessortext"/>
+        <w:spacing w:after="80"/>
+        <w:ind w:left="360"/>
+      </w:pPr>
+      <w:r>
+        <w:t>• 3–5 sentence rationale connecting back to the CBA findings, intangibles, and risk register</w:t>
+      </w:r>
+    </w:p>
+    <w:p>
+      <w:pPr>
+        <w:pStyle w:val="Assessortext"/>
+        <w:spacing w:after="80"/>
+        <w:ind w:left="360"/>
+      </w:pPr>
+      <w:r>
+        <w:t>• Recommendation flows logically into §10 Action Plan</w:t>
+      </w:r>
+    </w:p>
+    <w:p>
+      <w:pPr>
+        <w:pStyle w:val="Assessortext"/>
+        <w:spacing w:after="80"/>
+        <w:ind w:left="360"/>
+      </w:pPr>
+      <w:r>
+        <w:t>• Expected recommendation: most credible analyses arrive at Option B (cloud migration to AWS). A student recommending Option A is acceptable as long as the recommendation is logically connected to their analysis — e.g. they have identified a particular blocker to cloud that makes in-house renewal the better choice. Marking does not penalise the choice of option; it marks whether the choice is justified by the work.</w:t>
+      </w:r>
+    </w:p>
+    <w:p>
+      <w:pPr>
+        <w:pStyle w:val="Assessortext"/>
+        <w:spacing w:before="120" w:after="80"/>
+      </w:pPr>
+      <w:r>
+        <w:rPr>
+          <w:b/>
+        </w:rPr>
         <w:t>NYS:</w:t>
       </w:r>
     </w:p>
     <w:p>
-      <w:pPr/>
-      <w:r>
-        <w:t>Recommendation not connected to the analysis (e.g. dollar comparison shows clear winner but student recommends the other option without justification)</w:t>
-      </w:r>
-    </w:p>
-    <w:p>
-      <w:pPr/>
-      <w:r>
-        <w:t>No rationale given</w:t>
-      </w:r>
-    </w:p>
-    <w:p>
-      <w:pPr/>
-      <w:r>
-        <w:t>Recommendation hedged ("either could work") without committing</w:t>
-      </w:r>
-    </w:p>
-    <w:p>
-      <w:pPr/>
+      <w:pPr>
+        <w:pStyle w:val="Assessortext"/>
+        <w:spacing w:after="80"/>
+        <w:ind w:left="360"/>
+      </w:pPr>
+      <w:r>
+        <w:t>• Recommendation not connected to the analysis (e.g. dollar comparison shows clear winner but student recommends the other option without justification)</w:t>
+      </w:r>
+    </w:p>
+    <w:p>
+      <w:pPr>
+        <w:pStyle w:val="Assessortext"/>
+        <w:spacing w:after="80"/>
+        <w:ind w:left="360"/>
+      </w:pPr>
+      <w:r>
+        <w:t>• No rationale given</w:t>
+      </w:r>
+    </w:p>
+    <w:p>
+      <w:pPr>
+        <w:pStyle w:val="Assessortext"/>
+        <w:spacing w:after="80"/>
+        <w:ind w:left="360"/>
+      </w:pPr>
+      <w:r>
+        <w:t>• Recommendation hedged ("either could work") without committing</w:t>
+      </w:r>
+    </w:p>
+    <w:p>
+      <w:pPr>
+        <w:pStyle w:val="Heading2"/>
+        <w:spacing w:before="280" w:after="80"/>
+      </w:pPr>
       <w:r>
         <w:t>10. Marking §10 Action Plan</w:t>
       </w:r>
     </w:p>
     <w:p>
-      <w:pPr/>
-      <w:r>
+      <w:pPr>
+        <w:pStyle w:val="Assessortext"/>
+        <w:spacing w:after="160"/>
+      </w:pPr>
+      <w:r>
+        <w:rPr>
+          <w:i/>
+          <w:color w:val="595959"/>
+          <w:sz w:val="18"/>
+        </w:rPr>
         <w:t>UoC evidenced: [ICTICT517 PC 3.1] Develop action plan including prioritised schedule and consistency with org policy and procedures · [ICTICT517 PC 3.2] Detail standards, targets and implementation methods · [ICTICT517 PE 6] develop action plan · [ICTICT517 KE 1] Key sections of an action plan.</w:t>
       </w:r>
     </w:p>
     <w:p>
-      <w:pPr/>
+      <w:pPr>
+        <w:pStyle w:val="Assessortext"/>
+        <w:spacing w:after="160"/>
+      </w:pPr>
       <w:r>
         <w:t>This is one of the critical sections — NYS here forces overall NYS.</w:t>
       </w:r>
     </w:p>
     <w:p>
-      <w:pPr/>
-      <w:r>
+      <w:pPr>
+        <w:pStyle w:val="Assessortext"/>
+        <w:spacing w:before="120" w:after="80"/>
+      </w:pPr>
+      <w:r>
+        <w:rPr>
+          <w:b/>
+        </w:rPr>
         <w:t>Satisfactory looks like:</w:t>
       </w:r>
     </w:p>
     <w:p>
-      <w:pPr/>
-      <w:r>
-        <w:t>§10.1 prioritised changes — at least 5 items with priority rationale</w:t>
-      </w:r>
-    </w:p>
-    <w:p>
-      <w:pPr/>
-      <w:r>
-        <w:t>§10.2 implementation schedule — phased; dependencies named; no all-at-once cutover proposed</w:t>
-      </w:r>
-    </w:p>
-    <w:p>
-      <w:pPr/>
-      <w:r>
-        <w:t>§10.3 standards / targets table populated, with measurable targets (99.9% availability, RPO ≤ 1h, RTO ≤ 4h, data residency Australia, cost envelopes)</w:t>
-      </w:r>
-    </w:p>
-    <w:p>
-      <w:pPr/>
-      <w:r>
-        <w:t>§10.4 implementation methods — names specific methods, tools, standards (Well-Architected, AWS managed services, ITIL change management, etc.)</w:t>
-      </w:r>
-    </w:p>
-    <w:p>
-      <w:pPr/>
-      <w:r>
-        <w:t>§10.5 alignment with YAT change-management procedure — explicit</w:t>
-      </w:r>
-    </w:p>
-    <w:p>
-      <w:pPr/>
-      <w:r>
-        <w:t>§10.6 risk register cross-references §8.2</w:t>
-      </w:r>
-    </w:p>
-    <w:p>
-      <w:pPr/>
-      <w:r>
+      <w:pPr>
+        <w:pStyle w:val="Assessortext"/>
+        <w:spacing w:after="80"/>
+        <w:ind w:left="360"/>
+      </w:pPr>
+      <w:r>
+        <w:t>• §10.1 prioritised changes — at least 5 items with priority rationale</w:t>
+      </w:r>
+    </w:p>
+    <w:p>
+      <w:pPr>
+        <w:pStyle w:val="Assessortext"/>
+        <w:spacing w:after="80"/>
+        <w:ind w:left="360"/>
+      </w:pPr>
+      <w:r>
+        <w:t>• §10.2 implementation schedule — phased; dependencies named; no all-at-once cutover proposed</w:t>
+      </w:r>
+    </w:p>
+    <w:p>
+      <w:pPr>
+        <w:pStyle w:val="Assessortext"/>
+        <w:spacing w:after="80"/>
+        <w:ind w:left="360"/>
+      </w:pPr>
+      <w:r>
+        <w:t>• §10.3 standards / targets table populated, with measurable targets (99.9% availability, RPO ≤ 1h, RTO ≤ 4h, data residency Australia, cost envelopes)</w:t>
+      </w:r>
+    </w:p>
+    <w:p>
+      <w:pPr>
+        <w:pStyle w:val="Assessortext"/>
+        <w:spacing w:after="80"/>
+        <w:ind w:left="360"/>
+      </w:pPr>
+      <w:r>
+        <w:t>• §10.4 implementation methods — names specific methods, tools, standards (Well-Architected, AWS managed services, ITIL change management, etc.)</w:t>
+      </w:r>
+    </w:p>
+    <w:p>
+      <w:pPr>
+        <w:pStyle w:val="Assessortext"/>
+        <w:spacing w:after="80"/>
+        <w:ind w:left="360"/>
+      </w:pPr>
+      <w:r>
+        <w:t>• §10.5 alignment with YAT change-management procedure — explicit</w:t>
+      </w:r>
+    </w:p>
+    <w:p>
+      <w:pPr>
+        <w:pStyle w:val="Assessortext"/>
+        <w:spacing w:after="80"/>
+        <w:ind w:left="360"/>
+      </w:pPr>
+      <w:r>
+        <w:t>• §10.6 risk register cross-references §8.2</w:t>
+      </w:r>
+    </w:p>
+    <w:p>
+      <w:pPr>
+        <w:pStyle w:val="Assessortext"/>
+        <w:spacing w:before="120" w:after="80"/>
+      </w:pPr>
+      <w:r>
+        <w:rPr>
+          <w:b/>
+        </w:rPr>
         <w:t>Common phasing the student should produce (any of):</w:t>
       </w:r>
     </w:p>
     <w:p>
-      <w:pPr/>
-      <w:r>
-        <w:t>Phase 1: design + foundation build (AWS account setup, IAM, VPC, monitoring baseline)</w:t>
-      </w:r>
-    </w:p>
-    <w:p>
-      <w:pPr/>
-      <w:r>
-        <w:t>Phase 2: application migration (LMS server build, app deployment, parallel running)</w:t>
-      </w:r>
-    </w:p>
-    <w:p>
-      <w:pPr/>
-      <w:r>
-        <w:t>Phase 3: HA hardening (Multi-AZ DB, autoscaling, monitoring + alerting)</w:t>
-      </w:r>
-    </w:p>
-    <w:p>
-      <w:pPr/>
-      <w:r>
-        <w:t>Phase 4: cutover (high-risk change requiring full change-management sign-off)</w:t>
-      </w:r>
-    </w:p>
-    <w:p>
-      <w:pPr/>
-      <w:r>
-        <w:t>Phase 5: stabilisation + handover to YAT ICT operations</w:t>
-      </w:r>
-    </w:p>
-    <w:p>
-      <w:pPr/>
-      <w:r>
+      <w:pPr>
+        <w:pStyle w:val="Assessortext"/>
+        <w:spacing w:after="80"/>
+        <w:ind w:left="360"/>
+      </w:pPr>
+      <w:r>
+        <w:t>• Phase 1: design + foundation build (AWS account setup, IAM, VPC, monitoring baseline)</w:t>
+      </w:r>
+    </w:p>
+    <w:p>
+      <w:pPr>
+        <w:pStyle w:val="Assessortext"/>
+        <w:spacing w:after="80"/>
+        <w:ind w:left="360"/>
+      </w:pPr>
+      <w:r>
+        <w:t>• Phase 2: application migration (LMS server build, app deployment, parallel running)</w:t>
+      </w:r>
+    </w:p>
+    <w:p>
+      <w:pPr>
+        <w:pStyle w:val="Assessortext"/>
+        <w:spacing w:after="80"/>
+        <w:ind w:left="360"/>
+      </w:pPr>
+      <w:r>
+        <w:t>• Phase 3: HA hardening (Multi-AZ DB, autoscaling, monitoring + alerting)</w:t>
+      </w:r>
+    </w:p>
+    <w:p>
+      <w:pPr>
+        <w:pStyle w:val="Assessortext"/>
+        <w:spacing w:after="80"/>
+        <w:ind w:left="360"/>
+      </w:pPr>
+      <w:r>
+        <w:t>• Phase 4: cutover (high-risk change requiring full change-management sign-off)</w:t>
+      </w:r>
+    </w:p>
+    <w:p>
+      <w:pPr>
+        <w:pStyle w:val="Assessortext"/>
+        <w:spacing w:after="80"/>
+        <w:ind w:left="360"/>
+      </w:pPr>
+      <w:r>
+        <w:t>• Phase 5: stabilisation + handover to YAT ICT operations</w:t>
+      </w:r>
+    </w:p>
+    <w:p>
+      <w:pPr>
+        <w:pStyle w:val="Assessortext"/>
+        <w:spacing w:before="120" w:after="80"/>
+      </w:pPr>
+      <w:r>
+        <w:rPr>
+          <w:b/>
+        </w:rPr>
         <w:t>NYS:</w:t>
       </w:r>
     </w:p>
     <w:p>
-      <w:pPr/>
-      <w:r>
-        <w:t>Single-phase all-at-once cutover with no risk treatment</w:t>
-      </w:r>
-    </w:p>
-    <w:p>
-      <w:pPr/>
-      <w:r>
-        <w:t>Missing standards / targets / success metrics</w:t>
-      </w:r>
-    </w:p>
-    <w:p>
-      <w:pPr/>
-      <w:r>
-        <w:t>No alignment with change-management procedure</w:t>
-      </w:r>
-    </w:p>
-    <w:p>
-      <w:pPr/>
-      <w:r>
-        <w:t>Phases have no dependencies or owners</w:t>
-      </w:r>
-    </w:p>
-    <w:p>
-      <w:pPr/>
+      <w:pPr>
+        <w:pStyle w:val="Assessortext"/>
+        <w:spacing w:after="80"/>
+        <w:ind w:left="360"/>
+      </w:pPr>
+      <w:r>
+        <w:t>• Single-phase all-at-once cutover with no risk treatment</w:t>
+      </w:r>
+    </w:p>
+    <w:p>
+      <w:pPr>
+        <w:pStyle w:val="Assessortext"/>
+        <w:spacing w:after="80"/>
+        <w:ind w:left="360"/>
+      </w:pPr>
+      <w:r>
+        <w:t>• Missing standards / targets / success metrics</w:t>
+      </w:r>
+    </w:p>
+    <w:p>
+      <w:pPr>
+        <w:pStyle w:val="Assessortext"/>
+        <w:spacing w:after="80"/>
+        <w:ind w:left="360"/>
+      </w:pPr>
+      <w:r>
+        <w:t>• No alignment with change-management procedure</w:t>
+      </w:r>
+    </w:p>
+    <w:p>
+      <w:pPr>
+        <w:pStyle w:val="Assessortext"/>
+        <w:spacing w:after="80"/>
+        <w:ind w:left="360"/>
+      </w:pPr>
+      <w:r>
+        <w:t>• Phases have no dependencies or owners</w:t>
+      </w:r>
+    </w:p>
+    <w:p>
+      <w:pPr>
+        <w:pStyle w:val="Heading2"/>
+        <w:spacing w:before="280" w:after="80"/>
+      </w:pPr>
       <w:r>
         <w:t>11. Marking §11 Next Steps and Decision Requested</w:t>
       </w:r>
     </w:p>
     <w:p>
-      <w:pPr/>
-      <w:r>
+      <w:pPr>
+        <w:pStyle w:val="Assessortext"/>
+        <w:spacing w:after="160"/>
+      </w:pPr>
+      <w:r>
+        <w:rPr>
+          <w:i/>
+          <w:color w:val="595959"/>
+          <w:sz w:val="18"/>
+        </w:rPr>
         <w:t>UoC evidenced: [ICTICT517 PC 3.3] Provide action plan to superior for feedback and approval.</w:t>
       </w:r>
     </w:p>
     <w:p>
-      <w:pPr/>
+      <w:pPr>
+        <w:pStyle w:val="Assessortext"/>
+        <w:spacing w:after="160"/>
+      </w:pPr>
       <w:r>
         <w:t>UoC evidenced (foundation skills &amp; additional criteria — closest-fit to the noted marking criteria): [ICTICT517 FS Reading] (A12) · [ICTICT517 FS Writing] (A15) · [ICTICT517 FS Get the work done] (A4/A8/A12) · [ICTICT517 FS Oral Communication] (B7/B8) · [ICTICT517 FS Navigate the world of work] (A8) · [ICTICT517 FS Interact with others] (B5/B6) · [ICTCLD502 FS Oral communication] (B9) · [ICTCLD401 PC 4.2] (B5) · [ICTICT517 PC 2.4] (A13/B2).</w:t>
       </w:r>
     </w:p>
     <w:p>
-      <w:pPr/>
-      <w:r>
+      <w:pPr>
+        <w:pStyle w:val="Assessortext"/>
+        <w:spacing w:before="120" w:after="80"/>
+      </w:pPr>
+      <w:r>
+        <w:rPr>
+          <w:b/>
+        </w:rPr>
         <w:t>Satisfactory looks like:</w:t>
       </w:r>
     </w:p>
     <w:p>
-      <w:pPr/>
-      <w:r>
-        <w:t>States precisely what the board is being asked to approve today</w:t>
-      </w:r>
-    </w:p>
-    <w:p>
-      <w:pPr/>
-      <w:r>
-        <w:t>Names what is deferred to later sign-off gates</w:t>
-      </w:r>
-    </w:p>
-    <w:p>
-      <w:pPr/>
-      <w:r>
-        <w:t>NYS: vague or missing.</w:t>
-      </w:r>
-    </w:p>
-    <w:p>
-      <w:pPr/>
+      <w:pPr>
+        <w:pStyle w:val="Assessortext"/>
+        <w:spacing w:after="80"/>
+        <w:ind w:left="360"/>
+      </w:pPr>
+      <w:r>
+        <w:t>• States precisely what the board is being asked to approve today</w:t>
+      </w:r>
+    </w:p>
+    <w:p>
+      <w:pPr>
+        <w:pStyle w:val="Assessortext"/>
+        <w:spacing w:after="80"/>
+        <w:ind w:left="360"/>
+      </w:pPr>
+      <w:r>
+        <w:t>• Names what is deferred to later sign-off gates</w:t>
+      </w:r>
+    </w:p>
+    <w:p>
+      <w:pPr>
+        <w:pStyle w:val="Assessortext"/>
+        <w:spacing w:after="160"/>
+      </w:pPr>
+      <w:r>
+        <w:rPr>
+          <w:b/>
+        </w:rPr>
+        <w:t xml:space="preserve">NYS: </w:t>
+      </w:r>
+      <w:r>
+        <w:t>vague or missing.</w:t>
+      </w:r>
+    </w:p>
+    <w:p>
+      <w:pPr>
+        <w:pStyle w:val="Heading2"/>
+        <w:spacing w:before="280" w:after="80"/>
+      </w:pPr>
       <w:r>
         <w:t>12. Marking Appendix 2 — Knowledge Evidence</w:t>
       </w:r>
     </w:p>
     <w:p>
-      <w:pPr/>
+      <w:pPr>
+        <w:pStyle w:val="Assessortext"/>
+        <w:spacing w:after="160"/>
+      </w:pPr>
       <w:r>
         <w:t>This is a critical section — NYS here forces overall NYS.</w:t>
       </w:r>
     </w:p>
     <w:p>
-      <w:pPr/>
+      <w:pPr>
+        <w:pStyle w:val="Assessortext"/>
+        <w:spacing w:after="160"/>
+      </w:pPr>
       <w:r>
         <w:t>Below are model answers for each question. Student answers may differ in detail but must demonstrate the underlying knowledge applied to their own Business Case.</w:t>
       </w:r>
     </w:p>
     <w:p>
-      <w:pPr/>
+      <w:pPr>
+        <w:pStyle w:val="Heading3"/>
+        <w:spacing w:before="200" w:after="80"/>
+      </w:pPr>
       <w:r>
         <w:t>12.1 Selection-style questions</w:t>
       </w:r>
     </w:p>
     <w:p>
-      <w:pPr/>
+      <w:pPr>
+        <w:pStyle w:val="Assessortext"/>
+        <w:spacing w:after="160"/>
+      </w:pPr>
       <w:r>
         <w:t>Q1 — IaaS / PaaS / SaaS classification of solution components [ICTCLD401 KE 3]</w:t>
       </w:r>
     </w:p>
     <w:p>
-      <w:pPr/>
+      <w:pPr>
+        <w:pStyle w:val="Assessortext"/>
+        <w:spacing w:after="160"/>
+      </w:pPr>
       <w:r>
         <w:t>Model coverage: student identifies which AWS services are IaaS (e.g. EC2, EBS — they manage the instances), PaaS (e.g. RDS Multi-AZ, ALB — managed services where AWS runs the platform), SaaS (none in their solution typically — they may note Office 365 as a YAT-existing SaaS but not part of their migration). Rationale: PaaS chosen for DB because YAT ICT lacks DB-admin cloud experience; IaaS chosen for the LMS application tier because the existing Windows Server / DOODLE stack is preserved.</w:t>
       </w:r>
     </w:p>
     <w:p>
-      <w:pPr/>
+      <w:pPr>
+        <w:pStyle w:val="Assessortext"/>
+        <w:spacing w:after="160"/>
+      </w:pPr>
       <w:r>
         <w:t>Q2 — Cloud deployment model [ICTCLD401 KE 11]</w:t>
       </w:r>
     </w:p>
     <w:p>
-      <w:pPr/>
+      <w:pPr>
+        <w:pStyle w:val="Assessortext"/>
+        <w:spacing w:after="160"/>
+      </w:pPr>
       <w:r>
         <w:t>Model coverage: Public cloud (AWS). Rationale: YAT's strategic plan explicitly targets cloud migration to reduce in-house infrastructure; private cloud doesn't address the cost reduction objective; hybrid is what they have today (Office 365 SaaS + on-prem LMS) and the migration shifts the on-prem LMS into the public cloud, leaving Office 365 SaaS unchanged.</w:t>
       </w:r>
     </w:p>
     <w:p>
-      <w:pPr/>
+      <w:pPr>
+        <w:pStyle w:val="Assessortext"/>
+        <w:spacing w:after="160"/>
+      </w:pPr>
       <w:r>
         <w:t>Q3 — Industry technology standards [ICTCLD401 KE 1 · ICTCLD502 KE 1]</w:t>
       </w:r>
     </w:p>
     <w:p>
-      <w:pPr/>
+      <w:pPr>
+        <w:pStyle w:val="Assessortext"/>
+        <w:spacing w:after="160"/>
+      </w:pPr>
       <w:r>
         <w:t>Model coverage: At least three named, with material role explained. Acceptable: NIST SP 800-145 (definitions of IaaS/PaaS/SaaS) — informs §6 service-type classification; AWS Well-Architected Framework — informs §10 implementation methods; ISO/IEC 27017 — informs §8 security treatment; ACSC Essential Eight — informs §10 security controls; ITIL 4 — informs alignment with YAT change management procedure.</w:t>
       </w:r>
     </w:p>
     <w:p>
-      <w:pPr/>
+      <w:pPr>
+        <w:pStyle w:val="Assessortext"/>
+        <w:spacing w:after="160"/>
+      </w:pPr>
       <w:r>
         <w:t>Q4 — Industry-standard hardware/software products [ICTCLD401 KE 2 · ICTCLD502 KE 2]</w:t>
       </w:r>
     </w:p>
     <w:p>
-      <w:pPr/>
+      <w:pPr>
+        <w:pStyle w:val="Assessortext"/>
+        <w:spacing w:after="160"/>
+      </w:pPr>
       <w:r>
         <w:t>Model coverage: Student identifies the specific AWS services in their solution + their general features + role. Example: Amazon EC2 (general-purpose virtual machine; underpins the LMS application tier); Amazon RDS for MySQL Multi-AZ (managed relational database with automatic failover; underpins the LMS data tier); Application Load Balancer (layer-7 load balancer with health checks; distributes traffic across HA EC2 instances); etc.</w:t>
       </w:r>
     </w:p>
     <w:p>
-      <w:pPr/>
+      <w:pPr>
+        <w:pStyle w:val="Assessortext"/>
+        <w:spacing w:after="160"/>
+      </w:pPr>
       <w:r>
         <w:t>Q5 — Cloud cost models and scalability [ICTCLD401 KE 4 · ICTCLD502 KE 3]</w:t>
       </w:r>
     </w:p>
     <w:p>
-      <w:pPr/>
+      <w:pPr>
+        <w:pStyle w:val="Assessortext"/>
+        <w:spacing w:after="160"/>
+      </w:pPr>
       <w:r>
         <w:t>Model coverage: Student explains which cost model applies to each AWS service in their CBA. Example: 1-year Reserved Instance for EC2 baseline + RDS baseline (~30% discount — appropriate because demand is predictable); on-demand or autoscaling-spot for EC2 peak capacity (cost scales with assessment-week demand); S3 pay-as-you-go (cost scales with storage growth); Business Support 10% of usage (cost scales with overall AWS spend). Scaling consequence: total AWS cost grows roughly linearly with student-population growth (the 15%/year target).</w:t>
       </w:r>
     </w:p>
     <w:p>
-      <w:pPr/>
+      <w:pPr>
+        <w:pStyle w:val="Heading3"/>
+        <w:spacing w:before="200" w:after="80"/>
+      </w:pPr>
       <w:r>
         <w:t>12.2 Demonstration-style questions</w:t>
       </w:r>
     </w:p>
     <w:p>
-      <w:pPr/>
+      <w:pPr>
+        <w:pStyle w:val="Assessortext"/>
+        <w:spacing w:after="160"/>
+      </w:pPr>
       <w:r>
         <w:t>Q6 — Key sections of an action plan [ICTICT517 KE 1]</w:t>
       </w:r>
     </w:p>
     <w:p>
-      <w:pPr/>
+      <w:pPr>
+        <w:pStyle w:val="Assessortext"/>
+        <w:spacing w:after="160"/>
+      </w:pPr>
       <w:r>
         <w:t>Model coverage: Student identifies the key sections of an ICT implementation action plan (prioritised list of changes, implementation schedule with dependencies, standards/targets/success metrics, implementation methods, alignment with change-management procedure, risk register, owners) and cites where each appears in their §10. Demonstrates §10 has all key sections.</w:t>
       </w:r>
     </w:p>
     <w:p>
-      <w:pPr/>
+      <w:pPr>
+        <w:pStyle w:val="Assessortext"/>
+        <w:spacing w:after="160"/>
+      </w:pPr>
       <w:r>
         <w:t>Q7 — Methods of evaluation and planning approaches [ICTICT517 KE 2]</w:t>
       </w:r>
     </w:p>
     <w:p>
-      <w:pPr/>
+      <w:pPr>
+        <w:pStyle w:val="Assessortext"/>
+        <w:spacing w:after="160"/>
+      </w:pPr>
       <w:r>
         <w:t>Model coverage: Student names the methods applied (CBA, sensitivity analysis, intangibles assessment, risk register) and cites the §7 / §8 sections where each is applied. May also cite their use of structured gap-analysis methodology in §5.</w:t>
       </w:r>
     </w:p>
     <w:p>
-      <w:pPr/>
+      <w:pPr>
+        <w:pStyle w:val="Assessortext"/>
+        <w:spacing w:after="160"/>
+      </w:pPr>
       <w:r>
         <w:t>Q8 — Evaluation of competing ICT systems and products [ICTICT517 KE 3]</w:t>
       </w:r>
     </w:p>
     <w:p>
-      <w:pPr/>
+      <w:pPr>
+        <w:pStyle w:val="Assessortext"/>
+        <w:spacing w:after="160"/>
+      </w:pPr>
       <w:r>
         <w:t>Model coverage: Student names the evaluation method — typically the CBA combined with intangibles — and cites §6.3 (where the method is named) + §7 (where the CBA evaluates) + §8.1 (where intangibles compare). May also mention weighted-criteria evaluation if the student used one.</w:t>
       </w:r>
     </w:p>
     <w:p>
-      <w:pPr/>
+      <w:pPr>
+        <w:pStyle w:val="Assessortext"/>
+        <w:spacing w:after="160"/>
+      </w:pPr>
       <w:r>
         <w:t>Q9 — Current and emerging trends [ICTICT517 KE 4]</w:t>
       </w:r>
     </w:p>
     <w:p>
-      <w:pPr/>
+      <w:pPr>
+        <w:pStyle w:val="Assessortext"/>
+        <w:spacing w:after="160"/>
+      </w:pPr>
       <w:r>
         <w:t>Model coverage: Student identifies cloud migration itself as the current/emerging trend that informed the recommendation; possibly also Multi-AZ HA design patterns, managed services as a reducing-burden trend, autoscaling-for-cost-optimisation, etc. Cites where in their reasoning each trend was material.</w:t>
       </w:r>
     </w:p>
     <w:p>
-      <w:pPr/>
+      <w:pPr>
+        <w:pStyle w:val="Assessortext"/>
+        <w:spacing w:after="160"/>
+      </w:pPr>
       <w:r>
         <w:t>Marking checks for Appendix 2</w:t>
       </w:r>
     </w:p>
     <w:p>
-      <w:pPr/>
-      <w:r>
+      <w:pPr>
+        <w:pStyle w:val="Assessortext"/>
+        <w:spacing w:before="120" w:after="80"/>
+      </w:pPr>
+      <w:r>
+        <w:rPr>
+          <w:b/>
+        </w:rPr>
         <w:t>Award credit for:</w:t>
       </w:r>
     </w:p>
     <w:p>
-      <w:pPr/>
-      <w:r>
-        <w:t>All 9 questions answered</w:t>
-      </w:r>
-    </w:p>
-    <w:p>
-      <w:pPr/>
-      <w:r>
-        <w:t>Each answer references specific sections of the student's own Business Case</w:t>
-      </w:r>
-    </w:p>
-    <w:p>
-      <w:pPr/>
-      <w:r>
-        <w:t>The cited content is actually present in the student's Business Case (not invented)</w:t>
-      </w:r>
-    </w:p>
-    <w:p>
-      <w:pPr/>
-      <w:r>
+      <w:pPr>
+        <w:pStyle w:val="Assessortext"/>
+        <w:spacing w:after="80"/>
+        <w:ind w:left="360"/>
+      </w:pPr>
+      <w:r>
+        <w:t>• All 9 questions answered</w:t>
+      </w:r>
+    </w:p>
+    <w:p>
+      <w:pPr>
+        <w:pStyle w:val="Assessortext"/>
+        <w:spacing w:after="80"/>
+        <w:ind w:left="360"/>
+      </w:pPr>
+      <w:r>
+        <w:t>• Each answer references specific sections of the student's own Business Case</w:t>
+      </w:r>
+    </w:p>
+    <w:p>
+      <w:pPr>
+        <w:pStyle w:val="Assessortext"/>
+        <w:spacing w:after="80"/>
+        <w:ind w:left="360"/>
+      </w:pPr>
+      <w:r>
+        <w:t>• The cited content is actually present in the student's Business Case (not invented)</w:t>
+      </w:r>
+    </w:p>
+    <w:p>
+      <w:pPr>
+        <w:pStyle w:val="Assessortext"/>
+        <w:spacing w:before="120" w:after="80"/>
+      </w:pPr>
+      <w:r>
+        <w:rPr>
+          <w:b/>
+        </w:rPr>
         <w:t>Common deductions:</w:t>
       </w:r>
     </w:p>
     <w:p>
-      <w:pPr/>
-      <w:r>
-        <w:t>Generic textbook answers not tied to the student's own work ("IaaS is infrastructure-as-a-service..." without saying which AWS service in their solution is IaaS)</w:t>
-      </w:r>
-    </w:p>
-    <w:p>
-      <w:pPr/>
-      <w:r>
-        <w:t>Citations to Business Case sections that don't contain what the answer claims they do</w:t>
-      </w:r>
-    </w:p>
-    <w:p>
-      <w:pPr/>
+      <w:pPr>
+        <w:pStyle w:val="Assessortext"/>
+        <w:spacing w:after="80"/>
+        <w:ind w:left="360"/>
+      </w:pPr>
+      <w:r>
+        <w:t>• Generic textbook answers not tied to the student's own work ("IaaS is infrastructure-as-a-service..." without saying which AWS service in their solution is IaaS)</w:t>
+      </w:r>
+    </w:p>
+    <w:p>
+      <w:pPr>
+        <w:pStyle w:val="Assessortext"/>
+        <w:spacing w:after="80"/>
+        <w:ind w:left="360"/>
+      </w:pPr>
+      <w:r>
+        <w:t>• Citations to Business Case sections that don't contain what the answer claims they do</w:t>
+      </w:r>
+    </w:p>
+    <w:p>
+      <w:pPr>
+        <w:pStyle w:val="Heading2"/>
+        <w:spacing w:before="280" w:after="80"/>
+      </w:pPr>
       <w:r>
         <w:t>13. Marking Appendix 3 — Supporting Research</w:t>
       </w:r>
     </w:p>
     <w:p>
-      <w:pPr/>
-      <w:r>
+      <w:pPr>
+        <w:pStyle w:val="Assessortext"/>
+        <w:spacing w:before="120" w:after="80"/>
+      </w:pPr>
+      <w:r>
+        <w:rPr>
+          <w:b/>
+        </w:rPr>
         <w:t>Satisfactory looks like:</w:t>
       </w:r>
     </w:p>
     <w:p>
-      <w:pPr/>
-      <w:r>
-        <w:t>AWS Pricing Calculator export attached (screenshot or shared link)</w:t>
-      </w:r>
-    </w:p>
-    <w:p>
-      <w:pPr/>
-      <w:r>
-        <w:t>Industry-research sources from §3 cited with URLs and access dates</w:t>
-      </w:r>
-    </w:p>
-    <w:p>
-      <w:pPr/>
-      <w:r>
-        <w:t>Any other source documents used for cost figures cited</w:t>
-      </w:r>
-    </w:p>
-    <w:p>
-      <w:pPr/>
-      <w:r>
-        <w:t>NYS: AWS Pricing Calculator evidence absent — implies the student didn't research their AWS figures and is fabricating.</w:t>
-      </w:r>
-    </w:p>
-    <w:p>
-      <w:pPr/>
+      <w:pPr>
+        <w:pStyle w:val="Assessortext"/>
+        <w:spacing w:after="80"/>
+        <w:ind w:left="360"/>
+      </w:pPr>
+      <w:r>
+        <w:t>• AWS Pricing Calculator export attached (screenshot or shared link)</w:t>
+      </w:r>
+    </w:p>
+    <w:p>
+      <w:pPr>
+        <w:pStyle w:val="Assessortext"/>
+        <w:spacing w:after="80"/>
+        <w:ind w:left="360"/>
+      </w:pPr>
+      <w:r>
+        <w:t>• Industry-research sources from §3 cited with URLs and access dates</w:t>
+      </w:r>
+    </w:p>
+    <w:p>
+      <w:pPr>
+        <w:pStyle w:val="Assessortext"/>
+        <w:spacing w:after="80"/>
+        <w:ind w:left="360"/>
+      </w:pPr>
+      <w:r>
+        <w:t>• Any other source documents used for cost figures cited</w:t>
+      </w:r>
+    </w:p>
+    <w:p>
+      <w:pPr>
+        <w:pStyle w:val="Assessortext"/>
+        <w:spacing w:after="160"/>
+      </w:pPr>
+      <w:r>
+        <w:rPr>
+          <w:b/>
+        </w:rPr>
+        <w:t xml:space="preserve">NYS: </w:t>
+      </w:r>
+      <w:r>
+        <w:t>AWS Pricing Calculator evidence absent — implies the student didn't research their AWS figures and is fabricating.</w:t>
+      </w:r>
+    </w:p>
+    <w:p>
+      <w:pPr>
+        <w:pStyle w:val="Heading2"/>
+        <w:spacing w:before="280" w:after="80"/>
+      </w:pPr>
       <w:r>
         <w:t>14. Marking §12 — Feedback</w:t>
       </w:r>
     </w:p>
     <w:p>
-      <w:pPr/>
-      <w:r>
+      <w:pPr>
+        <w:pStyle w:val="Assessortext"/>
+        <w:spacing w:before="120" w:after="80"/>
+      </w:pPr>
+      <w:r>
+        <w:rPr>
+          <w:b/>
+        </w:rPr>
         <w:t>Satisfactory looks like:</w:t>
       </w:r>
     </w:p>
     <w:p>
-      <w:pPr/>
-      <w:r>
-        <w:t>Captures actual board feedback received during the presentation event</w:t>
-      </w:r>
-    </w:p>
-    <w:p>
-      <w:pPr/>
-      <w:r>
-        <w:t>Includes student's response or follow-up action where applicable</w:t>
-      </w:r>
-    </w:p>
-    <w:p>
-      <w:pPr/>
-      <w:r>
-        <w:t>NYS: absent, blank, or evidently not completed at the event.</w:t>
-      </w:r>
-    </w:p>
-    <w:p>
-      <w:pPr/>
+      <w:pPr>
+        <w:pStyle w:val="Assessortext"/>
+        <w:spacing w:after="80"/>
+        <w:ind w:left="360"/>
+      </w:pPr>
+      <w:r>
+        <w:t>• Captures actual board feedback received during the presentation event</w:t>
+      </w:r>
+    </w:p>
+    <w:p>
+      <w:pPr>
+        <w:pStyle w:val="Assessortext"/>
+        <w:spacing w:after="80"/>
+        <w:ind w:left="360"/>
+      </w:pPr>
+      <w:r>
+        <w:t>• Includes student's response or follow-up action where applicable</w:t>
+      </w:r>
+    </w:p>
+    <w:p>
+      <w:pPr>
+        <w:pStyle w:val="Assessortext"/>
+        <w:spacing w:after="160"/>
+      </w:pPr>
+      <w:r>
+        <w:rPr>
+          <w:b/>
+        </w:rPr>
+        <w:t xml:space="preserve">NYS: </w:t>
+      </w:r>
+      <w:r>
+        <w:t>absent, blank, or evidently not completed at the event.</w:t>
+      </w:r>
+    </w:p>
+    <w:p>
+      <w:pPr>
+        <w:pStyle w:val="Heading2"/>
+        <w:spacing w:before="280" w:after="80"/>
+      </w:pPr>
       <w:r>
         <w:t>15. Marking the Sign-off block</w:t>
       </w:r>
     </w:p>
     <w:p>
-      <w:pPr/>
+      <w:pPr>
+        <w:pStyle w:val="Assessortext"/>
+        <w:spacing w:after="160"/>
+      </w:pPr>
       <w:r>
         <w:t>This is a critical artefact — NYS here forces overall NYS.</w:t>
       </w:r>
     </w:p>
     <w:p>
-      <w:pPr/>
-      <w:r>
+      <w:pPr>
+        <w:pStyle w:val="Assessortext"/>
+        <w:spacing w:before="120" w:after="80"/>
+      </w:pPr>
+      <w:r>
+        <w:rPr>
+          <w:b/>
+        </w:rPr>
         <w:t>Satisfactory looks like:</w:t>
       </w:r>
     </w:p>
     <w:p>
-      <w:pPr/>
-      <w:r>
-        <w:t>Sign-off block populated with names, dates, signatures</w:t>
-      </w:r>
-    </w:p>
-    <w:p>
-      <w:pPr/>
-      <w:r>
-        <w:t>Approval line completed by the role-played YAT ICT Manager (the assessor in role)</w:t>
-      </w:r>
-    </w:p>
-    <w:p>
-      <w:pPr/>
-      <w:r>
-        <w:t>NYS: sign-off block left blank — implies the student did not seek or obtain approval per [ICTICT517 PC 3.3].</w:t>
+      <w:pPr>
+        <w:pStyle w:val="Assessortext"/>
+        <w:spacing w:after="80"/>
+        <w:ind w:left="360"/>
+      </w:pPr>
+      <w:r>
+        <w:t>• Sign-off block populated with names, dates, signatures</w:t>
+      </w:r>
+    </w:p>
+    <w:p>
+      <w:pPr>
+        <w:pStyle w:val="Assessortext"/>
+        <w:spacing w:after="80"/>
+        <w:ind w:left="360"/>
+      </w:pPr>
+      <w:r>
+        <w:t>• Approval line completed by the role-played YAT ICT Manager (the assessor in role)</w:t>
+      </w:r>
+    </w:p>
+    <w:p>
+      <w:pPr>
+        <w:pStyle w:val="Assessortext"/>
+        <w:spacing w:after="160"/>
+      </w:pPr>
+      <w:r>
+        <w:rPr>
+          <w:b/>
+        </w:rPr>
+        <w:t xml:space="preserve">NYS: </w:t>
+      </w:r>
+      <w:r>
+        <w:t>sign-off block left blank — implies the student did not seek or obtain approval per [ICTICT517 PC 3.3].</w:t>
       </w:r>
     </w:p>
     <w:p>
       <w:pPr>
         <w:pStyle w:val="Heading1"/>
+        <w:spacing w:before="280" w:after="120"/>
       </w:pPr>
       <w:r>
         <w:t>Presentation Observation Process</w:t>
@@ -5511,13 +6923,17 @@
     <w:p>
       <w:pPr>
         <w:pStyle w:val="Heading2"/>
+        <w:spacing w:before="280" w:after="120"/>
       </w:pPr>
       <w:r>
         <w:t xml:space="preserve">Main Presentation </w:t>
       </w:r>
     </w:p>
     <w:p>
-      <w:pPr/>
+      <w:pPr>
+        <w:pStyle w:val="Assessortext"/>
+        <w:spacing w:after="160"/>
+      </w:pPr>
       <w:r>
         <w:t>To be assessed against the criteria established in the Assessment – Marking Guide Part B</w:t>
       </w:r>
@@ -5525,13 +6941,17 @@
     <w:p>
       <w:pPr>
         <w:pStyle w:val="Heading2"/>
+        <w:spacing w:before="280" w:after="120"/>
       </w:pPr>
       <w:r>
         <w:t>Assessor-led questions (Suggested)</w:t>
       </w:r>
     </w:p>
     <w:p>
-      <w:pPr/>
+      <w:pPr>
+        <w:pStyle w:val="Assessortext"/>
+        <w:spacing w:after="160"/>
+      </w:pPr>
       <w:r>
         <w:t>Each suggested question is tagged with the UoC requirement(s) it probes. The assessor selects 3–5 to ask the student during Q&amp;A, varying across the listed dimensions.</w:t>
       </w:r>
@@ -5749,19 +7169,26 @@
     <w:p>
       <w:pPr>
         <w:pStyle w:val="Heading1"/>
+        <w:spacing w:before="280" w:after="120"/>
       </w:pPr>
       <w:r>
         <w:t>UoC coverage verification (reverse map)</w:t>
       </w:r>
     </w:p>
     <w:p>
-      <w:pPr/>
+      <w:pPr>
+        <w:pStyle w:val="Assessortext"/>
+        <w:spacing w:after="160"/>
+      </w:pPr>
       <w:r>
         <w:t>This table closes the loop on bidirectional traceability: every UoC requirement AT1 claims to evidence is named below with the marking criterion (or criteria) that evidence it. No UoC requirement claimed by AT1 is left without a criterion.</w:t>
       </w:r>
     </w:p>
     <w:p>
-      <w:pPr/>
+      <w:pPr>
+        <w:pStyle w:val="Assessortext"/>
+        <w:spacing w:after="160"/>
+      </w:pPr>
       <w:r>
         <w:t>ICTICT517 — Match ICT needs with the strategic direction of the organisation</w:t>
       </w:r>
@@ -6439,7 +7866,10 @@
     </w:tbl>
     <w:p/>
     <w:p>
-      <w:pPr/>
+      <w:pPr>
+        <w:pStyle w:val="Assessortext"/>
+        <w:spacing w:after="160"/>
+      </w:pPr>
       <w:r>
         <w:t>ICTCLD401 — Configure cloud services (AT1-relevant items only)</w:t>
       </w:r>
@@ -6677,13 +8107,19 @@
     </w:tbl>
     <w:p/>
     <w:p>
-      <w:pPr/>
+      <w:pPr>
+        <w:pStyle w:val="Assessortext"/>
+        <w:spacing w:after="160"/>
+      </w:pPr>
       <w:r>
         <w:t>(Note: 401 PCs not listed above (PC 1.1–1.7, 2.1–2.6, 3.1–3.2, 4.3) are evidenced by AT2 Cloud Foundation Build. 401 KEs not listed (KE 5–10) are evidenced contextually in AT2/AT3.)</w:t>
       </w:r>
     </w:p>
     <w:p>
-      <w:pPr/>
+      <w:pPr>
+        <w:pStyle w:val="Assessortext"/>
+        <w:spacing w:after="160"/>
+      </w:pPr>
       <w:r>
         <w:t>ICTCLD502 — Design and implement highly-available cloud infrastructure (AT1-relevant items only)</w:t>
       </w:r>
@@ -6921,7 +8357,10 @@
     </w:tbl>
     <w:p/>
     <w:p>
-      <w:pPr/>
+      <w:pPr>
+        <w:pStyle w:val="Assessortext"/>
+        <w:spacing w:after="160"/>
+      </w:pPr>
       <w:r>
         <w:t>(Note: 502 PCs not listed above (PC 1.1, 1.3, 2.1–2.5, 3.1–3.5, 4.1–4.6, 5.1, 5.3) are evidenced by AT3 HA Design + Project Closure. 502 KEs not listed (KE 4–9) are evidenced in AT3.)</w:t>
       </w:r>

--- a/S1-CL1-Cloud-Design-Build/assessments/AT1/AT1-BusinessCase-Assessor.docx
+++ b/S1-CL1-Cloud-Design-Build/assessments/AT1/AT1-BusinessCase-Assessor.docx
@@ -438,7 +438,7 @@
               <w:pStyle w:val="Assessortext"/>
             </w:pPr>
             <w:r>
-              <w:t>Part A (written): the Business Case document, including its three appendices (CBA detail, Knowledge Evidence responses, supporting research)</w:t>
+              <w:t>Part A (written): the Business Case document, including its two appendices (CBA detail, Knowledge Evidence responses)</w:t>
             </w:r>
           </w:p>
           <w:p>
@@ -454,7 +454,7 @@
               <w:pStyle w:val="Assessortext"/>
             </w:pPr>
             <w:r>
-              <w:t>This is an open-book assessment. Students may use the YAT intranet, the AWS Pricing Calculator, AWS Academy lab environments, course reference materials, and external research (which must be cited) throughout. Where the Business Case requires synthesis (e.g. the current-state summary in §4), students must produce content in their own words — verbatim reproduction of intranet material is not satisfactory.</w:t>
+              <w:t>This is an open-book assessment. Students may use the YAT intranet, the AWS Pricing Calculator, AWS Academy lab environments, course reference materials, and external research (which must be cited) throughout. Where the Business Case requires synthesis (e.g. the current-state summary in §3), students must produce content in their own words — verbatim reproduction of intranet material is not satisfactory.</w:t>
             </w:r>
           </w:p>
           <w:p>
@@ -478,7 +478,7 @@
               <w:pStyle w:val="Assessortext"/>
             </w:pPr>
             <w:r>
-              <w:t>Submission: Part A (Business Case) is submitted via the LMS as a .docx with all three appendices populated. Part B (presentation deck) is submitted via the LMS as a .pptx. The §12 Feedback section and the signed Sign-off block are completed within Part A.</w:t>
+              <w:t>Submission: Part A (Business Case) is submitted via the LMS as a .docx with both appendices populated. Part B (presentation deck) is submitted via the LMS as a .pptx. The §11 Feedback section and the signed Sign-off block are completed within Part A.</w:t>
             </w:r>
           </w:p>
           <w:p>
@@ -573,7 +573,7 @@
               <w:pStyle w:val="Assessortext"/>
             </w:pPr>
             <w:r>
-              <w:t>Students prepare a slide deck and present their Business Case to the YAT board to seek approval of the action plan in Business Case §10.</w:t>
+              <w:t>Students prepare a slide deck and present their Business Case to the YAT board to seek approval of the action plan in Business Case §9.</w:t>
             </w:r>
           </w:p>
         </w:tc>
@@ -788,7 +788,7 @@
           <w:p>
             <w:pPr/>
             <w:r>
-              <w:t>Achieve Satisfactory on every criterion in the Part A Marking Guide (Business Case — covers Business Case sections §1–§12, Sign-off, and Appendices 1–3)</w:t>
+              <w:t>Achieve Satisfactory on every criterion in the Part A Marking Guide (Business Case — covers Business Case sections §1–§11, Sign-off, and Appendices 1–2)</w:t>
             </w:r>
           </w:p>
           <w:p>
@@ -806,19 +806,19 @@
           <w:p>
             <w:pPr/>
             <w:r>
-              <w:t>Completed Business Case (.docx) with all three appendices populated</w:t>
+              <w:t>Completed Business Case (.docx) with both appendices populated</w:t>
             </w:r>
           </w:p>
           <w:p>
             <w:pPr/>
             <w:r>
-              <w:t>Presentation deck (.pptx) with populated speaker notes</w:t>
+              <w:t>Presentation deck (.pptx)</w:t>
             </w:r>
           </w:p>
           <w:p>
             <w:pPr/>
             <w:r>
-              <w:t>Completed §12 Feedback section within the Business Case</w:t>
+              <w:t>Completed §11 Feedback section within the Business Case</w:t>
             </w:r>
           </w:p>
           <w:p>
@@ -1102,7 +1102,7 @@
           </w:tcPr>
           <w:p>
             <w:r>
-              <w:t xml:space="preserve">A1 - Strategic Alignment Analysis — student analyses YAT's ICT Strategic Plan against the industry environment and organisational objectives, with citations </w:t>
+              <w:t xml:space="preserve">A1 - Strategic Alignment Analysis — student analyses YAT's ICT Strategic Plan against the industry environment and organisational objectives </w:t>
             </w:r>
           </w:p>
           <w:p>
@@ -1164,7 +1164,7 @@
           <w:p>
             <w:pPr/>
             <w:r>
-              <w:t>[ICTICT517 PC 1.3] · [ICTICT517 PE 3]</w:t>
+              <w:t>[ICTICT517 PC 1.3] · [ICTICT517 PE 3] · [ICTICT517 FS Reading]</w:t>
             </w:r>
           </w:p>
         </w:tc>
@@ -1214,7 +1214,7 @@
           </w:tcPr>
           <w:p>
             <w:r>
-              <w:t xml:space="preserve">A5 - Appendix 1 Cost-Benefit Analysis — student completes the 5-year CBA covering both options with line-item detail in Appendix 1; assumptions stated; year-by-year projections; comparison summary; avoided-downtime benefit; Year-1 cash-flow comparison; sensitivity analysis. AWS Pricing Calculator export attached in Appendix 3. Numbers reconcile between Appendix 1 detail, §7 summary, and §1 Executive Summary </w:t>
+              <w:t xml:space="preserve">A5 - Appendix 1 Cost-Benefit Analysis — student completes the 5-year CBA covering both options with line-item detail in Appendix 1; assumptions stated; year-by-year projections; comparison summary; avoided-downtime benefit. Numbers reconcile between Appendix 1 detail, §6 summary, and §1 Executive Summary </w:t>
             </w:r>
           </w:p>
           <w:p>
@@ -1298,7 +1298,7 @@
           </w:tcPr>
           <w:p>
             <w:r>
-              <w:t xml:space="preserve">A8 - Action Plan — student develops a phased action plan with prioritised changes, implementation schedule with dependencies, standards / targets / success metrics, implementation methods, alignment with YAT's change-management procedure, and an action-plan risk register </w:t>
+              <w:t xml:space="preserve">A8 - Action Plan — student develops a phased action plan with prioritised changes, implementation schedule with dependencies, standards / targets / success metrics, implementation methods, and alignment with YAT's change-management procedure </w:t>
             </w:r>
           </w:p>
           <w:p>
@@ -1410,13 +1410,13 @@
           </w:tcPr>
           <w:p>
             <w:r>
-              <w:t xml:space="preserve">A12 - Appendix 3 Supporting Research — AWS Pricing Calculator export attached; external research sources cited with URLs and access dates </w:t>
+              <w:t xml:space="preserve">A12 - §11 Feedback — completed during/after the Part B presentation event; one row per item of board feedback received, with the student's response and the resulting action </w:t>
             </w:r>
           </w:p>
           <w:p>
             <w:pPr/>
             <w:r>
-              <w:t>[ICTICT517 FS Reading] · [ICTICT517 FS Get the work done]</w:t>
+              <w:t>[ICTICT517 PC 2.4] (documented evaluation provided to superior for feedback)</w:t>
             </w:r>
           </w:p>
         </w:tc>
@@ -1438,13 +1438,13 @@
           </w:tcPr>
           <w:p>
             <w:r>
-              <w:t xml:space="preserve">A13 - §12 Feedback — completed during/after the Part B presentation event; one row per item of board feedback received, with the student's response and the resulting action </w:t>
+              <w:t>A13 - Sign-off block — signed by the role-played YAT ICT Manager at the end of the Part B presentation event [ICTICT517 PC 3.3] (granted approval) ·</w:t>
             </w:r>
           </w:p>
           <w:p>
             <w:pPr/>
             <w:r>
-              <w:t>[ICTICT517 PC 2.4] (documented evaluation provided to superior for feedback)</w:t>
+              <w:t>[ICTCLD401 PC 4.1] (documented + communicated work formally signed off)</w:t>
             </w:r>
           </w:p>
         </w:tc>
@@ -1466,35 +1466,7 @@
           </w:tcPr>
           <w:p>
             <w:r>
-              <w:t>A14 - Sign-off block — signed by the role-played YAT ICT Manager at the end of the Part B presentation event [ICTICT517 PC 3.3] (granted approval) ·</w:t>
-            </w:r>
-          </w:p>
-          <w:p>
-            <w:pPr/>
-            <w:r>
-              <w:t>[ICTCLD401 PC 4.1] (documented + communicated work formally signed off)</w:t>
-            </w:r>
-          </w:p>
-        </w:tc>
-        <w:tc>
-          <w:tcPr>
-            <w:tcW w:type="dxa" w:w="1934"/>
-          </w:tcPr>
-          <w:p>
-            <w:r>
-              <w:t>☐ Yes  ☐ No</w:t>
-            </w:r>
-          </w:p>
-        </w:tc>
-      </w:tr>
-      <w:tr>
-        <w:tc>
-          <w:tcPr>
-            <w:tcW w:type="dxa" w:w="8697"/>
-          </w:tcPr>
-          <w:p>
-            <w:r>
-              <w:t xml:space="preserve">A15 - Document quality — Business Case uses plain English, appropriate vocabulary, terminology, diagrams, numerical information, formatting and structure relevant to a professional consulting deliverable for an RTO client </w:t>
+              <w:t xml:space="preserve">A14 - Document quality — Business Case uses plain English, appropriate vocabulary, terminology, diagrams, numerical information, formatting and structure relevant to a professional consulting deliverable for an RTO client </w:t>
             </w:r>
           </w:p>
           <w:p>
@@ -1573,7 +1545,7 @@
           </w:tcPr>
           <w:p>
             <w:r>
-              <w:t xml:space="preserve">B2 - The documented evaluation process (CBA + analysis from §6–§8) is provided to the superior at/before the meeting; student walks the superior through it for feedback during the meeting </w:t>
+              <w:t xml:space="preserve">B2 - The documented evaluation process (CBA + analysis from §5–§7) is provided to the superior at/before the meeting; student walks the superior through it for feedback during the meeting </w:t>
             </w:r>
           </w:p>
           <w:p>
@@ -1717,35 +1689,7 @@
           </w:tcPr>
           <w:p>
             <w:r>
-              <w:t xml:space="preserve">B8 - Student elicits information using effective listening and questioning techniques during the Q&amp;A </w:t>
-            </w:r>
-          </w:p>
-          <w:p>
-            <w:pPr/>
-            <w:r>
-              <w:t>[ICTICT517 FS Oral Communication] ("Elicits information using effective listening and questioning techniques")</w:t>
-            </w:r>
-          </w:p>
-        </w:tc>
-        <w:tc>
-          <w:tcPr>
-            <w:tcW w:type="dxa" w:w="1934"/>
-          </w:tcPr>
-          <w:p>
-            <w:r>
-              <w:t>☐ Yes  ☐ No</w:t>
-            </w:r>
-          </w:p>
-        </w:tc>
-      </w:tr>
-      <w:tr>
-        <w:tc>
-          <w:tcPr>
-            <w:tcW w:type="dxa" w:w="8697"/>
-          </w:tcPr>
-          <w:p>
-            <w:r>
-              <w:t>B9 - Student uses listening and questioning techniques to articulate complex concepts and requirements using industry language for the intended audience</w:t>
+              <w:t>B8 - Student uses listening and questioning techniques to articulate complex concepts and requirements using industry language for the intended audience</w:t>
             </w:r>
           </w:p>
           <w:p>
@@ -1925,10 +1869,10 @@
         <w:rPr>
           <w:b/>
         </w:rPr>
-        <w:t>§2 Engagement context</w:t>
-      </w:r>
-      <w:r>
-        <w:t xml:space="preserve"> — who you are, the engagement, the decision being asked of the board</w:t>
+        <w:t>§2 Strategic Alignment Analysis</w:t>
+      </w:r>
+      <w:r>
+        <w:t xml:space="preserve"> — analyse YAT's ICT Strategic Plan against the industry environment and organisational objectives</w:t>
       </w:r>
     </w:p>
     <w:p>
@@ -1944,10 +1888,10 @@
         <w:rPr>
           <w:b/>
         </w:rPr>
-        <w:t>§3 Strategic Alignment Analysis</w:t>
-      </w:r>
-      <w:r>
-        <w:t xml:space="preserve"> — analyse YAT's ICT Strategic Plan against the industry environment and organisational objectives</w:t>
+        <w:t>§3 Current State of YAT's ICT</w:t>
+      </w:r>
+      <w:r>
+        <w:t xml:space="preserve"> — synthesised summary from the intranet materials (synthesis, not verbatim reproduction)</w:t>
       </w:r>
     </w:p>
     <w:p>
@@ -1963,10 +1907,10 @@
         <w:rPr>
           <w:b/>
         </w:rPr>
-        <w:t>§4 Current State of YAT's ICT</w:t>
-      </w:r>
-      <w:r>
-        <w:t xml:space="preserve"> — synthesised summary from the intranet materials (synthesis, not verbatim reproduction)</w:t>
+        <w:t>§4 Gap Analysis</w:t>
+      </w:r>
+      <w:r>
+        <w:t xml:space="preserve"> — gaps, improvement opportunities, proposed changes</w:t>
       </w:r>
     </w:p>
     <w:p>
@@ -1982,10 +1926,10 @@
         <w:rPr>
           <w:b/>
         </w:rPr>
-        <w:t>§5 Gap Analysis</w:t>
-      </w:r>
-      <w:r>
-        <w:t xml:space="preserve"> — gaps, improvement opportunities, proposed changes</w:t>
+        <w:t>§5 Options Considered and Evaluation</w:t>
+      </w:r>
+      <w:r>
+        <w:t xml:space="preserve"> — workload definition, options assessed (in-house renewal vs cloud migration to AWS), initial impact and difficulty assessment</w:t>
       </w:r>
     </w:p>
     <w:p>
@@ -2001,10 +1945,10 @@
         <w:rPr>
           <w:b/>
         </w:rPr>
-        <w:t>§6 Options Considered and Evaluation</w:t>
-      </w:r>
-      <w:r>
-        <w:t xml:space="preserve"> — workload definition, options assessed (in-house renewal vs cloud migration to AWS), initial impact and difficulty assessment</w:t>
+        <w:t>§6 Cost-Benefit Analysis</w:t>
+      </w:r>
+      <w:r>
+        <w:t xml:space="preserve"> — assumptions, summary tables for both options, avoided-downtime benefit, comparison summary. The detailed line items live in Appendix 1 of the same document.</w:t>
       </w:r>
     </w:p>
     <w:p>
@@ -2020,10 +1964,10 @@
         <w:rPr>
           <w:b/>
         </w:rPr>
-        <w:t>§7 Cost-Benefit Analysis</w:t>
-      </w:r>
-      <w:r>
-        <w:t xml:space="preserve"> — assumptions, summary tables for both options, avoided-downtime benefit, comparison summary, Year-1 cash-flow comparison, sensitivity analysis. The detailed line items live in Appendix 1 of the same document.</w:t>
+        <w:t>§7 Risk and Impact Assessment</w:t>
+      </w:r>
+      <w:r>
+        <w:t xml:space="preserve"> — intangibles comparison and risk register for the recommended option</w:t>
       </w:r>
     </w:p>
     <w:p>
@@ -2039,10 +1983,10 @@
         <w:rPr>
           <w:b/>
         </w:rPr>
-        <w:t>§8 Risk and Impact Assessment</w:t>
-      </w:r>
-      <w:r>
-        <w:t xml:space="preserve"> — intangibles comparison and risk register for the recommended option</w:t>
+        <w:t>§8 Recommendation</w:t>
+      </w:r>
+      <w:r>
+        <w:t xml:space="preserve"> — your chosen option with rationale</w:t>
       </w:r>
     </w:p>
     <w:p>
@@ -2058,10 +2002,10 @@
         <w:rPr>
           <w:b/>
         </w:rPr>
-        <w:t>§9 Recommendation</w:t>
-      </w:r>
-      <w:r>
-        <w:t xml:space="preserve"> — your chosen option with rationale</w:t>
+        <w:t>§9 Action Plan</w:t>
+      </w:r>
+      <w:r>
+        <w:t xml:space="preserve"> — prioritised changes, implementation schedule, standards / targets / success metrics, implementation methods, alignment with YAT's change-management procedure, risk register</w:t>
       </w:r>
     </w:p>
     <w:p>
@@ -2077,10 +2021,10 @@
         <w:rPr>
           <w:b/>
         </w:rPr>
-        <w:t>§10 Action Plan</w:t>
-      </w:r>
-      <w:r>
-        <w:t xml:space="preserve"> — prioritised changes, implementation schedule, standards / targets / success metrics, implementation methods, alignment with YAT's change-management procedure, risk register</w:t>
+        <w:t>§10 Next Steps and Decision Requested</w:t>
+      </w:r>
+      <w:r>
+        <w:t xml:space="preserve"> — what you are asking the board to decide today</w:t>
       </w:r>
     </w:p>
     <w:p>
@@ -2096,26 +2040,7 @@
         <w:rPr>
           <w:b/>
         </w:rPr>
-        <w:t>§11 Next Steps and Decision Requested</w:t>
-      </w:r>
-      <w:r>
-        <w:t xml:space="preserve"> — what you are asking the board to decide today</w:t>
-      </w:r>
-    </w:p>
-    <w:p>
-      <w:pPr>
-        <w:pStyle w:val="Assessortext"/>
-        <w:spacing w:after="120"/>
-        <w:ind w:left="360"/>
-      </w:pPr>
-      <w:r>
-        <w:t xml:space="preserve">• </w:t>
-      </w:r>
-      <w:r>
-        <w:rPr>
-          <w:b/>
-        </w:rPr>
-        <w:t>§12 Feedback</w:t>
+        <w:t>§11 Feedback</w:t>
       </w:r>
       <w:r>
         <w:t xml:space="preserve"> — the board feedback you received, your response, and the resulting action; completed during/after your presentation</w:t>
@@ -2176,25 +2101,6 @@
       </w:r>
       <w:r>
         <w:t xml:space="preserve"> — Knowledge Evidence — short-answer responses linking your work to underlying cloud and evaluation principles</w:t>
-      </w:r>
-    </w:p>
-    <w:p>
-      <w:pPr>
-        <w:pStyle w:val="Assessortext"/>
-        <w:spacing w:after="120"/>
-        <w:ind w:left="360"/>
-      </w:pPr>
-      <w:r>
-        <w:t xml:space="preserve">• </w:t>
-      </w:r>
-      <w:r>
-        <w:rPr>
-          <w:b/>
-        </w:rPr>
-        <w:t>Appendix 3</w:t>
-      </w:r>
-      <w:r>
-        <w:t xml:space="preserve"> — Supporting Research — AWS Pricing Calculator export, citations</w:t>
       </w:r>
     </w:p>
     <w:p>
@@ -2382,7 +2288,7 @@
         <w:spacing w:after="160"/>
       </w:pPr>
       <w:r>
-        <w:t>Part A is submitted to the LMS as the populated Business Case (.docx) with all three appendices completed.</w:t>
+        <w:t>Part A is submitted to the LMS as the populated Business Case (.docx) with both appendices completed.</w:t>
       </w:r>
     </w:p>
     <w:p>
@@ -2456,7 +2362,7 @@
         <w:spacing w:after="160"/>
       </w:pPr>
       <w:r>
-        <w:t>Prepare a deck that walks the YAT board through your Business Case. The deck is 8–10 slides plus speaker notes; each slide walks the board through one section of the Business Case.</w:t>
+        <w:t>Prepare a deck that walks the YAT board through your Business Case. The deck is 8–10 slides; each slide walks the board through one section of the Business Case.</w:t>
       </w:r>
     </w:p>
     <w:p>
@@ -2523,7 +2429,7 @@
         <w:ind w:left="360"/>
       </w:pPr>
       <w:r>
-        <w:t>• The deck with populated speaker notes</w:t>
+        <w:t>• The deck</w:t>
       </w:r>
     </w:p>
     <w:p>
@@ -2533,7 +2439,7 @@
         <w:ind w:left="360"/>
       </w:pPr>
       <w:r>
-        <w:t>• Your Business Case §12 Feedback section ready to be populated during/after the meeting</w:t>
+        <w:t>• Your Business Case §11 Feedback section ready to be populated during/after the meeting</w:t>
       </w:r>
     </w:p>
     <w:p>
@@ -2582,7 +2488,7 @@
         <w:ind w:left="360"/>
       </w:pPr>
       <w:r>
-        <w:t>• Capture board feedback in Business Case §12</w:t>
+        <w:t>• Capture board feedback in Business Case §11</w:t>
       </w:r>
     </w:p>
     <w:p>
@@ -2592,7 +2498,7 @@
         <w:ind w:left="360"/>
       </w:pPr>
       <w:r>
-        <w:t>• Obtain the board's sign-off on the action plan in Business Case §10</w:t>
+        <w:t>• Obtain the board's sign-off on the action plan in Business Case §9</w:t>
       </w:r>
     </w:p>
     <w:p>
@@ -2601,7 +2507,7 @@
         <w:spacing w:after="160"/>
       </w:pPr>
       <w:r>
-        <w:t>Part B is submitted to the LMS as the presentation deck (.pptx) with populated speaker notes. The §12 Feedback section and the signed Sign-off block are completed within the Business Case.</w:t>
+        <w:t>Part B is submitted to the LMS as the presentation deck (.pptx). The §11 Feedback section and the signed Sign-off block are completed within the Business Case.</w:t>
       </w:r>
     </w:p>
     <w:p>
@@ -2628,7 +2534,7 @@
         <w:spacing w:after="160"/>
       </w:pPr>
       <w:r>
-        <w:t>Synthesise, don't copy. §4 (Current State) is the section most likely to drift into verbatim reproduction. Write it in your own words and focus on what's material to the migration.</w:t>
+        <w:t>Synthesise, don't copy. §3 (Current State) is the section most likely to drift into verbatim reproduction. Write it in your own words and focus on what's material to the migration.</w:t>
       </w:r>
     </w:p>
     <w:p>
@@ -2637,7 +2543,7 @@
         <w:spacing w:after="160"/>
       </w:pPr>
       <w:r>
-        <w:t>Show your AWS pricing working. Generate an AWS Pricing Calculator estimate, export it, and attach it as Appendix 3. Numbers without evidence are not credible.</w:t>
+        <w:t>Sense-check your CBA totals. Year-1 outlay differences matter to senior management even when 5-year totals favour one option — make the cash-flow position visible.</w:t>
       </w:r>
     </w:p>
     <w:p>
@@ -2646,7 +2552,7 @@
         <w:spacing w:after="160"/>
       </w:pPr>
       <w:r>
-        <w:t>Sense-check your CBA totals. Year-1 outlay differences matter to senior management even when 5-year totals favour one option — make the cash-flow position visible.</w:t>
+        <w:t>Be honest in §7 Intangibles. A one-sided intangibles table — only positives for your preferred option — is less credible than an honest trade-off discussion.</w:t>
       </w:r>
     </w:p>
     <w:p>
@@ -2655,16 +2561,7 @@
         <w:spacing w:after="160"/>
       </w:pPr>
       <w:r>
-        <w:t>Be honest in §8 Intangibles. A one-sided intangibles table — only positives for your preferred option — is less credible than an honest trade-off discussion.</w:t>
-      </w:r>
-    </w:p>
-    <w:p>
-      <w:pPr>
-        <w:pStyle w:val="Assessortext"/>
-        <w:spacing w:after="160"/>
-      </w:pPr>
-      <w:r>
-        <w:t>The action plan is what the board approves. §10 is the most scrutinised section. Spend time on prioritisation, scheduling, and alignment with YAT's change-management procedure.</w:t>
+        <w:t>The action plan is what the board approves. §9 is the most scrutinised section. Spend time on prioritisation, scheduling, and alignment with YAT's change-management procedure.</w:t>
       </w:r>
     </w:p>
     <w:p>
@@ -2756,7 +2653,7 @@
         <w:ind w:left="360"/>
       </w:pPr>
       <w:r>
-        <w:t>• 5-year cost numbers are present and reconcile with §7</w:t>
+        <w:t>• 5-year cost numbers are present and reconcile with §6</w:t>
       </w:r>
     </w:p>
     <w:p>
@@ -2818,7 +2715,7 @@
         <w:ind w:left="360"/>
       </w:pPr>
       <w:r>
-        <w:t>• Numbers do not reconcile with §7</w:t>
+        <w:t>• Numbers do not reconcile with §6</w:t>
       </w:r>
     </w:p>
     <w:p>
@@ -2827,77 +2724,7 @@
         <w:spacing w:before="280" w:after="80"/>
       </w:pPr>
       <w:r>
-        <w:t>2. Marking §2 Engagement Context</w:t>
-      </w:r>
-    </w:p>
-    <w:p>
-      <w:pPr>
-        <w:pStyle w:val="Assessortext"/>
-        <w:spacing w:after="160"/>
-      </w:pPr>
-      <w:r>
-        <w:rPr>
-          <w:i/>
-          <w:color w:val="595959"/>
-          <w:sz w:val="18"/>
-        </w:rPr>
-        <w:t>UoC evidenced: [ICTICT517 AC 4] Individual superior in the organisation.</w:t>
-      </w:r>
-    </w:p>
-    <w:p>
-      <w:pPr>
-        <w:pStyle w:val="Assessortext"/>
-        <w:spacing w:before="120" w:after="80"/>
-      </w:pPr>
-      <w:r>
-        <w:rPr>
-          <w:b/>
-        </w:rPr>
-        <w:t>Satisfactory looks like:</w:t>
-      </w:r>
-    </w:p>
-    <w:p>
-      <w:pPr>
-        <w:pStyle w:val="Assessortext"/>
-        <w:spacing w:after="80"/>
-        <w:ind w:left="360"/>
-      </w:pPr>
-      <w:r>
-        <w:t>• Names the student's MTS role + the YAT superior + the engagement scope</w:t>
-      </w:r>
-    </w:p>
-    <w:p>
-      <w:pPr>
-        <w:pStyle w:val="Assessortext"/>
-        <w:spacing w:after="80"/>
-        <w:ind w:left="360"/>
-      </w:pPr>
-      <w:r>
-        <w:t>• States what the Business Case asks the board to decide</w:t>
-      </w:r>
-    </w:p>
-    <w:p>
-      <w:pPr>
-        <w:pStyle w:val="Assessortext"/>
-        <w:spacing w:after="160"/>
-      </w:pPr>
-      <w:r>
-        <w:rPr>
-          <w:b/>
-        </w:rPr>
-        <w:t xml:space="preserve">NYS: </w:t>
-      </w:r>
-      <w:r>
-        <w:t>missing or vague about who is engaged and who decides.</w:t>
-      </w:r>
-    </w:p>
-    <w:p>
-      <w:pPr>
-        <w:pStyle w:val="Heading2"/>
-        <w:spacing w:before="280" w:after="80"/>
-      </w:pPr>
-      <w:r>
-        <w:t>3. Marking §3 Strategic Alignment Analysis</w:t>
+        <w:t>2. Marking §2 Strategic Alignment Analysis</w:t>
       </w:r>
     </w:p>
     <w:p>
@@ -2943,7 +2770,7 @@
         <w:ind w:left="360"/>
       </w:pPr>
       <w:r>
-        <w:t>• Includes external industry context — RTO sector cloud adoption, availability expectations, data residency obligations — with cited sources</w:t>
+        <w:t>• Includes relevant external industry context (e.g. RTO sector cloud adoption, availability expectations, or data residency obligations)</w:t>
       </w:r>
     </w:p>
     <w:p>
@@ -2954,16 +2781,6 @@
       </w:pPr>
       <w:r>
         <w:t>• Identifies where YAT's plan aligns with industry direction and where it is more ambitious / more cautious</w:t>
-      </w:r>
-    </w:p>
-    <w:p>
-      <w:pPr>
-        <w:pStyle w:val="Assessortext"/>
-        <w:spacing w:after="80"/>
-        <w:ind w:left="360"/>
-      </w:pPr>
-      <w:r>
-        <w:t>• Connects the analysis to the LMS migration</w:t>
       </w:r>
     </w:p>
     <w:p>
@@ -2995,16 +2812,6 @@
         <w:ind w:left="360"/>
       </w:pPr>
       <w:r>
-        <w:t>• No citations</w:t>
-      </w:r>
-    </w:p>
-    <w:p>
-      <w:pPr>
-        <w:pStyle w:val="Assessortext"/>
-        <w:spacing w:after="80"/>
-        <w:ind w:left="360"/>
-      </w:pPr>
-      <w:r>
         <w:t>• Strategic Plan content reproduced without analysis</w:t>
       </w:r>
     </w:p>
@@ -3014,7 +2821,7 @@
         <w:spacing w:before="280" w:after="80"/>
       </w:pPr>
       <w:r>
-        <w:t>4. Marking §4 Current State of YAT's ICT</w:t>
+        <w:t>3. Marking §3 Current State of YAT's ICT</w:t>
       </w:r>
     </w:p>
     <w:p>
@@ -3133,7 +2940,7 @@
         <w:spacing w:before="280" w:after="80"/>
       </w:pPr>
       <w:r>
-        <w:t>5. Marking §5 Gap Analysis</w:t>
+        <w:t>4. Marking §4 Gap Analysis</w:t>
       </w:r>
     </w:p>
     <w:p>
@@ -3169,7 +2976,7 @@
         <w:ind w:left="360"/>
       </w:pPr>
       <w:r>
-        <w:t>• At least 3 rows in the gap table, each covering all 6 columns (Strategic Plan objective, Current state, Desired future state, Gap, Improvement opportunity, Proposed change)</w:t>
+        <w:t>• At least 2 rows in the gap table, each covering all 5 columns (Strategic Plan objective, Current state, Desired future state, Gap, Improvement opportunity, Proposed change)</w:t>
       </w:r>
     </w:p>
     <w:p>
@@ -3179,7 +2986,7 @@
         <w:ind w:left="360"/>
       </w:pPr>
       <w:r>
-        <w:t>• Gaps are real and supported by §3 + §4</w:t>
+        <w:t>• Gaps are real and supported by §2 + §3</w:t>
       </w:r>
     </w:p>
     <w:p>
@@ -3273,7 +3080,7 @@
         <w:ind w:left="360"/>
       </w:pPr>
       <w:r>
-        <w:t>• Fewer than 3 gaps</w:t>
+        <w:t>• Fewer than 2 gaps</w:t>
       </w:r>
     </w:p>
     <w:p>
@@ -3302,7 +3109,7 @@
         <w:spacing w:before="280" w:after="80"/>
       </w:pPr>
       <w:r>
-        <w:t>6. Marking §6 Options Considered and Evaluation</w:t>
+        <w:t>5. Marking §5 Options Considered and Evaluation</w:t>
       </w:r>
     </w:p>
     <w:p>
@@ -3338,7 +3145,7 @@
         <w:ind w:left="360"/>
       </w:pPr>
       <w:r>
-        <w:t>• §6.1 Workload definition references the LMS application spec</w:t>
+        <w:t>• §5.1 Workload definition references the LMS application spec</w:t>
       </w:r>
     </w:p>
     <w:p>
@@ -3348,7 +3155,7 @@
         <w:ind w:left="360"/>
       </w:pPr>
       <w:r>
-        <w:t>• §6.2 names the two options (Option A in-house renewal, Option B cloud migration to AWS) and explains why these two</w:t>
+        <w:t>• §5.2 names the two options (Option A in-house renewal, Option B cloud migration to AWS)</w:t>
       </w:r>
     </w:p>
     <w:p>
@@ -3358,7 +3165,7 @@
         <w:ind w:left="360"/>
       </w:pPr>
       <w:r>
-        <w:t>• §6.3 names the evaluation method (CBA + intangibles + risk register) and justifies its choice</w:t>
+        <w:t>• §5.3 names the evaluation method (CBA + intangibles + risk register) and justifies its choice</w:t>
       </w:r>
     </w:p>
     <w:p>
@@ -3368,7 +3175,7 @@
         <w:ind w:left="360"/>
       </w:pPr>
       <w:r>
-        <w:t>• §6.4 initial impact + difficulty table populated for both options</w:t>
+        <w:t>• §5.4 initial impact + difficulty table populated for both options</w:t>
       </w:r>
     </w:p>
     <w:p>
@@ -3419,7 +3226,7 @@
         <w:spacing w:before="280" w:after="80"/>
       </w:pPr>
       <w:r>
-        <w:t>7. Marking §7 Cost-Benefit Analysis (and Appendix 1)</w:t>
+        <w:t>6. Marking §6 Cost-Benefit Analysis (and Appendix 1)</w:t>
       </w:r>
     </w:p>
     <w:p>
@@ -5494,27 +5301,6 @@
       </w:tr>
     </w:tbl>
     <w:p/>
-    <w:p>
-      <w:pPr>
-        <w:pStyle w:val="Heading3"/>
-        <w:spacing w:before="200" w:after="80"/>
-      </w:pPr>
-      <w:r>
-        <w:t>7.6 Year-1 cash-flow profile</w:t>
-      </w:r>
-    </w:p>
-    <w:p>
-      <w:pPr>
-        <w:pStyle w:val="Assessortext"/>
-        <w:spacing w:before="120" w:after="80"/>
-      </w:pPr>
-      <w:r>
-        <w:rPr>
-          <w:b/>
-        </w:rPr>
-        <w:t>Important for sign-off conversation — both options have similar Year-1 cash impact; cloud's savings appear in Years 2–5:</w:t>
-      </w:r>
-    </w:p>
     <w:tbl>
       <w:tblPr>
         <w:tblStyle w:val="TableGrid"/>
@@ -5664,7 +5450,7 @@
         <w:spacing w:before="200" w:after="80"/>
       </w:pPr>
       <w:r>
-        <w:t>7.8 Marking checks for §7 + Appendix 1</w:t>
+        <w:t>7.8 Marking checks for §6 + Appendix 1</w:t>
       </w:r>
     </w:p>
     <w:p>
@@ -5696,7 +5482,7 @@
         <w:ind w:left="360"/>
       </w:pPr>
       <w:r>
-        <w:t>• AWS Pricing Calculator (or equivalent) evidence attached as Appendix 3</w:t>
+        <w:t>• 5-year projection per option</w:t>
       </w:r>
     </w:p>
     <w:p>
@@ -5706,7 +5492,7 @@
         <w:ind w:left="360"/>
       </w:pPr>
       <w:r>
-        <w:t>• 5-year projection per option</w:t>
+        <w:t>• Stated sizing assumption for AWS option</w:t>
       </w:r>
     </w:p>
     <w:p>
@@ -5716,7 +5502,7 @@
         <w:ind w:left="360"/>
       </w:pPr>
       <w:r>
-        <w:t>• Stated sizing assumption for AWS option</w:t>
+        <w:t>• Quantified avoided-downtime calculation (§6.4)</w:t>
       </w:r>
     </w:p>
     <w:p>
@@ -5726,37 +5512,7 @@
         <w:ind w:left="360"/>
       </w:pPr>
       <w:r>
-        <w:t>• Sensitivity analysis (§7.6) around at least one key assumption</w:t>
-      </w:r>
-    </w:p>
-    <w:p>
-      <w:pPr>
-        <w:pStyle w:val="Assessortext"/>
-        <w:spacing w:after="80"/>
-        <w:ind w:left="360"/>
-      </w:pPr>
-      <w:r>
-        <w:t>• Year-1 cash-flow point (§7.5.1) made explicitly</w:t>
-      </w:r>
-    </w:p>
-    <w:p>
-      <w:pPr>
-        <w:pStyle w:val="Assessortext"/>
-        <w:spacing w:after="80"/>
-        <w:ind w:left="360"/>
-      </w:pPr>
-      <w:r>
-        <w:t>• Quantified avoided-downtime calculation (§7.4)</w:t>
-      </w:r>
-    </w:p>
-    <w:p>
-      <w:pPr>
-        <w:pStyle w:val="Assessortext"/>
-        <w:spacing w:after="80"/>
-        <w:ind w:left="360"/>
-      </w:pPr>
-      <w:r>
-        <w:t>• Detailed line items in Appendix 1 roll up correctly to §7 summary tables</w:t>
+        <w:t>• Detailed line items in Appendix 1 roll up correctly to §6 summary tables</w:t>
       </w:r>
     </w:p>
     <w:p>
@@ -5808,7 +5564,7 @@
         <w:ind w:left="360"/>
       </w:pPr>
       <w:r>
-        <w:t>• Appendix 1 totals do not reconcile with §7 summary tables</w:t>
+        <w:t>• Appendix 1 totals do not reconcile with §6 summary tables</w:t>
       </w:r>
     </w:p>
     <w:p>
@@ -5817,7 +5573,7 @@
         <w:spacing w:before="280" w:after="80"/>
       </w:pPr>
       <w:r>
-        <w:t>8. Marking §8 Risk and Impact Assessment</w:t>
+        <w:t>7. Marking §7 Risk and Impact Assessment</w:t>
       </w:r>
     </w:p>
     <w:p>
@@ -5853,7 +5609,7 @@
         <w:ind w:left="360"/>
       </w:pPr>
       <w:r>
-        <w:t>• §8.1 intangibles table populated for both options across all 9 factors</w:t>
+        <w:t>• §7.1 intangibles table addresses at least 3 factors for both options</w:t>
       </w:r>
     </w:p>
     <w:p>
@@ -5873,7 +5629,7 @@
         <w:ind w:left="360"/>
       </w:pPr>
       <w:r>
-        <w:t>• §8.2 risk register has at least 3 risks for the recommended option, each with likelihood / impact / mitigation</w:t>
+        <w:t>• §7.2 risk register has at least 2 risks for the recommended option, each with likelihood / impact / mitigation</w:t>
       </w:r>
     </w:p>
     <w:p>
@@ -5885,7 +5641,7 @@
         <w:rPr>
           <w:b/>
         </w:rPr>
-        <w:t>Expected intangibles coverage (student should address most):</w:t>
+        <w:t>Intangibles the student may draw on (any 3 are sufficient):</w:t>
       </w:r>
     </w:p>
     <w:p>
@@ -6026,7 +5782,7 @@
         <w:spacing w:before="280" w:after="80"/>
       </w:pPr>
       <w:r>
-        <w:t>9. Marking §9 Recommendation</w:t>
+        <w:t>8. Marking §8 Recommendation</w:t>
       </w:r>
     </w:p>
     <w:p>
@@ -6082,7 +5838,7 @@
         <w:ind w:left="360"/>
       </w:pPr>
       <w:r>
-        <w:t>• Recommendation flows logically into §10 Action Plan</w:t>
+        <w:t>• Recommendation flows logically into §9 Action Plan</w:t>
       </w:r>
     </w:p>
     <w:p>
@@ -6143,7 +5899,7 @@
         <w:spacing w:before="280" w:after="80"/>
       </w:pPr>
       <w:r>
-        <w:t>10. Marking §10 Action Plan</w:t>
+        <w:t>9. Marking §9 Action Plan</w:t>
       </w:r>
     </w:p>
     <w:p>
@@ -6188,7 +5944,7 @@
         <w:ind w:left="360"/>
       </w:pPr>
       <w:r>
-        <w:t>• §10.1 prioritised changes — at least 5 items with priority rationale</w:t>
+        <w:t>• §9.1 prioritised changes — at least 3 items with priority rationale</w:t>
       </w:r>
     </w:p>
     <w:p>
@@ -6198,7 +5954,7 @@
         <w:ind w:left="360"/>
       </w:pPr>
       <w:r>
-        <w:t>• §10.2 implementation schedule — phased; dependencies named; no all-at-once cutover proposed</w:t>
+        <w:t>• §9.2 implementation schedule — phased; dependencies named; no all-at-once cutover proposed</w:t>
       </w:r>
     </w:p>
     <w:p>
@@ -6208,7 +5964,7 @@
         <w:ind w:left="360"/>
       </w:pPr>
       <w:r>
-        <w:t>• §10.3 standards / targets table populated, with measurable targets (99.9% availability, RPO ≤ 1h, RTO ≤ 4h, data residency Australia, cost envelopes)</w:t>
+        <w:t>• §9.3 standards / targets table populated, with measurable targets (99.9% availability, RPO ≤ 1h, RTO ≤ 4h, data residency Australia, cost envelopes)</w:t>
       </w:r>
     </w:p>
     <w:p>
@@ -6218,7 +5974,7 @@
         <w:ind w:left="360"/>
       </w:pPr>
       <w:r>
-        <w:t>• §10.4 implementation methods — names specific methods, tools, standards (Well-Architected, AWS managed services, ITIL change management, etc.)</w:t>
+        <w:t>• §9.4 implementation methods — names specific methods, tools, standards (Well-Architected, AWS managed services, ITIL change management, etc.)</w:t>
       </w:r>
     </w:p>
     <w:p>
@@ -6228,17 +5984,7 @@
         <w:ind w:left="360"/>
       </w:pPr>
       <w:r>
-        <w:t>• §10.5 alignment with YAT change-management procedure — explicit</w:t>
-      </w:r>
-    </w:p>
-    <w:p>
-      <w:pPr>
-        <w:pStyle w:val="Assessortext"/>
-        <w:spacing w:after="80"/>
-        <w:ind w:left="360"/>
-      </w:pPr>
-      <w:r>
-        <w:t>• §10.6 risk register cross-references §8.2</w:t>
+        <w:t>• §9.5 alignment with YAT change-management procedure — explicit</w:t>
       </w:r>
     </w:p>
     <w:p>
@@ -6361,7 +6107,7 @@
         <w:spacing w:before="280" w:after="80"/>
       </w:pPr>
       <w:r>
-        <w:t>11. Marking §11 Next Steps and Decision Requested</w:t>
+        <w:t>10. Marking §10 Next Steps and Decision Requested</w:t>
       </w:r>
     </w:p>
     <w:p>
@@ -6384,7 +6130,7 @@
         <w:spacing w:after="160"/>
       </w:pPr>
       <w:r>
-        <w:t>UoC evidenced (foundation skills &amp; additional criteria — closest-fit to the noted marking criteria): [ICTICT517 FS Reading] (A12) · [ICTICT517 FS Writing] (A15) · [ICTICT517 FS Get the work done] (A4/A8/A12) · [ICTICT517 FS Oral Communication] (B7/B8) · [ICTICT517 FS Navigate the world of work] (A8) · [ICTICT517 FS Interact with others] (B5/B6) · [ICTCLD502 FS Oral communication] (B9) · [ICTCLD401 PC 4.2] (B5) · [ICTICT517 PC 2.4] (A13/B2).</w:t>
+        <w:t>UoC evidenced (foundation skills &amp; additional criteria — closest-fit to the noted marking criteria): [ICTICT517 FS Reading] (A3) · [ICTICT517 FS Writing] (A14) · [ICTICT517 FS Get the work done] (A4/A8) · [ICTICT517 FS Oral Communication] (B7/B8) · [ICTICT517 FS Navigate the world of work] (A8) · [ICTICT517 FS Interact with others] (B5/B6) · [ICTCLD502 FS Oral communication] (B9) · [ICTCLD401 PC 4.2] (B5) · [ICTICT517 PC 2.4] (A13/B2).</w:t>
       </w:r>
     </w:p>
     <w:p>
@@ -6440,7 +6186,7 @@
         <w:spacing w:before="280" w:after="80"/>
       </w:pPr>
       <w:r>
-        <w:t>12. Marking Appendix 2 — Knowledge Evidence</w:t>
+        <w:t>11. Marking Appendix 2 — Knowledge Evidence</w:t>
       </w:r>
     </w:p>
     <w:p>
@@ -6521,7 +6267,7 @@
         <w:spacing w:after="160"/>
       </w:pPr>
       <w:r>
-        <w:t>Model coverage: At least three named, with material role explained. Acceptable: NIST SP 800-145 (definitions of IaaS/PaaS/SaaS) — informs §6 service-type classification; AWS Well-Architected Framework — informs §10 implementation methods; ISO/IEC 27017 — informs §8 security treatment; ACSC Essential Eight — informs §10 security controls; ITIL 4 — informs alignment with YAT change management procedure.</w:t>
+        <w:t>Model coverage: At least three named, with material role explained. Acceptable: NIST SP 800-145 (definitions of IaaS/PaaS/SaaS) — informs §5 service-type classification; AWS Well-Architected Framework — informs §9 implementation methods; ISO/IEC 27017 — informs §7 security treatment; ACSC Essential Eight — informs §9 security controls; ITIL 4 — informs alignment with YAT change management procedure.</w:t>
       </w:r>
     </w:p>
     <w:p>
@@ -6584,7 +6330,7 @@
         <w:spacing w:after="160"/>
       </w:pPr>
       <w:r>
-        <w:t>Model coverage: Student identifies the key sections of an ICT implementation action plan (prioritised list of changes, implementation schedule with dependencies, standards/targets/success metrics, implementation methods, alignment with change-management procedure, risk register, owners) and cites where each appears in their §10. Demonstrates §10 has all key sections.</w:t>
+        <w:t>Model coverage: Student identifies the key sections of an ICT implementation action plan (prioritised list of changes, implementation schedule with dependencies, standards/targets/success metrics, implementation methods, alignment with change-management procedure, risk register, owners) and cites where each appears in their §9. Demonstrates §9 has all key sections.</w:t>
       </w:r>
     </w:p>
     <w:p>
@@ -6602,7 +6348,7 @@
         <w:spacing w:after="160"/>
       </w:pPr>
       <w:r>
-        <w:t>Model coverage: Student names the methods applied (CBA, sensitivity analysis, intangibles assessment, risk register) and cites the §7 / §8 sections where each is applied. May also cite their use of structured gap-analysis methodology in §5.</w:t>
+        <w:t>Model coverage: Student names the methods applied (CBA, intangibles assessment, risk register) and cites the §6 / §7 sections where each is applied. May also cite their use of structured gap-analysis methodology in §4.</w:t>
       </w:r>
     </w:p>
     <w:p>
@@ -6620,7 +6366,7 @@
         <w:spacing w:after="160"/>
       </w:pPr>
       <w:r>
-        <w:t>Model coverage: Student names the evaluation method — typically the CBA combined with intangibles — and cites §6.3 (where the method is named) + §7 (where the CBA evaluates) + §8.1 (where intangibles compare). May also mention weighted-criteria evaluation if the student used one.</w:t>
+        <w:t>Model coverage: Student names the evaluation method — typically the CBA combined with intangibles — and cites §5.3 (where the method is named) + §6 (where the CBA evaluates) + §7.1 (where intangibles compare). May also mention weighted-criteria evaluation if the student used one.</w:t>
       </w:r>
     </w:p>
     <w:p>
@@ -6730,7 +6476,7 @@
         <w:spacing w:before="280" w:after="80"/>
       </w:pPr>
       <w:r>
-        <w:t>13. Marking Appendix 3 — Supporting Research</w:t>
+        <w:t>12. Marking §11 — Feedback</w:t>
       </w:r>
     </w:p>
     <w:p>
@@ -6752,7 +6498,7 @@
         <w:ind w:left="360"/>
       </w:pPr>
       <w:r>
-        <w:t>• AWS Pricing Calculator export attached (screenshot or shared link)</w:t>
+        <w:t>• Captures actual board feedback received during the presentation event</w:t>
       </w:r>
     </w:p>
     <w:p>
@@ -6762,17 +6508,7 @@
         <w:ind w:left="360"/>
       </w:pPr>
       <w:r>
-        <w:t>• Industry-research sources from §3 cited with URLs and access dates</w:t>
-      </w:r>
-    </w:p>
-    <w:p>
-      <w:pPr>
-        <w:pStyle w:val="Assessortext"/>
-        <w:spacing w:after="80"/>
-        <w:ind w:left="360"/>
-      </w:pPr>
-      <w:r>
-        <w:t>• Any other source documents used for cost figures cited</w:t>
+        <w:t>• Includes student's response or follow-up action where applicable</w:t>
       </w:r>
     </w:p>
     <w:p>
@@ -6787,7 +6523,7 @@
         <w:t xml:space="preserve">NYS: </w:t>
       </w:r>
       <w:r>
-        <w:t>AWS Pricing Calculator evidence absent — implies the student didn't research their AWS figures and is fabricating.</w:t>
+        <w:t>absent, blank, or evidently not completed at the event.</w:t>
       </w:r>
     </w:p>
     <w:p>
@@ -6796,63 +6532,7 @@
         <w:spacing w:before="280" w:after="80"/>
       </w:pPr>
       <w:r>
-        <w:t>14. Marking §12 — Feedback</w:t>
-      </w:r>
-    </w:p>
-    <w:p>
-      <w:pPr>
-        <w:pStyle w:val="Assessortext"/>
-        <w:spacing w:before="120" w:after="80"/>
-      </w:pPr>
-      <w:r>
-        <w:rPr>
-          <w:b/>
-        </w:rPr>
-        <w:t>Satisfactory looks like:</w:t>
-      </w:r>
-    </w:p>
-    <w:p>
-      <w:pPr>
-        <w:pStyle w:val="Assessortext"/>
-        <w:spacing w:after="80"/>
-        <w:ind w:left="360"/>
-      </w:pPr>
-      <w:r>
-        <w:t>• Captures actual board feedback received during the presentation event</w:t>
-      </w:r>
-    </w:p>
-    <w:p>
-      <w:pPr>
-        <w:pStyle w:val="Assessortext"/>
-        <w:spacing w:after="80"/>
-        <w:ind w:left="360"/>
-      </w:pPr>
-      <w:r>
-        <w:t>• Includes student's response or follow-up action where applicable</w:t>
-      </w:r>
-    </w:p>
-    <w:p>
-      <w:pPr>
-        <w:pStyle w:val="Assessortext"/>
-        <w:spacing w:after="160"/>
-      </w:pPr>
-      <w:r>
-        <w:rPr>
-          <w:b/>
-        </w:rPr>
-        <w:t xml:space="preserve">NYS: </w:t>
-      </w:r>
-      <w:r>
-        <w:t>absent, blank, or evidently not completed at the event.</w:t>
-      </w:r>
-    </w:p>
-    <w:p>
-      <w:pPr>
-        <w:pStyle w:val="Heading2"/>
-        <w:spacing w:before="280" w:after="80"/>
-      </w:pPr>
-      <w:r>
-        <w:t>15. Marking the Sign-off block</w:t>
+        <w:t>13. Marking the Sign-off block</w:t>
       </w:r>
     </w:p>
     <w:p>
@@ -7396,7 +7076,7 @@
           </w:tcPr>
           <w:p>
             <w:r>
-              <w:t>A13 (feedback captured) · B2 (provided + walked through in meeting)</w:t>
+              <w:t>A12 (feedback captured) · B2 (provided + walked through in meeting)</w:t>
             </w:r>
           </w:p>
         </w:tc>
@@ -7704,7 +7384,7 @@
           </w:tcPr>
           <w:p>
             <w:r>
-              <w:t>A12</w:t>
+              <w:t>A3</w:t>
             </w:r>
           </w:p>
         </w:tc>
@@ -7748,7 +7428,7 @@
           </w:tcPr>
           <w:p>
             <w:r>
-              <w:t>B7 · B8</w:t>
+              <w:t>B7</w:t>
             </w:r>
           </w:p>
         </w:tc>
@@ -7945,7 +7625,7 @@
           </w:tcPr>
           <w:p>
             <w:r>
-              <w:t>A14 · B4</w:t>
+              <w:t>A13 · B4</w:t>
             </w:r>
           </w:p>
         </w:tc>
@@ -8283,7 +7963,7 @@
           </w:tcPr>
           <w:p>
             <w:r>
-              <w:t>B9</w:t>
+              <w:t>B8</w:t>
             </w:r>
           </w:p>
         </w:tc>

--- a/S1-CL1-Cloud-Design-Build/assessments/AT1/AT1-BusinessCase-Assessor.docx
+++ b/S1-CL1-Cloud-Design-Build/assessments/AT1/AT1-BusinessCase-Assessor.docx
@@ -6533,6 +6533,20 @@
       </w:pPr>
       <w:r>
         <w:t>13. Marking the Sign-off block</w:t>
+      </w:r>
+    </w:p>
+    <w:p>
+      <w:pPr>
+        <w:pStyle w:val="Assessortext"/>
+        <w:spacing w:after="160"/>
+      </w:pPr>
+      <w:r>
+        <w:rPr>
+          <w:i/>
+          <w:color w:val="595959"/>
+          <w:sz w:val="18"/>
+        </w:rPr>
+        <w:t>UoC evidenced: [ICTICT517 PC 3.3] Obtain approval from required personnel · [ICTCLD401 PC 4.1] Document and communicate work to required personnel — the deck and its verbal delivery at the presentation event are the documenting and communicating; the sign-off is the required personnel receiving it.</w:t>
       </w:r>
     </w:p>
     <w:p>

--- a/S1-CL1-Cloud-Design-Build/assessments/AT1/AT1-BusinessCase-Assessor.docx
+++ b/S1-CL1-Cloud-Design-Build/assessments/AT1/AT1-BusinessCase-Assessor.docx
@@ -1444,7 +1444,7 @@
           <w:p>
             <w:pPr/>
             <w:r>
-              <w:t>[ICTCLD401 PC 4.1] (documented + communicated work formally signed off)</w:t>
+              <w:t>[ICTCLD401 PC 4.1] (documented + communicated work formally signed off) · [ICTCLD502 PC 5.3] (final sign off obtained from required personnel)</w:t>
             </w:r>
           </w:p>
         </w:tc>
@@ -6546,7 +6546,7 @@
           <w:color w:val="595959"/>
           <w:sz w:val="18"/>
         </w:rPr>
-        <w:t>UoC evidenced: [ICTICT517 PC 3.3] Obtain approval from required personnel · [ICTCLD401 PC 4.1] Document and communicate work to required personnel — the deck and its verbal delivery at the presentation event are the documenting and communicating; the sign-off is the required personnel receiving it.</w:t>
+        <w:t>UoC evidenced: [ICTICT517 PC 3.3] Obtain approval from required personnel · [ICTCLD401 PC 4.1] Document and communicate work to required personnel · [ICTCLD502 PC 5.3] Obtain final sign off from required personnel — the deck and its verbal delivery at the presentation event are the documenting and communicating; the sign-off is the required personnel receiving it.</w:t>
       </w:r>
     </w:p>
     <w:p>

--- a/S1-CL1-Cloud-Design-Build/assessments/AT1/AT1-BusinessCase-Assessor.docx
+++ b/S1-CL1-Cloud-Design-Build/assessments/AT1/AT1-BusinessCase-Assessor.docx
@@ -1220,7 +1220,7 @@
           <w:p>
             <w:pPr/>
             <w:r>
-              <w:t>[ICTICT517 PC 2.1] (financial impact) · [ICTICT517 KE 2] (sensitivity as evaluation method) · [ICTICT517 KE 3] (evaluation of competing options) · [ICTICT517 FS Numeracy] · [ICTCLD401 KE 1] (industry standards in selecting AWS services) · [ICTCLD401 KE 4] (cost models) · [ICTCLD502 KE 3] (cloud cost models and scalability)</w:t>
+              <w:t>[ICTICT517 PC 2.1] (financial impact) · [ICTICT517 KE 2] (the CBA as the evaluation method applied) · [ICTICT517 KE 3] (evaluation of competing options) · [ICTICT517 FS Numeracy] · [ICTCLD401 KE 1] (industry standards in selecting AWS services) · [ICTCLD401 KE 4] (cost models) · [ICTCLD502 KE 3] (cloud cost models and scalability)</w:t>
             </w:r>
           </w:p>
         </w:tc>
@@ -1551,7 +1551,7 @@
           <w:p>
             <w:pPr/>
             <w:r>
-              <w:t>[ICTICT517 PC 2.4] (the act of providing + walking through — A13 covers the captured feedback afterwards)</w:t>
+              <w:t>[ICTICT517 PC 2.4] (the act of providing + walking through — A12 covers the captured feedback afterwards)</w:t>
             </w:r>
           </w:p>
         </w:tc>
@@ -2976,7 +2976,7 @@
         <w:ind w:left="360"/>
       </w:pPr>
       <w:r>
-        <w:t>• At least 2 rows in the gap table, each covering all 5 columns (Strategic Plan objective, Current state, Desired future state, Gap, Improvement opportunity, Proposed change)</w:t>
+        <w:t>• At least 2 rows in the gap table, each covering all 5 columns (Strategic objective, Current state, Gap, Improvement opportunity, Proposed change)</w:t>
       </w:r>
     </w:p>
     <w:p>
@@ -3258,7 +3258,7 @@
         <w:spacing w:before="200" w:after="80"/>
       </w:pPr>
       <w:r>
-        <w:t>7.1 Benchmark assumptions</w:t>
+        <w:t>6.1 Benchmark assumptions</w:t>
       </w:r>
     </w:p>
     <w:p>
@@ -3330,7 +3330,7 @@
         <w:spacing w:before="200" w:after="80"/>
       </w:pPr>
       <w:r>
-        <w:t>7.2 Option A — In-house renewal (5-year worked example)</w:t>
+        <w:t>6.2 Option A — In-house renewal (5-year worked example)</w:t>
       </w:r>
     </w:p>
     <w:p>
@@ -4064,7 +4064,7 @@
         <w:spacing w:before="200" w:after="80"/>
       </w:pPr>
       <w:r>
-        <w:t>7.3 Option B — Cloud migration to AWS (5-year worked example)</w:t>
+        <w:t>6.3 Option B — Cloud migration to AWS (5-year worked example)</w:t>
       </w:r>
     </w:p>
     <w:p>
@@ -5013,7 +5013,7 @@
         <w:spacing w:before="200" w:after="80"/>
       </w:pPr>
       <w:r>
-        <w:t>7.4 Avoided-downtime benefit</w:t>
+        <w:t>6.4 Avoided-downtime benefit</w:t>
       </w:r>
     </w:p>
     <w:p>
@@ -5063,7 +5063,7 @@
         <w:spacing w:before="200" w:after="80"/>
       </w:pPr>
       <w:r>
-        <w:t>7.5 Comparison summary</w:t>
+        <w:t>6.5 Comparison summary</w:t>
       </w:r>
     </w:p>
     <w:tbl>
@@ -5414,7 +5414,7 @@
         <w:spacing w:before="200" w:after="80"/>
       </w:pPr>
       <w:r>
-        <w:t>7.7 Acceptable ranges for student totals</w:t>
+        <w:t>6.6 Acceptable ranges for student totals</w:t>
       </w:r>
     </w:p>
     <w:p>
@@ -5450,7 +5450,7 @@
         <w:spacing w:before="200" w:after="80"/>
       </w:pPr>
       <w:r>
-        <w:t>7.8 Marking checks for §6 + Appendix 1</w:t>
+        <w:t>6.7 Marking checks for §6 + Appendix 1</w:t>
       </w:r>
     </w:p>
     <w:p>
@@ -5763,7 +5763,7 @@
         <w:ind w:left="360"/>
       </w:pPr>
       <w:r>
-        <w:t>• Fewer than 4 intangibles addressed substantively</w:t>
+        <w:t>• Fewer than 3 intangibles addressed substantively</w:t>
       </w:r>
     </w:p>
     <w:p>
@@ -5773,7 +5773,7 @@
         <w:ind w:left="360"/>
       </w:pPr>
       <w:r>
-        <w:t>• Risk register absent or has fewer than 3 risks</w:t>
+        <w:t>• Risk register absent or has fewer than 2 risks</w:t>
       </w:r>
     </w:p>
     <w:p>
@@ -6130,7 +6130,7 @@
         <w:spacing w:after="160"/>
       </w:pPr>
       <w:r>
-        <w:t>UoC evidenced (foundation skills &amp; additional criteria — closest-fit to the noted marking criteria): [ICTICT517 FS Reading] (A3) · [ICTICT517 FS Writing] (A14) · [ICTICT517 FS Get the work done] (A4/A8) · [ICTICT517 FS Oral Communication] (B7/B8) · [ICTICT517 FS Navigate the world of work] (A8) · [ICTICT517 FS Interact with others] (B5/B6) · [ICTCLD502 FS Oral communication] (B9) · [ICTCLD401 PC 4.2] (B5) · [ICTICT517 PC 2.4] (A13/B2).</w:t>
+        <w:t>UoC evidenced (foundation skills &amp; additional criteria — closest-fit to the noted marking criteria): [ICTICT517 FS Reading] (A3) · [ICTICT517 FS Writing] (A14) · [ICTICT517 FS Get the work done] (A4/A8) · [ICTICT517 FS Oral Communication] (B7/B8) · [ICTICT517 FS Navigate the world of work] (A8) · [ICTICT517 FS Interact with others] (B5/B6) · [ICTCLD502 FS Oral communication] (B7) · [ICTCLD401 PC 4.2] (B5) · [ICTICT517 PC 2.4] (A12/B2).</w:t>
       </w:r>
     </w:p>
     <w:p>
@@ -6213,7 +6213,7 @@
         <w:spacing w:before="200" w:after="80"/>
       </w:pPr>
       <w:r>
-        <w:t>12.1 Selection-style questions</w:t>
+        <w:t>11.1 Selection-style questions</w:t>
       </w:r>
     </w:p>
     <w:p>
@@ -6312,7 +6312,7 @@
         <w:spacing w:before="200" w:after="80"/>
       </w:pPr>
       <w:r>
-        <w:t>12.2 Demonstration-style questions</w:t>
+        <w:t>11.2 Demonstration-style questions</w:t>
       </w:r>
     </w:p>
     <w:p>
@@ -7156,7 +7156,7 @@
           </w:tcPr>
           <w:p>
             <w:r>
-              <w:t>A9 (written ask) · A14 (granted approval) · B3 (verbal seeking)</w:t>
+              <w:t>A9 (written ask) · A13 (granted approval) · B3 (verbal seeking)</w:t>
             </w:r>
           </w:p>
         </w:tc>
@@ -7420,7 +7420,7 @@
           </w:tcPr>
           <w:p>
             <w:r>
-              <w:t>A15</w:t>
+              <w:t>A14</w:t>
             </w:r>
           </w:p>
         </w:tc>
@@ -7901,6 +7901,28 @@
           </w:tcPr>
           <w:p>
             <w:r>
+              <w:t>PC 5.3 — Obtain final sign off from required personnel</w:t>
+            </w:r>
+          </w:p>
+        </w:tc>
+        <w:tc>
+          <w:tcPr>
+            <w:tcW w:type="dxa" w:w="5233"/>
+          </w:tcPr>
+          <w:p>
+            <w:r>
+              <w:t>A13</w:t>
+            </w:r>
+          </w:p>
+        </w:tc>
+      </w:tr>
+      <w:tr>
+        <w:tc>
+          <w:tcPr>
+            <w:tcW w:type="dxa" w:w="5233"/>
+          </w:tcPr>
+          <w:p>
+            <w:r>
               <w:t>KE 1 — Industry technology standards</w:t>
             </w:r>
           </w:p>
@@ -8056,7 +8078,7 @@
         <w:spacing w:after="160"/>
       </w:pPr>
       <w:r>
-        <w:t>(Note: 502 PCs not listed above (PC 1.1, 1.3, 2.1–2.5, 3.1–3.5, 4.1–4.6, 5.1, 5.3) are evidenced by AT3 HA Design + Project Closure. 502 KEs not listed (KE 4–9) are evidenced in AT3.)</w:t>
+        <w:t>(Note: 502 PCs not listed above (PC 1.1, 2.1–2.5, 3.1–3.5, 4.1–4.6, 5.1) are evidenced by AT3 High Availability; PC 1.3 and PC 4.1–4.3 are also evidenced in AT2 Cloud Foundation Build. 502 KEs not listed (KE 4–9) are evidenced in AT3.)</w:t>
       </w:r>
     </w:p>
     <w:sectPr>
